--- a/7th Semester/CIT-411_Compiler Design & Automata Theory/Compiler mid.docx
+++ b/7th Semester/CIT-411_Compiler Design & Automata Theory/Compiler mid.docx
@@ -204,7 +204,23 @@
         <w:ind w:left="720" w:hanging="360"/>
       </w:pPr>
       <w:r>
-        <w:t>14. Define production. Explain the production: stmt -&gt; if (expr) stmt else stmt.</w:t>
+        <w:t xml:space="preserve">14. Define production. Explain the production: </w:t>
+      </w:r>
+      <w:proofErr w:type="spellStart"/>
+      <w:r>
+        <w:t>stmt</w:t>
+      </w:r>
+      <w:proofErr w:type="spellEnd"/>
+      <w:r>
+        <w:t xml:space="preserve"> -&gt; if (expr) </w:t>
+      </w:r>
+      <w:proofErr w:type="spellStart"/>
+      <w:r>
+        <w:t>stmt</w:t>
+      </w:r>
+      <w:proofErr w:type="spellEnd"/>
+      <w:r>
+        <w:t xml:space="preserve"> else stmt.</w:t>
       </w:r>
     </w:p>
     <w:p>
@@ -226,7 +242,11 @@
         <w:t>∣</w:t>
       </w:r>
       <w:r>
-        <w:t>S*S</w:t>
+        <w:t>S*</w:t>
+      </w:r>
+      <w:proofErr w:type="spellStart"/>
+      <w:r>
+        <w:t>S</w:t>
       </w:r>
       <w:r>
         <w:rPr>
@@ -237,6 +257,7 @@
       <w:r>
         <w:t>a</w:t>
       </w:r>
+      <w:proofErr w:type="spellEnd"/>
     </w:p>
     <w:p>
       <w:pPr>
@@ -248,7 +269,23 @@
         <w:ind w:left="720" w:hanging="360"/>
       </w:pPr>
       <w:r>
-        <w:t>(i) Show how the string: a+a*a can be generated by this grammar.</w:t>
+        <w:t>(</w:t>
+      </w:r>
+      <w:proofErr w:type="spellStart"/>
+      <w:r>
+        <w:t>i</w:t>
+      </w:r>
+      <w:proofErr w:type="spellEnd"/>
+      <w:r>
+        <w:t xml:space="preserve">) Show how the string: </w:t>
+      </w:r>
+      <w:proofErr w:type="spellStart"/>
+      <w:r>
+        <w:t>a+a</w:t>
+      </w:r>
+      <w:proofErr w:type="spellEnd"/>
+      <w:r>
+        <w:t>*a can be generated by this grammar.</w:t>
       </w:r>
     </w:p>
     <w:p>
@@ -313,7 +350,15 @@
         <w:ind w:left="720" w:hanging="360"/>
       </w:pPr>
       <w:r>
-        <w:t>19. How to eliminate left Recursion from SDT's?</w:t>
+        <w:t xml:space="preserve">19. How to eliminate left Recursion from </w:t>
+      </w:r>
+      <w:proofErr w:type="gramStart"/>
+      <w:r>
+        <w:t>SDT's</w:t>
+      </w:r>
+      <w:proofErr w:type="gramEnd"/>
+      <w:r>
+        <w:t>?</w:t>
       </w:r>
     </w:p>
     <w:p>
@@ -384,7 +429,7 @@
           <w14:ligatures w14:val="none"/>
         </w:rPr>
         <w:pict w14:anchorId="137A83B1">
-          <v:rect id="_x0000_i1025" style="width:0;height:1.5pt" o:hralign="center" o:hrstd="t" o:hr="t" fillcolor="#a0a0a0" stroked="f"/>
+          <v:rect id="_x0000_i1026" style="width:0;height:1.5pt" o:hralign="center" o:hrstd="t" o:hr="t" fillcolor="#a0a0a0" stroked="f"/>
         </w:pict>
       </w:r>
     </w:p>
@@ -452,16 +497,62 @@
           <w14:ligatures w14:val="none"/>
         </w:rPr>
       </w:pPr>
-      <w:r>
-        <w:rPr>
-          <w:rFonts w:ascii="Courier New" w:eastAsia="Times New Roman" w:hAnsi="Courier New" w:cs="Courier New"/>
-          <w:kern w:val="0"/>
-          <w:sz w:val="20"/>
-          <w:szCs w:val="20"/>
-          <w14:ligatures w14:val="none"/>
-        </w:rPr>
-        <w:t>stmt → if (expr) stmt else stmt</w:t>
-      </w:r>
+      <w:proofErr w:type="spellStart"/>
+      <w:r>
+        <w:rPr>
+          <w:rFonts w:ascii="Courier New" w:eastAsia="Times New Roman" w:hAnsi="Courier New" w:cs="Courier New"/>
+          <w:kern w:val="0"/>
+          <w:sz w:val="20"/>
+          <w:szCs w:val="20"/>
+          <w14:ligatures w14:val="none"/>
+        </w:rPr>
+        <w:t>stmt</w:t>
+      </w:r>
+      <w:proofErr w:type="spellEnd"/>
+      <w:r>
+        <w:rPr>
+          <w:rFonts w:ascii="Courier New" w:eastAsia="Times New Roman" w:hAnsi="Courier New" w:cs="Courier New"/>
+          <w:kern w:val="0"/>
+          <w:sz w:val="20"/>
+          <w:szCs w:val="20"/>
+          <w14:ligatures w14:val="none"/>
+        </w:rPr>
+        <w:t xml:space="preserve"> → if (expr) </w:t>
+      </w:r>
+      <w:proofErr w:type="spellStart"/>
+      <w:r>
+        <w:rPr>
+          <w:rFonts w:ascii="Courier New" w:eastAsia="Times New Roman" w:hAnsi="Courier New" w:cs="Courier New"/>
+          <w:kern w:val="0"/>
+          <w:sz w:val="20"/>
+          <w:szCs w:val="20"/>
+          <w14:ligatures w14:val="none"/>
+        </w:rPr>
+        <w:t>stmt</w:t>
+      </w:r>
+      <w:proofErr w:type="spellEnd"/>
+      <w:r>
+        <w:rPr>
+          <w:rFonts w:ascii="Courier New" w:eastAsia="Times New Roman" w:hAnsi="Courier New" w:cs="Courier New"/>
+          <w:kern w:val="0"/>
+          <w:sz w:val="20"/>
+          <w:szCs w:val="20"/>
+          <w14:ligatures w14:val="none"/>
+        </w:rPr>
+        <w:t xml:space="preserve"> else </w:t>
+      </w:r>
+      <w:proofErr w:type="spellStart"/>
+      <w:r>
+        <w:rPr>
+          <w:rFonts w:ascii="Courier New" w:eastAsia="Times New Roman" w:hAnsi="Courier New" w:cs="Courier New"/>
+          <w:kern w:val="0"/>
+          <w:sz w:val="20"/>
+          <w:szCs w:val="20"/>
+          <w14:ligatures w14:val="none"/>
+        </w:rPr>
+        <w:t>stmt</w:t>
+      </w:r>
+      <w:proofErr w:type="spellEnd"/>
     </w:p>
     <w:p>
       <w:pPr>
@@ -626,7 +717,7 @@
           <w14:ligatures w14:val="none"/>
         </w:rPr>
         <w:pict w14:anchorId="5E1AE874">
-          <v:rect id="_x0000_i1026" style="width:0;height:1.5pt" o:hralign="center" o:hrstd="t" o:hr="t" fillcolor="#a0a0a0" stroked="f"/>
+          <v:rect id="_x0000_i1027" style="width:0;height:1.5pt" o:hralign="center" o:hrstd="t" o:hr="t" fillcolor="#a0a0a0" stroked="f"/>
         </w:pict>
       </w:r>
     </w:p>
@@ -957,7 +1048,25 @@
           <w:kern w:val="0"/>
           <w14:ligatures w14:val="none"/>
         </w:rPr>
-        <w:t xml:space="preserve"> How to eliminate left Recursion from SDT's?</w:t>
+        <w:t xml:space="preserve"> How to eliminate left Recursion from </w:t>
+      </w:r>
+      <w:proofErr w:type="gramStart"/>
+      <w:r>
+        <w:rPr>
+          <w:rFonts w:ascii="Times New Roman" w:eastAsia="Times New Roman" w:hAnsi="Times New Roman" w:cs="Times New Roman"/>
+          <w:kern w:val="0"/>
+          <w14:ligatures w14:val="none"/>
+        </w:rPr>
+        <w:t>SDT's</w:t>
+      </w:r>
+      <w:proofErr w:type="gramEnd"/>
+      <w:r>
+        <w:rPr>
+          <w:rFonts w:ascii="Times New Roman" w:eastAsia="Times New Roman" w:hAnsi="Times New Roman" w:cs="Times New Roman"/>
+          <w:kern w:val="0"/>
+          <w14:ligatures w14:val="none"/>
+        </w:rPr>
+        <w:t>?</w:t>
       </w:r>
     </w:p>
     <w:p>
@@ -976,7 +1085,7 @@
           <w14:ligatures w14:val="none"/>
         </w:rPr>
         <w:pict w14:anchorId="49548B19">
-          <v:rect id="_x0000_i1027" style="width:0;height:1.5pt" o:hralign="center" o:hrstd="t" o:hr="t" fillcolor="#a0a0a0" stroked="f"/>
+          <v:rect id="_x0000_i1028" style="width:0;height:1.5pt" o:hralign="center" o:hrstd="t" o:hr="t" fillcolor="#a0a0a0" stroked="f"/>
         </w:pict>
       </w:r>
     </w:p>
@@ -1272,7 +1381,7 @@
           <w14:ligatures w14:val="none"/>
         </w:rPr>
         <w:pict w14:anchorId="4B691992">
-          <v:rect id="_x0000_i1028" style="width:0;height:1.5pt" o:hralign="center" o:hrstd="t" o:hr="t" fillcolor="#a0a0a0" stroked="f"/>
+          <v:rect id="_x0000_i1029" style="width:0;height:1.5pt" o:hralign="center" o:hrstd="t" o:hr="t" fillcolor="#a0a0a0" stroked="f"/>
         </w:pict>
       </w:r>
     </w:p>
@@ -1403,6 +1512,7 @@
           <w14:ligatures w14:val="none"/>
         </w:rPr>
       </w:pPr>
+      <w:proofErr w:type="spellStart"/>
       <w:r>
         <w:rPr>
           <w:rFonts w:ascii="Nirmala UI" w:eastAsia="Times New Roman" w:hAnsi="Nirmala UI" w:cs="Nirmala UI"/>
@@ -1411,13 +1521,23 @@
         </w:rPr>
         <w:t>এই</w:t>
       </w:r>
-      <w:r>
-        <w:rPr>
-          <w:rFonts w:ascii="Times New Roman" w:eastAsia="Times New Roman" w:hAnsi="Times New Roman" w:cs="Times New Roman"/>
-          <w:kern w:val="0"/>
-          <w14:ligatures w14:val="none"/>
-        </w:rPr>
-        <w:t xml:space="preserve"> question</w:t>
+      <w:proofErr w:type="spellEnd"/>
+      <w:r>
+        <w:rPr>
+          <w:rFonts w:ascii="Times New Roman" w:eastAsia="Times New Roman" w:hAnsi="Times New Roman" w:cs="Times New Roman"/>
+          <w:kern w:val="0"/>
+          <w14:ligatures w14:val="none"/>
+        </w:rPr>
+        <w:t xml:space="preserve"> </w:t>
+      </w:r>
+      <w:proofErr w:type="spellStart"/>
+      <w:r>
+        <w:rPr>
+          <w:rFonts w:ascii="Times New Roman" w:eastAsia="Times New Roman" w:hAnsi="Times New Roman" w:cs="Times New Roman"/>
+          <w:kern w:val="0"/>
+          <w14:ligatures w14:val="none"/>
+        </w:rPr>
+        <w:t>question</w:t>
       </w:r>
       <w:r>
         <w:rPr>
@@ -1427,6 +1547,7 @@
         </w:rPr>
         <w:t>টি</w:t>
       </w:r>
+      <w:proofErr w:type="spellEnd"/>
       <w:r>
         <w:rPr>
           <w:rFonts w:ascii="Times New Roman" w:eastAsia="Times New Roman" w:hAnsi="Times New Roman" w:cs="Times New Roman"/>
@@ -1453,6 +1574,7 @@
         </w:rPr>
         <w:t>-</w:t>
       </w:r>
+      <w:proofErr w:type="spellStart"/>
       <w:r>
         <w:rPr>
           <w:rFonts w:ascii="Nirmala UI" w:eastAsia="Times New Roman" w:hAnsi="Nirmala UI" w:cs="Nirmala UI"/>
@@ -1461,6 +1583,7 @@
         </w:rPr>
         <w:t>এর</w:t>
       </w:r>
+      <w:proofErr w:type="spellEnd"/>
       <w:r>
         <w:rPr>
           <w:rFonts w:ascii="Times New Roman" w:eastAsia="Times New Roman" w:hAnsi="Times New Roman" w:cs="Times New Roman"/>
@@ -1469,6 +1592,7 @@
         </w:rPr>
         <w:t xml:space="preserve"> </w:t>
       </w:r>
+      <w:proofErr w:type="spellStart"/>
       <w:r>
         <w:rPr>
           <w:rFonts w:ascii="Nirmala UI" w:eastAsia="Times New Roman" w:hAnsi="Nirmala UI" w:cs="Nirmala UI"/>
@@ -1477,6 +1601,7 @@
         </w:rPr>
         <w:t>সাথেও</w:t>
       </w:r>
+      <w:proofErr w:type="spellEnd"/>
       <w:r>
         <w:rPr>
           <w:rFonts w:ascii="Times New Roman" w:eastAsia="Times New Roman" w:hAnsi="Times New Roman" w:cs="Times New Roman"/>
@@ -1485,6 +1610,7 @@
         </w:rPr>
         <w:t xml:space="preserve"> directly related, </w:t>
       </w:r>
+      <w:proofErr w:type="spellStart"/>
       <w:r>
         <w:rPr>
           <w:rFonts w:ascii="Nirmala UI" w:eastAsia="Times New Roman" w:hAnsi="Nirmala UI" w:cs="Nirmala UI"/>
@@ -1493,6 +1619,7 @@
         </w:rPr>
         <w:t>তাই</w:t>
       </w:r>
+      <w:proofErr w:type="spellEnd"/>
       <w:r>
         <w:rPr>
           <w:rFonts w:ascii="Times New Roman" w:eastAsia="Times New Roman" w:hAnsi="Times New Roman" w:cs="Times New Roman"/>
@@ -1501,6 +1628,7 @@
         </w:rPr>
         <w:t xml:space="preserve"> exam preparation-</w:t>
       </w:r>
+      <w:proofErr w:type="spellStart"/>
       <w:r>
         <w:rPr>
           <w:rFonts w:ascii="Nirmala UI" w:eastAsia="Times New Roman" w:hAnsi="Nirmala UI" w:cs="Nirmala UI"/>
@@ -1509,6 +1637,7 @@
         </w:rPr>
         <w:t>এর</w:t>
       </w:r>
+      <w:proofErr w:type="spellEnd"/>
       <w:r>
         <w:rPr>
           <w:rFonts w:ascii="Times New Roman" w:eastAsia="Times New Roman" w:hAnsi="Times New Roman" w:cs="Times New Roman"/>
@@ -1517,6 +1646,7 @@
         </w:rPr>
         <w:t xml:space="preserve"> </w:t>
       </w:r>
+      <w:proofErr w:type="spellStart"/>
       <w:r>
         <w:rPr>
           <w:rFonts w:ascii="Nirmala UI" w:eastAsia="Times New Roman" w:hAnsi="Nirmala UI" w:cs="Nirmala UI"/>
@@ -1525,6 +1655,7 @@
         </w:rPr>
         <w:t>জন্য</w:t>
       </w:r>
+      <w:proofErr w:type="spellEnd"/>
       <w:r>
         <w:rPr>
           <w:rFonts w:ascii="Times New Roman" w:eastAsia="Times New Roman" w:hAnsi="Times New Roman" w:cs="Times New Roman"/>
@@ -1549,6 +1680,7 @@
         </w:rPr>
         <w:t xml:space="preserve"> </w:t>
       </w:r>
+      <w:proofErr w:type="spellStart"/>
       <w:r>
         <w:rPr>
           <w:rFonts w:ascii="Nirmala UI" w:eastAsia="Times New Roman" w:hAnsi="Nirmala UI" w:cs="Nirmala UI"/>
@@ -1557,6 +1689,7 @@
         </w:rPr>
         <w:t>কাছেই</w:t>
       </w:r>
+      <w:proofErr w:type="spellEnd"/>
       <w:r>
         <w:rPr>
           <w:rFonts w:ascii="Times New Roman" w:eastAsia="Times New Roman" w:hAnsi="Times New Roman" w:cs="Times New Roman"/>
@@ -1565,6 +1698,7 @@
         </w:rPr>
         <w:t xml:space="preserve"> </w:t>
       </w:r>
+      <w:proofErr w:type="spellStart"/>
       <w:r>
         <w:rPr>
           <w:rFonts w:ascii="Nirmala UI" w:eastAsia="Times New Roman" w:hAnsi="Nirmala UI" w:cs="Nirmala UI"/>
@@ -1573,6 +1707,7 @@
         </w:rPr>
         <w:t>রাখা</w:t>
       </w:r>
+      <w:proofErr w:type="spellEnd"/>
       <w:r>
         <w:rPr>
           <w:rFonts w:ascii="Times New Roman" w:eastAsia="Times New Roman" w:hAnsi="Times New Roman" w:cs="Times New Roman"/>
@@ -1581,13 +1716,23 @@
         </w:rPr>
         <w:t xml:space="preserve"> </w:t>
       </w:r>
+      <w:proofErr w:type="spellStart"/>
       <w:r>
         <w:rPr>
           <w:rFonts w:ascii="Nirmala UI" w:eastAsia="Times New Roman" w:hAnsi="Nirmala UI" w:cs="Nirmala UI"/>
           <w:kern w:val="0"/>
           <w14:ligatures w14:val="none"/>
         </w:rPr>
-        <w:t>যায়।</w:t>
+        <w:t>যায়</w:t>
+      </w:r>
+      <w:proofErr w:type="spellEnd"/>
+      <w:r>
+        <w:rPr>
+          <w:rFonts w:ascii="Nirmala UI" w:eastAsia="Times New Roman" w:hAnsi="Nirmala UI" w:cs="Nirmala UI"/>
+          <w:kern w:val="0"/>
+          <w14:ligatures w14:val="none"/>
+        </w:rPr>
+        <w:t>।</w:t>
       </w:r>
     </w:p>
     <w:p>
@@ -1606,7 +1751,7 @@
           <w14:ligatures w14:val="none"/>
         </w:rPr>
         <w:pict w14:anchorId="1A06C790">
-          <v:rect id="_x0000_i1029" style="width:0;height:1.5pt" o:hralign="center" o:hrstd="t" o:hr="t" fillcolor="#a0a0a0" stroked="f"/>
+          <v:rect id="_x0000_i1030" style="width:0;height:1.5pt" o:hralign="center" o:hrstd="t" o:hr="t" fillcolor="#a0a0a0" stroked="f"/>
         </w:pict>
       </w:r>
     </w:p>
@@ -1819,7 +1964,7 @@
           <w14:ligatures w14:val="none"/>
         </w:rPr>
         <w:pict w14:anchorId="1122AAC5">
-          <v:rect id="_x0000_i1030" style="width:0;height:1.5pt" o:hralign="center" o:hrstd="t" o:hr="t" fillcolor="#a0a0a0" stroked="f"/>
+          <v:rect id="_x0000_i1031" style="width:0;height:1.5pt" o:hralign="center" o:hrstd="t" o:hr="t" fillcolor="#a0a0a0" stroked="f"/>
         </w:pict>
       </w:r>
     </w:p>
@@ -1860,6 +2005,7 @@
           <w14:ligatures w14:val="none"/>
         </w:rPr>
       </w:pPr>
+      <w:proofErr w:type="spellStart"/>
       <w:r>
         <w:rPr>
           <w:rFonts w:ascii="Nirmala UI" w:eastAsia="Times New Roman" w:hAnsi="Nirmala UI" w:cs="Nirmala UI"/>
@@ -1868,6 +2014,7 @@
         </w:rPr>
         <w:t>তোমার</w:t>
       </w:r>
+      <w:proofErr w:type="spellEnd"/>
       <w:r>
         <w:rPr>
           <w:rFonts w:ascii="Times New Roman" w:eastAsia="Times New Roman" w:hAnsi="Times New Roman" w:cs="Times New Roman"/>
@@ -1876,6 +2023,7 @@
         </w:rPr>
         <w:t xml:space="preserve"> </w:t>
       </w:r>
+      <w:proofErr w:type="spellStart"/>
       <w:r>
         <w:rPr>
           <w:rFonts w:ascii="Nirmala UI" w:eastAsia="Times New Roman" w:hAnsi="Nirmala UI" w:cs="Nirmala UI"/>
@@ -1884,6 +2032,7 @@
         </w:rPr>
         <w:t>দেওয়া</w:t>
       </w:r>
+      <w:proofErr w:type="spellEnd"/>
       <w:r>
         <w:rPr>
           <w:rFonts w:ascii="Times New Roman" w:eastAsia="Times New Roman" w:hAnsi="Times New Roman" w:cs="Times New Roman"/>
@@ -1908,6 +2057,7 @@
         </w:rPr>
         <w:t xml:space="preserve"> </w:t>
       </w:r>
+      <w:proofErr w:type="spellStart"/>
       <w:r>
         <w:rPr>
           <w:rFonts w:ascii="Nirmala UI" w:eastAsia="Times New Roman" w:hAnsi="Nirmala UI" w:cs="Nirmala UI"/>
@@ -1916,6 +2066,7 @@
         </w:rPr>
         <w:t>প্রশ্নের</w:t>
       </w:r>
+      <w:proofErr w:type="spellEnd"/>
       <w:r>
         <w:rPr>
           <w:rFonts w:ascii="Times New Roman" w:eastAsia="Times New Roman" w:hAnsi="Times New Roman" w:cs="Times New Roman"/>
@@ -1924,6 +2075,7 @@
         </w:rPr>
         <w:t xml:space="preserve"> </w:t>
       </w:r>
+      <w:proofErr w:type="spellStart"/>
       <w:r>
         <w:rPr>
           <w:rFonts w:ascii="Nirmala UI" w:eastAsia="Times New Roman" w:hAnsi="Nirmala UI" w:cs="Nirmala UI"/>
@@ -1932,6 +2084,7 @@
         </w:rPr>
         <w:t>মধ্যে</w:t>
       </w:r>
+      <w:proofErr w:type="spellEnd"/>
       <w:r>
         <w:rPr>
           <w:rFonts w:ascii="Times New Roman" w:eastAsia="Times New Roman" w:hAnsi="Times New Roman" w:cs="Times New Roman"/>
@@ -1958,6 +2111,7 @@
         </w:rPr>
         <w:t xml:space="preserve"> </w:t>
       </w:r>
+      <w:proofErr w:type="spellStart"/>
       <w:r>
         <w:rPr>
           <w:rFonts w:ascii="Nirmala UI" w:eastAsia="Times New Roman" w:hAnsi="Nirmala UI" w:cs="Nirmala UI"/>
@@ -1966,6 +2120,7 @@
         </w:rPr>
         <w:t>নিয়ে</w:t>
       </w:r>
+      <w:proofErr w:type="spellEnd"/>
       <w:r>
         <w:rPr>
           <w:rFonts w:ascii="Times New Roman" w:eastAsia="Times New Roman" w:hAnsi="Times New Roman" w:cs="Times New Roman"/>
@@ -1974,6 +2129,7 @@
         </w:rPr>
         <w:t xml:space="preserve"> </w:t>
       </w:r>
+      <w:proofErr w:type="spellStart"/>
       <w:r>
         <w:rPr>
           <w:rFonts w:ascii="Nirmala UI" w:eastAsia="Times New Roman" w:hAnsi="Nirmala UI" w:cs="Nirmala UI"/>
@@ -1982,6 +2138,7 @@
         </w:rPr>
         <w:t>সরাসরি</w:t>
       </w:r>
+      <w:proofErr w:type="spellEnd"/>
       <w:r>
         <w:rPr>
           <w:rFonts w:ascii="Times New Roman" w:eastAsia="Times New Roman" w:hAnsi="Times New Roman" w:cs="Times New Roman"/>
@@ -1990,6 +2147,7 @@
         </w:rPr>
         <w:t xml:space="preserve"> </w:t>
       </w:r>
+      <w:proofErr w:type="spellStart"/>
       <w:r>
         <w:rPr>
           <w:rFonts w:ascii="Nirmala UI" w:eastAsia="Times New Roman" w:hAnsi="Nirmala UI" w:cs="Nirmala UI"/>
@@ -1998,6 +2156,7 @@
         </w:rPr>
         <w:t>কোনো</w:t>
       </w:r>
+      <w:proofErr w:type="spellEnd"/>
       <w:r>
         <w:rPr>
           <w:rFonts w:ascii="Times New Roman" w:eastAsia="Times New Roman" w:hAnsi="Times New Roman" w:cs="Times New Roman"/>
@@ -2006,13 +2165,23 @@
         </w:rPr>
         <w:t xml:space="preserve"> question </w:t>
       </w:r>
+      <w:proofErr w:type="spellStart"/>
       <w:r>
         <w:rPr>
           <w:rFonts w:ascii="Nirmala UI" w:eastAsia="Times New Roman" w:hAnsi="Nirmala UI" w:cs="Nirmala UI"/>
           <w:kern w:val="0"/>
           <w14:ligatures w14:val="none"/>
         </w:rPr>
-        <w:t>নেই।</w:t>
+        <w:t>নেই</w:t>
+      </w:r>
+      <w:proofErr w:type="spellEnd"/>
+      <w:r>
+        <w:rPr>
+          <w:rFonts w:ascii="Nirmala UI" w:eastAsia="Times New Roman" w:hAnsi="Nirmala UI" w:cs="Nirmala UI"/>
+          <w:kern w:val="0"/>
+          <w14:ligatures w14:val="none"/>
+        </w:rPr>
+        <w:t>।</w:t>
       </w:r>
     </w:p>
     <w:p>
@@ -2031,7 +2200,7 @@
           <w14:ligatures w14:val="none"/>
         </w:rPr>
         <w:pict w14:anchorId="79FDF7AB">
-          <v:rect id="_x0000_i1031" style="width:0;height:1.5pt" o:hralign="center" o:hrstd="t" o:hr="t" fillcolor="#a0a0a0" stroked="f"/>
+          <v:rect id="_x0000_i1032" style="width:0;height:1.5pt" o:hralign="center" o:hrstd="t" o:hr="t" fillcolor="#a0a0a0" stroked="f"/>
         </w:pict>
       </w:r>
     </w:p>
@@ -2200,7 +2369,39 @@
         <w:ind w:left="720" w:hanging="360"/>
       </w:pPr>
       <w:r>
-        <w:t>27. Prove informally that if \(x \ge 4\), then \(2^x \ge x^2\), then also provide the deductive proof of it.</w:t>
+        <w:t xml:space="preserve">27. Prove informally that if </w:t>
+      </w:r>
+      <w:proofErr w:type="gramStart"/>
+      <w:r>
+        <w:t>\(</w:t>
+      </w:r>
+      <w:proofErr w:type="gramEnd"/>
+      <w:r>
+        <w:t>x \</w:t>
+      </w:r>
+      <w:proofErr w:type="spellStart"/>
+      <w:r>
+        <w:t>ge</w:t>
+      </w:r>
+      <w:proofErr w:type="spellEnd"/>
+      <w:r>
+        <w:t xml:space="preserve"> 4\), then </w:t>
+      </w:r>
+      <w:proofErr w:type="gramStart"/>
+      <w:r>
+        <w:t>\(</w:t>
+      </w:r>
+      <w:proofErr w:type="gramEnd"/>
+      <w:r>
+        <w:t>2^x \</w:t>
+      </w:r>
+      <w:proofErr w:type="spellStart"/>
+      <w:r>
+        <w:t>ge</w:t>
+      </w:r>
+      <w:proofErr w:type="spellEnd"/>
+      <w:r>
+        <w:t xml:space="preserve"> x^2\), then also provide the deductive proof of it.</w:t>
       </w:r>
     </w:p>
     <w:p>
@@ -2226,7 +2427,63 @@
         <w:ind w:left="720" w:hanging="360"/>
       </w:pPr>
       <w:r>
-        <w:t>29. Prove that if \(x \ge 4\), then \(2^x \ge x^2\) by an induction on x, given the following BASIS. BASIS: IF \(x = 4\), then \(2^x\) and \(x^2\) are both 16. Thus \(2^4 \ge 4^2\) holds.</w:t>
+        <w:t xml:space="preserve">29. Prove that if </w:t>
+      </w:r>
+      <w:proofErr w:type="gramStart"/>
+      <w:r>
+        <w:t>\(</w:t>
+      </w:r>
+      <w:proofErr w:type="gramEnd"/>
+      <w:r>
+        <w:t>x \</w:t>
+      </w:r>
+      <w:proofErr w:type="spellStart"/>
+      <w:r>
+        <w:t>ge</w:t>
+      </w:r>
+      <w:proofErr w:type="spellEnd"/>
+      <w:r>
+        <w:t xml:space="preserve"> 4\), then </w:t>
+      </w:r>
+      <w:proofErr w:type="gramStart"/>
+      <w:r>
+        <w:t>\(</w:t>
+      </w:r>
+      <w:proofErr w:type="gramEnd"/>
+      <w:r>
+        <w:t>2^x \</w:t>
+      </w:r>
+      <w:proofErr w:type="spellStart"/>
+      <w:r>
+        <w:t>ge</w:t>
+      </w:r>
+      <w:proofErr w:type="spellEnd"/>
+      <w:r>
+        <w:t xml:space="preserve"> x^2\) by an induction on x, given the following BASIS. BASIS: IF </w:t>
+      </w:r>
+      <w:proofErr w:type="gramStart"/>
+      <w:r>
+        <w:t>\(</w:t>
+      </w:r>
+      <w:proofErr w:type="gramEnd"/>
+      <w:r>
+        <w:t xml:space="preserve">x = 4\), then \(2^x\) and \(x^2\) are both 16. Thus </w:t>
+      </w:r>
+      <w:proofErr w:type="gramStart"/>
+      <w:r>
+        <w:t>\(</w:t>
+      </w:r>
+      <w:proofErr w:type="gramEnd"/>
+      <w:r>
+        <w:t>2^4 \</w:t>
+      </w:r>
+      <w:proofErr w:type="spellStart"/>
+      <w:r>
+        <w:t>ge</w:t>
+      </w:r>
+      <w:proofErr w:type="spellEnd"/>
+      <w:r>
+        <w:t xml:space="preserve"> 4^2\) holds.</w:t>
       </w:r>
     </w:p>
     <w:p>
@@ -2564,7 +2821,7 @@
           <w14:ligatures w14:val="none"/>
         </w:rPr>
         <w:pict w14:anchorId="4D95D64D">
-          <v:rect id="_x0000_i1056" style="width:0;height:1.5pt" o:hralign="center" o:bullet="t" o:hrstd="t" o:hr="t" fillcolor="#a0a0a0" stroked="f"/>
+          <v:rect id="_x0000_i1033" style="width:0;height:1.5pt" o:hralign="center" o:bullet="t" o:hrstd="t" o:hr="t" fillcolor="#a0a0a0" stroked="f"/>
         </w:pict>
       </w:r>
     </w:p>
@@ -2657,6 +2914,7 @@
       <w:r>
         <w:rPr>
           <w:rFonts w:ascii="Courier New" w:eastAsia="Times New Roman" w:hAnsi="Courier New" w:cs="Courier New"/>
+          <w:noProof/>
           <w:kern w:val="0"/>
           <w:sz w:val="20"/>
           <w:szCs w:val="20"/>
@@ -2790,13 +3048,7 @@
         </w:rPr>
       </w:pPr>
       <w:r>
-        <w:t xml:space="preserve">A set of terminal symbols, sometimes referred to as </w:t>
-      </w:r>
-      <w:r>
-        <w:t>“</w:t>
-      </w:r>
-      <w:r>
-        <w:t>tokens."</w:t>
+        <w:t>A set of terminal symbols, sometimes referred to as “tokens."</w:t>
       </w:r>
     </w:p>
     <w:p>
@@ -2813,19 +3065,7 @@
         </w:rPr>
       </w:pPr>
       <w:r>
-        <w:t>A set of non</w:t>
-      </w:r>
-      <w:r>
-        <w:t>-</w:t>
-      </w:r>
-      <w:r>
-        <w:t xml:space="preserve">terminals, sometimes called </w:t>
-      </w:r>
-      <w:r>
-        <w:t>“</w:t>
-      </w:r>
-      <w:r>
-        <w:t>syntactic variables."</w:t>
+        <w:t>A set of non-terminals, sometimes called “syntactic variables."</w:t>
       </w:r>
     </w:p>
     <w:p>
@@ -2842,10 +3082,7 @@
         </w:rPr>
       </w:pPr>
       <w:r>
-        <w:t>A set of productions</w:t>
-      </w:r>
-      <w:r>
-        <w:t>.</w:t>
+        <w:t>A set of productions.</w:t>
       </w:r>
     </w:p>
     <w:p>
@@ -2862,13 +3099,7 @@
         </w:rPr>
       </w:pPr>
       <w:r>
-        <w:t>A designation of one of the non</w:t>
-      </w:r>
-      <w:r>
-        <w:t>-</w:t>
-      </w:r>
-      <w:r>
-        <w:t>terminals as the start symbol.</w:t>
+        <w:t>A designation of one of the non-terminals as the start symbol.</w:t>
       </w:r>
       <w:r>
         <w:rPr>
@@ -2877,7 +3108,7 @@
           <w14:ligatures w14:val="none"/>
         </w:rPr>
         <w:pict w14:anchorId="084B196C">
-          <v:rect id="_x0000_i1033" style="width:0;height:1.5pt" o:hralign="center" o:hrstd="t" o:hr="t" fillcolor="#a0a0a0" stroked="f"/>
+          <v:rect id="_x0000_i1034" style="width:0;height:1.5pt" o:hralign="center" o:hrstd="t" o:hr="t" fillcolor="#a0a0a0" stroked="f"/>
         </w:pict>
       </w:r>
     </w:p>
@@ -3059,10 +3290,7 @@
               </w:rPr>
             </w:pPr>
             <w:r>
-              <w:t>A token is a pair consisting of a token name and an attribute value</w:t>
-            </w:r>
-            <w:r>
-              <w:t>.</w:t>
+              <w:t>A token is a pair consisting of a token name and an attribute value.</w:t>
             </w:r>
           </w:p>
         </w:tc>
@@ -3375,7 +3603,7 @@
           <w14:ligatures w14:val="none"/>
         </w:rPr>
         <w:pict w14:anchorId="51DD1627">
-          <v:rect id="_x0000_i1070" style="width:0;height:1.5pt" o:hralign="center" o:hrstd="t" o:hr="t" fillcolor="#a0a0a0" stroked="f"/>
+          <v:rect id="_x0000_i1035" style="width:0;height:1.5pt" o:hralign="center" o:hrstd="t" o:hr="t" fillcolor="#a0a0a0" stroked="f"/>
         </w:pict>
       </w:r>
     </w:p>
@@ -3409,70 +3637,7 @@
           <w:b/>
           <w:bCs/>
         </w:rPr>
-        <w:t>Define context-free grammar including four components. Consider the context-free grammar S</w:t>
-      </w:r>
-      <w:r>
-        <w:rPr>
-          <w:b/>
-          <w:bCs/>
-        </w:rPr>
-        <w:t xml:space="preserve"> </w:t>
-      </w:r>
-      <w:r>
-        <w:rPr>
-          <w:b/>
-          <w:bCs/>
-        </w:rPr>
-        <w:t>→</w:t>
-      </w:r>
-      <w:r>
-        <w:rPr>
-          <w:b/>
-          <w:bCs/>
-        </w:rPr>
-        <w:t xml:space="preserve"> </w:t>
-      </w:r>
-      <w:r>
-        <w:rPr>
-          <w:b/>
-          <w:bCs/>
-        </w:rPr>
-        <w:t>S</w:t>
-      </w:r>
-      <w:r>
-        <w:rPr>
-          <w:b/>
-          <w:bCs/>
-        </w:rPr>
-        <w:t xml:space="preserve"> </w:t>
-      </w:r>
-      <w:r>
-        <w:rPr>
-          <w:b/>
-          <w:bCs/>
-        </w:rPr>
-        <w:t>+</w:t>
-      </w:r>
-      <w:r>
-        <w:rPr>
-          <w:b/>
-          <w:bCs/>
-        </w:rPr>
-        <w:t xml:space="preserve"> </w:t>
-      </w:r>
-      <w:r>
-        <w:rPr>
-          <w:b/>
-          <w:bCs/>
-        </w:rPr>
-        <w:t>S</w:t>
-      </w:r>
-      <w:r>
-        <w:rPr>
-          <w:b/>
-          <w:bCs/>
-        </w:rPr>
-        <w:t xml:space="preserve"> </w:t>
+        <w:t xml:space="preserve">Define context-free grammar including four components. Consider the context-free grammar S → S + S </w:t>
       </w:r>
       <w:r>
         <w:rPr>
@@ -3480,7 +3645,14 @@
           <w:b/>
           <w:bCs/>
         </w:rPr>
-        <w:t>∣</w:t>
+        <w:t xml:space="preserve">∣ </w:t>
+      </w:r>
+      <w:r>
+        <w:rPr>
+          <w:b/>
+          <w:bCs/>
+        </w:rPr>
+        <w:t xml:space="preserve">S * S </w:t>
       </w:r>
       <w:r>
         <w:rPr>
@@ -3488,65 +3660,7 @@
           <w:b/>
           <w:bCs/>
         </w:rPr>
-        <w:t xml:space="preserve"> </w:t>
-      </w:r>
-      <w:r>
-        <w:rPr>
-          <w:b/>
-          <w:bCs/>
-        </w:rPr>
-        <w:t>S</w:t>
-      </w:r>
-      <w:r>
-        <w:rPr>
-          <w:b/>
-          <w:bCs/>
-        </w:rPr>
-        <w:t xml:space="preserve"> </w:t>
-      </w:r>
-      <w:r>
-        <w:rPr>
-          <w:b/>
-          <w:bCs/>
-        </w:rPr>
-        <w:t>*</w:t>
-      </w:r>
-      <w:r>
-        <w:rPr>
-          <w:b/>
-          <w:bCs/>
-        </w:rPr>
-        <w:t xml:space="preserve"> </w:t>
-      </w:r>
-      <w:r>
-        <w:rPr>
-          <w:b/>
-          <w:bCs/>
-        </w:rPr>
-        <w:t>S</w:t>
-      </w:r>
-      <w:r>
-        <w:rPr>
-          <w:b/>
-          <w:bCs/>
-        </w:rPr>
-        <w:t xml:space="preserve"> </w:t>
-      </w:r>
-      <w:r>
-        <w:rPr>
-          <w:rFonts w:ascii="Cambria Math" w:hAnsi="Cambria Math" w:cs="Cambria Math"/>
-          <w:b/>
-          <w:bCs/>
-        </w:rPr>
-        <w:t>∣</w:t>
-      </w:r>
-      <w:r>
-        <w:rPr>
-          <w:rFonts w:ascii="Cambria Math" w:hAnsi="Cambria Math" w:cs="Cambria Math"/>
-          <w:b/>
-          <w:bCs/>
-        </w:rPr>
-        <w:t xml:space="preserve"> </w:t>
+        <w:t xml:space="preserve">∣ </w:t>
       </w:r>
       <w:r>
         <w:rPr>
@@ -3574,42 +3688,23 @@
           <w:b/>
           <w:bCs/>
         </w:rPr>
-        <w:t xml:space="preserve">      </w:t>
-      </w:r>
-      <w:r>
-        <w:rPr>
-          <w:b/>
-          <w:bCs/>
-        </w:rPr>
-        <w:t>(i) Show how the string: a</w:t>
-      </w:r>
-      <w:r>
-        <w:rPr>
-          <w:b/>
-          <w:bCs/>
-        </w:rPr>
-        <w:t xml:space="preserve"> </w:t>
-      </w:r>
-      <w:r>
-        <w:rPr>
-          <w:b/>
-          <w:bCs/>
-        </w:rPr>
-        <w:t>+</w:t>
-      </w:r>
-      <w:r>
-        <w:rPr>
-          <w:b/>
-          <w:bCs/>
-        </w:rPr>
-        <w:t xml:space="preserve"> </w:t>
-      </w:r>
-      <w:r>
-        <w:rPr>
-          <w:b/>
-          <w:bCs/>
-        </w:rPr>
-        <w:t>a*a can be generated by this grammar.</w:t>
+        <w:t xml:space="preserve">      (</w:t>
+      </w:r>
+      <w:proofErr w:type="spellStart"/>
+      <w:r>
+        <w:rPr>
+          <w:b/>
+          <w:bCs/>
+        </w:rPr>
+        <w:t>i</w:t>
+      </w:r>
+      <w:proofErr w:type="spellEnd"/>
+      <w:r>
+        <w:rPr>
+          <w:b/>
+          <w:bCs/>
+        </w:rPr>
+        <w:t>) Show how the string: a + a*a can be generated by this grammar.</w:t>
       </w:r>
     </w:p>
     <w:p>
@@ -3630,14 +3725,7 @@
           <w:b/>
           <w:bCs/>
         </w:rPr>
-        <w:t xml:space="preserve">      </w:t>
-      </w:r>
-      <w:r>
-        <w:rPr>
-          <w:b/>
-          <w:bCs/>
-        </w:rPr>
-        <w:t>(ii) Construct a parse tree for this string.</w:t>
+        <w:t xml:space="preserve">      (ii) Construct a parse tree for this string.</w:t>
       </w:r>
     </w:p>
     <w:p>
@@ -3737,7 +3825,29 @@
           <w:kern w:val="0"/>
           <w14:ligatures w14:val="none"/>
         </w:rPr>
-        <w:t>(i)</w:t>
+        <w:t>(</w:t>
+      </w:r>
+      <w:proofErr w:type="spellStart"/>
+      <w:r>
+        <w:rPr>
+          <w:rFonts w:ascii="Times New Roman" w:eastAsia="Times New Roman" w:hAnsi="Times New Roman" w:cs="Times New Roman"/>
+          <w:b/>
+          <w:bCs/>
+          <w:kern w:val="0"/>
+          <w14:ligatures w14:val="none"/>
+        </w:rPr>
+        <w:t>i</w:t>
+      </w:r>
+      <w:proofErr w:type="spellEnd"/>
+      <w:r>
+        <w:rPr>
+          <w:rFonts w:ascii="Times New Roman" w:eastAsia="Times New Roman" w:hAnsi="Times New Roman" w:cs="Times New Roman"/>
+          <w:b/>
+          <w:bCs/>
+          <w:kern w:val="0"/>
+          <w14:ligatures w14:val="none"/>
+        </w:rPr>
+        <w:t>)</w:t>
       </w:r>
       <w:r>
         <w:rPr>
@@ -4271,7 +4381,29 @@
           <w:szCs w:val="20"/>
           <w14:ligatures w14:val="none"/>
         </w:rPr>
-        <w:t xml:space="preserve"> a+a*a</w:t>
+        <w:t xml:space="preserve"> </w:t>
+      </w:r>
+      <w:proofErr w:type="spellStart"/>
+      <w:r>
+        <w:rPr>
+          <w:rFonts w:ascii="Courier New" w:eastAsia="Times New Roman" w:hAnsi="Courier New" w:cs="Courier New"/>
+          <w:kern w:val="0"/>
+          <w:sz w:val="20"/>
+          <w:szCs w:val="20"/>
+          <w14:ligatures w14:val="none"/>
+        </w:rPr>
+        <w:t>a+a</w:t>
+      </w:r>
+      <w:proofErr w:type="spellEnd"/>
+      <w:r>
+        <w:rPr>
+          <w:rFonts w:ascii="Courier New" w:eastAsia="Times New Roman" w:hAnsi="Courier New" w:cs="Courier New"/>
+          <w:kern w:val="0"/>
+          <w:sz w:val="20"/>
+          <w:szCs w:val="20"/>
+          <w14:ligatures w14:val="none"/>
+        </w:rPr>
+        <w:t>*a</w:t>
       </w:r>
     </w:p>
     <w:p>
@@ -4415,7 +4547,29 @@
           <w:szCs w:val="20"/>
           <w14:ligatures w14:val="none"/>
         </w:rPr>
-        <w:t xml:space="preserve">       S  +  S</w:t>
+        <w:t xml:space="preserve">       </w:t>
+      </w:r>
+      <w:proofErr w:type="gramStart"/>
+      <w:r>
+        <w:rPr>
+          <w:rFonts w:ascii="Courier New" w:eastAsia="Times New Roman" w:hAnsi="Courier New" w:cs="Courier New"/>
+          <w:kern w:val="0"/>
+          <w:sz w:val="20"/>
+          <w:szCs w:val="20"/>
+          <w14:ligatures w14:val="none"/>
+        </w:rPr>
+        <w:t>S  +</w:t>
+      </w:r>
+      <w:proofErr w:type="gramEnd"/>
+      <w:r>
+        <w:rPr>
+          <w:rFonts w:ascii="Courier New" w:eastAsia="Times New Roman" w:hAnsi="Courier New" w:cs="Courier New"/>
+          <w:kern w:val="0"/>
+          <w:sz w:val="20"/>
+          <w:szCs w:val="20"/>
+          <w14:ligatures w14:val="none"/>
+        </w:rPr>
+        <w:t xml:space="preserve">  S</w:t>
       </w:r>
     </w:p>
     <w:p>
@@ -4575,8 +4729,42 @@
           <w:szCs w:val="20"/>
           <w14:ligatures w14:val="none"/>
         </w:rPr>
-        <w:t xml:space="preserve">           a   a</w:t>
-      </w:r>
+        <w:t xml:space="preserve">           </w:t>
+      </w:r>
+      <w:proofErr w:type="spellStart"/>
+      <w:r>
+        <w:rPr>
+          <w:rFonts w:ascii="Courier New" w:eastAsia="Times New Roman" w:hAnsi="Courier New" w:cs="Courier New"/>
+          <w:kern w:val="0"/>
+          <w:sz w:val="20"/>
+          <w:szCs w:val="20"/>
+          <w14:ligatures w14:val="none"/>
+        </w:rPr>
+        <w:t>a</w:t>
+      </w:r>
+      <w:proofErr w:type="spellEnd"/>
+      <w:r>
+        <w:rPr>
+          <w:rFonts w:ascii="Courier New" w:eastAsia="Times New Roman" w:hAnsi="Courier New" w:cs="Courier New"/>
+          <w:kern w:val="0"/>
+          <w:sz w:val="20"/>
+          <w:szCs w:val="20"/>
+          <w14:ligatures w14:val="none"/>
+        </w:rPr>
+        <w:t xml:space="preserve">   </w:t>
+      </w:r>
+      <w:proofErr w:type="spellStart"/>
+      <w:r>
+        <w:rPr>
+          <w:rFonts w:ascii="Courier New" w:eastAsia="Times New Roman" w:hAnsi="Courier New" w:cs="Courier New"/>
+          <w:kern w:val="0"/>
+          <w:sz w:val="20"/>
+          <w:szCs w:val="20"/>
+          <w14:ligatures w14:val="none"/>
+        </w:rPr>
+        <w:t>a</w:t>
+      </w:r>
+      <w:proofErr w:type="spellEnd"/>
     </w:p>
     <w:p>
       <w:pPr>
@@ -4690,8 +4878,42 @@
           <w:szCs w:val="20"/>
           <w14:ligatures w14:val="none"/>
         </w:rPr>
-        <w:t>expr → expr + term { print('+') }</w:t>
-      </w:r>
+        <w:t xml:space="preserve">expr → expr + term </w:t>
+      </w:r>
+      <w:proofErr w:type="gramStart"/>
+      <w:r>
+        <w:rPr>
+          <w:rFonts w:ascii="Courier New" w:eastAsia="Times New Roman" w:hAnsi="Courier New" w:cs="Courier New"/>
+          <w:kern w:val="0"/>
+          <w:sz w:val="20"/>
+          <w:szCs w:val="20"/>
+          <w14:ligatures w14:val="none"/>
+        </w:rPr>
+        <w:t>{ print</w:t>
+      </w:r>
+      <w:proofErr w:type="gramEnd"/>
+      <w:r>
+        <w:rPr>
+          <w:rFonts w:ascii="Courier New" w:eastAsia="Times New Roman" w:hAnsi="Courier New" w:cs="Courier New"/>
+          <w:kern w:val="0"/>
+          <w:sz w:val="20"/>
+          <w:szCs w:val="20"/>
+          <w14:ligatures w14:val="none"/>
+        </w:rPr>
+        <w:t>('+'</w:t>
+      </w:r>
+      <w:proofErr w:type="gramStart"/>
+      <w:r>
+        <w:rPr>
+          <w:rFonts w:ascii="Courier New" w:eastAsia="Times New Roman" w:hAnsi="Courier New" w:cs="Courier New"/>
+          <w:kern w:val="0"/>
+          <w:sz w:val="20"/>
+          <w:szCs w:val="20"/>
+          <w14:ligatures w14:val="none"/>
+        </w:rPr>
+        <w:t>) }</w:t>
+      </w:r>
+      <w:proofErr w:type="gramEnd"/>
     </w:p>
     <w:p>
       <w:pPr>
@@ -4730,8 +4952,42 @@
           <w:szCs w:val="20"/>
           <w14:ligatures w14:val="none"/>
         </w:rPr>
-        <w:t xml:space="preserve">     | expr - term { print('-') }</w:t>
-      </w:r>
+        <w:t xml:space="preserve">     | expr - term </w:t>
+      </w:r>
+      <w:proofErr w:type="gramStart"/>
+      <w:r>
+        <w:rPr>
+          <w:rFonts w:ascii="Courier New" w:eastAsia="Times New Roman" w:hAnsi="Courier New" w:cs="Courier New"/>
+          <w:kern w:val="0"/>
+          <w:sz w:val="20"/>
+          <w:szCs w:val="20"/>
+          <w14:ligatures w14:val="none"/>
+        </w:rPr>
+        <w:t>{ print</w:t>
+      </w:r>
+      <w:proofErr w:type="gramEnd"/>
+      <w:r>
+        <w:rPr>
+          <w:rFonts w:ascii="Courier New" w:eastAsia="Times New Roman" w:hAnsi="Courier New" w:cs="Courier New"/>
+          <w:kern w:val="0"/>
+          <w:sz w:val="20"/>
+          <w:szCs w:val="20"/>
+          <w14:ligatures w14:val="none"/>
+        </w:rPr>
+        <w:t>('-'</w:t>
+      </w:r>
+      <w:proofErr w:type="gramStart"/>
+      <w:r>
+        <w:rPr>
+          <w:rFonts w:ascii="Courier New" w:eastAsia="Times New Roman" w:hAnsi="Courier New" w:cs="Courier New"/>
+          <w:kern w:val="0"/>
+          <w:sz w:val="20"/>
+          <w:szCs w:val="20"/>
+          <w14:ligatures w14:val="none"/>
+        </w:rPr>
+        <w:t>) }</w:t>
+      </w:r>
+      <w:proofErr w:type="gramEnd"/>
     </w:p>
     <w:p>
       <w:pPr>
@@ -4840,8 +5096,42 @@
           <w:szCs w:val="20"/>
           <w14:ligatures w14:val="none"/>
         </w:rPr>
-        <w:t>term → 0 { print('0') }</w:t>
-      </w:r>
+        <w:t xml:space="preserve">term → 0 </w:t>
+      </w:r>
+      <w:proofErr w:type="gramStart"/>
+      <w:r>
+        <w:rPr>
+          <w:rFonts w:ascii="Courier New" w:eastAsia="Times New Roman" w:hAnsi="Courier New" w:cs="Courier New"/>
+          <w:kern w:val="0"/>
+          <w:sz w:val="20"/>
+          <w:szCs w:val="20"/>
+          <w14:ligatures w14:val="none"/>
+        </w:rPr>
+        <w:t>{ print</w:t>
+      </w:r>
+      <w:proofErr w:type="gramEnd"/>
+      <w:r>
+        <w:rPr>
+          <w:rFonts w:ascii="Courier New" w:eastAsia="Times New Roman" w:hAnsi="Courier New" w:cs="Courier New"/>
+          <w:kern w:val="0"/>
+          <w:sz w:val="20"/>
+          <w:szCs w:val="20"/>
+          <w14:ligatures w14:val="none"/>
+        </w:rPr>
+        <w:t>('0'</w:t>
+      </w:r>
+      <w:proofErr w:type="gramStart"/>
+      <w:r>
+        <w:rPr>
+          <w:rFonts w:ascii="Courier New" w:eastAsia="Times New Roman" w:hAnsi="Courier New" w:cs="Courier New"/>
+          <w:kern w:val="0"/>
+          <w:sz w:val="20"/>
+          <w:szCs w:val="20"/>
+          <w14:ligatures w14:val="none"/>
+        </w:rPr>
+        <w:t>) }</w:t>
+      </w:r>
+      <w:proofErr w:type="gramEnd"/>
     </w:p>
     <w:p>
       <w:pPr>
@@ -4880,8 +5170,42 @@
           <w:szCs w:val="20"/>
           <w14:ligatures w14:val="none"/>
         </w:rPr>
-        <w:t xml:space="preserve">     | 1 { print('1') }</w:t>
-      </w:r>
+        <w:t xml:space="preserve">     | 1 </w:t>
+      </w:r>
+      <w:proofErr w:type="gramStart"/>
+      <w:r>
+        <w:rPr>
+          <w:rFonts w:ascii="Courier New" w:eastAsia="Times New Roman" w:hAnsi="Courier New" w:cs="Courier New"/>
+          <w:kern w:val="0"/>
+          <w:sz w:val="20"/>
+          <w:szCs w:val="20"/>
+          <w14:ligatures w14:val="none"/>
+        </w:rPr>
+        <w:t>{ print</w:t>
+      </w:r>
+      <w:proofErr w:type="gramEnd"/>
+      <w:r>
+        <w:rPr>
+          <w:rFonts w:ascii="Courier New" w:eastAsia="Times New Roman" w:hAnsi="Courier New" w:cs="Courier New"/>
+          <w:kern w:val="0"/>
+          <w:sz w:val="20"/>
+          <w:szCs w:val="20"/>
+          <w14:ligatures w14:val="none"/>
+        </w:rPr>
+        <w:t>('1'</w:t>
+      </w:r>
+      <w:proofErr w:type="gramStart"/>
+      <w:r>
+        <w:rPr>
+          <w:rFonts w:ascii="Courier New" w:eastAsia="Times New Roman" w:hAnsi="Courier New" w:cs="Courier New"/>
+          <w:kern w:val="0"/>
+          <w:sz w:val="20"/>
+          <w:szCs w:val="20"/>
+          <w14:ligatures w14:val="none"/>
+        </w:rPr>
+        <w:t>) }</w:t>
+      </w:r>
+      <w:proofErr w:type="gramEnd"/>
     </w:p>
     <w:p>
       <w:pPr>
@@ -4960,8 +5284,42 @@
           <w:szCs w:val="20"/>
           <w14:ligatures w14:val="none"/>
         </w:rPr>
-        <w:t xml:space="preserve">     | 9 { print('9') }</w:t>
-      </w:r>
+        <w:t xml:space="preserve">     | 9 </w:t>
+      </w:r>
+      <w:proofErr w:type="gramStart"/>
+      <w:r>
+        <w:rPr>
+          <w:rFonts w:ascii="Courier New" w:eastAsia="Times New Roman" w:hAnsi="Courier New" w:cs="Courier New"/>
+          <w:kern w:val="0"/>
+          <w:sz w:val="20"/>
+          <w:szCs w:val="20"/>
+          <w14:ligatures w14:val="none"/>
+        </w:rPr>
+        <w:t>{ print</w:t>
+      </w:r>
+      <w:proofErr w:type="gramEnd"/>
+      <w:r>
+        <w:rPr>
+          <w:rFonts w:ascii="Courier New" w:eastAsia="Times New Roman" w:hAnsi="Courier New" w:cs="Courier New"/>
+          <w:kern w:val="0"/>
+          <w:sz w:val="20"/>
+          <w:szCs w:val="20"/>
+          <w14:ligatures w14:val="none"/>
+        </w:rPr>
+        <w:t>('9'</w:t>
+      </w:r>
+      <w:proofErr w:type="gramStart"/>
+      <w:r>
+        <w:rPr>
+          <w:rFonts w:ascii="Courier New" w:eastAsia="Times New Roman" w:hAnsi="Courier New" w:cs="Courier New"/>
+          <w:kern w:val="0"/>
+          <w:sz w:val="20"/>
+          <w:szCs w:val="20"/>
+          <w14:ligatures w14:val="none"/>
+        </w:rPr>
+        <w:t>) }</w:t>
+      </w:r>
+      <w:proofErr w:type="gramEnd"/>
     </w:p>
     <w:p>
       <w:pPr>
@@ -5113,7 +5471,7 @@
           <w14:ligatures w14:val="none"/>
         </w:rPr>
         <w:pict w14:anchorId="441B08B8">
-          <v:rect id="_x0000_i1034" style="width:0;height:1.5pt" o:hralign="center" o:hrstd="t" o:hr="t" fillcolor="#a0a0a0" stroked="f"/>
+          <v:rect id="_x0000_i1036" style="width:0;height:1.5pt" o:hralign="center" o:hrstd="t" o:hr="t" fillcolor="#a0a0a0" stroked="f"/>
         </w:pict>
       </w:r>
     </w:p>
@@ -5635,7 +5993,7 @@
           <w14:ligatures w14:val="none"/>
         </w:rPr>
         <w:pict w14:anchorId="5C2A556E">
-          <v:rect id="_x0000_i1035" style="width:0;height:1.5pt" o:hralign="center" o:hrstd="t" o:hr="t" fillcolor="#a0a0a0" stroked="f"/>
+          <v:rect id="_x0000_i1037" style="width:0;height:1.5pt" o:hralign="center" o:hrstd="t" o:hr="t" fillcolor="#a0a0a0" stroked="f"/>
         </w:pict>
       </w:r>
     </w:p>
@@ -5866,7 +6224,7 @@
           <w14:ligatures w14:val="none"/>
         </w:rPr>
         <w:pict w14:anchorId="5F1C4DF4">
-          <v:rect id="_x0000_i1036" style="width:0;height:1.5pt" o:hralign="center" o:hrstd="t" o:hr="t" fillcolor="#a0a0a0" stroked="f"/>
+          <v:rect id="_x0000_i1038" style="width:0;height:1.5pt" o:hralign="center" o:hrstd="t" o:hr="t" fillcolor="#a0a0a0" stroked="f"/>
         </w:pict>
       </w:r>
     </w:p>
@@ -6074,8 +6432,20 @@
           <w:szCs w:val="20"/>
           <w14:ligatures w14:val="none"/>
         </w:rPr>
-        <w:t>for (;;)</w:t>
-      </w:r>
+        <w:t xml:space="preserve">for </w:t>
+      </w:r>
+      <w:proofErr w:type="gramStart"/>
+      <w:r>
+        <w:rPr>
+          <w:rFonts w:ascii="Courier New" w:eastAsia="Times New Roman" w:hAnsi="Courier New" w:cs="Courier New"/>
+          <w:kern w:val="0"/>
+          <w:sz w:val="20"/>
+          <w:szCs w:val="20"/>
+          <w14:ligatures w14:val="none"/>
+        </w:rPr>
+        <w:t>(;;)</w:t>
+      </w:r>
+      <w:proofErr w:type="gramEnd"/>
     </w:p>
     <w:p>
       <w:pPr>
@@ -6333,7 +6703,7 @@
           <w14:ligatures w14:val="none"/>
         </w:rPr>
         <w:pict w14:anchorId="5BE7602E">
-          <v:rect id="_x0000_i1037" style="width:0;height:1.5pt" o:hralign="center" o:hrstd="t" o:hr="t" fillcolor="#a0a0a0" stroked="f"/>
+          <v:rect id="_x0000_i1039" style="width:0;height:1.5pt" o:hralign="center" o:hrstd="t" o:hr="t" fillcolor="#a0a0a0" stroked="f"/>
         </w:pict>
       </w:r>
     </w:p>
@@ -6446,7 +6816,41 @@
           <w:szCs w:val="20"/>
           <w14:ligatures w14:val="none"/>
         </w:rPr>
-        <w:t>Expr lvalue(x : Expr)</w:t>
+        <w:t xml:space="preserve">Expr </w:t>
+      </w:r>
+      <w:proofErr w:type="spellStart"/>
+      <w:proofErr w:type="gramStart"/>
+      <w:r>
+        <w:rPr>
+          <w:rFonts w:ascii="Courier New" w:eastAsia="Times New Roman" w:hAnsi="Courier New" w:cs="Courier New"/>
+          <w:kern w:val="0"/>
+          <w:sz w:val="20"/>
+          <w:szCs w:val="20"/>
+          <w14:ligatures w14:val="none"/>
+        </w:rPr>
+        <w:t>lvalue</w:t>
+      </w:r>
+      <w:proofErr w:type="spellEnd"/>
+      <w:r>
+        <w:rPr>
+          <w:rFonts w:ascii="Courier New" w:eastAsia="Times New Roman" w:hAnsi="Courier New" w:cs="Courier New"/>
+          <w:kern w:val="0"/>
+          <w:sz w:val="20"/>
+          <w:szCs w:val="20"/>
+          <w14:ligatures w14:val="none"/>
+        </w:rPr>
+        <w:t>(x :</w:t>
+      </w:r>
+      <w:proofErr w:type="gramEnd"/>
+      <w:r>
+        <w:rPr>
+          <w:rFonts w:ascii="Courier New" w:eastAsia="Times New Roman" w:hAnsi="Courier New" w:cs="Courier New"/>
+          <w:kern w:val="0"/>
+          <w:sz w:val="20"/>
+          <w:szCs w:val="20"/>
+          <w14:ligatures w14:val="none"/>
+        </w:rPr>
+        <w:t xml:space="preserve"> Expr)</w:t>
       </w:r>
     </w:p>
     <w:p>
@@ -6636,7 +7040,29 @@
           <w:szCs w:val="20"/>
           <w14:ligatures w14:val="none"/>
         </w:rPr>
-        <w:t xml:space="preserve">    else if (x is an Access(y, z) node</w:t>
+        <w:t xml:space="preserve">    else if (x is an </w:t>
+      </w:r>
+      <w:proofErr w:type="gramStart"/>
+      <w:r>
+        <w:rPr>
+          <w:rFonts w:ascii="Courier New" w:eastAsia="Times New Roman" w:hAnsi="Courier New" w:cs="Courier New"/>
+          <w:kern w:val="0"/>
+          <w:sz w:val="20"/>
+          <w:szCs w:val="20"/>
+          <w14:ligatures w14:val="none"/>
+        </w:rPr>
+        <w:t>Access(</w:t>
+      </w:r>
+      <w:proofErr w:type="gramEnd"/>
+      <w:r>
+        <w:rPr>
+          <w:rFonts w:ascii="Courier New" w:eastAsia="Times New Roman" w:hAnsi="Courier New" w:cs="Courier New"/>
+          <w:kern w:val="0"/>
+          <w:sz w:val="20"/>
+          <w:szCs w:val="20"/>
+          <w14:ligatures w14:val="none"/>
+        </w:rPr>
+        <w:t>y, z) node</w:t>
       </w:r>
     </w:p>
     <w:p>
@@ -6716,7 +7142,51 @@
           <w:szCs w:val="20"/>
           <w14:ligatures w14:val="none"/>
         </w:rPr>
-        <w:t xml:space="preserve">        return new Access(y, rvalue(z));</w:t>
+        <w:t xml:space="preserve">        return new </w:t>
+      </w:r>
+      <w:proofErr w:type="gramStart"/>
+      <w:r>
+        <w:rPr>
+          <w:rFonts w:ascii="Courier New" w:eastAsia="Times New Roman" w:hAnsi="Courier New" w:cs="Courier New"/>
+          <w:kern w:val="0"/>
+          <w:sz w:val="20"/>
+          <w:szCs w:val="20"/>
+          <w14:ligatures w14:val="none"/>
+        </w:rPr>
+        <w:t>Access(</w:t>
+      </w:r>
+      <w:proofErr w:type="gramEnd"/>
+      <w:r>
+        <w:rPr>
+          <w:rFonts w:ascii="Courier New" w:eastAsia="Times New Roman" w:hAnsi="Courier New" w:cs="Courier New"/>
+          <w:kern w:val="0"/>
+          <w:sz w:val="20"/>
+          <w:szCs w:val="20"/>
+          <w14:ligatures w14:val="none"/>
+        </w:rPr>
+        <w:t xml:space="preserve">y, </w:t>
+      </w:r>
+      <w:proofErr w:type="spellStart"/>
+      <w:r>
+        <w:rPr>
+          <w:rFonts w:ascii="Courier New" w:eastAsia="Times New Roman" w:hAnsi="Courier New" w:cs="Courier New"/>
+          <w:kern w:val="0"/>
+          <w:sz w:val="20"/>
+          <w:szCs w:val="20"/>
+          <w14:ligatures w14:val="none"/>
+        </w:rPr>
+        <w:t>rvalue</w:t>
+      </w:r>
+      <w:proofErr w:type="spellEnd"/>
+      <w:r>
+        <w:rPr>
+          <w:rFonts w:ascii="Courier New" w:eastAsia="Times New Roman" w:hAnsi="Courier New" w:cs="Courier New"/>
+          <w:kern w:val="0"/>
+          <w:sz w:val="20"/>
+          <w:szCs w:val="20"/>
+          <w14:ligatures w14:val="none"/>
+        </w:rPr>
+        <w:t>(z));</w:t>
       </w:r>
     </w:p>
     <w:p>
@@ -6903,7 +7373,7 @@
           <w14:ligatures w14:val="none"/>
         </w:rPr>
         <w:pict w14:anchorId="5661BD0B">
-          <v:rect id="_x0000_i1038" style="width:0;height:1.5pt" o:hralign="center" o:hrstd="t" o:hr="t" fillcolor="#a0a0a0" stroked="f"/>
+          <v:rect id="_x0000_i1040" style="width:0;height:1.5pt" o:hralign="center" o:hrstd="t" o:hr="t" fillcolor="#a0a0a0" stroked="f"/>
         </w:pict>
       </w:r>
     </w:p>
@@ -7016,7 +7486,7 @@
           <w14:ligatures w14:val="none"/>
         </w:rPr>
         <w:pict w14:anchorId="18AD7C15">
-          <v:rect id="_x0000_i1040" style="width:0;height:1.5pt" o:hralign="center" o:hrstd="t" o:hr="t" fillcolor="#a0a0a0" stroked="f"/>
+          <v:rect id="_x0000_i1041" style="width:0;height:1.5pt" o:hralign="center" o:hrstd="t" o:hr="t" fillcolor="#a0a0a0" stroked="f"/>
         </w:pict>
       </w:r>
     </w:p>
@@ -7165,7 +7635,7 @@
           <w14:ligatures w14:val="none"/>
         </w:rPr>
         <w:pict w14:anchorId="527DFEE1">
-          <v:rect id="_x0000_i1041" style="width:0;height:1.5pt" o:hralign="center" o:hrstd="t" o:hr="t" fillcolor="#a0a0a0" stroked="f"/>
+          <v:rect id="_x0000_i1042" style="width:0;height:1.5pt" o:hralign="center" o:hrstd="t" o:hr="t" fillcolor="#a0a0a0" stroked="f"/>
         </w:pict>
       </w:r>
     </w:p>
@@ -7322,15 +7792,27 @@
           <w14:ligatures w14:val="none"/>
         </w:rPr>
       </w:pPr>
-      <w:r>
-        <w:rPr>
-          <w:rFonts w:ascii="Courier New" w:eastAsia="Times New Roman" w:hAnsi="Courier New" w:cs="Courier New"/>
-          <w:kern w:val="0"/>
-          <w:sz w:val="20"/>
-          <w:szCs w:val="20"/>
-          <w14:ligatures w14:val="none"/>
-        </w:rPr>
-        <w:t>A  → βA'</w:t>
+      <w:proofErr w:type="gramStart"/>
+      <w:r>
+        <w:rPr>
+          <w:rFonts w:ascii="Courier New" w:eastAsia="Times New Roman" w:hAnsi="Courier New" w:cs="Courier New"/>
+          <w:kern w:val="0"/>
+          <w:sz w:val="20"/>
+          <w:szCs w:val="20"/>
+          <w14:ligatures w14:val="none"/>
+        </w:rPr>
+        <w:t>A  →</w:t>
+      </w:r>
+      <w:proofErr w:type="gramEnd"/>
+      <w:r>
+        <w:rPr>
+          <w:rFonts w:ascii="Courier New" w:eastAsia="Times New Roman" w:hAnsi="Courier New" w:cs="Courier New"/>
+          <w:kern w:val="0"/>
+          <w:sz w:val="20"/>
+          <w:szCs w:val="20"/>
+          <w14:ligatures w14:val="none"/>
+        </w:rPr>
+        <w:t xml:space="preserve"> βA'</w:t>
       </w:r>
     </w:p>
     <w:p>
@@ -7516,15 +7998,27 @@
           <w14:ligatures w14:val="none"/>
         </w:rPr>
       </w:pPr>
-      <w:r>
-        <w:rPr>
-          <w:rFonts w:ascii="Courier New" w:eastAsia="Times New Roman" w:hAnsi="Courier New" w:cs="Courier New"/>
-          <w:kern w:val="0"/>
-          <w:sz w:val="20"/>
-          <w:szCs w:val="20"/>
-          <w14:ligatures w14:val="none"/>
-        </w:rPr>
-        <w:t>E  → T E'</w:t>
+      <w:proofErr w:type="gramStart"/>
+      <w:r>
+        <w:rPr>
+          <w:rFonts w:ascii="Courier New" w:eastAsia="Times New Roman" w:hAnsi="Courier New" w:cs="Courier New"/>
+          <w:kern w:val="0"/>
+          <w:sz w:val="20"/>
+          <w:szCs w:val="20"/>
+          <w14:ligatures w14:val="none"/>
+        </w:rPr>
+        <w:t>E  →</w:t>
+      </w:r>
+      <w:proofErr w:type="gramEnd"/>
+      <w:r>
+        <w:rPr>
+          <w:rFonts w:ascii="Courier New" w:eastAsia="Times New Roman" w:hAnsi="Courier New" w:cs="Courier New"/>
+          <w:kern w:val="0"/>
+          <w:sz w:val="20"/>
+          <w:szCs w:val="20"/>
+          <w14:ligatures w14:val="none"/>
+        </w:rPr>
+        <w:t xml:space="preserve"> T E'</w:t>
       </w:r>
     </w:p>
     <w:p>
@@ -7601,7 +8095,7 @@
           <w14:ligatures w14:val="none"/>
         </w:rPr>
         <w:pict w14:anchorId="46A7E1FE">
-          <v:rect id="_x0000_i1042" style="width:0;height:1.5pt" o:hralign="center" o:hrstd="t" o:hr="t" fillcolor="#a0a0a0" stroked="f"/>
+          <v:rect id="_x0000_i1043" style="width:0;height:1.5pt" o:hralign="center" o:hrstd="t" o:hr="t" fillcolor="#a0a0a0" stroked="f"/>
         </w:pict>
       </w:r>
     </w:p>
@@ -7872,16 +8366,62 @@
           <w14:ligatures w14:val="none"/>
         </w:rPr>
       </w:pPr>
-      <w:r>
-        <w:rPr>
-          <w:rFonts w:ascii="Courier New" w:eastAsia="Times New Roman" w:hAnsi="Courier New" w:cs="Courier New"/>
-          <w:kern w:val="0"/>
-          <w:sz w:val="20"/>
-          <w:szCs w:val="20"/>
-          <w14:ligatures w14:val="none"/>
-        </w:rPr>
-        <w:t>stmt → if (expr) stmt else stmt</w:t>
-      </w:r>
+      <w:proofErr w:type="spellStart"/>
+      <w:r>
+        <w:rPr>
+          <w:rFonts w:ascii="Courier New" w:eastAsia="Times New Roman" w:hAnsi="Courier New" w:cs="Courier New"/>
+          <w:kern w:val="0"/>
+          <w:sz w:val="20"/>
+          <w:szCs w:val="20"/>
+          <w14:ligatures w14:val="none"/>
+        </w:rPr>
+        <w:t>stmt</w:t>
+      </w:r>
+      <w:proofErr w:type="spellEnd"/>
+      <w:r>
+        <w:rPr>
+          <w:rFonts w:ascii="Courier New" w:eastAsia="Times New Roman" w:hAnsi="Courier New" w:cs="Courier New"/>
+          <w:kern w:val="0"/>
+          <w:sz w:val="20"/>
+          <w:szCs w:val="20"/>
+          <w14:ligatures w14:val="none"/>
+        </w:rPr>
+        <w:t xml:space="preserve"> → if (expr) </w:t>
+      </w:r>
+      <w:proofErr w:type="spellStart"/>
+      <w:r>
+        <w:rPr>
+          <w:rFonts w:ascii="Courier New" w:eastAsia="Times New Roman" w:hAnsi="Courier New" w:cs="Courier New"/>
+          <w:kern w:val="0"/>
+          <w:sz w:val="20"/>
+          <w:szCs w:val="20"/>
+          <w14:ligatures w14:val="none"/>
+        </w:rPr>
+        <w:t>stmt</w:t>
+      </w:r>
+      <w:proofErr w:type="spellEnd"/>
+      <w:r>
+        <w:rPr>
+          <w:rFonts w:ascii="Courier New" w:eastAsia="Times New Roman" w:hAnsi="Courier New" w:cs="Courier New"/>
+          <w:kern w:val="0"/>
+          <w:sz w:val="20"/>
+          <w:szCs w:val="20"/>
+          <w14:ligatures w14:val="none"/>
+        </w:rPr>
+        <w:t xml:space="preserve"> else </w:t>
+      </w:r>
+      <w:proofErr w:type="spellStart"/>
+      <w:r>
+        <w:rPr>
+          <w:rFonts w:ascii="Courier New" w:eastAsia="Times New Roman" w:hAnsi="Courier New" w:cs="Courier New"/>
+          <w:kern w:val="0"/>
+          <w:sz w:val="20"/>
+          <w:szCs w:val="20"/>
+          <w14:ligatures w14:val="none"/>
+        </w:rPr>
+        <w:t>stmt</w:t>
+      </w:r>
+      <w:proofErr w:type="spellEnd"/>
     </w:p>
     <w:p>
       <w:pPr>
@@ -7968,16 +8508,62 @@
           <w14:ligatures w14:val="none"/>
         </w:rPr>
       </w:pPr>
-      <w:r>
-        <w:rPr>
-          <w:rFonts w:ascii="Courier New" w:eastAsia="Times New Roman" w:hAnsi="Courier New" w:cs="Courier New"/>
-          <w:kern w:val="0"/>
-          <w:sz w:val="20"/>
-          <w:szCs w:val="20"/>
-          <w14:ligatures w14:val="none"/>
-        </w:rPr>
-        <w:t>stmt → if (expr) stmt else stmt</w:t>
-      </w:r>
+      <w:proofErr w:type="spellStart"/>
+      <w:r>
+        <w:rPr>
+          <w:rFonts w:ascii="Courier New" w:eastAsia="Times New Roman" w:hAnsi="Courier New" w:cs="Courier New"/>
+          <w:kern w:val="0"/>
+          <w:sz w:val="20"/>
+          <w:szCs w:val="20"/>
+          <w14:ligatures w14:val="none"/>
+        </w:rPr>
+        <w:t>stmt</w:t>
+      </w:r>
+      <w:proofErr w:type="spellEnd"/>
+      <w:r>
+        <w:rPr>
+          <w:rFonts w:ascii="Courier New" w:eastAsia="Times New Roman" w:hAnsi="Courier New" w:cs="Courier New"/>
+          <w:kern w:val="0"/>
+          <w:sz w:val="20"/>
+          <w:szCs w:val="20"/>
+          <w14:ligatures w14:val="none"/>
+        </w:rPr>
+        <w:t xml:space="preserve"> → if (expr) </w:t>
+      </w:r>
+      <w:proofErr w:type="spellStart"/>
+      <w:r>
+        <w:rPr>
+          <w:rFonts w:ascii="Courier New" w:eastAsia="Times New Roman" w:hAnsi="Courier New" w:cs="Courier New"/>
+          <w:kern w:val="0"/>
+          <w:sz w:val="20"/>
+          <w:szCs w:val="20"/>
+          <w14:ligatures w14:val="none"/>
+        </w:rPr>
+        <w:t>stmt</w:t>
+      </w:r>
+      <w:proofErr w:type="spellEnd"/>
+      <w:r>
+        <w:rPr>
+          <w:rFonts w:ascii="Courier New" w:eastAsia="Times New Roman" w:hAnsi="Courier New" w:cs="Courier New"/>
+          <w:kern w:val="0"/>
+          <w:sz w:val="20"/>
+          <w:szCs w:val="20"/>
+          <w14:ligatures w14:val="none"/>
+        </w:rPr>
+        <w:t xml:space="preserve"> else </w:t>
+      </w:r>
+      <w:proofErr w:type="spellStart"/>
+      <w:r>
+        <w:rPr>
+          <w:rFonts w:ascii="Courier New" w:eastAsia="Times New Roman" w:hAnsi="Courier New" w:cs="Courier New"/>
+          <w:kern w:val="0"/>
+          <w:sz w:val="20"/>
+          <w:szCs w:val="20"/>
+          <w14:ligatures w14:val="none"/>
+        </w:rPr>
+        <w:t>stmt</w:t>
+      </w:r>
+      <w:proofErr w:type="spellEnd"/>
     </w:p>
     <w:p>
       <w:pPr>
@@ -7996,6 +8582,7 @@
         </w:rPr>
         <w:t xml:space="preserve">It means a </w:t>
       </w:r>
+      <w:proofErr w:type="spellStart"/>
       <w:r>
         <w:rPr>
           <w:rFonts w:ascii="Courier New" w:eastAsia="Times New Roman" w:hAnsi="Courier New" w:cs="Courier New"/>
@@ -8006,6 +8593,7 @@
         </w:rPr>
         <w:t>stmt</w:t>
       </w:r>
+      <w:proofErr w:type="spellEnd"/>
       <w:r>
         <w:rPr>
           <w:rFonts w:ascii="Times New Roman" w:eastAsia="Times New Roman" w:hAnsi="Times New Roman" w:cs="Times New Roman"/>
@@ -8052,7 +8640,29 @@
           <w:szCs w:val="20"/>
           <w14:ligatures w14:val="none"/>
         </w:rPr>
-        <w:t>if ( expression ) statement else statement</w:t>
+        <w:t xml:space="preserve">if </w:t>
+      </w:r>
+      <w:proofErr w:type="gramStart"/>
+      <w:r>
+        <w:rPr>
+          <w:rFonts w:ascii="Courier New" w:eastAsia="Times New Roman" w:hAnsi="Courier New" w:cs="Courier New"/>
+          <w:kern w:val="0"/>
+          <w:sz w:val="20"/>
+          <w:szCs w:val="20"/>
+          <w14:ligatures w14:val="none"/>
+        </w:rPr>
+        <w:t>( expression</w:t>
+      </w:r>
+      <w:proofErr w:type="gramEnd"/>
+      <w:r>
+        <w:rPr>
+          <w:rFonts w:ascii="Courier New" w:eastAsia="Times New Roman" w:hAnsi="Courier New" w:cs="Courier New"/>
+          <w:kern w:val="0"/>
+          <w:sz w:val="20"/>
+          <w:szCs w:val="20"/>
+          <w14:ligatures w14:val="none"/>
+        </w:rPr>
+        <w:t xml:space="preserve"> ) statement else statement</w:t>
       </w:r>
     </w:p>
     <w:p>
@@ -8087,6 +8697,7 @@
           <w14:ligatures w14:val="none"/>
         </w:rPr>
       </w:pPr>
+      <w:proofErr w:type="spellStart"/>
       <w:r>
         <w:rPr>
           <w:rFonts w:ascii="Courier New" w:eastAsia="Times New Roman" w:hAnsi="Courier New" w:cs="Courier New"/>
@@ -8097,6 +8708,7 @@
         </w:rPr>
         <w:t>stmt</w:t>
       </w:r>
+      <w:proofErr w:type="spellEnd"/>
       <w:r>
         <w:rPr>
           <w:rFonts w:ascii="Times New Roman" w:eastAsia="Times New Roman" w:hAnsi="Times New Roman" w:cs="Times New Roman"/>
@@ -8123,6 +8735,7 @@
         </w:rPr>
         <w:t xml:space="preserve"> → </w:t>
       </w:r>
+      <w:proofErr w:type="spellStart"/>
       <w:r>
         <w:rPr>
           <w:rFonts w:ascii="Times New Roman" w:eastAsia="Times New Roman" w:hAnsi="Times New Roman" w:cs="Times New Roman"/>
@@ -8133,6 +8746,7 @@
         </w:rPr>
         <w:t>Nonterminals</w:t>
       </w:r>
+      <w:proofErr w:type="spellEnd"/>
       <w:r>
         <w:rPr>
           <w:rFonts w:ascii="Times New Roman" w:eastAsia="Times New Roman" w:hAnsi="Times New Roman" w:cs="Times New Roman"/>
@@ -8183,6 +8797,7 @@
         </w:rPr>
         <w:t>(</w:t>
       </w:r>
+      <w:proofErr w:type="gramStart"/>
       <w:r>
         <w:rPr>
           <w:rFonts w:ascii="Times New Roman" w:eastAsia="Times New Roman" w:hAnsi="Times New Roman" w:cs="Times New Roman"/>
@@ -8201,6 +8816,7 @@
         </w:rPr>
         <w:t>)</w:t>
       </w:r>
+      <w:proofErr w:type="gramEnd"/>
       <w:r>
         <w:rPr>
           <w:rFonts w:ascii="Times New Roman" w:eastAsia="Times New Roman" w:hAnsi="Times New Roman" w:cs="Times New Roman"/>
@@ -8262,7 +8878,7 @@
           <w14:ligatures w14:val="none"/>
         </w:rPr>
         <w:pict w14:anchorId="0CECCAD2">
-          <v:rect id="_x0000_i1046" style="width:0;height:1.5pt" o:hralign="center" o:hrstd="t" o:hr="t" fillcolor="#a0a0a0" stroked="f"/>
+          <v:rect id="_x0000_i1045" style="width:0;height:1.5pt" o:hralign="center" o:hrstd="t" o:hr="t" fillcolor="#a0a0a0" stroked="f"/>
         </w:pict>
       </w:r>
     </w:p>
@@ -8471,10 +9087,7 @@
         </w:rPr>
       </w:pPr>
       <w:r>
-        <w:t>Each leaf is labeled by a terminal or by</w:t>
-      </w:r>
-      <w:r>
-        <w:t xml:space="preserve"> </w:t>
+        <w:t xml:space="preserve">Each leaf is labeled by a terminal or by </w:t>
       </w:r>
       <w:r>
         <w:rPr>
@@ -8504,22 +9117,16 @@
         </w:rPr>
       </w:pPr>
       <w:r>
-        <w:t>Each</w:t>
-      </w:r>
-      <w:r>
+        <w:t>Each interior node is labeled by a nonterminal.</w:t>
+      </w:r>
+      <w:r>
+        <w:rPr>
+          <w:rFonts w:ascii="Times New Roman" w:eastAsia="Times New Roman" w:hAnsi="Times New Roman" w:cs="Times New Roman"/>
+          <w:kern w:val="0"/>
+          <w14:ligatures w14:val="none"/>
+        </w:rPr>
         <w:t xml:space="preserve"> </w:t>
       </w:r>
-      <w:r>
-        <w:t>interior node is labeled by a nonterminal.</w:t>
-      </w:r>
-      <w:r>
-        <w:rPr>
-          <w:rFonts w:ascii="Times New Roman" w:eastAsia="Times New Roman" w:hAnsi="Times New Roman" w:cs="Times New Roman"/>
-          <w:kern w:val="0"/>
-          <w14:ligatures w14:val="none"/>
-        </w:rPr>
-        <w:t xml:space="preserve"> </w:t>
-      </w:r>
     </w:p>
     <w:p>
       <w:pPr>
@@ -8537,7 +9144,7 @@
           <w14:ligatures w14:val="none"/>
         </w:rPr>
         <w:pict w14:anchorId="732D8D03">
-          <v:rect id="_x0000_i1047" style="width:0;height:1.5pt" o:hralign="center" o:hrstd="t" o:hr="t" fillcolor="#a0a0a0" stroked="f"/>
+          <v:rect id="_x0000_i1046" style="width:0;height:1.5pt" o:hralign="center" o:hrstd="t" o:hr="t" fillcolor="#a0a0a0" stroked="f"/>
         </w:pict>
       </w:r>
     </w:p>
@@ -8697,8 +9304,42 @@
           <w:szCs w:val="20"/>
           <w14:ligatures w14:val="none"/>
         </w:rPr>
-        <w:t>E → E + T { print('+') }</w:t>
-      </w:r>
+        <w:t xml:space="preserve">E → E + T </w:t>
+      </w:r>
+      <w:proofErr w:type="gramStart"/>
+      <w:r>
+        <w:rPr>
+          <w:rFonts w:ascii="Courier New" w:eastAsia="Times New Roman" w:hAnsi="Courier New" w:cs="Courier New"/>
+          <w:kern w:val="0"/>
+          <w:sz w:val="20"/>
+          <w:szCs w:val="20"/>
+          <w14:ligatures w14:val="none"/>
+        </w:rPr>
+        <w:t>{ print</w:t>
+      </w:r>
+      <w:proofErr w:type="gramEnd"/>
+      <w:r>
+        <w:rPr>
+          <w:rFonts w:ascii="Courier New" w:eastAsia="Times New Roman" w:hAnsi="Courier New" w:cs="Courier New"/>
+          <w:kern w:val="0"/>
+          <w:sz w:val="20"/>
+          <w:szCs w:val="20"/>
+          <w14:ligatures w14:val="none"/>
+        </w:rPr>
+        <w:t>('+'</w:t>
+      </w:r>
+      <w:proofErr w:type="gramStart"/>
+      <w:r>
+        <w:rPr>
+          <w:rFonts w:ascii="Courier New" w:eastAsia="Times New Roman" w:hAnsi="Courier New" w:cs="Courier New"/>
+          <w:kern w:val="0"/>
+          <w:sz w:val="20"/>
+          <w:szCs w:val="20"/>
+          <w14:ligatures w14:val="none"/>
+        </w:rPr>
+        <w:t>) }</w:t>
+      </w:r>
+      <w:proofErr w:type="gramEnd"/>
     </w:p>
     <w:p>
       <w:pPr>
@@ -8893,7 +9534,29 @@
           <w:szCs w:val="20"/>
           <w14:ligatures w14:val="none"/>
         </w:rPr>
-        <w:t xml:space="preserve">       E  +  T</w:t>
+        <w:t xml:space="preserve">       </w:t>
+      </w:r>
+      <w:proofErr w:type="gramStart"/>
+      <w:r>
+        <w:rPr>
+          <w:rFonts w:ascii="Courier New" w:eastAsia="Times New Roman" w:hAnsi="Courier New" w:cs="Courier New"/>
+          <w:kern w:val="0"/>
+          <w:sz w:val="20"/>
+          <w:szCs w:val="20"/>
+          <w14:ligatures w14:val="none"/>
+        </w:rPr>
+        <w:t>E  +</w:t>
+      </w:r>
+      <w:proofErr w:type="gramEnd"/>
+      <w:r>
+        <w:rPr>
+          <w:rFonts w:ascii="Courier New" w:eastAsia="Times New Roman" w:hAnsi="Courier New" w:cs="Courier New"/>
+          <w:kern w:val="0"/>
+          <w:sz w:val="20"/>
+          <w:szCs w:val="20"/>
+          <w14:ligatures w14:val="none"/>
+        </w:rPr>
+        <w:t xml:space="preserve">  T</w:t>
       </w:r>
     </w:p>
     <w:p>
@@ -9133,7 +9796,29 @@
           <w:szCs w:val="20"/>
           <w14:ligatures w14:val="none"/>
         </w:rPr>
-        <w:t xml:space="preserve">        print('+')</w:t>
+        <w:t xml:space="preserve">        </w:t>
+      </w:r>
+      <w:proofErr w:type="gramStart"/>
+      <w:r>
+        <w:rPr>
+          <w:rFonts w:ascii="Courier New" w:eastAsia="Times New Roman" w:hAnsi="Courier New" w:cs="Courier New"/>
+          <w:kern w:val="0"/>
+          <w:sz w:val="20"/>
+          <w:szCs w:val="20"/>
+          <w14:ligatures w14:val="none"/>
+        </w:rPr>
+        <w:t>print(</w:t>
+      </w:r>
+      <w:proofErr w:type="gramEnd"/>
+      <w:r>
+        <w:rPr>
+          <w:rFonts w:ascii="Courier New" w:eastAsia="Times New Roman" w:hAnsi="Courier New" w:cs="Courier New"/>
+          <w:kern w:val="0"/>
+          <w:sz w:val="20"/>
+          <w:szCs w:val="20"/>
+          <w14:ligatures w14:val="none"/>
+        </w:rPr>
+        <w:t>'+')</w:t>
       </w:r>
     </w:p>
     <w:p>
@@ -9211,7 +9896,7 @@
           <w14:ligatures w14:val="none"/>
         </w:rPr>
         <w:pict w14:anchorId="3587AB2B">
-          <v:rect id="_x0000_i1048" style="width:0;height:1.5pt" o:hralign="center" o:hrstd="t" o:hr="t" fillcolor="#a0a0a0" stroked="f"/>
+          <v:rect id="_x0000_i1047" style="width:0;height:1.5pt" o:hralign="center" o:hrstd="t" o:hr="t" fillcolor="#a0a0a0" stroked="f"/>
         </w:pict>
       </w:r>
     </w:p>
@@ -9662,7 +10347,7 @@
           <w14:ligatures w14:val="none"/>
         </w:rPr>
         <w:pict w14:anchorId="30BE6CDC">
-          <v:rect id="_x0000_i1049" style="width:0;height:1.5pt" o:hralign="center" o:hrstd="t" o:hr="t" fillcolor="#a0a0a0" stroked="f"/>
+          <v:rect id="_x0000_i1048" style="width:0;height:1.5pt" o:hralign="center" o:hrstd="t" o:hr="t" fillcolor="#a0a0a0" stroked="f"/>
         </w:pict>
       </w:r>
     </w:p>
@@ -9836,15 +10521,27 @@
           <w14:ligatures w14:val="none"/>
         </w:rPr>
       </w:pPr>
-      <w:r>
-        <w:rPr>
-          <w:rFonts w:ascii="Courier New" w:eastAsia="Times New Roman" w:hAnsi="Courier New" w:cs="Courier New"/>
-          <w:kern w:val="0"/>
-          <w:sz w:val="20"/>
-          <w:szCs w:val="20"/>
-          <w14:ligatures w14:val="none"/>
-        </w:rPr>
-        <w:t>A  → β A'</w:t>
+      <w:proofErr w:type="gramStart"/>
+      <w:r>
+        <w:rPr>
+          <w:rFonts w:ascii="Courier New" w:eastAsia="Times New Roman" w:hAnsi="Courier New" w:cs="Courier New"/>
+          <w:kern w:val="0"/>
+          <w:sz w:val="20"/>
+          <w:szCs w:val="20"/>
+          <w14:ligatures w14:val="none"/>
+        </w:rPr>
+        <w:t>A  →</w:t>
+      </w:r>
+      <w:proofErr w:type="gramEnd"/>
+      <w:r>
+        <w:rPr>
+          <w:rFonts w:ascii="Courier New" w:eastAsia="Times New Roman" w:hAnsi="Courier New" w:cs="Courier New"/>
+          <w:kern w:val="0"/>
+          <w:sz w:val="20"/>
+          <w:szCs w:val="20"/>
+          <w14:ligatures w14:val="none"/>
+        </w:rPr>
+        <w:t xml:space="preserve"> β A'</w:t>
       </w:r>
     </w:p>
     <w:p>
@@ -9939,7 +10636,7 @@
           <w14:ligatures w14:val="none"/>
         </w:rPr>
         <w:pict w14:anchorId="1462FE67">
-          <v:rect id="_x0000_i1050" style="width:0;height:1.5pt" o:hralign="center" o:hrstd="t" o:hr="t" fillcolor="#a0a0a0" stroked="f"/>
+          <v:rect id="_x0000_i1049" style="width:0;height:1.5pt" o:hralign="center" o:hrstd="t" o:hr="t" fillcolor="#a0a0a0" stroked="f"/>
         </w:pict>
       </w:r>
     </w:p>
@@ -10096,15 +10793,27 @@
           <w14:ligatures w14:val="none"/>
         </w:rPr>
       </w:pPr>
-      <w:r>
-        <w:rPr>
-          <w:rFonts w:ascii="Courier New" w:eastAsia="Times New Roman" w:hAnsi="Courier New" w:cs="Courier New"/>
-          <w:kern w:val="0"/>
-          <w:sz w:val="20"/>
-          <w:szCs w:val="20"/>
-          <w14:ligatures w14:val="none"/>
-        </w:rPr>
-        <w:t>A  → βA'</w:t>
+      <w:proofErr w:type="gramStart"/>
+      <w:r>
+        <w:rPr>
+          <w:rFonts w:ascii="Courier New" w:eastAsia="Times New Roman" w:hAnsi="Courier New" w:cs="Courier New"/>
+          <w:kern w:val="0"/>
+          <w:sz w:val="20"/>
+          <w:szCs w:val="20"/>
+          <w14:ligatures w14:val="none"/>
+        </w:rPr>
+        <w:t>A  →</w:t>
+      </w:r>
+      <w:proofErr w:type="gramEnd"/>
+      <w:r>
+        <w:rPr>
+          <w:rFonts w:ascii="Courier New" w:eastAsia="Times New Roman" w:hAnsi="Courier New" w:cs="Courier New"/>
+          <w:kern w:val="0"/>
+          <w:sz w:val="20"/>
+          <w:szCs w:val="20"/>
+          <w14:ligatures w14:val="none"/>
+        </w:rPr>
+        <w:t xml:space="preserve"> βA'</w:t>
       </w:r>
     </w:p>
     <w:p>
@@ -10254,15 +10963,27 @@
           <w14:ligatures w14:val="none"/>
         </w:rPr>
       </w:pPr>
-      <w:r>
-        <w:rPr>
-          <w:rFonts w:ascii="Courier New" w:eastAsia="Times New Roman" w:hAnsi="Courier New" w:cs="Courier New"/>
-          <w:kern w:val="0"/>
-          <w:sz w:val="20"/>
-          <w:szCs w:val="20"/>
-          <w14:ligatures w14:val="none"/>
-        </w:rPr>
-        <w:t>E  → T E'</w:t>
+      <w:proofErr w:type="gramStart"/>
+      <w:r>
+        <w:rPr>
+          <w:rFonts w:ascii="Courier New" w:eastAsia="Times New Roman" w:hAnsi="Courier New" w:cs="Courier New"/>
+          <w:kern w:val="0"/>
+          <w:sz w:val="20"/>
+          <w:szCs w:val="20"/>
+          <w14:ligatures w14:val="none"/>
+        </w:rPr>
+        <w:t>E  →</w:t>
+      </w:r>
+      <w:proofErr w:type="gramEnd"/>
+      <w:r>
+        <w:rPr>
+          <w:rFonts w:ascii="Courier New" w:eastAsia="Times New Roman" w:hAnsi="Courier New" w:cs="Courier New"/>
+          <w:kern w:val="0"/>
+          <w:sz w:val="20"/>
+          <w:szCs w:val="20"/>
+          <w14:ligatures w14:val="none"/>
+        </w:rPr>
+        <w:t xml:space="preserve"> T E'</w:t>
       </w:r>
     </w:p>
     <w:p>
@@ -10321,7 +11042,7 @@
           <w14:ligatures w14:val="none"/>
         </w:rPr>
         <w:pict w14:anchorId="34C67E06">
-          <v:rect id="_x0000_i1051" style="width:0;height:1.5pt" o:hralign="center" o:hrstd="t" o:hr="t" fillcolor="#a0a0a0" stroked="f"/>
+          <v:rect id="_x0000_i1050" style="width:0;height:1.5pt" o:hralign="center" o:hrstd="t" o:hr="t" fillcolor="#a0a0a0" stroked="f"/>
         </w:pict>
       </w:r>
     </w:p>
@@ -10576,7 +11297,7 @@
           <w14:ligatures w14:val="none"/>
         </w:rPr>
         <w:pict w14:anchorId="3DDD8665">
-          <v:rect id="_x0000_i1052" style="width:0;height:1.5pt" o:hralign="center" o:hrstd="t" o:hr="t" fillcolor="#a0a0a0" stroked="f"/>
+          <v:rect id="_x0000_i1051" style="width:0;height:1.5pt" o:hralign="center" o:hrstd="t" o:hr="t" fillcolor="#a0a0a0" stroked="f"/>
         </w:pict>
       </w:r>
     </w:p>
@@ -10953,7 +11674,73 @@
           <w:szCs w:val="20"/>
           <w14:ligatures w14:val="none"/>
         </w:rPr>
-        <w:t>for ( ; expr ; expr ) other</w:t>
+        <w:t xml:space="preserve">for </w:t>
+      </w:r>
+      <w:proofErr w:type="gramStart"/>
+      <w:r>
+        <w:rPr>
+          <w:rFonts w:ascii="Courier New" w:eastAsia="Times New Roman" w:hAnsi="Courier New" w:cs="Courier New"/>
+          <w:kern w:val="0"/>
+          <w:sz w:val="20"/>
+          <w:szCs w:val="20"/>
+          <w14:ligatures w14:val="none"/>
+        </w:rPr>
+        <w:t>( ;</w:t>
+      </w:r>
+      <w:proofErr w:type="gramEnd"/>
+      <w:r>
+        <w:rPr>
+          <w:rFonts w:ascii="Courier New" w:eastAsia="Times New Roman" w:hAnsi="Courier New" w:cs="Courier New"/>
+          <w:kern w:val="0"/>
+          <w:sz w:val="20"/>
+          <w:szCs w:val="20"/>
+          <w14:ligatures w14:val="none"/>
+        </w:rPr>
+        <w:t xml:space="preserve"> </w:t>
+      </w:r>
+      <w:proofErr w:type="gramStart"/>
+      <w:r>
+        <w:rPr>
+          <w:rFonts w:ascii="Courier New" w:eastAsia="Times New Roman" w:hAnsi="Courier New" w:cs="Courier New"/>
+          <w:kern w:val="0"/>
+          <w:sz w:val="20"/>
+          <w:szCs w:val="20"/>
+          <w14:ligatures w14:val="none"/>
+        </w:rPr>
+        <w:t>expr ;</w:t>
+      </w:r>
+      <w:proofErr w:type="gramEnd"/>
+      <w:r>
+        <w:rPr>
+          <w:rFonts w:ascii="Courier New" w:eastAsia="Times New Roman" w:hAnsi="Courier New" w:cs="Courier New"/>
+          <w:kern w:val="0"/>
+          <w:sz w:val="20"/>
+          <w:szCs w:val="20"/>
+          <w14:ligatures w14:val="none"/>
+        </w:rPr>
+        <w:t xml:space="preserve"> </w:t>
+      </w:r>
+      <w:proofErr w:type="gramStart"/>
+      <w:r>
+        <w:rPr>
+          <w:rFonts w:ascii="Courier New" w:eastAsia="Times New Roman" w:hAnsi="Courier New" w:cs="Courier New"/>
+          <w:kern w:val="0"/>
+          <w:sz w:val="20"/>
+          <w:szCs w:val="20"/>
+          <w14:ligatures w14:val="none"/>
+        </w:rPr>
+        <w:t>expr )</w:t>
+      </w:r>
+      <w:proofErr w:type="gramEnd"/>
+      <w:r>
+        <w:rPr>
+          <w:rFonts w:ascii="Courier New" w:eastAsia="Times New Roman" w:hAnsi="Courier New" w:cs="Courier New"/>
+          <w:kern w:val="0"/>
+          <w:sz w:val="20"/>
+          <w:szCs w:val="20"/>
+          <w14:ligatures w14:val="none"/>
+        </w:rPr>
+        <w:t xml:space="preserve"> other</w:t>
       </w:r>
     </w:p>
     <w:p>
@@ -11088,7 +11875,7 @@
           <w14:ligatures w14:val="none"/>
         </w:rPr>
         <w:pict w14:anchorId="76799ED7">
-          <v:rect id="_x0000_i1053" style="width:0;height:1.5pt" o:hralign="center" o:hrstd="t" o:hr="t" fillcolor="#a0a0a0" stroked="f"/>
+          <v:rect id="_x0000_i1052" style="width:0;height:1.5pt" o:hralign="center" o:hrstd="t" o:hr="t" fillcolor="#a0a0a0" stroked="f"/>
         </w:pict>
       </w:r>
     </w:p>
@@ -11176,7 +11963,29 @@
           <w:szCs w:val="20"/>
           <w14:ligatures w14:val="none"/>
         </w:rPr>
-        <w:t>for (;; peek = next input character)</w:t>
+        <w:t xml:space="preserve">for </w:t>
+      </w:r>
+      <w:proofErr w:type="gramStart"/>
+      <w:r>
+        <w:rPr>
+          <w:rFonts w:ascii="Courier New" w:eastAsia="Times New Roman" w:hAnsi="Courier New" w:cs="Courier New"/>
+          <w:kern w:val="0"/>
+          <w:sz w:val="20"/>
+          <w:szCs w:val="20"/>
+          <w14:ligatures w14:val="none"/>
+        </w:rPr>
+        <w:t>(;;</w:t>
+      </w:r>
+      <w:proofErr w:type="gramEnd"/>
+      <w:r>
+        <w:rPr>
+          <w:rFonts w:ascii="Courier New" w:eastAsia="Times New Roman" w:hAnsi="Courier New" w:cs="Courier New"/>
+          <w:kern w:val="0"/>
+          <w:sz w:val="20"/>
+          <w:szCs w:val="20"/>
+          <w14:ligatures w14:val="none"/>
+        </w:rPr>
+        <w:t xml:space="preserve"> peek = next input character)</w:t>
       </w:r>
     </w:p>
     <w:p>
@@ -11597,13 +12406,5797 @@
     </w:p>
     <w:p>
       <w:pPr>
+        <w:spacing w:before="100" w:beforeAutospacing="1" w:after="100" w:afterAutospacing="1" w:line="240" w:lineRule="auto"/>
+        <w:rPr>
+          <w:rFonts w:ascii="Times New Roman" w:eastAsia="Times New Roman" w:hAnsi="Times New Roman" w:cs="Times New Roman"/>
+          <w:kern w:val="0"/>
+          <w14:ligatures w14:val="none"/>
+        </w:rPr>
+      </w:pPr>
+    </w:p>
+    <w:p>
+      <w:pPr>
+        <w:spacing w:before="100" w:beforeAutospacing="1" w:after="100" w:afterAutospacing="1" w:line="240" w:lineRule="auto"/>
+        <w:rPr>
+          <w:rFonts w:ascii="Times New Roman" w:eastAsia="Times New Roman" w:hAnsi="Times New Roman" w:cs="Times New Roman"/>
+          <w:kern w:val="0"/>
+          <w14:ligatures w14:val="none"/>
+        </w:rPr>
+      </w:pPr>
+    </w:p>
+    <w:p>
+      <w:pPr>
         <w:shd w:val="clear" w:color="auto" w:fill="FFFFFF"/>
         <w:tabs>
           <w:tab w:val="num" w:pos="720"/>
         </w:tabs>
         <w:spacing w:after="0"/>
-        <w:ind w:left="720" w:hanging="360"/>
-      </w:pPr>
+        <w:jc w:val="both"/>
+        <w:rPr>
+          <w:rFonts w:ascii="Times New Roman" w:hAnsi="Times New Roman" w:cs="Times New Roman"/>
+          <w:b/>
+          <w:bCs/>
+          <w:sz w:val="32"/>
+          <w:szCs w:val="32"/>
+        </w:rPr>
+      </w:pPr>
+      <w:r>
+        <w:rPr>
+          <w:rFonts w:ascii="Times New Roman" w:hAnsi="Times New Roman" w:cs="Times New Roman"/>
+          <w:sz w:val="28"/>
+          <w:szCs w:val="28"/>
+        </w:rPr>
+        <w:t xml:space="preserve">                               </w:t>
+      </w:r>
+      <w:r>
+        <w:rPr>
+          <w:rFonts w:ascii="Times New Roman" w:hAnsi="Times New Roman" w:cs="Times New Roman"/>
+          <w:sz w:val="28"/>
+          <w:szCs w:val="28"/>
+        </w:rPr>
+        <w:t xml:space="preserve">          </w:t>
+      </w:r>
+      <w:r>
+        <w:rPr>
+          <w:rFonts w:ascii="Times New Roman" w:hAnsi="Times New Roman" w:cs="Times New Roman"/>
+          <w:b/>
+          <w:bCs/>
+          <w:sz w:val="32"/>
+          <w:szCs w:val="32"/>
+        </w:rPr>
+        <w:t>Automata</w:t>
+      </w:r>
+    </w:p>
+    <w:p>
+      <w:pPr>
+        <w:spacing w:before="100" w:beforeAutospacing="1" w:after="100" w:afterAutospacing="1" w:line="240" w:lineRule="auto"/>
+        <w:jc w:val="both"/>
+        <w:outlineLvl w:val="1"/>
+        <w:rPr>
+          <w:rFonts w:ascii="Times New Roman" w:eastAsia="Times New Roman" w:hAnsi="Times New Roman" w:cs="Times New Roman"/>
+          <w:b/>
+          <w:bCs/>
+          <w:kern w:val="0"/>
+          <w:sz w:val="28"/>
+          <w:szCs w:val="28"/>
+          <w14:ligatures w14:val="none"/>
+        </w:rPr>
+      </w:pPr>
+      <w:r>
+        <w:rPr>
+          <w:rFonts w:ascii="Times New Roman" w:eastAsia="Times New Roman" w:hAnsi="Times New Roman" w:cs="Times New Roman"/>
+          <w:b/>
+          <w:bCs/>
+          <w:kern w:val="0"/>
+          <w:sz w:val="28"/>
+          <w:szCs w:val="28"/>
+          <w14:ligatures w14:val="none"/>
+        </w:rPr>
+        <w:t>24. Define finite automata. Why study finite automata?</w:t>
+      </w:r>
+    </w:p>
+    <w:p>
+      <w:pPr>
+        <w:spacing w:before="100" w:beforeAutospacing="1" w:after="100" w:afterAutospacing="1" w:line="240" w:lineRule="auto"/>
+        <w:jc w:val="both"/>
+        <w:outlineLvl w:val="2"/>
+        <w:rPr>
+          <w:rFonts w:ascii="Times New Roman" w:eastAsia="Times New Roman" w:hAnsi="Times New Roman" w:cs="Times New Roman"/>
+          <w:b/>
+          <w:bCs/>
+          <w:kern w:val="0"/>
+          <w:sz w:val="28"/>
+          <w:szCs w:val="28"/>
+          <w14:ligatures w14:val="none"/>
+        </w:rPr>
+      </w:pPr>
+      <w:r>
+        <w:rPr>
+          <w:rFonts w:ascii="Times New Roman" w:eastAsia="Times New Roman" w:hAnsi="Times New Roman" w:cs="Times New Roman"/>
+          <w:b/>
+          <w:bCs/>
+          <w:kern w:val="0"/>
+          <w:sz w:val="28"/>
+          <w:szCs w:val="28"/>
+          <w14:ligatures w14:val="none"/>
+        </w:rPr>
+        <w:t>Answer:</w:t>
+      </w:r>
+    </w:p>
+    <w:p>
+      <w:pPr>
+        <w:spacing w:before="100" w:beforeAutospacing="1" w:after="100" w:afterAutospacing="1" w:line="240" w:lineRule="auto"/>
+        <w:jc w:val="both"/>
+        <w:rPr>
+          <w:rFonts w:ascii="Times New Roman" w:eastAsia="Times New Roman" w:hAnsi="Times New Roman" w:cs="Times New Roman"/>
+          <w:kern w:val="0"/>
+          <w:sz w:val="28"/>
+          <w:szCs w:val="28"/>
+          <w14:ligatures w14:val="none"/>
+        </w:rPr>
+      </w:pPr>
+      <w:r>
+        <w:rPr>
+          <w:rFonts w:ascii="Times New Roman" w:eastAsia="Times New Roman" w:hAnsi="Times New Roman" w:cs="Times New Roman"/>
+          <w:kern w:val="0"/>
+          <w:sz w:val="28"/>
+          <w:szCs w:val="28"/>
+          <w14:ligatures w14:val="none"/>
+        </w:rPr>
+        <w:t xml:space="preserve">A </w:t>
+      </w:r>
+      <w:r>
+        <w:rPr>
+          <w:rFonts w:ascii="Times New Roman" w:eastAsia="Times New Roman" w:hAnsi="Times New Roman" w:cs="Times New Roman"/>
+          <w:b/>
+          <w:bCs/>
+          <w:kern w:val="0"/>
+          <w:sz w:val="28"/>
+          <w:szCs w:val="28"/>
+          <w14:ligatures w14:val="none"/>
+        </w:rPr>
+        <w:t>finite automaton</w:t>
+      </w:r>
+      <w:r>
+        <w:rPr>
+          <w:rFonts w:ascii="Times New Roman" w:eastAsia="Times New Roman" w:hAnsi="Times New Roman" w:cs="Times New Roman"/>
+          <w:kern w:val="0"/>
+          <w:sz w:val="28"/>
+          <w:szCs w:val="28"/>
+          <w14:ligatures w14:val="none"/>
+        </w:rPr>
+        <w:t xml:space="preserve"> is a mathematical model of computation that has a </w:t>
+      </w:r>
+      <w:r>
+        <w:rPr>
+          <w:rFonts w:ascii="Times New Roman" w:eastAsia="Times New Roman" w:hAnsi="Times New Roman" w:cs="Times New Roman"/>
+          <w:kern w:val="0"/>
+          <w:sz w:val="28"/>
+          <w:szCs w:val="28"/>
+          <w14:ligatures w14:val="none"/>
+        </w:rPr>
+        <w:t>finite set of states</w:t>
+      </w:r>
+      <w:r>
+        <w:rPr>
+          <w:rFonts w:ascii="Times New Roman" w:eastAsia="Times New Roman" w:hAnsi="Times New Roman" w:cs="Times New Roman"/>
+          <w:kern w:val="0"/>
+          <w:sz w:val="28"/>
+          <w:szCs w:val="28"/>
+          <w14:ligatures w14:val="none"/>
+        </w:rPr>
+        <w:t xml:space="preserve"> and changes its state according to the input symbols.</w:t>
+      </w:r>
+    </w:p>
+    <w:p>
+      <w:pPr>
+        <w:spacing w:before="100" w:beforeAutospacing="1" w:after="100" w:afterAutospacing="1" w:line="240" w:lineRule="auto"/>
+        <w:jc w:val="both"/>
+        <w:rPr>
+          <w:rFonts w:ascii="Times New Roman" w:eastAsia="Times New Roman" w:hAnsi="Times New Roman" w:cs="Times New Roman"/>
+          <w:kern w:val="0"/>
+          <w:sz w:val="28"/>
+          <w:szCs w:val="28"/>
+          <w14:ligatures w14:val="none"/>
+        </w:rPr>
+      </w:pPr>
+      <w:r>
+        <w:rPr>
+          <w:rFonts w:ascii="Times New Roman" w:eastAsia="Times New Roman" w:hAnsi="Times New Roman" w:cs="Times New Roman"/>
+          <w:b/>
+          <w:bCs/>
+          <w:kern w:val="0"/>
+          <w:sz w:val="28"/>
+          <w:szCs w:val="28"/>
+          <w14:ligatures w14:val="none"/>
+        </w:rPr>
+        <w:t>Why study finite automata?</w:t>
+      </w:r>
+    </w:p>
+    <w:p>
+      <w:pPr>
+        <w:numPr>
+          <w:ilvl w:val="0"/>
+          <w:numId w:val="21"/>
+        </w:numPr>
+        <w:spacing w:before="100" w:beforeAutospacing="1" w:after="100" w:afterAutospacing="1" w:line="240" w:lineRule="auto"/>
+        <w:jc w:val="both"/>
+        <w:rPr>
+          <w:rFonts w:ascii="Times New Roman" w:eastAsia="Times New Roman" w:hAnsi="Times New Roman" w:cs="Times New Roman"/>
+          <w:kern w:val="0"/>
+          <w:sz w:val="28"/>
+          <w:szCs w:val="28"/>
+          <w14:ligatures w14:val="none"/>
+        </w:rPr>
+      </w:pPr>
+      <w:r>
+        <w:rPr>
+          <w:rFonts w:ascii="Times New Roman" w:eastAsia="Times New Roman" w:hAnsi="Times New Roman" w:cs="Times New Roman"/>
+          <w:kern w:val="0"/>
+          <w:sz w:val="28"/>
+          <w:szCs w:val="28"/>
+          <w14:ligatures w14:val="none"/>
+        </w:rPr>
+        <w:lastRenderedPageBreak/>
+        <w:t xml:space="preserve">To study </w:t>
+      </w:r>
+      <w:r>
+        <w:rPr>
+          <w:rFonts w:ascii="Times New Roman" w:eastAsia="Times New Roman" w:hAnsi="Times New Roman" w:cs="Times New Roman"/>
+          <w:kern w:val="0"/>
+          <w:sz w:val="28"/>
+          <w:szCs w:val="28"/>
+          <w14:ligatures w14:val="none"/>
+        </w:rPr>
+        <w:t>regular languages</w:t>
+      </w:r>
+      <w:r>
+        <w:rPr>
+          <w:rFonts w:ascii="Times New Roman" w:eastAsia="Times New Roman" w:hAnsi="Times New Roman" w:cs="Times New Roman"/>
+          <w:kern w:val="0"/>
+          <w:sz w:val="28"/>
+          <w:szCs w:val="28"/>
+          <w14:ligatures w14:val="none"/>
+        </w:rPr>
+        <w:t xml:space="preserve">. </w:t>
+      </w:r>
+    </w:p>
+    <w:p>
+      <w:pPr>
+        <w:numPr>
+          <w:ilvl w:val="0"/>
+          <w:numId w:val="21"/>
+        </w:numPr>
+        <w:spacing w:before="100" w:beforeAutospacing="1" w:after="100" w:afterAutospacing="1" w:line="240" w:lineRule="auto"/>
+        <w:jc w:val="both"/>
+        <w:rPr>
+          <w:rFonts w:ascii="Times New Roman" w:eastAsia="Times New Roman" w:hAnsi="Times New Roman" w:cs="Times New Roman"/>
+          <w:kern w:val="0"/>
+          <w:sz w:val="28"/>
+          <w:szCs w:val="28"/>
+          <w14:ligatures w14:val="none"/>
+        </w:rPr>
+      </w:pPr>
+      <w:r>
+        <w:rPr>
+          <w:rFonts w:ascii="Times New Roman" w:eastAsia="Times New Roman" w:hAnsi="Times New Roman" w:cs="Times New Roman"/>
+          <w:kern w:val="0"/>
+          <w:sz w:val="28"/>
+          <w:szCs w:val="28"/>
+          <w14:ligatures w14:val="none"/>
+        </w:rPr>
+        <w:t xml:space="preserve">To model systems with a </w:t>
+      </w:r>
+      <w:r>
+        <w:rPr>
+          <w:rFonts w:ascii="Times New Roman" w:eastAsia="Times New Roman" w:hAnsi="Times New Roman" w:cs="Times New Roman"/>
+          <w:kern w:val="0"/>
+          <w:sz w:val="28"/>
+          <w:szCs w:val="28"/>
+          <w14:ligatures w14:val="none"/>
+        </w:rPr>
+        <w:t xml:space="preserve">finite number of states. </w:t>
+      </w:r>
+    </w:p>
+    <w:p>
+      <w:pPr>
+        <w:numPr>
+          <w:ilvl w:val="0"/>
+          <w:numId w:val="21"/>
+        </w:numPr>
+        <w:spacing w:before="100" w:beforeAutospacing="1" w:after="100" w:afterAutospacing="1" w:line="240" w:lineRule="auto"/>
+        <w:jc w:val="both"/>
+        <w:rPr>
+          <w:rFonts w:ascii="Times New Roman" w:eastAsia="Times New Roman" w:hAnsi="Times New Roman" w:cs="Times New Roman"/>
+          <w:kern w:val="0"/>
+          <w:sz w:val="28"/>
+          <w:szCs w:val="28"/>
+          <w14:ligatures w14:val="none"/>
+        </w:rPr>
+      </w:pPr>
+      <w:r>
+        <w:rPr>
+          <w:rFonts w:ascii="Times New Roman" w:eastAsia="Times New Roman" w:hAnsi="Times New Roman" w:cs="Times New Roman"/>
+          <w:kern w:val="0"/>
+          <w:sz w:val="28"/>
+          <w:szCs w:val="28"/>
+          <w14:ligatures w14:val="none"/>
+        </w:rPr>
+        <w:t xml:space="preserve">They are useful in </w:t>
+      </w:r>
+      <w:r>
+        <w:rPr>
+          <w:rFonts w:ascii="Times New Roman" w:eastAsia="Times New Roman" w:hAnsi="Times New Roman" w:cs="Times New Roman"/>
+          <w:kern w:val="0"/>
+          <w:sz w:val="28"/>
+          <w:szCs w:val="28"/>
+          <w14:ligatures w14:val="none"/>
+        </w:rPr>
+        <w:t>lexical analysis, text processing, pattern matching</w:t>
+      </w:r>
+      <w:r>
+        <w:rPr>
+          <w:rFonts w:ascii="Times New Roman" w:eastAsia="Times New Roman" w:hAnsi="Times New Roman" w:cs="Times New Roman"/>
+          <w:kern w:val="0"/>
+          <w:sz w:val="28"/>
+          <w:szCs w:val="28"/>
+          <w14:ligatures w14:val="none"/>
+        </w:rPr>
+        <w:t>, etc.</w:t>
+      </w:r>
+    </w:p>
+    <w:p>
+      <w:pPr>
+        <w:numPr>
+          <w:ilvl w:val="0"/>
+          <w:numId w:val="21"/>
+        </w:numPr>
+        <w:spacing w:before="100" w:beforeAutospacing="1" w:after="100" w:afterAutospacing="1" w:line="240" w:lineRule="auto"/>
+        <w:jc w:val="both"/>
+        <w:rPr>
+          <w:rFonts w:ascii="Times New Roman" w:eastAsia="Times New Roman" w:hAnsi="Times New Roman" w:cs="Times New Roman"/>
+          <w:kern w:val="0"/>
+          <w:sz w:val="28"/>
+          <w:szCs w:val="28"/>
+          <w14:ligatures w14:val="none"/>
+        </w:rPr>
+      </w:pPr>
+      <w:r>
+        <w:rPr>
+          <w:rFonts w:ascii="Times New Roman" w:eastAsia="Times New Roman" w:hAnsi="Times New Roman" w:cs="Times New Roman"/>
+          <w:kern w:val="0"/>
+          <w:sz w:val="28"/>
+          <w:szCs w:val="28"/>
+          <w14:ligatures w14:val="none"/>
+        </w:rPr>
+        <w:t xml:space="preserve">used to recognize regular languages. </w:t>
+      </w:r>
+    </w:p>
+    <w:p>
+      <w:pPr>
+        <w:spacing w:after="0" w:line="240" w:lineRule="auto"/>
+        <w:jc w:val="both"/>
+        <w:rPr>
+          <w:rFonts w:ascii="Times New Roman" w:eastAsia="Times New Roman" w:hAnsi="Times New Roman" w:cs="Times New Roman"/>
+          <w:kern w:val="0"/>
+          <w:sz w:val="28"/>
+          <w:szCs w:val="28"/>
+          <w14:ligatures w14:val="none"/>
+        </w:rPr>
+      </w:pPr>
+      <w:r>
+        <w:rPr>
+          <w:rFonts w:ascii="Times New Roman" w:eastAsia="Times New Roman" w:hAnsi="Times New Roman" w:cs="Times New Roman"/>
+          <w:kern w:val="0"/>
+          <w:sz w:val="28"/>
+          <w:szCs w:val="28"/>
+          <w14:ligatures w14:val="none"/>
+        </w:rPr>
+        <w:pict w14:anchorId="09EB1D50">
+          <v:rect id="_x0000_i1053" style="width:0;height:1.5pt" o:hralign="center" o:hrstd="t" o:hr="t" fillcolor="#a0a0a0" stroked="f"/>
+        </w:pict>
+      </w:r>
+    </w:p>
+    <w:p>
+      <w:pPr>
+        <w:spacing w:before="100" w:beforeAutospacing="1" w:after="100" w:afterAutospacing="1" w:line="240" w:lineRule="auto"/>
+        <w:jc w:val="both"/>
+        <w:outlineLvl w:val="0"/>
+        <w:rPr>
+          <w:rFonts w:ascii="Times New Roman" w:eastAsia="Times New Roman" w:hAnsi="Times New Roman" w:cs="Times New Roman"/>
+          <w:b/>
+          <w:bCs/>
+          <w:kern w:val="36"/>
+          <w:sz w:val="28"/>
+          <w:szCs w:val="28"/>
+          <w14:ligatures w14:val="none"/>
+        </w:rPr>
+      </w:pPr>
+      <w:r>
+        <w:rPr>
+          <w:rFonts w:ascii="Times New Roman" w:eastAsia="Times New Roman" w:hAnsi="Times New Roman" w:cs="Times New Roman"/>
+          <w:b/>
+          <w:bCs/>
+          <w:kern w:val="36"/>
+          <w:sz w:val="28"/>
+          <w:szCs w:val="28"/>
+          <w14:ligatures w14:val="none"/>
+        </w:rPr>
+        <w:t>25. Define Turing Machine. Describe the central concept of automata theory.</w:t>
+      </w:r>
+    </w:p>
+    <w:p>
+      <w:pPr>
+        <w:spacing w:before="100" w:beforeAutospacing="1" w:after="100" w:afterAutospacing="1" w:line="240" w:lineRule="auto"/>
+        <w:jc w:val="both"/>
+        <w:outlineLvl w:val="2"/>
+        <w:rPr>
+          <w:rFonts w:ascii="Times New Roman" w:eastAsia="Times New Roman" w:hAnsi="Times New Roman" w:cs="Times New Roman"/>
+          <w:b/>
+          <w:bCs/>
+          <w:kern w:val="0"/>
+          <w:sz w:val="28"/>
+          <w:szCs w:val="28"/>
+          <w14:ligatures w14:val="none"/>
+        </w:rPr>
+      </w:pPr>
+      <w:r>
+        <w:rPr>
+          <w:rFonts w:ascii="Times New Roman" w:eastAsia="Times New Roman" w:hAnsi="Times New Roman" w:cs="Times New Roman"/>
+          <w:b/>
+          <w:bCs/>
+          <w:kern w:val="0"/>
+          <w:sz w:val="28"/>
+          <w:szCs w:val="28"/>
+          <w14:ligatures w14:val="none"/>
+        </w:rPr>
+        <w:t>Answer:</w:t>
+      </w:r>
+    </w:p>
+    <w:p>
+      <w:pPr>
+        <w:spacing w:before="100" w:beforeAutospacing="1" w:after="100" w:afterAutospacing="1" w:line="240" w:lineRule="auto"/>
+        <w:jc w:val="both"/>
+        <w:outlineLvl w:val="2"/>
+        <w:rPr>
+          <w:rFonts w:ascii="Times New Roman" w:eastAsia="Times New Roman" w:hAnsi="Times New Roman" w:cs="Times New Roman"/>
+          <w:b/>
+          <w:bCs/>
+          <w:kern w:val="0"/>
+          <w:sz w:val="28"/>
+          <w:szCs w:val="28"/>
+          <w14:ligatures w14:val="none"/>
+        </w:rPr>
+      </w:pPr>
+      <w:r>
+        <w:rPr>
+          <w:rFonts w:ascii="Times New Roman" w:eastAsia="Times New Roman" w:hAnsi="Times New Roman" w:cs="Times New Roman"/>
+          <w:b/>
+          <w:bCs/>
+          <w:kern w:val="0"/>
+          <w:sz w:val="28"/>
+          <w:szCs w:val="28"/>
+          <w14:ligatures w14:val="none"/>
+        </w:rPr>
+        <w:t>Turing Machine:</w:t>
+      </w:r>
+    </w:p>
+    <w:p>
+      <w:pPr>
+        <w:spacing w:before="100" w:beforeAutospacing="1" w:after="100" w:afterAutospacing="1" w:line="240" w:lineRule="auto"/>
+        <w:jc w:val="both"/>
+        <w:rPr>
+          <w:rFonts w:ascii="Times New Roman" w:eastAsia="Times New Roman" w:hAnsi="Times New Roman" w:cs="Times New Roman"/>
+          <w:kern w:val="0"/>
+          <w:sz w:val="28"/>
+          <w:szCs w:val="28"/>
+          <w14:ligatures w14:val="none"/>
+        </w:rPr>
+      </w:pPr>
+      <w:r>
+        <w:rPr>
+          <w:rFonts w:ascii="Times New Roman" w:eastAsia="Times New Roman" w:hAnsi="Times New Roman" w:cs="Times New Roman"/>
+          <w:kern w:val="0"/>
+          <w:sz w:val="28"/>
+          <w:szCs w:val="28"/>
+          <w14:ligatures w14:val="none"/>
+        </w:rPr>
+        <w:t xml:space="preserve">A </w:t>
+      </w:r>
+      <w:r>
+        <w:rPr>
+          <w:rFonts w:ascii="Times New Roman" w:eastAsia="Times New Roman" w:hAnsi="Times New Roman" w:cs="Times New Roman"/>
+          <w:kern w:val="0"/>
+          <w:sz w:val="28"/>
+          <w:szCs w:val="28"/>
+          <w14:ligatures w14:val="none"/>
+        </w:rPr>
+        <w:t>Turing Machine (TM)</w:t>
+      </w:r>
+      <w:r>
+        <w:rPr>
+          <w:rFonts w:ascii="Times New Roman" w:eastAsia="Times New Roman" w:hAnsi="Times New Roman" w:cs="Times New Roman"/>
+          <w:kern w:val="0"/>
+          <w:sz w:val="28"/>
+          <w:szCs w:val="28"/>
+          <w14:ligatures w14:val="none"/>
+        </w:rPr>
+        <w:t xml:space="preserve"> is a mathematical model of computation that uses a </w:t>
+      </w:r>
+      <w:r>
+        <w:rPr>
+          <w:rFonts w:ascii="Times New Roman" w:eastAsia="Times New Roman" w:hAnsi="Times New Roman" w:cs="Times New Roman"/>
+          <w:kern w:val="0"/>
+          <w:sz w:val="28"/>
+          <w:szCs w:val="28"/>
+          <w14:ligatures w14:val="none"/>
+        </w:rPr>
+        <w:t>tape, tape head, states, and transition rules</w:t>
+      </w:r>
+      <w:r>
+        <w:rPr>
+          <w:rFonts w:ascii="Times New Roman" w:eastAsia="Times New Roman" w:hAnsi="Times New Roman" w:cs="Times New Roman"/>
+          <w:kern w:val="0"/>
+          <w:sz w:val="28"/>
+          <w:szCs w:val="28"/>
+          <w14:ligatures w14:val="none"/>
+        </w:rPr>
+        <w:t xml:space="preserve"> to perform computation.</w:t>
+      </w:r>
+    </w:p>
+    <w:p>
+      <w:pPr>
+        <w:spacing w:before="100" w:beforeAutospacing="1" w:after="100" w:afterAutospacing="1" w:line="240" w:lineRule="auto"/>
+        <w:jc w:val="both"/>
+        <w:outlineLvl w:val="2"/>
+        <w:rPr>
+          <w:rFonts w:ascii="Times New Roman" w:eastAsia="Times New Roman" w:hAnsi="Times New Roman" w:cs="Times New Roman"/>
+          <w:b/>
+          <w:bCs/>
+          <w:kern w:val="0"/>
+          <w:sz w:val="28"/>
+          <w:szCs w:val="28"/>
+          <w14:ligatures w14:val="none"/>
+        </w:rPr>
+      </w:pPr>
+      <w:r>
+        <w:rPr>
+          <w:rFonts w:ascii="Times New Roman" w:eastAsia="Times New Roman" w:hAnsi="Times New Roman" w:cs="Times New Roman"/>
+          <w:b/>
+          <w:bCs/>
+          <w:kern w:val="0"/>
+          <w:sz w:val="28"/>
+          <w:szCs w:val="28"/>
+          <w14:ligatures w14:val="none"/>
+        </w:rPr>
+        <w:t>Central concept of Automata Theory:</w:t>
+      </w:r>
+    </w:p>
+    <w:p>
+      <w:pPr>
+        <w:spacing w:before="100" w:beforeAutospacing="1" w:after="100" w:afterAutospacing="1" w:line="240" w:lineRule="auto"/>
+        <w:jc w:val="both"/>
+        <w:rPr>
+          <w:rFonts w:ascii="Times New Roman" w:eastAsia="Times New Roman" w:hAnsi="Times New Roman" w:cs="Times New Roman"/>
+          <w:kern w:val="0"/>
+          <w:sz w:val="28"/>
+          <w:szCs w:val="28"/>
+          <w14:ligatures w14:val="none"/>
+        </w:rPr>
+      </w:pPr>
+      <w:r>
+        <w:rPr>
+          <w:rFonts w:ascii="Times New Roman" w:eastAsia="Times New Roman" w:hAnsi="Times New Roman" w:cs="Times New Roman"/>
+          <w:kern w:val="0"/>
+          <w:sz w:val="28"/>
+          <w:szCs w:val="28"/>
+          <w14:ligatures w14:val="none"/>
+        </w:rPr>
+        <w:t xml:space="preserve">The central concept is to study </w:t>
+      </w:r>
+      <w:r>
+        <w:rPr>
+          <w:rFonts w:ascii="Times New Roman" w:eastAsia="Times New Roman" w:hAnsi="Times New Roman" w:cs="Times New Roman"/>
+          <w:kern w:val="0"/>
+          <w:sz w:val="28"/>
+          <w:szCs w:val="28"/>
+          <w14:ligatures w14:val="none"/>
+        </w:rPr>
+        <w:t>abstract machines and the languages they recognize</w:t>
+      </w:r>
+      <w:r>
+        <w:rPr>
+          <w:rFonts w:ascii="Times New Roman" w:eastAsia="Times New Roman" w:hAnsi="Times New Roman" w:cs="Times New Roman"/>
+          <w:kern w:val="0"/>
+          <w:sz w:val="28"/>
+          <w:szCs w:val="28"/>
+          <w14:ligatures w14:val="none"/>
+        </w:rPr>
+        <w:t xml:space="preserve">, and to determine </w:t>
+      </w:r>
+      <w:r>
+        <w:rPr>
+          <w:rFonts w:ascii="Times New Roman" w:eastAsia="Times New Roman" w:hAnsi="Times New Roman" w:cs="Times New Roman"/>
+          <w:kern w:val="0"/>
+          <w:sz w:val="28"/>
+          <w:szCs w:val="28"/>
+          <w14:ligatures w14:val="none"/>
+        </w:rPr>
+        <w:t>what computers can do and how efficiently they can do it.</w:t>
+      </w:r>
+    </w:p>
+    <w:p>
+      <w:pPr>
+        <w:spacing w:before="100" w:beforeAutospacing="1" w:after="100" w:afterAutospacing="1" w:line="240" w:lineRule="auto"/>
+        <w:jc w:val="both"/>
+        <w:rPr>
+          <w:rFonts w:ascii="Times New Roman" w:eastAsia="Times New Roman" w:hAnsi="Times New Roman" w:cs="Times New Roman"/>
+          <w:kern w:val="0"/>
+          <w:sz w:val="28"/>
+          <w:szCs w:val="28"/>
+          <w14:ligatures w14:val="none"/>
+        </w:rPr>
+      </w:pPr>
+      <w:r>
+        <w:rPr>
+          <w:rFonts w:ascii="Times New Roman" w:eastAsia="Times New Roman" w:hAnsi="Times New Roman" w:cs="Times New Roman"/>
+          <w:b/>
+          <w:bCs/>
+          <w:kern w:val="0"/>
+          <w:sz w:val="28"/>
+          <w:szCs w:val="28"/>
+          <w14:ligatures w14:val="none"/>
+        </w:rPr>
+        <w:t>Two important questions are</w:t>
+      </w:r>
+      <w:r>
+        <w:rPr>
+          <w:rFonts w:ascii="Times New Roman" w:eastAsia="Times New Roman" w:hAnsi="Times New Roman" w:cs="Times New Roman"/>
+          <w:kern w:val="0"/>
+          <w:sz w:val="28"/>
+          <w:szCs w:val="28"/>
+          <w14:ligatures w14:val="none"/>
+        </w:rPr>
+        <w:t>:</w:t>
+      </w:r>
+    </w:p>
+    <w:p>
+      <w:pPr>
+        <w:numPr>
+          <w:ilvl w:val="0"/>
+          <w:numId w:val="22"/>
+        </w:numPr>
+        <w:spacing w:before="100" w:beforeAutospacing="1" w:after="100" w:afterAutospacing="1" w:line="240" w:lineRule="auto"/>
+        <w:jc w:val="both"/>
+        <w:rPr>
+          <w:rFonts w:ascii="Times New Roman" w:eastAsia="Times New Roman" w:hAnsi="Times New Roman" w:cs="Times New Roman"/>
+          <w:kern w:val="0"/>
+          <w:sz w:val="28"/>
+          <w:szCs w:val="28"/>
+          <w14:ligatures w14:val="none"/>
+        </w:rPr>
+      </w:pPr>
+      <w:r>
+        <w:rPr>
+          <w:rFonts w:ascii="Times New Roman" w:eastAsia="Times New Roman" w:hAnsi="Times New Roman" w:cs="Times New Roman"/>
+          <w:kern w:val="0"/>
+          <w:sz w:val="28"/>
+          <w:szCs w:val="28"/>
+          <w14:ligatures w14:val="none"/>
+        </w:rPr>
+        <w:t xml:space="preserve">What can a computer do? → Decidability </w:t>
+      </w:r>
+    </w:p>
+    <w:p>
+      <w:pPr>
+        <w:numPr>
+          <w:ilvl w:val="0"/>
+          <w:numId w:val="22"/>
+        </w:numPr>
+        <w:spacing w:before="100" w:beforeAutospacing="1" w:after="100" w:afterAutospacing="1" w:line="240" w:lineRule="auto"/>
+        <w:jc w:val="both"/>
+        <w:rPr>
+          <w:rFonts w:ascii="Times New Roman" w:eastAsia="Times New Roman" w:hAnsi="Times New Roman" w:cs="Times New Roman"/>
+          <w:kern w:val="0"/>
+          <w:sz w:val="28"/>
+          <w:szCs w:val="28"/>
+          <w14:ligatures w14:val="none"/>
+        </w:rPr>
+      </w:pPr>
+      <w:r>
+        <w:rPr>
+          <w:rFonts w:ascii="Times New Roman" w:eastAsia="Times New Roman" w:hAnsi="Times New Roman" w:cs="Times New Roman"/>
+          <w:kern w:val="0"/>
+          <w:sz w:val="28"/>
+          <w:szCs w:val="28"/>
+          <w14:ligatures w14:val="none"/>
+        </w:rPr>
+        <w:t>What can a computer do efficiently? → Intractability/Complexity</w:t>
+      </w:r>
+      <w:r>
+        <w:rPr>
+          <w:rFonts w:ascii="Times New Roman" w:eastAsia="Times New Roman" w:hAnsi="Times New Roman" w:cs="Times New Roman"/>
+          <w:kern w:val="0"/>
+          <w:sz w:val="28"/>
+          <w:szCs w:val="28"/>
+          <w14:ligatures w14:val="none"/>
+        </w:rPr>
+        <w:t xml:space="preserve"> </w:t>
+      </w:r>
+    </w:p>
+    <w:p>
+      <w:pPr>
+        <w:spacing w:before="100" w:beforeAutospacing="1" w:after="100" w:afterAutospacing="1" w:line="240" w:lineRule="auto"/>
+        <w:jc w:val="both"/>
+        <w:outlineLvl w:val="2"/>
+        <w:rPr>
+          <w:rFonts w:ascii="Times New Roman" w:eastAsia="Times New Roman" w:hAnsi="Times New Roman" w:cs="Times New Roman"/>
+          <w:b/>
+          <w:bCs/>
+          <w:kern w:val="0"/>
+          <w:sz w:val="28"/>
+          <w:szCs w:val="28"/>
+          <w14:ligatures w14:val="none"/>
+        </w:rPr>
+      </w:pPr>
+      <w:r>
+        <w:rPr>
+          <w:rFonts w:ascii="Times New Roman" w:eastAsia="Times New Roman" w:hAnsi="Times New Roman" w:cs="Times New Roman"/>
+          <w:b/>
+          <w:bCs/>
+          <w:kern w:val="0"/>
+          <w:sz w:val="28"/>
+          <w:szCs w:val="28"/>
+          <w14:ligatures w14:val="none"/>
+        </w:rPr>
+        <w:t>Decidability:</w:t>
+      </w:r>
+    </w:p>
+    <w:p>
+      <w:pPr>
+        <w:spacing w:before="100" w:beforeAutospacing="1" w:after="100" w:afterAutospacing="1" w:line="240" w:lineRule="auto"/>
+        <w:jc w:val="both"/>
+        <w:rPr>
+          <w:rFonts w:ascii="Times New Roman" w:eastAsia="Times New Roman" w:hAnsi="Times New Roman" w:cs="Times New Roman"/>
+          <w:kern w:val="0"/>
+          <w:sz w:val="28"/>
+          <w:szCs w:val="28"/>
+          <w14:ligatures w14:val="none"/>
+        </w:rPr>
+      </w:pPr>
+      <w:r>
+        <w:rPr>
+          <w:rFonts w:ascii="Times New Roman" w:eastAsia="Times New Roman" w:hAnsi="Times New Roman" w:cs="Times New Roman"/>
+          <w:kern w:val="0"/>
+          <w:sz w:val="28"/>
+          <w:szCs w:val="28"/>
+          <w14:ligatures w14:val="none"/>
+        </w:rPr>
+        <w:t>Decidability</w:t>
+      </w:r>
+      <w:r>
+        <w:rPr>
+          <w:rFonts w:ascii="Times New Roman" w:eastAsia="Times New Roman" w:hAnsi="Times New Roman" w:cs="Times New Roman"/>
+          <w:kern w:val="0"/>
+          <w:sz w:val="28"/>
+          <w:szCs w:val="28"/>
+          <w14:ligatures w14:val="none"/>
+        </w:rPr>
+        <w:t xml:space="preserve"> studies </w:t>
+      </w:r>
+      <w:r>
+        <w:rPr>
+          <w:rFonts w:ascii="Times New Roman" w:eastAsia="Times New Roman" w:hAnsi="Times New Roman" w:cs="Times New Roman"/>
+          <w:kern w:val="0"/>
+          <w:sz w:val="28"/>
+          <w:szCs w:val="28"/>
+          <w14:ligatures w14:val="none"/>
+        </w:rPr>
+        <w:t>what problems can be solved by a computer.</w:t>
+      </w:r>
+    </w:p>
+    <w:p>
+      <w:pPr>
+        <w:spacing w:before="100" w:beforeAutospacing="1" w:after="100" w:afterAutospacing="1" w:line="240" w:lineRule="auto"/>
+        <w:jc w:val="both"/>
+        <w:outlineLvl w:val="2"/>
+        <w:rPr>
+          <w:rFonts w:ascii="Times New Roman" w:eastAsia="Times New Roman" w:hAnsi="Times New Roman" w:cs="Times New Roman"/>
+          <w:b/>
+          <w:bCs/>
+          <w:kern w:val="0"/>
+          <w:sz w:val="28"/>
+          <w:szCs w:val="28"/>
+          <w14:ligatures w14:val="none"/>
+        </w:rPr>
+      </w:pPr>
+      <w:r>
+        <w:rPr>
+          <w:rFonts w:ascii="Times New Roman" w:eastAsia="Times New Roman" w:hAnsi="Times New Roman" w:cs="Times New Roman"/>
+          <w:b/>
+          <w:bCs/>
+          <w:kern w:val="0"/>
+          <w:sz w:val="28"/>
+          <w:szCs w:val="28"/>
+          <w14:ligatures w14:val="none"/>
+        </w:rPr>
+        <w:t>Intractability:</w:t>
+      </w:r>
+    </w:p>
+    <w:p>
+      <w:pPr>
+        <w:spacing w:before="100" w:beforeAutospacing="1" w:after="100" w:afterAutospacing="1" w:line="240" w:lineRule="auto"/>
+        <w:jc w:val="both"/>
+        <w:rPr>
+          <w:rFonts w:ascii="Times New Roman" w:eastAsia="Times New Roman" w:hAnsi="Times New Roman" w:cs="Times New Roman"/>
+          <w:kern w:val="0"/>
+          <w:sz w:val="28"/>
+          <w:szCs w:val="28"/>
+          <w14:ligatures w14:val="none"/>
+        </w:rPr>
+      </w:pPr>
+      <w:r>
+        <w:rPr>
+          <w:rFonts w:ascii="Times New Roman" w:eastAsia="Times New Roman" w:hAnsi="Times New Roman" w:cs="Times New Roman"/>
+          <w:kern w:val="0"/>
+          <w:sz w:val="28"/>
+          <w:szCs w:val="28"/>
+          <w14:ligatures w14:val="none"/>
+        </w:rPr>
+        <w:t>Intractability</w:t>
+      </w:r>
+      <w:r>
+        <w:rPr>
+          <w:rFonts w:ascii="Times New Roman" w:eastAsia="Times New Roman" w:hAnsi="Times New Roman" w:cs="Times New Roman"/>
+          <w:kern w:val="0"/>
+          <w:sz w:val="28"/>
+          <w:szCs w:val="28"/>
+          <w14:ligatures w14:val="none"/>
+        </w:rPr>
+        <w:t xml:space="preserve"> studies </w:t>
+      </w:r>
+      <w:r>
+        <w:rPr>
+          <w:rFonts w:ascii="Times New Roman" w:eastAsia="Times New Roman" w:hAnsi="Times New Roman" w:cs="Times New Roman"/>
+          <w:kern w:val="0"/>
+          <w:sz w:val="28"/>
+          <w:szCs w:val="28"/>
+          <w14:ligatures w14:val="none"/>
+        </w:rPr>
+        <w:t>what problems cannot be solved efficiently</w:t>
+      </w:r>
+      <w:r>
+        <w:rPr>
+          <w:rFonts w:ascii="Times New Roman" w:eastAsia="Times New Roman" w:hAnsi="Times New Roman" w:cs="Times New Roman"/>
+          <w:kern w:val="0"/>
+          <w:sz w:val="28"/>
+          <w:szCs w:val="28"/>
+          <w14:ligatures w14:val="none"/>
+        </w:rPr>
+        <w:t>.</w:t>
+      </w:r>
+    </w:p>
+    <w:p>
+      <w:pPr>
+        <w:spacing w:after="0" w:line="240" w:lineRule="auto"/>
+        <w:jc w:val="both"/>
+        <w:rPr>
+          <w:rFonts w:ascii="Times New Roman" w:eastAsia="Times New Roman" w:hAnsi="Times New Roman" w:cs="Times New Roman"/>
+          <w:kern w:val="0"/>
+          <w:sz w:val="28"/>
+          <w:szCs w:val="28"/>
+          <w14:ligatures w14:val="none"/>
+        </w:rPr>
+      </w:pPr>
+      <w:r>
+        <w:rPr>
+          <w:rFonts w:ascii="Times New Roman" w:eastAsia="Times New Roman" w:hAnsi="Times New Roman" w:cs="Times New Roman"/>
+          <w:kern w:val="0"/>
+          <w:sz w:val="28"/>
+          <w:szCs w:val="28"/>
+          <w14:ligatures w14:val="none"/>
+        </w:rPr>
+        <w:pict w14:anchorId="1BD02E9A">
+          <v:rect id="_x0000_i1054" style="width:0;height:1.5pt" o:hralign="center" o:bullet="t" o:hrstd="t" o:hr="t" fillcolor="#a0a0a0" stroked="f"/>
+        </w:pict>
+      </w:r>
+    </w:p>
+    <w:p>
+      <w:pPr>
+        <w:spacing w:before="100" w:beforeAutospacing="1" w:after="100" w:afterAutospacing="1" w:line="240" w:lineRule="auto"/>
+        <w:jc w:val="both"/>
+        <w:outlineLvl w:val="0"/>
+        <w:rPr>
+          <w:rFonts w:ascii="Times New Roman" w:eastAsia="Times New Roman" w:hAnsi="Times New Roman" w:cs="Times New Roman"/>
+          <w:b/>
+          <w:bCs/>
+          <w:kern w:val="36"/>
+          <w:sz w:val="28"/>
+          <w:szCs w:val="28"/>
+          <w14:ligatures w14:val="none"/>
+        </w:rPr>
+      </w:pPr>
+      <w:r>
+        <w:rPr>
+          <w:rFonts w:ascii="Times New Roman" w:eastAsia="Times New Roman" w:hAnsi="Times New Roman" w:cs="Times New Roman"/>
+          <w:b/>
+          <w:bCs/>
+          <w:kern w:val="36"/>
+          <w:sz w:val="28"/>
+          <w:szCs w:val="28"/>
+          <w14:ligatures w14:val="none"/>
+        </w:rPr>
+        <w:t>2</w:t>
+      </w:r>
+      <w:r>
+        <w:rPr>
+          <w:rFonts w:ascii="Times New Roman" w:eastAsia="Times New Roman" w:hAnsi="Times New Roman" w:cs="Times New Roman"/>
+          <w:b/>
+          <w:bCs/>
+          <w:kern w:val="36"/>
+          <w:sz w:val="28"/>
+          <w:szCs w:val="28"/>
+          <w14:ligatures w14:val="none"/>
+        </w:rPr>
+        <w:t>7</w:t>
+      </w:r>
+      <w:r>
+        <w:rPr>
+          <w:rFonts w:ascii="Times New Roman" w:eastAsia="Times New Roman" w:hAnsi="Times New Roman" w:cs="Times New Roman"/>
+          <w:b/>
+          <w:bCs/>
+          <w:kern w:val="36"/>
+          <w:sz w:val="28"/>
+          <w:szCs w:val="28"/>
+          <w14:ligatures w14:val="none"/>
+        </w:rPr>
+        <w:t>. What is automata theory? List some applications of finite automata.</w:t>
+      </w:r>
+    </w:p>
+    <w:p>
+      <w:pPr>
+        <w:spacing w:before="100" w:beforeAutospacing="1" w:after="100" w:afterAutospacing="1" w:line="240" w:lineRule="auto"/>
+        <w:jc w:val="both"/>
+        <w:outlineLvl w:val="2"/>
+        <w:rPr>
+          <w:rFonts w:ascii="Times New Roman" w:eastAsia="Times New Roman" w:hAnsi="Times New Roman" w:cs="Times New Roman"/>
+          <w:b/>
+          <w:bCs/>
+          <w:kern w:val="0"/>
+          <w:sz w:val="28"/>
+          <w:szCs w:val="28"/>
+          <w14:ligatures w14:val="none"/>
+        </w:rPr>
+      </w:pPr>
+      <w:r>
+        <w:rPr>
+          <w:rFonts w:ascii="Times New Roman" w:eastAsia="Times New Roman" w:hAnsi="Times New Roman" w:cs="Times New Roman"/>
+          <w:b/>
+          <w:bCs/>
+          <w:kern w:val="0"/>
+          <w:sz w:val="28"/>
+          <w:szCs w:val="28"/>
+          <w14:ligatures w14:val="none"/>
+        </w:rPr>
+        <w:t>Answer:</w:t>
+      </w:r>
+    </w:p>
+    <w:p>
+      <w:pPr>
+        <w:spacing w:before="100" w:beforeAutospacing="1" w:after="100" w:afterAutospacing="1" w:line="240" w:lineRule="auto"/>
+        <w:jc w:val="both"/>
+        <w:rPr>
+          <w:rFonts w:ascii="Times New Roman" w:eastAsia="Times New Roman" w:hAnsi="Times New Roman" w:cs="Times New Roman"/>
+          <w:kern w:val="0"/>
+          <w:sz w:val="28"/>
+          <w:szCs w:val="28"/>
+          <w14:ligatures w14:val="none"/>
+        </w:rPr>
+      </w:pPr>
+      <w:r>
+        <w:rPr>
+          <w:rFonts w:ascii="Times New Roman" w:eastAsia="Times New Roman" w:hAnsi="Times New Roman" w:cs="Times New Roman"/>
+          <w:kern w:val="0"/>
+          <w:sz w:val="28"/>
+          <w:szCs w:val="28"/>
+          <w14:ligatures w14:val="none"/>
+        </w:rPr>
+        <w:t>Automata theory</w:t>
+      </w:r>
+      <w:r>
+        <w:rPr>
+          <w:rFonts w:ascii="Times New Roman" w:eastAsia="Times New Roman" w:hAnsi="Times New Roman" w:cs="Times New Roman"/>
+          <w:kern w:val="0"/>
+          <w:sz w:val="28"/>
+          <w:szCs w:val="28"/>
+          <w14:ligatures w14:val="none"/>
+        </w:rPr>
+        <w:t xml:space="preserve"> is the study of </w:t>
+      </w:r>
+      <w:r>
+        <w:rPr>
+          <w:rFonts w:ascii="Times New Roman" w:eastAsia="Times New Roman" w:hAnsi="Times New Roman" w:cs="Times New Roman"/>
+          <w:kern w:val="0"/>
+          <w:sz w:val="28"/>
+          <w:szCs w:val="28"/>
+          <w14:ligatures w14:val="none"/>
+        </w:rPr>
+        <w:t>abstract machines and the languages they recognize.</w:t>
+      </w:r>
+    </w:p>
+    <w:p>
+      <w:pPr>
+        <w:spacing w:before="100" w:beforeAutospacing="1" w:after="100" w:afterAutospacing="1" w:line="240" w:lineRule="auto"/>
+        <w:jc w:val="both"/>
+        <w:outlineLvl w:val="2"/>
+        <w:rPr>
+          <w:rFonts w:ascii="Times New Roman" w:eastAsia="Times New Roman" w:hAnsi="Times New Roman" w:cs="Times New Roman"/>
+          <w:kern w:val="0"/>
+          <w:sz w:val="28"/>
+          <w:szCs w:val="28"/>
+          <w14:ligatures w14:val="none"/>
+        </w:rPr>
+      </w:pPr>
+      <w:r>
+        <w:rPr>
+          <w:rFonts w:ascii="Times New Roman" w:eastAsia="Times New Roman" w:hAnsi="Times New Roman" w:cs="Times New Roman"/>
+          <w:kern w:val="0"/>
+          <w:sz w:val="28"/>
+          <w:szCs w:val="28"/>
+          <w14:ligatures w14:val="none"/>
+        </w:rPr>
+        <w:lastRenderedPageBreak/>
+        <w:t>Applications of finite automata:</w:t>
+      </w:r>
+    </w:p>
+    <w:p>
+      <w:pPr>
+        <w:numPr>
+          <w:ilvl w:val="0"/>
+          <w:numId w:val="23"/>
+        </w:numPr>
+        <w:spacing w:before="100" w:beforeAutospacing="1" w:after="100" w:afterAutospacing="1" w:line="240" w:lineRule="auto"/>
+        <w:jc w:val="both"/>
+        <w:rPr>
+          <w:rFonts w:ascii="Times New Roman" w:eastAsia="Times New Roman" w:hAnsi="Times New Roman" w:cs="Times New Roman"/>
+          <w:kern w:val="0"/>
+          <w:sz w:val="28"/>
+          <w:szCs w:val="28"/>
+          <w14:ligatures w14:val="none"/>
+        </w:rPr>
+      </w:pPr>
+      <w:r>
+        <w:rPr>
+          <w:rFonts w:ascii="Times New Roman" w:eastAsia="Times New Roman" w:hAnsi="Times New Roman" w:cs="Times New Roman"/>
+          <w:kern w:val="0"/>
+          <w:sz w:val="28"/>
+          <w:szCs w:val="28"/>
+          <w14:ligatures w14:val="none"/>
+        </w:rPr>
+        <w:t xml:space="preserve">Lexical analysis </w:t>
+      </w:r>
+    </w:p>
+    <w:p>
+      <w:pPr>
+        <w:numPr>
+          <w:ilvl w:val="0"/>
+          <w:numId w:val="23"/>
+        </w:numPr>
+        <w:spacing w:before="100" w:beforeAutospacing="1" w:after="100" w:afterAutospacing="1" w:line="240" w:lineRule="auto"/>
+        <w:jc w:val="both"/>
+        <w:rPr>
+          <w:rFonts w:ascii="Times New Roman" w:eastAsia="Times New Roman" w:hAnsi="Times New Roman" w:cs="Times New Roman"/>
+          <w:kern w:val="0"/>
+          <w:sz w:val="28"/>
+          <w:szCs w:val="28"/>
+          <w14:ligatures w14:val="none"/>
+        </w:rPr>
+      </w:pPr>
+      <w:r>
+        <w:rPr>
+          <w:rFonts w:ascii="Times New Roman" w:eastAsia="Times New Roman" w:hAnsi="Times New Roman" w:cs="Times New Roman"/>
+          <w:kern w:val="0"/>
+          <w:sz w:val="28"/>
+          <w:szCs w:val="28"/>
+          <w14:ligatures w14:val="none"/>
+        </w:rPr>
+        <w:t xml:space="preserve">Pattern matching </w:t>
+      </w:r>
+    </w:p>
+    <w:p>
+      <w:pPr>
+        <w:numPr>
+          <w:ilvl w:val="0"/>
+          <w:numId w:val="23"/>
+        </w:numPr>
+        <w:spacing w:before="100" w:beforeAutospacing="1" w:after="100" w:afterAutospacing="1" w:line="240" w:lineRule="auto"/>
+        <w:jc w:val="both"/>
+        <w:rPr>
+          <w:rFonts w:ascii="Times New Roman" w:eastAsia="Times New Roman" w:hAnsi="Times New Roman" w:cs="Times New Roman"/>
+          <w:kern w:val="0"/>
+          <w:sz w:val="28"/>
+          <w:szCs w:val="28"/>
+          <w14:ligatures w14:val="none"/>
+        </w:rPr>
+      </w:pPr>
+      <w:r>
+        <w:rPr>
+          <w:rFonts w:ascii="Times New Roman" w:eastAsia="Times New Roman" w:hAnsi="Times New Roman" w:cs="Times New Roman"/>
+          <w:kern w:val="0"/>
+          <w:sz w:val="28"/>
+          <w:szCs w:val="28"/>
+          <w14:ligatures w14:val="none"/>
+        </w:rPr>
+        <w:t xml:space="preserve">Text processing </w:t>
+      </w:r>
+    </w:p>
+    <w:p>
+      <w:pPr>
+        <w:numPr>
+          <w:ilvl w:val="0"/>
+          <w:numId w:val="23"/>
+        </w:numPr>
+        <w:spacing w:before="100" w:beforeAutospacing="1" w:after="100" w:afterAutospacing="1" w:line="240" w:lineRule="auto"/>
+        <w:jc w:val="both"/>
+        <w:rPr>
+          <w:rFonts w:ascii="Times New Roman" w:eastAsia="Times New Roman" w:hAnsi="Times New Roman" w:cs="Times New Roman"/>
+          <w:kern w:val="0"/>
+          <w:sz w:val="28"/>
+          <w:szCs w:val="28"/>
+          <w14:ligatures w14:val="none"/>
+        </w:rPr>
+      </w:pPr>
+      <w:r>
+        <w:rPr>
+          <w:rFonts w:ascii="Times New Roman" w:eastAsia="Times New Roman" w:hAnsi="Times New Roman" w:cs="Times New Roman"/>
+          <w:kern w:val="0"/>
+          <w:sz w:val="28"/>
+          <w:szCs w:val="28"/>
+          <w14:ligatures w14:val="none"/>
+        </w:rPr>
+        <w:t xml:space="preserve">Design of software that processes finite-state behavior </w:t>
+      </w:r>
+    </w:p>
+    <w:p>
+      <w:pPr>
+        <w:numPr>
+          <w:ilvl w:val="0"/>
+          <w:numId w:val="23"/>
+        </w:numPr>
+        <w:spacing w:before="100" w:beforeAutospacing="1" w:after="100" w:afterAutospacing="1" w:line="240" w:lineRule="auto"/>
+        <w:jc w:val="both"/>
+        <w:rPr>
+          <w:rFonts w:ascii="Times New Roman" w:eastAsia="Times New Roman" w:hAnsi="Times New Roman" w:cs="Times New Roman"/>
+          <w:kern w:val="0"/>
+          <w:sz w:val="28"/>
+          <w:szCs w:val="28"/>
+          <w14:ligatures w14:val="none"/>
+        </w:rPr>
+      </w:pPr>
+      <w:r>
+        <w:rPr>
+          <w:rFonts w:ascii="Times New Roman" w:eastAsia="Times New Roman" w:hAnsi="Times New Roman" w:cs="Times New Roman"/>
+          <w:kern w:val="0"/>
+          <w:sz w:val="28"/>
+          <w:szCs w:val="28"/>
+          <w14:ligatures w14:val="none"/>
+        </w:rPr>
+        <w:t xml:space="preserve">Recognition of regular languages </w:t>
+      </w:r>
+    </w:p>
+    <w:p>
+      <w:pPr>
+        <w:spacing w:before="100" w:beforeAutospacing="1" w:after="100" w:afterAutospacing="1" w:line="240" w:lineRule="auto"/>
+        <w:jc w:val="both"/>
+        <w:rPr>
+          <w:rFonts w:ascii="Times New Roman" w:eastAsia="Times New Roman" w:hAnsi="Times New Roman" w:cs="Times New Roman"/>
+          <w:kern w:val="0"/>
+          <w:sz w:val="28"/>
+          <w:szCs w:val="28"/>
+          <w14:ligatures w14:val="none"/>
+        </w:rPr>
+      </w:pPr>
+      <w:r>
+        <w:rPr>
+          <w:rFonts w:ascii="Times New Roman" w:eastAsia="Times New Roman" w:hAnsi="Times New Roman" w:cs="Times New Roman"/>
+          <w:kern w:val="0"/>
+          <w:sz w:val="28"/>
+          <w:szCs w:val="28"/>
+          <w14:ligatures w14:val="none"/>
+        </w:rPr>
+        <w:t xml:space="preserve">Finite automata are particularly important because they characterize the </w:t>
+      </w:r>
+      <w:r>
+        <w:rPr>
+          <w:rFonts w:ascii="Times New Roman" w:eastAsia="Times New Roman" w:hAnsi="Times New Roman" w:cs="Times New Roman"/>
+          <w:kern w:val="0"/>
+          <w:sz w:val="28"/>
+          <w:szCs w:val="28"/>
+          <w14:ligatures w14:val="none"/>
+        </w:rPr>
+        <w:t xml:space="preserve">regular languages. </w:t>
+      </w:r>
+    </w:p>
+    <w:p>
+      <w:pPr>
+        <w:spacing w:before="100" w:beforeAutospacing="1" w:after="100" w:afterAutospacing="1" w:line="240" w:lineRule="auto"/>
+        <w:jc w:val="both"/>
+        <w:outlineLvl w:val="0"/>
+        <w:rPr>
+          <w:rFonts w:ascii="Times New Roman" w:eastAsia="Times New Roman" w:hAnsi="Times New Roman" w:cs="Times New Roman"/>
+          <w:b/>
+          <w:bCs/>
+          <w:kern w:val="36"/>
+          <w:sz w:val="28"/>
+          <w:szCs w:val="28"/>
+          <w14:ligatures w14:val="none"/>
+        </w:rPr>
+      </w:pPr>
+      <w:r>
+        <w:rPr>
+          <w:rFonts w:ascii="Times New Roman" w:eastAsia="Times New Roman" w:hAnsi="Times New Roman" w:cs="Times New Roman"/>
+          <w:b/>
+          <w:bCs/>
+          <w:kern w:val="36"/>
+          <w:sz w:val="28"/>
+          <w:szCs w:val="28"/>
+          <w14:ligatures w14:val="none"/>
+        </w:rPr>
+        <w:t>2</w:t>
+      </w:r>
+      <w:r>
+        <w:rPr>
+          <w:rFonts w:ascii="Times New Roman" w:eastAsia="Times New Roman" w:hAnsi="Times New Roman" w:cs="Times New Roman"/>
+          <w:b/>
+          <w:bCs/>
+          <w:kern w:val="36"/>
+          <w:sz w:val="28"/>
+          <w:szCs w:val="28"/>
+          <w14:ligatures w14:val="none"/>
+        </w:rPr>
+        <w:t>8</w:t>
+      </w:r>
+      <w:r>
+        <w:rPr>
+          <w:rFonts w:ascii="Times New Roman" w:eastAsia="Times New Roman" w:hAnsi="Times New Roman" w:cs="Times New Roman"/>
+          <w:b/>
+          <w:bCs/>
+          <w:kern w:val="36"/>
+          <w:sz w:val="28"/>
+          <w:szCs w:val="28"/>
+          <w14:ligatures w14:val="none"/>
+        </w:rPr>
+        <w:t xml:space="preserve">. </w:t>
+      </w:r>
+      <w:r>
+        <w:rPr>
+          <w:rFonts w:ascii="Times New Roman" w:hAnsi="Times New Roman" w:cs="Times New Roman"/>
+          <w:b/>
+          <w:bCs/>
+          <w:sz w:val="28"/>
+          <w:szCs w:val="28"/>
+        </w:rPr>
+        <w:t xml:space="preserve">Prove informally that if </w:t>
+      </w:r>
+      <m:oMath>
+        <m:r>
+          <m:rPr>
+            <m:sty m:val="bi"/>
+          </m:rPr>
+          <w:rPr>
+            <w:rFonts w:ascii="Cambria Math" w:hAnsi="Cambria Math" w:cs="Times New Roman"/>
+            <w:sz w:val="28"/>
+            <w:szCs w:val="28"/>
+          </w:rPr>
+          <m:t>x≥4</m:t>
+        </m:r>
+      </m:oMath>
+      <w:r>
+        <w:rPr>
+          <w:rFonts w:ascii="Times New Roman" w:hAnsi="Times New Roman" w:cs="Times New Roman"/>
+          <w:b/>
+          <w:bCs/>
+          <w:sz w:val="28"/>
+          <w:szCs w:val="28"/>
+        </w:rPr>
+        <w:t xml:space="preserve">, then </w:t>
+      </w:r>
+      <m:oMath>
+        <m:sSup>
+          <m:sSupPr>
+            <m:ctrlPr>
+              <w:rPr>
+                <w:rFonts w:ascii="Cambria Math" w:hAnsi="Cambria Math" w:cs="Times New Roman"/>
+                <w:b/>
+                <w:bCs/>
+                <w:sz w:val="28"/>
+                <w:szCs w:val="28"/>
+              </w:rPr>
+            </m:ctrlPr>
+          </m:sSupPr>
+          <m:e>
+            <m:r>
+              <m:rPr>
+                <m:sty m:val="bi"/>
+              </m:rPr>
+              <w:rPr>
+                <w:rFonts w:ascii="Cambria Math" w:hAnsi="Cambria Math" w:cs="Times New Roman"/>
+                <w:sz w:val="28"/>
+                <w:szCs w:val="28"/>
+              </w:rPr>
+              <m:t>2</m:t>
+            </m:r>
+          </m:e>
+          <m:sup>
+            <m:r>
+              <m:rPr>
+                <m:sty m:val="bi"/>
+              </m:rPr>
+              <w:rPr>
+                <w:rFonts w:ascii="Cambria Math" w:hAnsi="Cambria Math" w:cs="Times New Roman"/>
+                <w:sz w:val="28"/>
+                <w:szCs w:val="28"/>
+              </w:rPr>
+              <m:t>x</m:t>
+            </m:r>
+          </m:sup>
+        </m:sSup>
+        <m:r>
+          <m:rPr>
+            <m:sty m:val="bi"/>
+          </m:rPr>
+          <w:rPr>
+            <w:rFonts w:ascii="Cambria Math" w:hAnsi="Cambria Math" w:cs="Times New Roman"/>
+            <w:sz w:val="28"/>
+            <w:szCs w:val="28"/>
+          </w:rPr>
+          <m:t>≥</m:t>
+        </m:r>
+        <m:sSup>
+          <m:sSupPr>
+            <m:ctrlPr>
+              <w:rPr>
+                <w:rFonts w:ascii="Cambria Math" w:hAnsi="Cambria Math" w:cs="Times New Roman"/>
+                <w:b/>
+                <w:bCs/>
+                <w:sz w:val="28"/>
+                <w:szCs w:val="28"/>
+              </w:rPr>
+            </m:ctrlPr>
+          </m:sSupPr>
+          <m:e>
+            <m:r>
+              <m:rPr>
+                <m:sty m:val="bi"/>
+              </m:rPr>
+              <w:rPr>
+                <w:rFonts w:ascii="Cambria Math" w:hAnsi="Cambria Math" w:cs="Times New Roman"/>
+                <w:sz w:val="28"/>
+                <w:szCs w:val="28"/>
+              </w:rPr>
+              <m:t>x</m:t>
+            </m:r>
+          </m:e>
+          <m:sup>
+            <m:r>
+              <m:rPr>
+                <m:sty m:val="bi"/>
+              </m:rPr>
+              <w:rPr>
+                <w:rFonts w:ascii="Cambria Math" w:hAnsi="Cambria Math" w:cs="Times New Roman"/>
+                <w:sz w:val="28"/>
+                <w:szCs w:val="28"/>
+              </w:rPr>
+              <m:t>2</m:t>
+            </m:r>
+          </m:sup>
+        </m:sSup>
+      </m:oMath>
+      <w:r>
+        <w:rPr>
+          <w:rFonts w:ascii="Times New Roman" w:hAnsi="Times New Roman" w:cs="Times New Roman"/>
+          <w:b/>
+          <w:bCs/>
+          <w:sz w:val="28"/>
+          <w:szCs w:val="28"/>
+        </w:rPr>
+        <w:t>, then also provide the deductive proof of it</w:t>
+      </w:r>
+      <w:r>
+        <w:rPr>
+          <w:rFonts w:ascii="Times New Roman" w:eastAsia="Times New Roman" w:hAnsi="Times New Roman" w:cs="Times New Roman"/>
+          <w:b/>
+          <w:bCs/>
+          <w:kern w:val="36"/>
+          <w:sz w:val="28"/>
+          <w:szCs w:val="28"/>
+          <w14:ligatures w14:val="none"/>
+        </w:rPr>
+        <w:t>.</w:t>
+      </w:r>
+    </w:p>
+    <w:p>
+      <w:pPr>
+        <w:spacing w:before="100" w:beforeAutospacing="1" w:after="100" w:afterAutospacing="1" w:line="240" w:lineRule="auto"/>
+        <w:jc w:val="both"/>
+        <w:outlineLvl w:val="1"/>
+        <w:rPr>
+          <w:rFonts w:ascii="Times New Roman" w:eastAsia="Times New Roman" w:hAnsi="Times New Roman" w:cs="Times New Roman"/>
+          <w:b/>
+          <w:bCs/>
+          <w:kern w:val="0"/>
+          <w:sz w:val="28"/>
+          <w:szCs w:val="28"/>
+          <w14:ligatures w14:val="none"/>
+        </w:rPr>
+      </w:pPr>
+      <w:r>
+        <w:rPr>
+          <w:rFonts w:ascii="Times New Roman" w:eastAsia="Times New Roman" w:hAnsi="Times New Roman" w:cs="Times New Roman"/>
+          <w:b/>
+          <w:bCs/>
+          <w:kern w:val="0"/>
+          <w:sz w:val="28"/>
+          <w:szCs w:val="28"/>
+          <w14:ligatures w14:val="none"/>
+        </w:rPr>
+        <w:t>(A) Informal Proof</w:t>
+      </w:r>
+    </w:p>
+    <w:p>
+      <w:pPr>
+        <w:spacing w:before="100" w:beforeAutospacing="1" w:after="100" w:afterAutospacing="1" w:line="240" w:lineRule="auto"/>
+        <w:jc w:val="both"/>
+        <w:rPr>
+          <w:rFonts w:ascii="Times New Roman" w:eastAsia="Times New Roman" w:hAnsi="Times New Roman" w:cs="Times New Roman"/>
+          <w:kern w:val="0"/>
+          <w:sz w:val="28"/>
+          <w:szCs w:val="28"/>
+          <w14:ligatures w14:val="none"/>
+        </w:rPr>
+      </w:pPr>
+      <w:r>
+        <w:rPr>
+          <w:rFonts w:ascii="Times New Roman" w:eastAsia="Times New Roman" w:hAnsi="Times New Roman" w:cs="Times New Roman"/>
+          <w:kern w:val="0"/>
+          <w:sz w:val="28"/>
+          <w:szCs w:val="28"/>
+          <w14:ligatures w14:val="none"/>
+        </w:rPr>
+        <w:t xml:space="preserve">For </w:t>
+      </w:r>
+      <m:oMath>
+        <m:r>
+          <w:rPr>
+            <w:rFonts w:ascii="Cambria Math" w:eastAsia="Times New Roman" w:hAnsi="Cambria Math" w:cs="Times New Roman"/>
+            <w:kern w:val="0"/>
+            <w:sz w:val="28"/>
+            <w:szCs w:val="28"/>
+            <w14:ligatures w14:val="none"/>
+          </w:rPr>
+          <m:t>x=4</m:t>
+        </m:r>
+      </m:oMath>
+      <w:r>
+        <w:rPr>
+          <w:rFonts w:ascii="Times New Roman" w:eastAsia="Times New Roman" w:hAnsi="Times New Roman" w:cs="Times New Roman"/>
+          <w:kern w:val="0"/>
+          <w:sz w:val="28"/>
+          <w:szCs w:val="28"/>
+          <w14:ligatures w14:val="none"/>
+        </w:rPr>
+        <w:t>:</w:t>
+      </w:r>
+    </w:p>
+    <w:p>
+      <w:pPr>
+        <w:spacing w:after="0" w:line="240" w:lineRule="auto"/>
+        <w:jc w:val="both"/>
+        <w:rPr>
+          <w:rFonts w:ascii="Times New Roman" w:eastAsia="Times New Roman" w:hAnsi="Times New Roman" w:cs="Times New Roman"/>
+          <w:kern w:val="0"/>
+          <w:sz w:val="28"/>
+          <w:szCs w:val="28"/>
+          <w14:ligatures w14:val="none"/>
+        </w:rPr>
+      </w:pPr>
+      <m:oMathPara>
+        <m:oMath>
+          <m:sSup>
+            <m:sSupPr>
+              <m:ctrlPr>
+                <w:rPr>
+                  <w:rFonts w:ascii="Cambria Math" w:eastAsia="Times New Roman" w:hAnsi="Cambria Math" w:cs="Times New Roman"/>
+                  <w:kern w:val="0"/>
+                  <w:sz w:val="28"/>
+                  <w:szCs w:val="28"/>
+                  <w14:ligatures w14:val="none"/>
+                </w:rPr>
+              </m:ctrlPr>
+            </m:sSupPr>
+            <m:e>
+              <m:r>
+                <w:rPr>
+                  <w:rFonts w:ascii="Cambria Math" w:eastAsia="Times New Roman" w:hAnsi="Cambria Math" w:cs="Times New Roman"/>
+                  <w:kern w:val="0"/>
+                  <w:sz w:val="28"/>
+                  <w:szCs w:val="28"/>
+                  <w14:ligatures w14:val="none"/>
+                </w:rPr>
+                <m:t>2</m:t>
+              </m:r>
+            </m:e>
+            <m:sup>
+              <m:r>
+                <w:rPr>
+                  <w:rFonts w:ascii="Cambria Math" w:eastAsia="Times New Roman" w:hAnsi="Cambria Math" w:cs="Times New Roman"/>
+                  <w:kern w:val="0"/>
+                  <w:sz w:val="28"/>
+                  <w:szCs w:val="28"/>
+                  <w14:ligatures w14:val="none"/>
+                </w:rPr>
+                <m:t>4</m:t>
+              </m:r>
+            </m:sup>
+          </m:sSup>
+          <m:r>
+            <w:rPr>
+              <w:rFonts w:ascii="Cambria Math" w:eastAsia="Times New Roman" w:hAnsi="Cambria Math" w:cs="Times New Roman"/>
+              <w:kern w:val="0"/>
+              <w:sz w:val="28"/>
+              <w:szCs w:val="28"/>
+              <w14:ligatures w14:val="none"/>
+            </w:rPr>
+            <m:t>=16=</m:t>
+          </m:r>
+          <m:sSup>
+            <m:sSupPr>
+              <m:ctrlPr>
+                <w:rPr>
+                  <w:rFonts w:ascii="Cambria Math" w:eastAsia="Times New Roman" w:hAnsi="Cambria Math" w:cs="Times New Roman"/>
+                  <w:kern w:val="0"/>
+                  <w:sz w:val="28"/>
+                  <w:szCs w:val="28"/>
+                  <w14:ligatures w14:val="none"/>
+                </w:rPr>
+              </m:ctrlPr>
+            </m:sSupPr>
+            <m:e>
+              <m:r>
+                <w:rPr>
+                  <w:rFonts w:ascii="Cambria Math" w:eastAsia="Times New Roman" w:hAnsi="Cambria Math" w:cs="Times New Roman"/>
+                  <w:kern w:val="0"/>
+                  <w:sz w:val="28"/>
+                  <w:szCs w:val="28"/>
+                  <w14:ligatures w14:val="none"/>
+                </w:rPr>
+                <m:t>4</m:t>
+              </m:r>
+            </m:e>
+            <m:sup>
+              <m:r>
+                <w:rPr>
+                  <w:rFonts w:ascii="Cambria Math" w:eastAsia="Times New Roman" w:hAnsi="Cambria Math" w:cs="Times New Roman"/>
+                  <w:kern w:val="0"/>
+                  <w:sz w:val="28"/>
+                  <w:szCs w:val="28"/>
+                  <w14:ligatures w14:val="none"/>
+                </w:rPr>
+                <m:t>2</m:t>
+              </m:r>
+            </m:sup>
+          </m:sSup>
+          <m:r>
+            <m:rPr>
+              <m:sty m:val="p"/>
+            </m:rPr>
+            <w:rPr>
+              <w:rFonts w:ascii="Cambria Math" w:eastAsia="Times New Roman" w:hAnsi="Cambria Math" w:cs="Times New Roman"/>
+              <w:kern w:val="0"/>
+              <w:sz w:val="28"/>
+              <w:szCs w:val="28"/>
+              <w14:ligatures w14:val="none"/>
+            </w:rPr>
+            <w:br/>
+          </m:r>
+        </m:oMath>
+      </m:oMathPara>
+    </w:p>
+    <w:p>
+      <w:pPr>
+        <w:spacing w:before="100" w:beforeAutospacing="1" w:after="100" w:afterAutospacing="1" w:line="240" w:lineRule="auto"/>
+        <w:jc w:val="both"/>
+        <w:rPr>
+          <w:rFonts w:ascii="Times New Roman" w:eastAsia="Times New Roman" w:hAnsi="Times New Roman" w:cs="Times New Roman"/>
+          <w:kern w:val="0"/>
+          <w:sz w:val="28"/>
+          <w:szCs w:val="28"/>
+          <w14:ligatures w14:val="none"/>
+        </w:rPr>
+      </w:pPr>
+      <w:r>
+        <w:rPr>
+          <w:rFonts w:ascii="Times New Roman" w:eastAsia="Times New Roman" w:hAnsi="Times New Roman" w:cs="Times New Roman"/>
+          <w:kern w:val="0"/>
+          <w:sz w:val="28"/>
+          <w:szCs w:val="28"/>
+          <w14:ligatures w14:val="none"/>
+        </w:rPr>
+        <w:t>So, the statement is true.</w:t>
+      </w:r>
+    </w:p>
+    <w:p>
+      <w:pPr>
+        <w:spacing w:before="100" w:beforeAutospacing="1" w:after="100" w:afterAutospacing="1" w:line="240" w:lineRule="auto"/>
+        <w:jc w:val="both"/>
+        <w:rPr>
+          <w:rFonts w:ascii="Times New Roman" w:eastAsia="Times New Roman" w:hAnsi="Times New Roman" w:cs="Times New Roman"/>
+          <w:kern w:val="0"/>
+          <w:sz w:val="28"/>
+          <w:szCs w:val="28"/>
+          <w14:ligatures w14:val="none"/>
+        </w:rPr>
+      </w:pPr>
+      <w:r>
+        <w:rPr>
+          <w:rFonts w:ascii="Times New Roman" w:eastAsia="Times New Roman" w:hAnsi="Times New Roman" w:cs="Times New Roman"/>
+          <w:kern w:val="0"/>
+          <w:sz w:val="28"/>
+          <w:szCs w:val="28"/>
+          <w14:ligatures w14:val="none"/>
+        </w:rPr>
+        <w:t xml:space="preserve">When </w:t>
+      </w:r>
+      <m:oMath>
+        <m:r>
+          <w:rPr>
+            <w:rFonts w:ascii="Cambria Math" w:eastAsia="Times New Roman" w:hAnsi="Cambria Math" w:cs="Times New Roman"/>
+            <w:kern w:val="0"/>
+            <w:sz w:val="28"/>
+            <w:szCs w:val="28"/>
+            <w14:ligatures w14:val="none"/>
+          </w:rPr>
+          <m:t>x</m:t>
+        </m:r>
+      </m:oMath>
+      <w:r>
+        <w:rPr>
+          <w:rFonts w:ascii="Times New Roman" w:eastAsia="Times New Roman" w:hAnsi="Times New Roman" w:cs="Times New Roman"/>
+          <w:kern w:val="0"/>
+          <w:sz w:val="28"/>
+          <w:szCs w:val="28"/>
+          <w14:ligatures w14:val="none"/>
+        </w:rPr>
+        <w:t xml:space="preserve">increases by 1, </w:t>
+      </w:r>
+      <m:oMath>
+        <m:sSup>
+          <m:sSupPr>
+            <m:ctrlPr>
+              <w:rPr>
+                <w:rFonts w:ascii="Cambria Math" w:eastAsia="Times New Roman" w:hAnsi="Cambria Math" w:cs="Times New Roman"/>
+                <w:kern w:val="0"/>
+                <w:sz w:val="28"/>
+                <w:szCs w:val="28"/>
+                <w14:ligatures w14:val="none"/>
+              </w:rPr>
+            </m:ctrlPr>
+          </m:sSupPr>
+          <m:e>
+            <m:r>
+              <w:rPr>
+                <w:rFonts w:ascii="Cambria Math" w:eastAsia="Times New Roman" w:hAnsi="Cambria Math" w:cs="Times New Roman"/>
+                <w:kern w:val="0"/>
+                <w:sz w:val="28"/>
+                <w:szCs w:val="28"/>
+                <w14:ligatures w14:val="none"/>
+              </w:rPr>
+              <m:t>2</m:t>
+            </m:r>
+          </m:e>
+          <m:sup>
+            <m:r>
+              <w:rPr>
+                <w:rFonts w:ascii="Cambria Math" w:eastAsia="Times New Roman" w:hAnsi="Cambria Math" w:cs="Times New Roman"/>
+                <w:kern w:val="0"/>
+                <w:sz w:val="28"/>
+                <w:szCs w:val="28"/>
+                <w14:ligatures w14:val="none"/>
+              </w:rPr>
+              <m:t>x</m:t>
+            </m:r>
+          </m:sup>
+        </m:sSup>
+      </m:oMath>
+      <w:r>
+        <w:rPr>
+          <w:rFonts w:ascii="Times New Roman" w:eastAsia="Times New Roman" w:hAnsi="Times New Roman" w:cs="Times New Roman"/>
+          <w:b/>
+          <w:bCs/>
+          <w:kern w:val="0"/>
+          <w:sz w:val="28"/>
+          <w:szCs w:val="28"/>
+          <w14:ligatures w14:val="none"/>
+        </w:rPr>
+        <w:t>doubles</w:t>
+      </w:r>
+      <w:r>
+        <w:rPr>
+          <w:rFonts w:ascii="Times New Roman" w:eastAsia="Times New Roman" w:hAnsi="Times New Roman" w:cs="Times New Roman"/>
+          <w:kern w:val="0"/>
+          <w:sz w:val="28"/>
+          <w:szCs w:val="28"/>
+          <w14:ligatures w14:val="none"/>
+        </w:rPr>
+        <w:t xml:space="preserve">, while </w:t>
+      </w:r>
+      <m:oMath>
+        <m:sSup>
+          <m:sSupPr>
+            <m:ctrlPr>
+              <w:rPr>
+                <w:rFonts w:ascii="Cambria Math" w:eastAsia="Times New Roman" w:hAnsi="Cambria Math" w:cs="Times New Roman"/>
+                <w:kern w:val="0"/>
+                <w:sz w:val="28"/>
+                <w:szCs w:val="28"/>
+                <w14:ligatures w14:val="none"/>
+              </w:rPr>
+            </m:ctrlPr>
+          </m:sSupPr>
+          <m:e>
+            <m:r>
+              <w:rPr>
+                <w:rFonts w:ascii="Cambria Math" w:eastAsia="Times New Roman" w:hAnsi="Cambria Math" w:cs="Times New Roman"/>
+                <w:kern w:val="0"/>
+                <w:sz w:val="28"/>
+                <w:szCs w:val="28"/>
+                <w14:ligatures w14:val="none"/>
+              </w:rPr>
+              <m:t>x</m:t>
+            </m:r>
+          </m:e>
+          <m:sup>
+            <m:r>
+              <w:rPr>
+                <w:rFonts w:ascii="Cambria Math" w:eastAsia="Times New Roman" w:hAnsi="Cambria Math" w:cs="Times New Roman"/>
+                <w:kern w:val="0"/>
+                <w:sz w:val="28"/>
+                <w:szCs w:val="28"/>
+                <w14:ligatures w14:val="none"/>
+              </w:rPr>
+              <m:t>2</m:t>
+            </m:r>
+          </m:sup>
+        </m:sSup>
+      </m:oMath>
+      <w:r>
+        <w:rPr>
+          <w:rFonts w:ascii="Times New Roman" w:eastAsia="Times New Roman" w:hAnsi="Times New Roman" w:cs="Times New Roman"/>
+          <w:kern w:val="0"/>
+          <w:sz w:val="28"/>
+          <w:szCs w:val="28"/>
+          <w14:ligatures w14:val="none"/>
+        </w:rPr>
+        <w:t>increases by a smaller factor.</w:t>
+      </w:r>
+    </w:p>
+    <w:p>
+      <w:pPr>
+        <w:spacing w:before="100" w:beforeAutospacing="1" w:after="100" w:afterAutospacing="1" w:line="240" w:lineRule="auto"/>
+        <w:jc w:val="both"/>
+        <w:rPr>
+          <w:rFonts w:ascii="Times New Roman" w:eastAsia="Times New Roman" w:hAnsi="Times New Roman" w:cs="Times New Roman"/>
+          <w:kern w:val="0"/>
+          <w:sz w:val="28"/>
+          <w:szCs w:val="28"/>
+          <w14:ligatures w14:val="none"/>
+        </w:rPr>
+      </w:pPr>
+      <w:r>
+        <w:rPr>
+          <w:rFonts w:ascii="Times New Roman" w:eastAsia="Times New Roman" w:hAnsi="Times New Roman" w:cs="Times New Roman"/>
+          <w:kern w:val="0"/>
+          <w:sz w:val="28"/>
+          <w:szCs w:val="28"/>
+          <w14:ligatures w14:val="none"/>
+        </w:rPr>
+        <w:t>Therefore, once</w:t>
+      </w:r>
+    </w:p>
+    <w:p>
+      <w:pPr>
+        <w:spacing w:after="0" w:line="240" w:lineRule="auto"/>
+        <w:jc w:val="both"/>
+        <w:rPr>
+          <w:rFonts w:ascii="Times New Roman" w:eastAsia="Times New Roman" w:hAnsi="Times New Roman" w:cs="Times New Roman"/>
+          <w:kern w:val="0"/>
+          <w:sz w:val="28"/>
+          <w:szCs w:val="28"/>
+          <w14:ligatures w14:val="none"/>
+        </w:rPr>
+      </w:pPr>
+      <m:oMathPara>
+        <m:oMath>
+          <m:sSup>
+            <m:sSupPr>
+              <m:ctrlPr>
+                <w:rPr>
+                  <w:rFonts w:ascii="Cambria Math" w:eastAsia="Times New Roman" w:hAnsi="Cambria Math" w:cs="Times New Roman"/>
+                  <w:kern w:val="0"/>
+                  <w:sz w:val="28"/>
+                  <w:szCs w:val="28"/>
+                  <w14:ligatures w14:val="none"/>
+                </w:rPr>
+              </m:ctrlPr>
+            </m:sSupPr>
+            <m:e>
+              <m:r>
+                <w:rPr>
+                  <w:rFonts w:ascii="Cambria Math" w:eastAsia="Times New Roman" w:hAnsi="Cambria Math" w:cs="Times New Roman"/>
+                  <w:kern w:val="0"/>
+                  <w:sz w:val="28"/>
+                  <w:szCs w:val="28"/>
+                  <w14:ligatures w14:val="none"/>
+                </w:rPr>
+                <m:t>2</m:t>
+              </m:r>
+            </m:e>
+            <m:sup>
+              <m:r>
+                <w:rPr>
+                  <w:rFonts w:ascii="Cambria Math" w:eastAsia="Times New Roman" w:hAnsi="Cambria Math" w:cs="Times New Roman"/>
+                  <w:kern w:val="0"/>
+                  <w:sz w:val="28"/>
+                  <w:szCs w:val="28"/>
+                  <w14:ligatures w14:val="none"/>
+                </w:rPr>
+                <m:t>x</m:t>
+              </m:r>
+            </m:sup>
+          </m:sSup>
+          <m:r>
+            <w:rPr>
+              <w:rFonts w:ascii="Cambria Math" w:eastAsia="Times New Roman" w:hAnsi="Cambria Math" w:cs="Times New Roman"/>
+              <w:kern w:val="0"/>
+              <w:sz w:val="28"/>
+              <w:szCs w:val="28"/>
+              <w14:ligatures w14:val="none"/>
+            </w:rPr>
+            <m:t>≥</m:t>
+          </m:r>
+          <m:sSup>
+            <m:sSupPr>
+              <m:ctrlPr>
+                <w:rPr>
+                  <w:rFonts w:ascii="Cambria Math" w:eastAsia="Times New Roman" w:hAnsi="Cambria Math" w:cs="Times New Roman"/>
+                  <w:kern w:val="0"/>
+                  <w:sz w:val="28"/>
+                  <w:szCs w:val="28"/>
+                  <w14:ligatures w14:val="none"/>
+                </w:rPr>
+              </m:ctrlPr>
+            </m:sSupPr>
+            <m:e>
+              <m:r>
+                <w:rPr>
+                  <w:rFonts w:ascii="Cambria Math" w:eastAsia="Times New Roman" w:hAnsi="Cambria Math" w:cs="Times New Roman"/>
+                  <w:kern w:val="0"/>
+                  <w:sz w:val="28"/>
+                  <w:szCs w:val="28"/>
+                  <w14:ligatures w14:val="none"/>
+                </w:rPr>
+                <m:t>x</m:t>
+              </m:r>
+            </m:e>
+            <m:sup>
+              <m:r>
+                <w:rPr>
+                  <w:rFonts w:ascii="Cambria Math" w:eastAsia="Times New Roman" w:hAnsi="Cambria Math" w:cs="Times New Roman"/>
+                  <w:kern w:val="0"/>
+                  <w:sz w:val="28"/>
+                  <w:szCs w:val="28"/>
+                  <w14:ligatures w14:val="none"/>
+                </w:rPr>
+                <m:t>2</m:t>
+              </m:r>
+            </m:sup>
+          </m:sSup>
+          <m:r>
+            <m:rPr>
+              <m:sty m:val="p"/>
+            </m:rPr>
+            <w:rPr>
+              <w:rFonts w:ascii="Cambria Math" w:eastAsia="Times New Roman" w:hAnsi="Cambria Math" w:cs="Times New Roman"/>
+              <w:kern w:val="0"/>
+              <w:sz w:val="28"/>
+              <w:szCs w:val="28"/>
+              <w14:ligatures w14:val="none"/>
+            </w:rPr>
+            <w:br/>
+          </m:r>
+        </m:oMath>
+      </m:oMathPara>
+    </w:p>
+    <w:p>
+      <w:pPr>
+        <w:spacing w:before="100" w:beforeAutospacing="1" w:after="100" w:afterAutospacing="1" w:line="240" w:lineRule="auto"/>
+        <w:jc w:val="both"/>
+        <w:rPr>
+          <w:rFonts w:ascii="Times New Roman" w:eastAsia="Times New Roman" w:hAnsi="Times New Roman" w:cs="Times New Roman"/>
+          <w:kern w:val="0"/>
+          <w:sz w:val="28"/>
+          <w:szCs w:val="28"/>
+          <w14:ligatures w14:val="none"/>
+        </w:rPr>
+      </w:pPr>
+      <w:r>
+        <w:rPr>
+          <w:rFonts w:ascii="Times New Roman" w:eastAsia="Times New Roman" w:hAnsi="Times New Roman" w:cs="Times New Roman"/>
+          <w:kern w:val="0"/>
+          <w:sz w:val="28"/>
+          <w:szCs w:val="28"/>
+          <w14:ligatures w14:val="none"/>
+        </w:rPr>
+        <w:t xml:space="preserve">is true at </w:t>
+      </w:r>
+      <m:oMath>
+        <m:r>
+          <w:rPr>
+            <w:rFonts w:ascii="Cambria Math" w:eastAsia="Times New Roman" w:hAnsi="Cambria Math" w:cs="Times New Roman"/>
+            <w:kern w:val="0"/>
+            <w:sz w:val="28"/>
+            <w:szCs w:val="28"/>
+            <w14:ligatures w14:val="none"/>
+          </w:rPr>
+          <m:t>x=4</m:t>
+        </m:r>
+      </m:oMath>
+      <w:r>
+        <w:rPr>
+          <w:rFonts w:ascii="Times New Roman" w:eastAsia="Times New Roman" w:hAnsi="Times New Roman" w:cs="Times New Roman"/>
+          <w:kern w:val="0"/>
+          <w:sz w:val="28"/>
+          <w:szCs w:val="28"/>
+          <w14:ligatures w14:val="none"/>
+        </w:rPr>
+        <w:t xml:space="preserve">, it remains true for all </w:t>
+      </w:r>
+      <m:oMath>
+        <m:r>
+          <w:rPr>
+            <w:rFonts w:ascii="Cambria Math" w:eastAsia="Times New Roman" w:hAnsi="Cambria Math" w:cs="Times New Roman"/>
+            <w:kern w:val="0"/>
+            <w:sz w:val="28"/>
+            <w:szCs w:val="28"/>
+            <w14:ligatures w14:val="none"/>
+          </w:rPr>
+          <m:t>x≥4</m:t>
+        </m:r>
+      </m:oMath>
+      <w:r>
+        <w:rPr>
+          <w:rFonts w:ascii="Times New Roman" w:eastAsia="Times New Roman" w:hAnsi="Times New Roman" w:cs="Times New Roman"/>
+          <w:kern w:val="0"/>
+          <w:sz w:val="28"/>
+          <w:szCs w:val="28"/>
+          <w14:ligatures w14:val="none"/>
+        </w:rPr>
+        <w:t>.</w:t>
+      </w:r>
+    </w:p>
+    <w:p>
+      <w:pPr>
+        <w:spacing w:before="100" w:beforeAutospacing="1" w:after="100" w:afterAutospacing="1" w:line="240" w:lineRule="auto"/>
+        <w:jc w:val="both"/>
+        <w:rPr>
+          <w:rFonts w:ascii="Times New Roman" w:eastAsia="Times New Roman" w:hAnsi="Times New Roman" w:cs="Times New Roman"/>
+          <w:kern w:val="0"/>
+          <w:sz w:val="28"/>
+          <w:szCs w:val="28"/>
+          <w14:ligatures w14:val="none"/>
+        </w:rPr>
+      </w:pPr>
+      <w:r>
+        <w:rPr>
+          <w:rFonts w:ascii="Times New Roman" w:eastAsia="Times New Roman" w:hAnsi="Times New Roman" w:cs="Times New Roman"/>
+          <w:kern w:val="0"/>
+          <w:sz w:val="28"/>
+          <w:szCs w:val="28"/>
+          <w14:ligatures w14:val="none"/>
+        </w:rPr>
+        <w:t>Hence,</w:t>
+      </w:r>
+    </w:p>
+    <w:p>
+      <w:pPr>
+        <w:spacing w:after="0" w:line="240" w:lineRule="auto"/>
+        <w:jc w:val="both"/>
+        <w:rPr>
+          <w:rFonts w:ascii="Times New Roman" w:eastAsia="Times New Roman" w:hAnsi="Times New Roman" w:cs="Times New Roman"/>
+          <w:kern w:val="0"/>
+          <w:sz w:val="28"/>
+          <w:szCs w:val="28"/>
+          <w14:ligatures w14:val="none"/>
+        </w:rPr>
+      </w:pPr>
+      <m:oMathPara>
+        <m:oMath>
+          <m:borderBox>
+            <m:borderBoxPr>
+              <m:ctrlPr>
+                <w:rPr>
+                  <w:rFonts w:ascii="Cambria Math" w:eastAsia="Times New Roman" w:hAnsi="Cambria Math" w:cs="Times New Roman"/>
+                  <w:kern w:val="0"/>
+                  <w:sz w:val="28"/>
+                  <w:szCs w:val="28"/>
+                  <w14:ligatures w14:val="none"/>
+                </w:rPr>
+              </m:ctrlPr>
+            </m:borderBoxPr>
+            <m:e>
+              <m:sSup>
+                <m:sSupPr>
+                  <m:ctrlPr>
+                    <w:rPr>
+                      <w:rFonts w:ascii="Cambria Math" w:eastAsia="Times New Roman" w:hAnsi="Cambria Math" w:cs="Times New Roman"/>
+                      <w:kern w:val="0"/>
+                      <w:sz w:val="28"/>
+                      <w:szCs w:val="28"/>
+                      <w14:ligatures w14:val="none"/>
+                    </w:rPr>
+                  </m:ctrlPr>
+                </m:sSupPr>
+                <m:e>
+                  <m:r>
+                    <w:rPr>
+                      <w:rFonts w:ascii="Cambria Math" w:eastAsia="Times New Roman" w:hAnsi="Cambria Math" w:cs="Times New Roman"/>
+                      <w:kern w:val="0"/>
+                      <w:sz w:val="28"/>
+                      <w:szCs w:val="28"/>
+                      <w14:ligatures w14:val="none"/>
+                    </w:rPr>
+                    <m:t>2</m:t>
+                  </m:r>
+                </m:e>
+                <m:sup>
+                  <m:r>
+                    <w:rPr>
+                      <w:rFonts w:ascii="Cambria Math" w:eastAsia="Times New Roman" w:hAnsi="Cambria Math" w:cs="Times New Roman"/>
+                      <w:kern w:val="0"/>
+                      <w:sz w:val="28"/>
+                      <w:szCs w:val="28"/>
+                      <w14:ligatures w14:val="none"/>
+                    </w:rPr>
+                    <m:t>x</m:t>
+                  </m:r>
+                </m:sup>
+              </m:sSup>
+              <m:r>
+                <w:rPr>
+                  <w:rFonts w:ascii="Cambria Math" w:eastAsia="Times New Roman" w:hAnsi="Cambria Math" w:cs="Times New Roman"/>
+                  <w:kern w:val="0"/>
+                  <w:sz w:val="28"/>
+                  <w:szCs w:val="28"/>
+                  <w14:ligatures w14:val="none"/>
+                </w:rPr>
+                <m:t>≥</m:t>
+              </m:r>
+              <m:sSup>
+                <m:sSupPr>
+                  <m:ctrlPr>
+                    <w:rPr>
+                      <w:rFonts w:ascii="Cambria Math" w:eastAsia="Times New Roman" w:hAnsi="Cambria Math" w:cs="Times New Roman"/>
+                      <w:kern w:val="0"/>
+                      <w:sz w:val="28"/>
+                      <w:szCs w:val="28"/>
+                      <w14:ligatures w14:val="none"/>
+                    </w:rPr>
+                  </m:ctrlPr>
+                </m:sSupPr>
+                <m:e>
+                  <m:r>
+                    <w:rPr>
+                      <w:rFonts w:ascii="Cambria Math" w:eastAsia="Times New Roman" w:hAnsi="Cambria Math" w:cs="Times New Roman"/>
+                      <w:kern w:val="0"/>
+                      <w:sz w:val="28"/>
+                      <w:szCs w:val="28"/>
+                      <w14:ligatures w14:val="none"/>
+                    </w:rPr>
+                    <m:t>x</m:t>
+                  </m:r>
+                </m:e>
+                <m:sup>
+                  <m:r>
+                    <w:rPr>
+                      <w:rFonts w:ascii="Cambria Math" w:eastAsia="Times New Roman" w:hAnsi="Cambria Math" w:cs="Times New Roman"/>
+                      <w:kern w:val="0"/>
+                      <w:sz w:val="28"/>
+                      <w:szCs w:val="28"/>
+                      <w14:ligatures w14:val="none"/>
+                    </w:rPr>
+                    <m:t>2</m:t>
+                  </m:r>
+                </m:sup>
+              </m:sSup>
+              <m:r>
+                <w:rPr>
+                  <w:rFonts w:ascii="Cambria Math" w:eastAsia="Times New Roman" w:hAnsi="Cambria Math" w:cs="Times New Roman"/>
+                  <w:kern w:val="0"/>
+                  <w:sz w:val="28"/>
+                  <w:szCs w:val="28"/>
+                  <w14:ligatures w14:val="none"/>
+                </w:rPr>
+                <m:t>, x≥4</m:t>
+              </m:r>
+            </m:e>
+          </m:borderBox>
+          <m:r>
+            <m:rPr>
+              <m:sty m:val="p"/>
+            </m:rPr>
+            <w:rPr>
+              <w:rFonts w:ascii="Cambria Math" w:eastAsia="Times New Roman" w:hAnsi="Cambria Math" w:cs="Times New Roman"/>
+              <w:kern w:val="0"/>
+              <w:sz w:val="28"/>
+              <w:szCs w:val="28"/>
+              <w14:ligatures w14:val="none"/>
+            </w:rPr>
+            <w:br/>
+          </m:r>
+        </m:oMath>
+      </m:oMathPara>
+    </w:p>
+    <w:p>
+      <w:pPr>
+        <w:spacing w:before="100" w:beforeAutospacing="1" w:after="100" w:afterAutospacing="1" w:line="240" w:lineRule="auto"/>
+        <w:jc w:val="both"/>
+        <w:rPr>
+          <w:rFonts w:ascii="Times New Roman" w:eastAsia="Times New Roman" w:hAnsi="Times New Roman" w:cs="Times New Roman"/>
+          <w:kern w:val="0"/>
+          <w:sz w:val="28"/>
+          <w:szCs w:val="28"/>
+          <w14:ligatures w14:val="none"/>
+        </w:rPr>
+      </w:pPr>
+      <w:r>
+        <w:rPr>
+          <w:rFonts w:ascii="Times New Roman" w:eastAsia="Times New Roman" w:hAnsi="Times New Roman" w:cs="Times New Roman"/>
+          <w:kern w:val="0"/>
+          <w:sz w:val="28"/>
+          <w:szCs w:val="28"/>
+          <w14:ligatures w14:val="none"/>
+        </w:rPr>
+        <w:t xml:space="preserve">This is the same basic argument used in the book: the exponential side grows faster than the quadratic side after the starting point. </w:t>
+      </w:r>
+    </w:p>
+    <w:p>
+      <w:pPr>
+        <w:spacing w:after="0" w:line="240" w:lineRule="auto"/>
+        <w:jc w:val="both"/>
+        <w:rPr>
+          <w:rFonts w:ascii="Times New Roman" w:eastAsia="Times New Roman" w:hAnsi="Times New Roman" w:cs="Times New Roman"/>
+          <w:kern w:val="0"/>
+          <w:sz w:val="28"/>
+          <w:szCs w:val="28"/>
+          <w14:ligatures w14:val="none"/>
+        </w:rPr>
+      </w:pPr>
+      <w:r>
+        <w:rPr>
+          <w:rFonts w:ascii="Times New Roman" w:eastAsia="Times New Roman" w:hAnsi="Times New Roman" w:cs="Times New Roman"/>
+          <w:kern w:val="0"/>
+          <w:sz w:val="28"/>
+          <w:szCs w:val="28"/>
+          <w14:ligatures w14:val="none"/>
+        </w:rPr>
+        <w:pict w14:anchorId="1C9887B0">
+          <v:rect id="_x0000_i1055" style="width:0;height:1.5pt" o:hralign="center" o:hrstd="t" o:hr="t" fillcolor="#a0a0a0" stroked="f"/>
+        </w:pict>
+      </w:r>
+    </w:p>
+    <w:p>
+      <w:pPr>
+        <w:spacing w:before="100" w:beforeAutospacing="1" w:after="100" w:afterAutospacing="1" w:line="240" w:lineRule="auto"/>
+        <w:jc w:val="both"/>
+        <w:outlineLvl w:val="1"/>
+        <w:rPr>
+          <w:rFonts w:ascii="Times New Roman" w:eastAsia="Times New Roman" w:hAnsi="Times New Roman" w:cs="Times New Roman"/>
+          <w:b/>
+          <w:bCs/>
+          <w:kern w:val="0"/>
+          <w:sz w:val="28"/>
+          <w:szCs w:val="28"/>
+          <w14:ligatures w14:val="none"/>
+        </w:rPr>
+      </w:pPr>
+      <w:r>
+        <w:rPr>
+          <w:rFonts w:ascii="Times New Roman" w:eastAsia="Times New Roman" w:hAnsi="Times New Roman" w:cs="Times New Roman"/>
+          <w:b/>
+          <w:bCs/>
+          <w:kern w:val="0"/>
+          <w:sz w:val="28"/>
+          <w:szCs w:val="28"/>
+          <w14:ligatures w14:val="none"/>
+        </w:rPr>
+        <w:lastRenderedPageBreak/>
+        <w:t>(B) Deductive Proof</w:t>
+      </w:r>
+    </w:p>
+    <w:p>
+      <w:pPr>
+        <w:spacing w:before="100" w:beforeAutospacing="1" w:after="100" w:afterAutospacing="1" w:line="240" w:lineRule="auto"/>
+        <w:jc w:val="both"/>
+        <w:rPr>
+          <w:rFonts w:ascii="Times New Roman" w:eastAsia="Times New Roman" w:hAnsi="Times New Roman" w:cs="Times New Roman"/>
+          <w:kern w:val="0"/>
+          <w:sz w:val="28"/>
+          <w:szCs w:val="28"/>
+          <w14:ligatures w14:val="none"/>
+        </w:rPr>
+      </w:pPr>
+      <w:r>
+        <w:rPr>
+          <w:rFonts w:ascii="Times New Roman" w:eastAsia="Times New Roman" w:hAnsi="Times New Roman" w:cs="Times New Roman"/>
+          <w:b/>
+          <w:bCs/>
+          <w:kern w:val="0"/>
+          <w:sz w:val="28"/>
+          <w:szCs w:val="28"/>
+          <w14:ligatures w14:val="none"/>
+        </w:rPr>
+        <w:t>Given:</w:t>
+      </w:r>
+    </w:p>
+    <w:p>
+      <w:pPr>
+        <w:spacing w:after="0" w:line="240" w:lineRule="auto"/>
+        <w:jc w:val="both"/>
+        <w:rPr>
+          <w:rFonts w:ascii="Times New Roman" w:eastAsia="Times New Roman" w:hAnsi="Times New Roman" w:cs="Times New Roman"/>
+          <w:kern w:val="0"/>
+          <w:sz w:val="28"/>
+          <w:szCs w:val="28"/>
+          <w14:ligatures w14:val="none"/>
+        </w:rPr>
+      </w:pPr>
+      <m:oMathPara>
+        <m:oMath>
+          <m:r>
+            <w:rPr>
+              <w:rFonts w:ascii="Cambria Math" w:eastAsia="Times New Roman" w:hAnsi="Cambria Math" w:cs="Times New Roman"/>
+              <w:kern w:val="0"/>
+              <w:sz w:val="28"/>
+              <w:szCs w:val="28"/>
+              <w14:ligatures w14:val="none"/>
+            </w:rPr>
+            <m:t>x≥4</m:t>
+          </m:r>
+          <m:r>
+            <m:rPr>
+              <m:sty m:val="p"/>
+            </m:rPr>
+            <w:rPr>
+              <w:rFonts w:ascii="Cambria Math" w:eastAsia="Times New Roman" w:hAnsi="Cambria Math" w:cs="Times New Roman"/>
+              <w:kern w:val="0"/>
+              <w:sz w:val="28"/>
+              <w:szCs w:val="28"/>
+              <w14:ligatures w14:val="none"/>
+            </w:rPr>
+            <w:br/>
+          </m:r>
+        </m:oMath>
+      </m:oMathPara>
+    </w:p>
+    <w:p>
+      <w:pPr>
+        <w:spacing w:before="100" w:beforeAutospacing="1" w:after="100" w:afterAutospacing="1" w:line="240" w:lineRule="auto"/>
+        <w:jc w:val="both"/>
+        <w:rPr>
+          <w:rFonts w:ascii="Times New Roman" w:eastAsia="Times New Roman" w:hAnsi="Times New Roman" w:cs="Times New Roman"/>
+          <w:kern w:val="0"/>
+          <w:sz w:val="28"/>
+          <w:szCs w:val="28"/>
+          <w14:ligatures w14:val="none"/>
+        </w:rPr>
+      </w:pPr>
+      <w:r>
+        <w:rPr>
+          <w:rFonts w:ascii="Times New Roman" w:eastAsia="Times New Roman" w:hAnsi="Times New Roman" w:cs="Times New Roman"/>
+          <w:kern w:val="0"/>
+          <w:sz w:val="28"/>
+          <w:szCs w:val="28"/>
+          <w14:ligatures w14:val="none"/>
+        </w:rPr>
+        <w:t>We need to prove:</w:t>
+      </w:r>
+    </w:p>
+    <w:p>
+      <w:pPr>
+        <w:spacing w:after="0" w:line="240" w:lineRule="auto"/>
+        <w:jc w:val="both"/>
+        <w:rPr>
+          <w:rFonts w:ascii="Times New Roman" w:eastAsia="Times New Roman" w:hAnsi="Times New Roman" w:cs="Times New Roman"/>
+          <w:kern w:val="0"/>
+          <w:sz w:val="28"/>
+          <w:szCs w:val="28"/>
+          <w14:ligatures w14:val="none"/>
+        </w:rPr>
+      </w:pPr>
+      <m:oMathPara>
+        <m:oMath>
+          <m:sSup>
+            <m:sSupPr>
+              <m:ctrlPr>
+                <w:rPr>
+                  <w:rFonts w:ascii="Cambria Math" w:eastAsia="Times New Roman" w:hAnsi="Cambria Math" w:cs="Times New Roman"/>
+                  <w:kern w:val="0"/>
+                  <w:sz w:val="28"/>
+                  <w:szCs w:val="28"/>
+                  <w14:ligatures w14:val="none"/>
+                </w:rPr>
+              </m:ctrlPr>
+            </m:sSupPr>
+            <m:e>
+              <m:r>
+                <w:rPr>
+                  <w:rFonts w:ascii="Cambria Math" w:eastAsia="Times New Roman" w:hAnsi="Cambria Math" w:cs="Times New Roman"/>
+                  <w:kern w:val="0"/>
+                  <w:sz w:val="28"/>
+                  <w:szCs w:val="28"/>
+                  <w14:ligatures w14:val="none"/>
+                </w:rPr>
+                <m:t>2</m:t>
+              </m:r>
+            </m:e>
+            <m:sup>
+              <m:r>
+                <w:rPr>
+                  <w:rFonts w:ascii="Cambria Math" w:eastAsia="Times New Roman" w:hAnsi="Cambria Math" w:cs="Times New Roman"/>
+                  <w:kern w:val="0"/>
+                  <w:sz w:val="28"/>
+                  <w:szCs w:val="28"/>
+                  <w14:ligatures w14:val="none"/>
+                </w:rPr>
+                <m:t>x</m:t>
+              </m:r>
+            </m:sup>
+          </m:sSup>
+          <m:r>
+            <w:rPr>
+              <w:rFonts w:ascii="Cambria Math" w:eastAsia="Times New Roman" w:hAnsi="Cambria Math" w:cs="Times New Roman"/>
+              <w:kern w:val="0"/>
+              <w:sz w:val="28"/>
+              <w:szCs w:val="28"/>
+              <w14:ligatures w14:val="none"/>
+            </w:rPr>
+            <m:t>≥</m:t>
+          </m:r>
+          <m:sSup>
+            <m:sSupPr>
+              <m:ctrlPr>
+                <w:rPr>
+                  <w:rFonts w:ascii="Cambria Math" w:eastAsia="Times New Roman" w:hAnsi="Cambria Math" w:cs="Times New Roman"/>
+                  <w:kern w:val="0"/>
+                  <w:sz w:val="28"/>
+                  <w:szCs w:val="28"/>
+                  <w14:ligatures w14:val="none"/>
+                </w:rPr>
+              </m:ctrlPr>
+            </m:sSupPr>
+            <m:e>
+              <m:r>
+                <w:rPr>
+                  <w:rFonts w:ascii="Cambria Math" w:eastAsia="Times New Roman" w:hAnsi="Cambria Math" w:cs="Times New Roman"/>
+                  <w:kern w:val="0"/>
+                  <w:sz w:val="28"/>
+                  <w:szCs w:val="28"/>
+                  <w14:ligatures w14:val="none"/>
+                </w:rPr>
+                <m:t>x</m:t>
+              </m:r>
+            </m:e>
+            <m:sup>
+              <m:r>
+                <w:rPr>
+                  <w:rFonts w:ascii="Cambria Math" w:eastAsia="Times New Roman" w:hAnsi="Cambria Math" w:cs="Times New Roman"/>
+                  <w:kern w:val="0"/>
+                  <w:sz w:val="28"/>
+                  <w:szCs w:val="28"/>
+                  <w14:ligatures w14:val="none"/>
+                </w:rPr>
+                <m:t>2</m:t>
+              </m:r>
+            </m:sup>
+          </m:sSup>
+          <m:r>
+            <m:rPr>
+              <m:sty m:val="p"/>
+            </m:rPr>
+            <w:rPr>
+              <w:rFonts w:ascii="Cambria Math" w:eastAsia="Times New Roman" w:hAnsi="Cambria Math" w:cs="Times New Roman"/>
+              <w:kern w:val="0"/>
+              <w:sz w:val="28"/>
+              <w:szCs w:val="28"/>
+              <w14:ligatures w14:val="none"/>
+            </w:rPr>
+            <w:br/>
+          </m:r>
+        </m:oMath>
+      </m:oMathPara>
+    </w:p>
+    <w:p>
+      <w:pPr>
+        <w:spacing w:before="100" w:beforeAutospacing="1" w:after="100" w:afterAutospacing="1" w:line="240" w:lineRule="auto"/>
+        <w:jc w:val="both"/>
+        <w:rPr>
+          <w:rFonts w:ascii="Times New Roman" w:eastAsia="Times New Roman" w:hAnsi="Times New Roman" w:cs="Times New Roman"/>
+          <w:kern w:val="0"/>
+          <w:sz w:val="28"/>
+          <w:szCs w:val="28"/>
+          <w14:ligatures w14:val="none"/>
+        </w:rPr>
+      </w:pPr>
+      <w:r>
+        <w:rPr>
+          <w:rFonts w:ascii="Times New Roman" w:eastAsia="Times New Roman" w:hAnsi="Times New Roman" w:cs="Times New Roman"/>
+          <w:kern w:val="0"/>
+          <w:sz w:val="28"/>
+          <w:szCs w:val="28"/>
+          <w14:ligatures w14:val="none"/>
+        </w:rPr>
+        <w:t xml:space="preserve">For </w:t>
+      </w:r>
+      <m:oMath>
+        <m:r>
+          <w:rPr>
+            <w:rFonts w:ascii="Cambria Math" w:eastAsia="Times New Roman" w:hAnsi="Cambria Math" w:cs="Times New Roman"/>
+            <w:kern w:val="0"/>
+            <w:sz w:val="28"/>
+            <w:szCs w:val="28"/>
+            <w14:ligatures w14:val="none"/>
+          </w:rPr>
+          <m:t>x=4</m:t>
+        </m:r>
+      </m:oMath>
+      <w:r>
+        <w:rPr>
+          <w:rFonts w:ascii="Times New Roman" w:eastAsia="Times New Roman" w:hAnsi="Times New Roman" w:cs="Times New Roman"/>
+          <w:kern w:val="0"/>
+          <w:sz w:val="28"/>
+          <w:szCs w:val="28"/>
+          <w14:ligatures w14:val="none"/>
+        </w:rPr>
+        <w:t>,</w:t>
+      </w:r>
+    </w:p>
+    <w:p>
+      <w:pPr>
+        <w:spacing w:after="0" w:line="240" w:lineRule="auto"/>
+        <w:jc w:val="both"/>
+        <w:rPr>
+          <w:rFonts w:ascii="Times New Roman" w:eastAsia="Times New Roman" w:hAnsi="Times New Roman" w:cs="Times New Roman"/>
+          <w:kern w:val="0"/>
+          <w:sz w:val="28"/>
+          <w:szCs w:val="28"/>
+          <w14:ligatures w14:val="none"/>
+        </w:rPr>
+      </w:pPr>
+      <m:oMathPara>
+        <m:oMath>
+          <m:sSup>
+            <m:sSupPr>
+              <m:ctrlPr>
+                <w:rPr>
+                  <w:rFonts w:ascii="Cambria Math" w:eastAsia="Times New Roman" w:hAnsi="Cambria Math" w:cs="Times New Roman"/>
+                  <w:kern w:val="0"/>
+                  <w:sz w:val="28"/>
+                  <w:szCs w:val="28"/>
+                  <w14:ligatures w14:val="none"/>
+                </w:rPr>
+              </m:ctrlPr>
+            </m:sSupPr>
+            <m:e>
+              <m:r>
+                <w:rPr>
+                  <w:rFonts w:ascii="Cambria Math" w:eastAsia="Times New Roman" w:hAnsi="Cambria Math" w:cs="Times New Roman"/>
+                  <w:kern w:val="0"/>
+                  <w:sz w:val="28"/>
+                  <w:szCs w:val="28"/>
+                  <w14:ligatures w14:val="none"/>
+                </w:rPr>
+                <m:t>2</m:t>
+              </m:r>
+            </m:e>
+            <m:sup>
+              <m:r>
+                <w:rPr>
+                  <w:rFonts w:ascii="Cambria Math" w:eastAsia="Times New Roman" w:hAnsi="Cambria Math" w:cs="Times New Roman"/>
+                  <w:kern w:val="0"/>
+                  <w:sz w:val="28"/>
+                  <w:szCs w:val="28"/>
+                  <w14:ligatures w14:val="none"/>
+                </w:rPr>
+                <m:t>4</m:t>
+              </m:r>
+            </m:sup>
+          </m:sSup>
+          <m:r>
+            <w:rPr>
+              <w:rFonts w:ascii="Cambria Math" w:eastAsia="Times New Roman" w:hAnsi="Cambria Math" w:cs="Times New Roman"/>
+              <w:kern w:val="0"/>
+              <w:sz w:val="28"/>
+              <w:szCs w:val="28"/>
+              <w14:ligatures w14:val="none"/>
+            </w:rPr>
+            <m:t>=16=</m:t>
+          </m:r>
+          <m:sSup>
+            <m:sSupPr>
+              <m:ctrlPr>
+                <w:rPr>
+                  <w:rFonts w:ascii="Cambria Math" w:eastAsia="Times New Roman" w:hAnsi="Cambria Math" w:cs="Times New Roman"/>
+                  <w:kern w:val="0"/>
+                  <w:sz w:val="28"/>
+                  <w:szCs w:val="28"/>
+                  <w14:ligatures w14:val="none"/>
+                </w:rPr>
+              </m:ctrlPr>
+            </m:sSupPr>
+            <m:e>
+              <m:r>
+                <w:rPr>
+                  <w:rFonts w:ascii="Cambria Math" w:eastAsia="Times New Roman" w:hAnsi="Cambria Math" w:cs="Times New Roman"/>
+                  <w:kern w:val="0"/>
+                  <w:sz w:val="28"/>
+                  <w:szCs w:val="28"/>
+                  <w14:ligatures w14:val="none"/>
+                </w:rPr>
+                <m:t>4</m:t>
+              </m:r>
+            </m:e>
+            <m:sup>
+              <m:r>
+                <w:rPr>
+                  <w:rFonts w:ascii="Cambria Math" w:eastAsia="Times New Roman" w:hAnsi="Cambria Math" w:cs="Times New Roman"/>
+                  <w:kern w:val="0"/>
+                  <w:sz w:val="28"/>
+                  <w:szCs w:val="28"/>
+                  <w14:ligatures w14:val="none"/>
+                </w:rPr>
+                <m:t>2</m:t>
+              </m:r>
+            </m:sup>
+          </m:sSup>
+          <m:r>
+            <m:rPr>
+              <m:sty m:val="p"/>
+            </m:rPr>
+            <w:rPr>
+              <w:rFonts w:ascii="Cambria Math" w:eastAsia="Times New Roman" w:hAnsi="Cambria Math" w:cs="Times New Roman"/>
+              <w:kern w:val="0"/>
+              <w:sz w:val="28"/>
+              <w:szCs w:val="28"/>
+              <w14:ligatures w14:val="none"/>
+            </w:rPr>
+            <w:br/>
+          </m:r>
+        </m:oMath>
+      </m:oMathPara>
+    </w:p>
+    <w:p>
+      <w:pPr>
+        <w:spacing w:before="100" w:beforeAutospacing="1" w:after="100" w:afterAutospacing="1" w:line="240" w:lineRule="auto"/>
+        <w:jc w:val="both"/>
+        <w:rPr>
+          <w:rFonts w:ascii="Times New Roman" w:eastAsia="Times New Roman" w:hAnsi="Times New Roman" w:cs="Times New Roman"/>
+          <w:kern w:val="0"/>
+          <w:sz w:val="28"/>
+          <w:szCs w:val="28"/>
+          <w14:ligatures w14:val="none"/>
+        </w:rPr>
+      </w:pPr>
+      <w:r>
+        <w:rPr>
+          <w:rFonts w:ascii="Times New Roman" w:eastAsia="Times New Roman" w:hAnsi="Times New Roman" w:cs="Times New Roman"/>
+          <w:kern w:val="0"/>
+          <w:sz w:val="28"/>
+          <w:szCs w:val="28"/>
+          <w14:ligatures w14:val="none"/>
+        </w:rPr>
+        <w:t xml:space="preserve">Now assume the result holds for some </w:t>
+      </w:r>
+      <m:oMath>
+        <m:r>
+          <w:rPr>
+            <w:rFonts w:ascii="Cambria Math" w:eastAsia="Times New Roman" w:hAnsi="Cambria Math" w:cs="Times New Roman"/>
+            <w:kern w:val="0"/>
+            <w:sz w:val="28"/>
+            <w:szCs w:val="28"/>
+            <w14:ligatures w14:val="none"/>
+          </w:rPr>
+          <m:t>x≥4</m:t>
+        </m:r>
+      </m:oMath>
+      <w:r>
+        <w:rPr>
+          <w:rFonts w:ascii="Times New Roman" w:eastAsia="Times New Roman" w:hAnsi="Times New Roman" w:cs="Times New Roman"/>
+          <w:kern w:val="0"/>
+          <w:sz w:val="28"/>
+          <w:szCs w:val="28"/>
+          <w14:ligatures w14:val="none"/>
+        </w:rPr>
+        <w:t>:</w:t>
+      </w:r>
+    </w:p>
+    <w:p>
+      <w:pPr>
+        <w:spacing w:after="0" w:line="240" w:lineRule="auto"/>
+        <w:jc w:val="both"/>
+        <w:rPr>
+          <w:rFonts w:ascii="Times New Roman" w:eastAsia="Times New Roman" w:hAnsi="Times New Roman" w:cs="Times New Roman"/>
+          <w:kern w:val="0"/>
+          <w:sz w:val="28"/>
+          <w:szCs w:val="28"/>
+          <w14:ligatures w14:val="none"/>
+        </w:rPr>
+      </w:pPr>
+      <m:oMathPara>
+        <m:oMath>
+          <m:sSup>
+            <m:sSupPr>
+              <m:ctrlPr>
+                <w:rPr>
+                  <w:rFonts w:ascii="Cambria Math" w:eastAsia="Times New Roman" w:hAnsi="Cambria Math" w:cs="Times New Roman"/>
+                  <w:kern w:val="0"/>
+                  <w:sz w:val="28"/>
+                  <w:szCs w:val="28"/>
+                  <w14:ligatures w14:val="none"/>
+                </w:rPr>
+              </m:ctrlPr>
+            </m:sSupPr>
+            <m:e>
+              <m:r>
+                <w:rPr>
+                  <w:rFonts w:ascii="Cambria Math" w:eastAsia="Times New Roman" w:hAnsi="Cambria Math" w:cs="Times New Roman"/>
+                  <w:kern w:val="0"/>
+                  <w:sz w:val="28"/>
+                  <w:szCs w:val="28"/>
+                  <w14:ligatures w14:val="none"/>
+                </w:rPr>
+                <m:t>2</m:t>
+              </m:r>
+            </m:e>
+            <m:sup>
+              <m:r>
+                <w:rPr>
+                  <w:rFonts w:ascii="Cambria Math" w:eastAsia="Times New Roman" w:hAnsi="Cambria Math" w:cs="Times New Roman"/>
+                  <w:kern w:val="0"/>
+                  <w:sz w:val="28"/>
+                  <w:szCs w:val="28"/>
+                  <w14:ligatures w14:val="none"/>
+                </w:rPr>
+                <m:t>x</m:t>
+              </m:r>
+            </m:sup>
+          </m:sSup>
+          <m:r>
+            <w:rPr>
+              <w:rFonts w:ascii="Cambria Math" w:eastAsia="Times New Roman" w:hAnsi="Cambria Math" w:cs="Times New Roman"/>
+              <w:kern w:val="0"/>
+              <w:sz w:val="28"/>
+              <w:szCs w:val="28"/>
+              <w14:ligatures w14:val="none"/>
+            </w:rPr>
+            <m:t>≥</m:t>
+          </m:r>
+          <m:sSup>
+            <m:sSupPr>
+              <m:ctrlPr>
+                <w:rPr>
+                  <w:rFonts w:ascii="Cambria Math" w:eastAsia="Times New Roman" w:hAnsi="Cambria Math" w:cs="Times New Roman"/>
+                  <w:kern w:val="0"/>
+                  <w:sz w:val="28"/>
+                  <w:szCs w:val="28"/>
+                  <w14:ligatures w14:val="none"/>
+                </w:rPr>
+              </m:ctrlPr>
+            </m:sSupPr>
+            <m:e>
+              <m:r>
+                <w:rPr>
+                  <w:rFonts w:ascii="Cambria Math" w:eastAsia="Times New Roman" w:hAnsi="Cambria Math" w:cs="Times New Roman"/>
+                  <w:kern w:val="0"/>
+                  <w:sz w:val="28"/>
+                  <w:szCs w:val="28"/>
+                  <w14:ligatures w14:val="none"/>
+                </w:rPr>
+                <m:t>x</m:t>
+              </m:r>
+            </m:e>
+            <m:sup>
+              <m:r>
+                <w:rPr>
+                  <w:rFonts w:ascii="Cambria Math" w:eastAsia="Times New Roman" w:hAnsi="Cambria Math" w:cs="Times New Roman"/>
+                  <w:kern w:val="0"/>
+                  <w:sz w:val="28"/>
+                  <w:szCs w:val="28"/>
+                  <w14:ligatures w14:val="none"/>
+                </w:rPr>
+                <m:t>2</m:t>
+              </m:r>
+            </m:sup>
+          </m:sSup>
+          <m:r>
+            <m:rPr>
+              <m:sty m:val="p"/>
+            </m:rPr>
+            <w:rPr>
+              <w:rFonts w:ascii="Cambria Math" w:eastAsia="Times New Roman" w:hAnsi="Cambria Math" w:cs="Times New Roman"/>
+              <w:kern w:val="0"/>
+              <w:sz w:val="28"/>
+              <w:szCs w:val="28"/>
+              <w14:ligatures w14:val="none"/>
+            </w:rPr>
+            <w:br/>
+          </m:r>
+        </m:oMath>
+      </m:oMathPara>
+    </w:p>
+    <w:p>
+      <w:pPr>
+        <w:spacing w:before="100" w:beforeAutospacing="1" w:after="100" w:afterAutospacing="1" w:line="240" w:lineRule="auto"/>
+        <w:jc w:val="both"/>
+        <w:rPr>
+          <w:rFonts w:ascii="Times New Roman" w:eastAsia="Times New Roman" w:hAnsi="Times New Roman" w:cs="Times New Roman"/>
+          <w:kern w:val="0"/>
+          <w:sz w:val="28"/>
+          <w:szCs w:val="28"/>
+          <w14:ligatures w14:val="none"/>
+        </w:rPr>
+      </w:pPr>
+      <w:r>
+        <w:rPr>
+          <w:rFonts w:ascii="Times New Roman" w:eastAsia="Times New Roman" w:hAnsi="Times New Roman" w:cs="Times New Roman"/>
+          <w:kern w:val="0"/>
+          <w:sz w:val="28"/>
+          <w:szCs w:val="28"/>
+          <w14:ligatures w14:val="none"/>
+        </w:rPr>
+        <w:t xml:space="preserve">Since </w:t>
+      </w:r>
+      <m:oMath>
+        <m:r>
+          <w:rPr>
+            <w:rFonts w:ascii="Cambria Math" w:eastAsia="Times New Roman" w:hAnsi="Cambria Math" w:cs="Times New Roman"/>
+            <w:kern w:val="0"/>
+            <w:sz w:val="28"/>
+            <w:szCs w:val="28"/>
+            <w14:ligatures w14:val="none"/>
+          </w:rPr>
+          <m:t>x≥4</m:t>
+        </m:r>
+      </m:oMath>
+      <w:r>
+        <w:rPr>
+          <w:rFonts w:ascii="Times New Roman" w:eastAsia="Times New Roman" w:hAnsi="Times New Roman" w:cs="Times New Roman"/>
+          <w:kern w:val="0"/>
+          <w:sz w:val="28"/>
+          <w:szCs w:val="28"/>
+          <w14:ligatures w14:val="none"/>
+        </w:rPr>
+        <w:t>,</w:t>
+      </w:r>
+    </w:p>
+    <w:p>
+      <w:pPr>
+        <w:spacing w:after="0" w:line="240" w:lineRule="auto"/>
+        <w:jc w:val="both"/>
+        <w:rPr>
+          <w:rFonts w:ascii="Times New Roman" w:eastAsia="Times New Roman" w:hAnsi="Times New Roman" w:cs="Times New Roman"/>
+          <w:kern w:val="0"/>
+          <w:sz w:val="28"/>
+          <w:szCs w:val="28"/>
+          <w14:ligatures w14:val="none"/>
+        </w:rPr>
+      </w:pPr>
+      <m:oMathPara>
+        <m:oMath>
+          <m:f>
+            <m:fPr>
+              <m:ctrlPr>
+                <w:rPr>
+                  <w:rFonts w:ascii="Cambria Math" w:eastAsia="Times New Roman" w:hAnsi="Cambria Math" w:cs="Times New Roman"/>
+                  <w:kern w:val="0"/>
+                  <w:sz w:val="28"/>
+                  <w:szCs w:val="28"/>
+                  <w14:ligatures w14:val="none"/>
+                </w:rPr>
+              </m:ctrlPr>
+            </m:fPr>
+            <m:num>
+              <m:r>
+                <w:rPr>
+                  <w:rFonts w:ascii="Cambria Math" w:eastAsia="Times New Roman" w:hAnsi="Cambria Math" w:cs="Times New Roman"/>
+                  <w:kern w:val="0"/>
+                  <w:sz w:val="28"/>
+                  <w:szCs w:val="28"/>
+                  <w14:ligatures w14:val="none"/>
+                </w:rPr>
+                <m:t>x+1</m:t>
+              </m:r>
+            </m:num>
+            <m:den>
+              <m:r>
+                <w:rPr>
+                  <w:rFonts w:ascii="Cambria Math" w:eastAsia="Times New Roman" w:hAnsi="Cambria Math" w:cs="Times New Roman"/>
+                  <w:kern w:val="0"/>
+                  <w:sz w:val="28"/>
+                  <w:szCs w:val="28"/>
+                  <w14:ligatures w14:val="none"/>
+                </w:rPr>
+                <m:t>x</m:t>
+              </m:r>
+            </m:den>
+          </m:f>
+          <m:r>
+            <w:rPr>
+              <w:rFonts w:ascii="Cambria Math" w:eastAsia="Times New Roman" w:hAnsi="Cambria Math" w:cs="Times New Roman"/>
+              <w:kern w:val="0"/>
+              <w:sz w:val="28"/>
+              <w:szCs w:val="28"/>
+              <w14:ligatures w14:val="none"/>
+            </w:rPr>
+            <m:t>≤</m:t>
+          </m:r>
+          <m:f>
+            <m:fPr>
+              <m:ctrlPr>
+                <w:rPr>
+                  <w:rFonts w:ascii="Cambria Math" w:eastAsia="Times New Roman" w:hAnsi="Cambria Math" w:cs="Times New Roman"/>
+                  <w:kern w:val="0"/>
+                  <w:sz w:val="28"/>
+                  <w:szCs w:val="28"/>
+                  <w14:ligatures w14:val="none"/>
+                </w:rPr>
+              </m:ctrlPr>
+            </m:fPr>
+            <m:num>
+              <m:r>
+                <w:rPr>
+                  <w:rFonts w:ascii="Cambria Math" w:eastAsia="Times New Roman" w:hAnsi="Cambria Math" w:cs="Times New Roman"/>
+                  <w:kern w:val="0"/>
+                  <w:sz w:val="28"/>
+                  <w:szCs w:val="28"/>
+                  <w14:ligatures w14:val="none"/>
+                </w:rPr>
+                <m:t>5</m:t>
+              </m:r>
+            </m:num>
+            <m:den>
+              <m:r>
+                <w:rPr>
+                  <w:rFonts w:ascii="Cambria Math" w:eastAsia="Times New Roman" w:hAnsi="Cambria Math" w:cs="Times New Roman"/>
+                  <w:kern w:val="0"/>
+                  <w:sz w:val="28"/>
+                  <w:szCs w:val="28"/>
+                  <w14:ligatures w14:val="none"/>
+                </w:rPr>
+                <m:t>4</m:t>
+              </m:r>
+            </m:den>
+          </m:f>
+          <m:r>
+            <m:rPr>
+              <m:sty m:val="p"/>
+            </m:rPr>
+            <w:rPr>
+              <w:rFonts w:ascii="Cambria Math" w:eastAsia="Times New Roman" w:hAnsi="Cambria Math" w:cs="Times New Roman"/>
+              <w:kern w:val="0"/>
+              <w:sz w:val="28"/>
+              <w:szCs w:val="28"/>
+              <w14:ligatures w14:val="none"/>
+            </w:rPr>
+            <w:br/>
+          </m:r>
+        </m:oMath>
+      </m:oMathPara>
+    </w:p>
+    <w:p>
+      <w:pPr>
+        <w:spacing w:before="100" w:beforeAutospacing="1" w:after="100" w:afterAutospacing="1" w:line="240" w:lineRule="auto"/>
+        <w:jc w:val="both"/>
+        <w:rPr>
+          <w:rFonts w:ascii="Times New Roman" w:eastAsia="Times New Roman" w:hAnsi="Times New Roman" w:cs="Times New Roman"/>
+          <w:kern w:val="0"/>
+          <w:sz w:val="28"/>
+          <w:szCs w:val="28"/>
+          <w14:ligatures w14:val="none"/>
+        </w:rPr>
+      </w:pPr>
+      <w:r>
+        <w:rPr>
+          <w:rFonts w:ascii="Times New Roman" w:eastAsia="Times New Roman" w:hAnsi="Times New Roman" w:cs="Times New Roman"/>
+          <w:kern w:val="0"/>
+          <w:sz w:val="28"/>
+          <w:szCs w:val="28"/>
+          <w14:ligatures w14:val="none"/>
+        </w:rPr>
+        <w:t>Therefore,</w:t>
+      </w:r>
+    </w:p>
+    <w:p>
+      <w:pPr>
+        <w:spacing w:after="0" w:line="240" w:lineRule="auto"/>
+        <w:jc w:val="both"/>
+        <w:rPr>
+          <w:rFonts w:ascii="Times New Roman" w:eastAsia="Times New Roman" w:hAnsi="Times New Roman" w:cs="Times New Roman"/>
+          <w:kern w:val="0"/>
+          <w:sz w:val="28"/>
+          <w:szCs w:val="28"/>
+          <w14:ligatures w14:val="none"/>
+        </w:rPr>
+      </w:pPr>
+      <m:oMathPara>
+        <m:oMath>
+          <m:sSup>
+            <m:sSupPr>
+              <m:ctrlPr>
+                <w:rPr>
+                  <w:rFonts w:ascii="Cambria Math" w:eastAsia="Times New Roman" w:hAnsi="Cambria Math" w:cs="Times New Roman"/>
+                  <w:kern w:val="0"/>
+                  <w:sz w:val="28"/>
+                  <w:szCs w:val="28"/>
+                  <w14:ligatures w14:val="none"/>
+                </w:rPr>
+              </m:ctrlPr>
+            </m:sSupPr>
+            <m:e>
+              <m:d>
+                <m:dPr>
+                  <m:ctrlPr>
+                    <w:rPr>
+                      <w:rFonts w:ascii="Cambria Math" w:eastAsia="Times New Roman" w:hAnsi="Cambria Math" w:cs="Times New Roman"/>
+                      <w:kern w:val="0"/>
+                      <w:sz w:val="28"/>
+                      <w:szCs w:val="28"/>
+                      <w14:ligatures w14:val="none"/>
+                    </w:rPr>
+                  </m:ctrlPr>
+                </m:dPr>
+                <m:e>
+                  <m:f>
+                    <m:fPr>
+                      <m:ctrlPr>
+                        <w:rPr>
+                          <w:rFonts w:ascii="Cambria Math" w:eastAsia="Times New Roman" w:hAnsi="Cambria Math" w:cs="Times New Roman"/>
+                          <w:kern w:val="0"/>
+                          <w:sz w:val="28"/>
+                          <w:szCs w:val="28"/>
+                          <w14:ligatures w14:val="none"/>
+                        </w:rPr>
+                      </m:ctrlPr>
+                    </m:fPr>
+                    <m:num>
+                      <m:r>
+                        <w:rPr>
+                          <w:rFonts w:ascii="Cambria Math" w:eastAsia="Times New Roman" w:hAnsi="Cambria Math" w:cs="Times New Roman"/>
+                          <w:kern w:val="0"/>
+                          <w:sz w:val="28"/>
+                          <w:szCs w:val="28"/>
+                          <w14:ligatures w14:val="none"/>
+                        </w:rPr>
+                        <m:t>x+1</m:t>
+                      </m:r>
+                    </m:num>
+                    <m:den>
+                      <m:r>
+                        <w:rPr>
+                          <w:rFonts w:ascii="Cambria Math" w:eastAsia="Times New Roman" w:hAnsi="Cambria Math" w:cs="Times New Roman"/>
+                          <w:kern w:val="0"/>
+                          <w:sz w:val="28"/>
+                          <w:szCs w:val="28"/>
+                          <w14:ligatures w14:val="none"/>
+                        </w:rPr>
+                        <m:t>x</m:t>
+                      </m:r>
+                    </m:den>
+                  </m:f>
+                </m:e>
+              </m:d>
+            </m:e>
+            <m:sup>
+              <m:r>
+                <w:rPr>
+                  <w:rFonts w:ascii="Cambria Math" w:eastAsia="Times New Roman" w:hAnsi="Cambria Math" w:cs="Times New Roman"/>
+                  <w:kern w:val="0"/>
+                  <w:sz w:val="28"/>
+                  <w:szCs w:val="28"/>
+                  <w14:ligatures w14:val="none"/>
+                </w:rPr>
+                <m:t>2</m:t>
+              </m:r>
+            </m:sup>
+          </m:sSup>
+          <m:r>
+            <w:rPr>
+              <w:rFonts w:ascii="Cambria Math" w:eastAsia="Times New Roman" w:hAnsi="Cambria Math" w:cs="Times New Roman"/>
+              <w:kern w:val="0"/>
+              <w:sz w:val="28"/>
+              <w:szCs w:val="28"/>
+              <w14:ligatures w14:val="none"/>
+            </w:rPr>
+            <m:t>≤</m:t>
+          </m:r>
+          <m:f>
+            <m:fPr>
+              <m:ctrlPr>
+                <w:rPr>
+                  <w:rFonts w:ascii="Cambria Math" w:eastAsia="Times New Roman" w:hAnsi="Cambria Math" w:cs="Times New Roman"/>
+                  <w:kern w:val="0"/>
+                  <w:sz w:val="28"/>
+                  <w:szCs w:val="28"/>
+                  <w14:ligatures w14:val="none"/>
+                </w:rPr>
+              </m:ctrlPr>
+            </m:fPr>
+            <m:num>
+              <m:r>
+                <w:rPr>
+                  <w:rFonts w:ascii="Cambria Math" w:eastAsia="Times New Roman" w:hAnsi="Cambria Math" w:cs="Times New Roman"/>
+                  <w:kern w:val="0"/>
+                  <w:sz w:val="28"/>
+                  <w:szCs w:val="28"/>
+                  <w14:ligatures w14:val="none"/>
+                </w:rPr>
+                <m:t>25</m:t>
+              </m:r>
+            </m:num>
+            <m:den>
+              <m:r>
+                <w:rPr>
+                  <w:rFonts w:ascii="Cambria Math" w:eastAsia="Times New Roman" w:hAnsi="Cambria Math" w:cs="Times New Roman"/>
+                  <w:kern w:val="0"/>
+                  <w:sz w:val="28"/>
+                  <w:szCs w:val="28"/>
+                  <w14:ligatures w14:val="none"/>
+                </w:rPr>
+                <m:t>16</m:t>
+              </m:r>
+            </m:den>
+          </m:f>
+          <m:r>
+            <w:rPr>
+              <w:rFonts w:ascii="Cambria Math" w:eastAsia="Times New Roman" w:hAnsi="Cambria Math" w:cs="Times New Roman"/>
+              <w:kern w:val="0"/>
+              <w:sz w:val="28"/>
+              <w:szCs w:val="28"/>
+              <w14:ligatures w14:val="none"/>
+            </w:rPr>
+            <m:t>&lt;2</m:t>
+          </m:r>
+          <m:r>
+            <m:rPr>
+              <m:sty m:val="p"/>
+            </m:rPr>
+            <w:rPr>
+              <w:rFonts w:ascii="Cambria Math" w:eastAsia="Times New Roman" w:hAnsi="Cambria Math" w:cs="Times New Roman"/>
+              <w:kern w:val="0"/>
+              <w:sz w:val="28"/>
+              <w:szCs w:val="28"/>
+              <w14:ligatures w14:val="none"/>
+            </w:rPr>
+            <w:br/>
+          </m:r>
+        </m:oMath>
+      </m:oMathPara>
+    </w:p>
+    <w:p>
+      <w:pPr>
+        <w:spacing w:before="100" w:beforeAutospacing="1" w:after="100" w:afterAutospacing="1" w:line="240" w:lineRule="auto"/>
+        <w:jc w:val="both"/>
+        <w:rPr>
+          <w:rFonts w:ascii="Times New Roman" w:eastAsia="Times New Roman" w:hAnsi="Times New Roman" w:cs="Times New Roman"/>
+          <w:kern w:val="0"/>
+          <w:sz w:val="28"/>
+          <w:szCs w:val="28"/>
+          <w14:ligatures w14:val="none"/>
+        </w:rPr>
+      </w:pPr>
+      <w:r>
+        <w:rPr>
+          <w:rFonts w:ascii="Times New Roman" w:eastAsia="Times New Roman" w:hAnsi="Times New Roman" w:cs="Times New Roman"/>
+          <w:kern w:val="0"/>
+          <w:sz w:val="28"/>
+          <w:szCs w:val="28"/>
+          <w14:ligatures w14:val="none"/>
+        </w:rPr>
+        <w:t>So,</w:t>
+      </w:r>
+    </w:p>
+    <w:p>
+      <w:pPr>
+        <w:spacing w:after="0" w:line="240" w:lineRule="auto"/>
+        <w:jc w:val="both"/>
+        <w:rPr>
+          <w:rFonts w:ascii="Times New Roman" w:eastAsia="Times New Roman" w:hAnsi="Times New Roman" w:cs="Times New Roman"/>
+          <w:kern w:val="0"/>
+          <w:sz w:val="28"/>
+          <w:szCs w:val="28"/>
+          <w14:ligatures w14:val="none"/>
+        </w:rPr>
+      </w:pPr>
+      <m:oMathPara>
+        <m:oMath>
+          <m:sSup>
+            <m:sSupPr>
+              <m:ctrlPr>
+                <w:rPr>
+                  <w:rFonts w:ascii="Cambria Math" w:eastAsia="Times New Roman" w:hAnsi="Cambria Math" w:cs="Times New Roman"/>
+                  <w:kern w:val="0"/>
+                  <w:sz w:val="28"/>
+                  <w:szCs w:val="28"/>
+                  <w14:ligatures w14:val="none"/>
+                </w:rPr>
+              </m:ctrlPr>
+            </m:sSupPr>
+            <m:e>
+              <m:d>
+                <m:dPr>
+                  <m:ctrlPr>
+                    <w:rPr>
+                      <w:rFonts w:ascii="Cambria Math" w:eastAsia="Times New Roman" w:hAnsi="Cambria Math" w:cs="Times New Roman"/>
+                      <w:kern w:val="0"/>
+                      <w:sz w:val="28"/>
+                      <w:szCs w:val="28"/>
+                      <w14:ligatures w14:val="none"/>
+                    </w:rPr>
+                  </m:ctrlPr>
+                </m:dPr>
+                <m:e>
+                  <m:r>
+                    <w:rPr>
+                      <w:rFonts w:ascii="Cambria Math" w:eastAsia="Times New Roman" w:hAnsi="Cambria Math" w:cs="Times New Roman"/>
+                      <w:kern w:val="0"/>
+                      <w:sz w:val="28"/>
+                      <w:szCs w:val="28"/>
+                      <w14:ligatures w14:val="none"/>
+                    </w:rPr>
+                    <m:t>x+1</m:t>
+                  </m:r>
+                </m:e>
+              </m:d>
+            </m:e>
+            <m:sup>
+              <m:r>
+                <w:rPr>
+                  <w:rFonts w:ascii="Cambria Math" w:eastAsia="Times New Roman" w:hAnsi="Cambria Math" w:cs="Times New Roman"/>
+                  <w:kern w:val="0"/>
+                  <w:sz w:val="28"/>
+                  <w:szCs w:val="28"/>
+                  <w14:ligatures w14:val="none"/>
+                </w:rPr>
+                <m:t>2</m:t>
+              </m:r>
+            </m:sup>
+          </m:sSup>
+          <m:r>
+            <w:rPr>
+              <w:rFonts w:ascii="Cambria Math" w:eastAsia="Times New Roman" w:hAnsi="Cambria Math" w:cs="Times New Roman"/>
+              <w:kern w:val="0"/>
+              <w:sz w:val="28"/>
+              <w:szCs w:val="28"/>
+              <w14:ligatures w14:val="none"/>
+            </w:rPr>
+            <m:t>&lt;2</m:t>
+          </m:r>
+          <m:sSup>
+            <m:sSupPr>
+              <m:ctrlPr>
+                <w:rPr>
+                  <w:rFonts w:ascii="Cambria Math" w:eastAsia="Times New Roman" w:hAnsi="Cambria Math" w:cs="Times New Roman"/>
+                  <w:kern w:val="0"/>
+                  <w:sz w:val="28"/>
+                  <w:szCs w:val="28"/>
+                  <w14:ligatures w14:val="none"/>
+                </w:rPr>
+              </m:ctrlPr>
+            </m:sSupPr>
+            <m:e>
+              <m:r>
+                <w:rPr>
+                  <w:rFonts w:ascii="Cambria Math" w:eastAsia="Times New Roman" w:hAnsi="Cambria Math" w:cs="Times New Roman"/>
+                  <w:kern w:val="0"/>
+                  <w:sz w:val="28"/>
+                  <w:szCs w:val="28"/>
+                  <w14:ligatures w14:val="none"/>
+                </w:rPr>
+                <m:t>x</m:t>
+              </m:r>
+            </m:e>
+            <m:sup>
+              <m:r>
+                <w:rPr>
+                  <w:rFonts w:ascii="Cambria Math" w:eastAsia="Times New Roman" w:hAnsi="Cambria Math" w:cs="Times New Roman"/>
+                  <w:kern w:val="0"/>
+                  <w:sz w:val="28"/>
+                  <w:szCs w:val="28"/>
+                  <w14:ligatures w14:val="none"/>
+                </w:rPr>
+                <m:t>2</m:t>
+              </m:r>
+            </m:sup>
+          </m:sSup>
+          <m:r>
+            <m:rPr>
+              <m:sty m:val="p"/>
+            </m:rPr>
+            <w:rPr>
+              <w:rFonts w:ascii="Cambria Math" w:eastAsia="Times New Roman" w:hAnsi="Cambria Math" w:cs="Times New Roman"/>
+              <w:kern w:val="0"/>
+              <w:sz w:val="28"/>
+              <w:szCs w:val="28"/>
+              <w14:ligatures w14:val="none"/>
+            </w:rPr>
+            <w:br/>
+          </m:r>
+        </m:oMath>
+      </m:oMathPara>
+    </w:p>
+    <w:p>
+      <w:pPr>
+        <w:spacing w:before="100" w:beforeAutospacing="1" w:after="100" w:afterAutospacing="1" w:line="240" w:lineRule="auto"/>
+        <w:jc w:val="both"/>
+        <w:rPr>
+          <w:rFonts w:ascii="Times New Roman" w:eastAsia="Times New Roman" w:hAnsi="Times New Roman" w:cs="Times New Roman"/>
+          <w:kern w:val="0"/>
+          <w:sz w:val="28"/>
+          <w:szCs w:val="28"/>
+          <w14:ligatures w14:val="none"/>
+        </w:rPr>
+      </w:pPr>
+      <w:r>
+        <w:rPr>
+          <w:rFonts w:ascii="Times New Roman" w:eastAsia="Times New Roman" w:hAnsi="Times New Roman" w:cs="Times New Roman"/>
+          <w:kern w:val="0"/>
+          <w:sz w:val="28"/>
+          <w:szCs w:val="28"/>
+          <w14:ligatures w14:val="none"/>
+        </w:rPr>
+        <w:t>From the assumption,</w:t>
+      </w:r>
+    </w:p>
+    <w:p>
+      <w:pPr>
+        <w:spacing w:after="0" w:line="240" w:lineRule="auto"/>
+        <w:jc w:val="both"/>
+        <w:rPr>
+          <w:rFonts w:ascii="Times New Roman" w:eastAsia="Times New Roman" w:hAnsi="Times New Roman" w:cs="Times New Roman"/>
+          <w:kern w:val="0"/>
+          <w:sz w:val="28"/>
+          <w:szCs w:val="28"/>
+          <w14:ligatures w14:val="none"/>
+        </w:rPr>
+      </w:pPr>
+      <m:oMathPara>
+        <m:oMath>
+          <m:r>
+            <w:rPr>
+              <w:rFonts w:ascii="Cambria Math" w:eastAsia="Times New Roman" w:hAnsi="Cambria Math" w:cs="Times New Roman"/>
+              <w:kern w:val="0"/>
+              <w:sz w:val="28"/>
+              <w:szCs w:val="28"/>
+              <w14:ligatures w14:val="none"/>
+            </w:rPr>
+            <w:lastRenderedPageBreak/>
+            <m:t>2</m:t>
+          </m:r>
+          <m:sSup>
+            <m:sSupPr>
+              <m:ctrlPr>
+                <w:rPr>
+                  <w:rFonts w:ascii="Cambria Math" w:eastAsia="Times New Roman" w:hAnsi="Cambria Math" w:cs="Times New Roman"/>
+                  <w:kern w:val="0"/>
+                  <w:sz w:val="28"/>
+                  <w:szCs w:val="28"/>
+                  <w14:ligatures w14:val="none"/>
+                </w:rPr>
+              </m:ctrlPr>
+            </m:sSupPr>
+            <m:e>
+              <m:r>
+                <w:rPr>
+                  <w:rFonts w:ascii="Cambria Math" w:eastAsia="Times New Roman" w:hAnsi="Cambria Math" w:cs="Times New Roman"/>
+                  <w:kern w:val="0"/>
+                  <w:sz w:val="28"/>
+                  <w:szCs w:val="28"/>
+                  <w14:ligatures w14:val="none"/>
+                </w:rPr>
+                <m:t>x</m:t>
+              </m:r>
+            </m:e>
+            <m:sup>
+              <m:r>
+                <w:rPr>
+                  <w:rFonts w:ascii="Cambria Math" w:eastAsia="Times New Roman" w:hAnsi="Cambria Math" w:cs="Times New Roman"/>
+                  <w:kern w:val="0"/>
+                  <w:sz w:val="28"/>
+                  <w:szCs w:val="28"/>
+                  <w14:ligatures w14:val="none"/>
+                </w:rPr>
+                <m:t>2</m:t>
+              </m:r>
+            </m:sup>
+          </m:sSup>
+          <m:r>
+            <w:rPr>
+              <w:rFonts w:ascii="Cambria Math" w:eastAsia="Times New Roman" w:hAnsi="Cambria Math" w:cs="Times New Roman"/>
+              <w:kern w:val="0"/>
+              <w:sz w:val="28"/>
+              <w:szCs w:val="28"/>
+              <w14:ligatures w14:val="none"/>
+            </w:rPr>
+            <m:t>≤2</m:t>
+          </m:r>
+          <m:d>
+            <m:dPr>
+              <m:ctrlPr>
+                <w:rPr>
+                  <w:rFonts w:ascii="Cambria Math" w:eastAsia="Times New Roman" w:hAnsi="Cambria Math" w:cs="Times New Roman"/>
+                  <w:kern w:val="0"/>
+                  <w:sz w:val="28"/>
+                  <w:szCs w:val="28"/>
+                  <w14:ligatures w14:val="none"/>
+                </w:rPr>
+              </m:ctrlPr>
+            </m:dPr>
+            <m:e>
+              <m:sSup>
+                <m:sSupPr>
+                  <m:ctrlPr>
+                    <w:rPr>
+                      <w:rFonts w:ascii="Cambria Math" w:eastAsia="Times New Roman" w:hAnsi="Cambria Math" w:cs="Times New Roman"/>
+                      <w:kern w:val="0"/>
+                      <w:sz w:val="28"/>
+                      <w:szCs w:val="28"/>
+                      <w14:ligatures w14:val="none"/>
+                    </w:rPr>
+                  </m:ctrlPr>
+                </m:sSupPr>
+                <m:e>
+                  <m:r>
+                    <w:rPr>
+                      <w:rFonts w:ascii="Cambria Math" w:eastAsia="Times New Roman" w:hAnsi="Cambria Math" w:cs="Times New Roman"/>
+                      <w:kern w:val="0"/>
+                      <w:sz w:val="28"/>
+                      <w:szCs w:val="28"/>
+                      <w14:ligatures w14:val="none"/>
+                    </w:rPr>
+                    <m:t>2</m:t>
+                  </m:r>
+                </m:e>
+                <m:sup>
+                  <m:r>
+                    <w:rPr>
+                      <w:rFonts w:ascii="Cambria Math" w:eastAsia="Times New Roman" w:hAnsi="Cambria Math" w:cs="Times New Roman"/>
+                      <w:kern w:val="0"/>
+                      <w:sz w:val="28"/>
+                      <w:szCs w:val="28"/>
+                      <w14:ligatures w14:val="none"/>
+                    </w:rPr>
+                    <m:t>x</m:t>
+                  </m:r>
+                </m:sup>
+              </m:sSup>
+            </m:e>
+          </m:d>
+          <m:r>
+            <w:rPr>
+              <w:rFonts w:ascii="Cambria Math" w:eastAsia="Times New Roman" w:hAnsi="Cambria Math" w:cs="Times New Roman"/>
+              <w:kern w:val="0"/>
+              <w:sz w:val="28"/>
+              <w:szCs w:val="28"/>
+              <w14:ligatures w14:val="none"/>
+            </w:rPr>
+            <m:t>=</m:t>
+          </m:r>
+          <m:sSup>
+            <m:sSupPr>
+              <m:ctrlPr>
+                <w:rPr>
+                  <w:rFonts w:ascii="Cambria Math" w:eastAsia="Times New Roman" w:hAnsi="Cambria Math" w:cs="Times New Roman"/>
+                  <w:kern w:val="0"/>
+                  <w:sz w:val="28"/>
+                  <w:szCs w:val="28"/>
+                  <w14:ligatures w14:val="none"/>
+                </w:rPr>
+              </m:ctrlPr>
+            </m:sSupPr>
+            <m:e>
+              <m:r>
+                <w:rPr>
+                  <w:rFonts w:ascii="Cambria Math" w:eastAsia="Times New Roman" w:hAnsi="Cambria Math" w:cs="Times New Roman"/>
+                  <w:kern w:val="0"/>
+                  <w:sz w:val="28"/>
+                  <w:szCs w:val="28"/>
+                  <w14:ligatures w14:val="none"/>
+                </w:rPr>
+                <m:t>2</m:t>
+              </m:r>
+            </m:e>
+            <m:sup>
+              <m:r>
+                <w:rPr>
+                  <w:rFonts w:ascii="Cambria Math" w:eastAsia="Times New Roman" w:hAnsi="Cambria Math" w:cs="Times New Roman"/>
+                  <w:kern w:val="0"/>
+                  <w:sz w:val="28"/>
+                  <w:szCs w:val="28"/>
+                  <w14:ligatures w14:val="none"/>
+                </w:rPr>
+                <m:t>x+1</m:t>
+              </m:r>
+            </m:sup>
+          </m:sSup>
+          <m:r>
+            <m:rPr>
+              <m:sty m:val="p"/>
+            </m:rPr>
+            <w:rPr>
+              <w:rFonts w:ascii="Cambria Math" w:eastAsia="Times New Roman" w:hAnsi="Cambria Math" w:cs="Times New Roman"/>
+              <w:kern w:val="0"/>
+              <w:sz w:val="28"/>
+              <w:szCs w:val="28"/>
+              <w14:ligatures w14:val="none"/>
+            </w:rPr>
+            <w:br/>
+          </m:r>
+        </m:oMath>
+      </m:oMathPara>
+    </w:p>
+    <w:p>
+      <w:pPr>
+        <w:spacing w:before="100" w:beforeAutospacing="1" w:after="100" w:afterAutospacing="1" w:line="240" w:lineRule="auto"/>
+        <w:jc w:val="both"/>
+        <w:rPr>
+          <w:rFonts w:ascii="Times New Roman" w:eastAsia="Times New Roman" w:hAnsi="Times New Roman" w:cs="Times New Roman"/>
+          <w:kern w:val="0"/>
+          <w:sz w:val="28"/>
+          <w:szCs w:val="28"/>
+          <w14:ligatures w14:val="none"/>
+        </w:rPr>
+      </w:pPr>
+      <w:r>
+        <w:rPr>
+          <w:rFonts w:ascii="Times New Roman" w:eastAsia="Times New Roman" w:hAnsi="Times New Roman" w:cs="Times New Roman"/>
+          <w:kern w:val="0"/>
+          <w:sz w:val="28"/>
+          <w:szCs w:val="28"/>
+          <w14:ligatures w14:val="none"/>
+        </w:rPr>
+        <w:t>Therefore,</w:t>
+      </w:r>
+    </w:p>
+    <w:p>
+      <w:pPr>
+        <w:spacing w:after="0" w:line="240" w:lineRule="auto"/>
+        <w:jc w:val="both"/>
+        <w:rPr>
+          <w:rFonts w:ascii="Times New Roman" w:eastAsia="Times New Roman" w:hAnsi="Times New Roman" w:cs="Times New Roman"/>
+          <w:kern w:val="0"/>
+          <w:sz w:val="28"/>
+          <w:szCs w:val="28"/>
+          <w14:ligatures w14:val="none"/>
+        </w:rPr>
+      </w:pPr>
+      <m:oMathPara>
+        <m:oMath>
+          <m:sSup>
+            <m:sSupPr>
+              <m:ctrlPr>
+                <w:rPr>
+                  <w:rFonts w:ascii="Cambria Math" w:eastAsia="Times New Roman" w:hAnsi="Cambria Math" w:cs="Times New Roman"/>
+                  <w:kern w:val="0"/>
+                  <w:sz w:val="28"/>
+                  <w:szCs w:val="28"/>
+                  <w14:ligatures w14:val="none"/>
+                </w:rPr>
+              </m:ctrlPr>
+            </m:sSupPr>
+            <m:e>
+              <m:d>
+                <m:dPr>
+                  <m:ctrlPr>
+                    <w:rPr>
+                      <w:rFonts w:ascii="Cambria Math" w:eastAsia="Times New Roman" w:hAnsi="Cambria Math" w:cs="Times New Roman"/>
+                      <w:kern w:val="0"/>
+                      <w:sz w:val="28"/>
+                      <w:szCs w:val="28"/>
+                      <w14:ligatures w14:val="none"/>
+                    </w:rPr>
+                  </m:ctrlPr>
+                </m:dPr>
+                <m:e>
+                  <m:r>
+                    <w:rPr>
+                      <w:rFonts w:ascii="Cambria Math" w:eastAsia="Times New Roman" w:hAnsi="Cambria Math" w:cs="Times New Roman"/>
+                      <w:kern w:val="0"/>
+                      <w:sz w:val="28"/>
+                      <w:szCs w:val="28"/>
+                      <w14:ligatures w14:val="none"/>
+                    </w:rPr>
+                    <m:t>x+1</m:t>
+                  </m:r>
+                </m:e>
+              </m:d>
+            </m:e>
+            <m:sup>
+              <m:r>
+                <w:rPr>
+                  <w:rFonts w:ascii="Cambria Math" w:eastAsia="Times New Roman" w:hAnsi="Cambria Math" w:cs="Times New Roman"/>
+                  <w:kern w:val="0"/>
+                  <w:sz w:val="28"/>
+                  <w:szCs w:val="28"/>
+                  <w14:ligatures w14:val="none"/>
+                </w:rPr>
+                <m:t>2</m:t>
+              </m:r>
+            </m:sup>
+          </m:sSup>
+          <m:r>
+            <w:rPr>
+              <w:rFonts w:ascii="Cambria Math" w:eastAsia="Times New Roman" w:hAnsi="Cambria Math" w:cs="Times New Roman"/>
+              <w:kern w:val="0"/>
+              <w:sz w:val="28"/>
+              <w:szCs w:val="28"/>
+              <w14:ligatures w14:val="none"/>
+            </w:rPr>
+            <m:t>≤</m:t>
+          </m:r>
+          <m:sSup>
+            <m:sSupPr>
+              <m:ctrlPr>
+                <w:rPr>
+                  <w:rFonts w:ascii="Cambria Math" w:eastAsia="Times New Roman" w:hAnsi="Cambria Math" w:cs="Times New Roman"/>
+                  <w:kern w:val="0"/>
+                  <w:sz w:val="28"/>
+                  <w:szCs w:val="28"/>
+                  <w14:ligatures w14:val="none"/>
+                </w:rPr>
+              </m:ctrlPr>
+            </m:sSupPr>
+            <m:e>
+              <m:r>
+                <w:rPr>
+                  <w:rFonts w:ascii="Cambria Math" w:eastAsia="Times New Roman" w:hAnsi="Cambria Math" w:cs="Times New Roman"/>
+                  <w:kern w:val="0"/>
+                  <w:sz w:val="28"/>
+                  <w:szCs w:val="28"/>
+                  <w14:ligatures w14:val="none"/>
+                </w:rPr>
+                <m:t>2</m:t>
+              </m:r>
+            </m:e>
+            <m:sup>
+              <m:r>
+                <w:rPr>
+                  <w:rFonts w:ascii="Cambria Math" w:eastAsia="Times New Roman" w:hAnsi="Cambria Math" w:cs="Times New Roman"/>
+                  <w:kern w:val="0"/>
+                  <w:sz w:val="28"/>
+                  <w:szCs w:val="28"/>
+                  <w14:ligatures w14:val="none"/>
+                </w:rPr>
+                <m:t>x+1</m:t>
+              </m:r>
+            </m:sup>
+          </m:sSup>
+          <m:r>
+            <m:rPr>
+              <m:sty m:val="p"/>
+            </m:rPr>
+            <w:rPr>
+              <w:rFonts w:ascii="Cambria Math" w:eastAsia="Times New Roman" w:hAnsi="Cambria Math" w:cs="Times New Roman"/>
+              <w:kern w:val="0"/>
+              <w:sz w:val="28"/>
+              <w:szCs w:val="28"/>
+              <w14:ligatures w14:val="none"/>
+            </w:rPr>
+            <w:br/>
+          </m:r>
+        </m:oMath>
+      </m:oMathPara>
+    </w:p>
+    <w:p>
+      <w:pPr>
+        <w:spacing w:before="100" w:beforeAutospacing="1" w:after="100" w:afterAutospacing="1" w:line="240" w:lineRule="auto"/>
+        <w:jc w:val="both"/>
+        <w:rPr>
+          <w:rFonts w:ascii="Times New Roman" w:eastAsia="Times New Roman" w:hAnsi="Times New Roman" w:cs="Times New Roman"/>
+          <w:kern w:val="0"/>
+          <w:sz w:val="28"/>
+          <w:szCs w:val="28"/>
+          <w14:ligatures w14:val="none"/>
+        </w:rPr>
+      </w:pPr>
+      <w:r>
+        <w:rPr>
+          <w:rFonts w:ascii="Times New Roman" w:eastAsia="Times New Roman" w:hAnsi="Times New Roman" w:cs="Times New Roman"/>
+          <w:kern w:val="0"/>
+          <w:sz w:val="28"/>
+          <w:szCs w:val="28"/>
+          <w14:ligatures w14:val="none"/>
+        </w:rPr>
+        <w:t>Hence,</w:t>
+      </w:r>
+    </w:p>
+    <w:p>
+      <w:pPr>
+        <w:spacing w:after="0" w:line="240" w:lineRule="auto"/>
+        <w:jc w:val="both"/>
+        <w:rPr>
+          <w:rFonts w:ascii="Times New Roman" w:eastAsia="Times New Roman" w:hAnsi="Times New Roman" w:cs="Times New Roman"/>
+          <w:kern w:val="0"/>
+          <w:sz w:val="28"/>
+          <w:szCs w:val="28"/>
+          <w14:ligatures w14:val="none"/>
+        </w:rPr>
+      </w:pPr>
+      <m:oMathPara>
+        <m:oMath>
+          <m:borderBox>
+            <m:borderBoxPr>
+              <m:ctrlPr>
+                <w:rPr>
+                  <w:rFonts w:ascii="Cambria Math" w:eastAsia="Times New Roman" w:hAnsi="Cambria Math" w:cs="Times New Roman"/>
+                  <w:kern w:val="0"/>
+                  <w:sz w:val="28"/>
+                  <w:szCs w:val="28"/>
+                  <w14:ligatures w14:val="none"/>
+                </w:rPr>
+              </m:ctrlPr>
+            </m:borderBoxPr>
+            <m:e>
+              <m:sSup>
+                <m:sSupPr>
+                  <m:ctrlPr>
+                    <w:rPr>
+                      <w:rFonts w:ascii="Cambria Math" w:eastAsia="Times New Roman" w:hAnsi="Cambria Math" w:cs="Times New Roman"/>
+                      <w:kern w:val="0"/>
+                      <w:sz w:val="28"/>
+                      <w:szCs w:val="28"/>
+                      <w14:ligatures w14:val="none"/>
+                    </w:rPr>
+                  </m:ctrlPr>
+                </m:sSupPr>
+                <m:e>
+                  <m:r>
+                    <w:rPr>
+                      <w:rFonts w:ascii="Cambria Math" w:eastAsia="Times New Roman" w:hAnsi="Cambria Math" w:cs="Times New Roman"/>
+                      <w:kern w:val="0"/>
+                      <w:sz w:val="28"/>
+                      <w:szCs w:val="28"/>
+                      <w14:ligatures w14:val="none"/>
+                    </w:rPr>
+                    <m:t>2</m:t>
+                  </m:r>
+                </m:e>
+                <m:sup>
+                  <m:r>
+                    <w:rPr>
+                      <w:rFonts w:ascii="Cambria Math" w:eastAsia="Times New Roman" w:hAnsi="Cambria Math" w:cs="Times New Roman"/>
+                      <w:kern w:val="0"/>
+                      <w:sz w:val="28"/>
+                      <w:szCs w:val="28"/>
+                      <w14:ligatures w14:val="none"/>
+                    </w:rPr>
+                    <m:t>x+1</m:t>
+                  </m:r>
+                </m:sup>
+              </m:sSup>
+              <m:r>
+                <w:rPr>
+                  <w:rFonts w:ascii="Cambria Math" w:eastAsia="Times New Roman" w:hAnsi="Cambria Math" w:cs="Times New Roman"/>
+                  <w:kern w:val="0"/>
+                  <w:sz w:val="28"/>
+                  <w:szCs w:val="28"/>
+                  <w14:ligatures w14:val="none"/>
+                </w:rPr>
+                <m:t>≥</m:t>
+              </m:r>
+              <m:sSup>
+                <m:sSupPr>
+                  <m:ctrlPr>
+                    <w:rPr>
+                      <w:rFonts w:ascii="Cambria Math" w:eastAsia="Times New Roman" w:hAnsi="Cambria Math" w:cs="Times New Roman"/>
+                      <w:kern w:val="0"/>
+                      <w:sz w:val="28"/>
+                      <w:szCs w:val="28"/>
+                      <w14:ligatures w14:val="none"/>
+                    </w:rPr>
+                  </m:ctrlPr>
+                </m:sSupPr>
+                <m:e>
+                  <m:d>
+                    <m:dPr>
+                      <m:ctrlPr>
+                        <w:rPr>
+                          <w:rFonts w:ascii="Cambria Math" w:eastAsia="Times New Roman" w:hAnsi="Cambria Math" w:cs="Times New Roman"/>
+                          <w:kern w:val="0"/>
+                          <w:sz w:val="28"/>
+                          <w:szCs w:val="28"/>
+                          <w14:ligatures w14:val="none"/>
+                        </w:rPr>
+                      </m:ctrlPr>
+                    </m:dPr>
+                    <m:e>
+                      <m:r>
+                        <w:rPr>
+                          <w:rFonts w:ascii="Cambria Math" w:eastAsia="Times New Roman" w:hAnsi="Cambria Math" w:cs="Times New Roman"/>
+                          <w:kern w:val="0"/>
+                          <w:sz w:val="28"/>
+                          <w:szCs w:val="28"/>
+                          <w14:ligatures w14:val="none"/>
+                        </w:rPr>
+                        <m:t>x+1</m:t>
+                      </m:r>
+                    </m:e>
+                  </m:d>
+                </m:e>
+                <m:sup>
+                  <m:r>
+                    <w:rPr>
+                      <w:rFonts w:ascii="Cambria Math" w:eastAsia="Times New Roman" w:hAnsi="Cambria Math" w:cs="Times New Roman"/>
+                      <w:kern w:val="0"/>
+                      <w:sz w:val="28"/>
+                      <w:szCs w:val="28"/>
+                      <w14:ligatures w14:val="none"/>
+                    </w:rPr>
+                    <m:t>2</m:t>
+                  </m:r>
+                </m:sup>
+              </m:sSup>
+            </m:e>
+          </m:borderBox>
+          <m:r>
+            <m:rPr>
+              <m:sty m:val="p"/>
+            </m:rPr>
+            <w:rPr>
+              <w:rFonts w:ascii="Cambria Math" w:eastAsia="Times New Roman" w:hAnsi="Cambria Math" w:cs="Times New Roman"/>
+              <w:kern w:val="0"/>
+              <w:sz w:val="28"/>
+              <w:szCs w:val="28"/>
+              <w14:ligatures w14:val="none"/>
+            </w:rPr>
+            <w:br/>
+          </m:r>
+        </m:oMath>
+      </m:oMathPara>
+    </w:p>
+    <w:p>
+      <w:pPr>
+        <w:spacing w:before="100" w:beforeAutospacing="1" w:after="100" w:afterAutospacing="1" w:line="240" w:lineRule="auto"/>
+        <w:jc w:val="both"/>
+        <w:rPr>
+          <w:rFonts w:ascii="Times New Roman" w:eastAsia="Times New Roman" w:hAnsi="Times New Roman" w:cs="Times New Roman"/>
+          <w:kern w:val="0"/>
+          <w:sz w:val="28"/>
+          <w:szCs w:val="28"/>
+          <w14:ligatures w14:val="none"/>
+        </w:rPr>
+      </w:pPr>
+      <w:r>
+        <w:rPr>
+          <w:rFonts w:ascii="Times New Roman" w:eastAsia="Times New Roman" w:hAnsi="Times New Roman" w:cs="Times New Roman"/>
+          <w:kern w:val="0"/>
+          <w:sz w:val="28"/>
+          <w:szCs w:val="28"/>
+          <w14:ligatures w14:val="none"/>
+        </w:rPr>
+        <w:t>Therefore,</w:t>
+      </w:r>
+    </w:p>
+    <w:p>
+      <w:pPr>
+        <w:spacing w:after="0" w:line="240" w:lineRule="auto"/>
+        <w:jc w:val="both"/>
+        <w:rPr>
+          <w:rFonts w:ascii="Times New Roman" w:eastAsia="Times New Roman" w:hAnsi="Times New Roman" w:cs="Times New Roman"/>
+          <w:kern w:val="0"/>
+          <w:sz w:val="28"/>
+          <w:szCs w:val="28"/>
+          <w14:ligatures w14:val="none"/>
+        </w:rPr>
+      </w:pPr>
+      <m:oMathPara>
+        <m:oMath>
+          <m:borderBox>
+            <m:borderBoxPr>
+              <m:ctrlPr>
+                <w:rPr>
+                  <w:rFonts w:ascii="Cambria Math" w:eastAsia="Times New Roman" w:hAnsi="Cambria Math" w:cs="Times New Roman"/>
+                  <w:kern w:val="0"/>
+                  <w:sz w:val="28"/>
+                  <w:szCs w:val="28"/>
+                  <w14:ligatures w14:val="none"/>
+                </w:rPr>
+              </m:ctrlPr>
+            </m:borderBoxPr>
+            <m:e>
+              <m:sSup>
+                <m:sSupPr>
+                  <m:ctrlPr>
+                    <w:rPr>
+                      <w:rFonts w:ascii="Cambria Math" w:eastAsia="Times New Roman" w:hAnsi="Cambria Math" w:cs="Times New Roman"/>
+                      <w:kern w:val="0"/>
+                      <w:sz w:val="28"/>
+                      <w:szCs w:val="28"/>
+                      <w14:ligatures w14:val="none"/>
+                    </w:rPr>
+                  </m:ctrlPr>
+                </m:sSupPr>
+                <m:e>
+                  <m:r>
+                    <w:rPr>
+                      <w:rFonts w:ascii="Cambria Math" w:eastAsia="Times New Roman" w:hAnsi="Cambria Math" w:cs="Times New Roman"/>
+                      <w:kern w:val="0"/>
+                      <w:sz w:val="28"/>
+                      <w:szCs w:val="28"/>
+                      <w14:ligatures w14:val="none"/>
+                    </w:rPr>
+                    <m:t>2</m:t>
+                  </m:r>
+                </m:e>
+                <m:sup>
+                  <m:r>
+                    <w:rPr>
+                      <w:rFonts w:ascii="Cambria Math" w:eastAsia="Times New Roman" w:hAnsi="Cambria Math" w:cs="Times New Roman"/>
+                      <w:kern w:val="0"/>
+                      <w:sz w:val="28"/>
+                      <w:szCs w:val="28"/>
+                      <w14:ligatures w14:val="none"/>
+                    </w:rPr>
+                    <m:t>x</m:t>
+                  </m:r>
+                </m:sup>
+              </m:sSup>
+              <m:r>
+                <w:rPr>
+                  <w:rFonts w:ascii="Cambria Math" w:eastAsia="Times New Roman" w:hAnsi="Cambria Math" w:cs="Times New Roman"/>
+                  <w:kern w:val="0"/>
+                  <w:sz w:val="28"/>
+                  <w:szCs w:val="28"/>
+                  <w14:ligatures w14:val="none"/>
+                </w:rPr>
+                <m:t>≥</m:t>
+              </m:r>
+              <m:sSup>
+                <m:sSupPr>
+                  <m:ctrlPr>
+                    <w:rPr>
+                      <w:rFonts w:ascii="Cambria Math" w:eastAsia="Times New Roman" w:hAnsi="Cambria Math" w:cs="Times New Roman"/>
+                      <w:kern w:val="0"/>
+                      <w:sz w:val="28"/>
+                      <w:szCs w:val="28"/>
+                      <w14:ligatures w14:val="none"/>
+                    </w:rPr>
+                  </m:ctrlPr>
+                </m:sSupPr>
+                <m:e>
+                  <m:r>
+                    <w:rPr>
+                      <w:rFonts w:ascii="Cambria Math" w:eastAsia="Times New Roman" w:hAnsi="Cambria Math" w:cs="Times New Roman"/>
+                      <w:kern w:val="0"/>
+                      <w:sz w:val="28"/>
+                      <w:szCs w:val="28"/>
+                      <w14:ligatures w14:val="none"/>
+                    </w:rPr>
+                    <m:t>x</m:t>
+                  </m:r>
+                </m:e>
+                <m:sup>
+                  <m:r>
+                    <w:rPr>
+                      <w:rFonts w:ascii="Cambria Math" w:eastAsia="Times New Roman" w:hAnsi="Cambria Math" w:cs="Times New Roman"/>
+                      <w:kern w:val="0"/>
+                      <w:sz w:val="28"/>
+                      <w:szCs w:val="28"/>
+                      <w14:ligatures w14:val="none"/>
+                    </w:rPr>
+                    <m:t>2</m:t>
+                  </m:r>
+                </m:sup>
+              </m:sSup>
+              <m:r>
+                <m:rPr>
+                  <m:nor/>
+                </m:rPr>
+                <w:rPr>
+                  <w:rFonts w:ascii="Times New Roman" w:eastAsia="Times New Roman" w:hAnsi="Times New Roman" w:cs="Times New Roman"/>
+                  <w:kern w:val="0"/>
+                  <w:sz w:val="28"/>
+                  <w:szCs w:val="28"/>
+                  <w14:ligatures w14:val="none"/>
+                </w:rPr>
+                <m:t> for all </m:t>
+              </m:r>
+              <m:r>
+                <w:rPr>
+                  <w:rFonts w:ascii="Cambria Math" w:eastAsia="Times New Roman" w:hAnsi="Cambria Math" w:cs="Times New Roman"/>
+                  <w:kern w:val="0"/>
+                  <w:sz w:val="28"/>
+                  <w:szCs w:val="28"/>
+                  <w14:ligatures w14:val="none"/>
+                </w:rPr>
+                <m:t>x≥4</m:t>
+              </m:r>
+            </m:e>
+          </m:borderBox>
+        </m:oMath>
+      </m:oMathPara>
+    </w:p>
+    <w:p>
+      <w:pPr>
+        <w:spacing w:after="0" w:line="240" w:lineRule="auto"/>
+        <w:jc w:val="both"/>
+        <w:rPr>
+          <w:rFonts w:ascii="Times New Roman" w:eastAsia="Times New Roman" w:hAnsi="Times New Roman" w:cs="Times New Roman"/>
+          <w:kern w:val="0"/>
+          <w:sz w:val="28"/>
+          <w:szCs w:val="28"/>
+          <w14:ligatures w14:val="none"/>
+        </w:rPr>
+      </w:pPr>
+      <w:r>
+        <w:rPr>
+          <w:rFonts w:ascii="Times New Roman" w:eastAsia="Times New Roman" w:hAnsi="Times New Roman" w:cs="Times New Roman"/>
+          <w:kern w:val="0"/>
+          <w:sz w:val="28"/>
+          <w:szCs w:val="28"/>
+          <w14:ligatures w14:val="none"/>
+        </w:rPr>
+        <w:pict w14:anchorId="229A3831">
+          <v:rect id="_x0000_i1056" style="width:0;height:1.5pt" o:hralign="center" o:hrstd="t" o:hr="t" fillcolor="#a0a0a0" stroked="f"/>
+        </w:pict>
+      </w:r>
+    </w:p>
+    <w:p>
+      <w:pPr>
+        <w:spacing w:after="0" w:line="240" w:lineRule="auto"/>
+        <w:jc w:val="both"/>
+        <w:rPr>
+          <w:rFonts w:ascii="Times New Roman" w:eastAsia="Times New Roman" w:hAnsi="Times New Roman" w:cs="Times New Roman"/>
+          <w:kern w:val="0"/>
+          <w:sz w:val="28"/>
+          <w:szCs w:val="28"/>
+          <w14:ligatures w14:val="none"/>
+        </w:rPr>
+      </w:pPr>
+      <w:r>
+        <w:rPr>
+          <w:rFonts w:ascii="Times New Roman" w:eastAsia="Times New Roman" w:hAnsi="Times New Roman" w:cs="Times New Roman"/>
+          <w:kern w:val="0"/>
+          <w:sz w:val="28"/>
+          <w:szCs w:val="28"/>
+          <w14:ligatures w14:val="none"/>
+        </w:rPr>
+        <w:pict w14:anchorId="116A6DB2">
+          <v:rect id="_x0000_i1057" style="width:0;height:1.5pt" o:hralign="center" o:hrstd="t" o:hr="t" fillcolor="#a0a0a0" stroked="f"/>
+        </w:pict>
+      </w:r>
+    </w:p>
+    <w:p>
+      <w:pPr>
+        <w:spacing w:before="100" w:beforeAutospacing="1" w:after="100" w:afterAutospacing="1" w:line="240" w:lineRule="auto"/>
+        <w:jc w:val="both"/>
+        <w:outlineLvl w:val="0"/>
+        <w:rPr>
+          <w:rFonts w:ascii="Times New Roman" w:eastAsia="Times New Roman" w:hAnsi="Times New Roman" w:cs="Times New Roman"/>
+          <w:b/>
+          <w:bCs/>
+          <w:kern w:val="36"/>
+          <w:sz w:val="28"/>
+          <w:szCs w:val="28"/>
+          <w14:ligatures w14:val="none"/>
+        </w:rPr>
+      </w:pPr>
+      <w:r>
+        <w:rPr>
+          <w:rFonts w:ascii="Times New Roman" w:eastAsia="Times New Roman" w:hAnsi="Times New Roman" w:cs="Times New Roman"/>
+          <w:b/>
+          <w:bCs/>
+          <w:kern w:val="36"/>
+          <w:sz w:val="28"/>
+          <w:szCs w:val="28"/>
+          <w14:ligatures w14:val="none"/>
+        </w:rPr>
+        <w:t xml:space="preserve">29. </w:t>
+      </w:r>
+      <w:r>
+        <w:rPr>
+          <w:rFonts w:ascii="Times New Roman" w:hAnsi="Times New Roman" w:cs="Times New Roman"/>
+          <w:b/>
+          <w:bCs/>
+          <w:sz w:val="28"/>
+          <w:szCs w:val="28"/>
+        </w:rPr>
+        <w:t xml:space="preserve">Prove that if </w:t>
+      </w:r>
+      <m:oMath>
+        <m:r>
+          <m:rPr>
+            <m:sty m:val="bi"/>
+          </m:rPr>
+          <w:rPr>
+            <w:rFonts w:ascii="Cambria Math" w:hAnsi="Cambria Math" w:cs="Times New Roman"/>
+            <w:sz w:val="28"/>
+            <w:szCs w:val="28"/>
+          </w:rPr>
+          <m:t>x≥4</m:t>
+        </m:r>
+      </m:oMath>
+      <w:r>
+        <w:rPr>
+          <w:rFonts w:ascii="Times New Roman" w:hAnsi="Times New Roman" w:cs="Times New Roman"/>
+          <w:b/>
+          <w:bCs/>
+          <w:sz w:val="28"/>
+          <w:szCs w:val="28"/>
+        </w:rPr>
+        <w:t xml:space="preserve">, then </w:t>
+      </w:r>
+      <m:oMath>
+        <m:sSup>
+          <m:sSupPr>
+            <m:ctrlPr>
+              <w:rPr>
+                <w:rFonts w:ascii="Cambria Math" w:hAnsi="Cambria Math" w:cs="Times New Roman"/>
+                <w:b/>
+                <w:bCs/>
+                <w:sz w:val="28"/>
+                <w:szCs w:val="28"/>
+              </w:rPr>
+            </m:ctrlPr>
+          </m:sSupPr>
+          <m:e>
+            <m:r>
+              <m:rPr>
+                <m:sty m:val="bi"/>
+              </m:rPr>
+              <w:rPr>
+                <w:rFonts w:ascii="Cambria Math" w:hAnsi="Cambria Math" w:cs="Times New Roman"/>
+                <w:sz w:val="28"/>
+                <w:szCs w:val="28"/>
+              </w:rPr>
+              <m:t>2</m:t>
+            </m:r>
+          </m:e>
+          <m:sup>
+            <m:r>
+              <m:rPr>
+                <m:sty m:val="bi"/>
+              </m:rPr>
+              <w:rPr>
+                <w:rFonts w:ascii="Cambria Math" w:hAnsi="Cambria Math" w:cs="Times New Roman"/>
+                <w:sz w:val="28"/>
+                <w:szCs w:val="28"/>
+              </w:rPr>
+              <m:t>x</m:t>
+            </m:r>
+          </m:sup>
+        </m:sSup>
+        <m:r>
+          <m:rPr>
+            <m:sty m:val="bi"/>
+          </m:rPr>
+          <w:rPr>
+            <w:rFonts w:ascii="Cambria Math" w:hAnsi="Cambria Math" w:cs="Times New Roman"/>
+            <w:sz w:val="28"/>
+            <w:szCs w:val="28"/>
+          </w:rPr>
+          <m:t>≥</m:t>
+        </m:r>
+        <m:sSup>
+          <m:sSupPr>
+            <m:ctrlPr>
+              <w:rPr>
+                <w:rFonts w:ascii="Cambria Math" w:hAnsi="Cambria Math" w:cs="Times New Roman"/>
+                <w:b/>
+                <w:bCs/>
+                <w:sz w:val="28"/>
+                <w:szCs w:val="28"/>
+              </w:rPr>
+            </m:ctrlPr>
+          </m:sSupPr>
+          <m:e>
+            <m:r>
+              <m:rPr>
+                <m:sty m:val="bi"/>
+              </m:rPr>
+              <w:rPr>
+                <w:rFonts w:ascii="Cambria Math" w:hAnsi="Cambria Math" w:cs="Times New Roman"/>
+                <w:sz w:val="28"/>
+                <w:szCs w:val="28"/>
+              </w:rPr>
+              <m:t>x</m:t>
+            </m:r>
+          </m:e>
+          <m:sup>
+            <m:r>
+              <m:rPr>
+                <m:sty m:val="bi"/>
+              </m:rPr>
+              <w:rPr>
+                <w:rFonts w:ascii="Cambria Math" w:hAnsi="Cambria Math" w:cs="Times New Roman"/>
+                <w:sz w:val="28"/>
+                <w:szCs w:val="28"/>
+              </w:rPr>
+              <m:t>2</m:t>
+            </m:r>
+          </m:sup>
+        </m:sSup>
+      </m:oMath>
+      <w:r>
+        <w:rPr>
+          <w:rFonts w:ascii="Times New Roman" w:hAnsi="Times New Roman" w:cs="Times New Roman"/>
+          <w:b/>
+          <w:bCs/>
+          <w:sz w:val="28"/>
+          <w:szCs w:val="28"/>
+        </w:rPr>
+        <w:t xml:space="preserve">by an induction on </w:t>
+      </w:r>
+      <m:oMath>
+        <m:r>
+          <m:rPr>
+            <m:sty m:val="bi"/>
+          </m:rPr>
+          <w:rPr>
+            <w:rFonts w:ascii="Cambria Math" w:hAnsi="Cambria Math" w:cs="Times New Roman"/>
+            <w:sz w:val="28"/>
+            <w:szCs w:val="28"/>
+          </w:rPr>
+          <m:t>x</m:t>
+        </m:r>
+      </m:oMath>
+      <w:r>
+        <w:rPr>
+          <w:rFonts w:ascii="Times New Roman" w:hAnsi="Times New Roman" w:cs="Times New Roman"/>
+          <w:b/>
+          <w:bCs/>
+          <w:sz w:val="28"/>
+          <w:szCs w:val="28"/>
+        </w:rPr>
+        <w:t xml:space="preserve">, given the following BASIS. BASIS: If </w:t>
+      </w:r>
+      <m:oMath>
+        <m:r>
+          <m:rPr>
+            <m:sty m:val="bi"/>
+          </m:rPr>
+          <w:rPr>
+            <w:rFonts w:ascii="Cambria Math" w:hAnsi="Cambria Math" w:cs="Times New Roman"/>
+            <w:sz w:val="28"/>
+            <w:szCs w:val="28"/>
+          </w:rPr>
+          <m:t>x=4</m:t>
+        </m:r>
+      </m:oMath>
+      <w:r>
+        <w:rPr>
+          <w:rFonts w:ascii="Times New Roman" w:hAnsi="Times New Roman" w:cs="Times New Roman"/>
+          <w:b/>
+          <w:bCs/>
+          <w:sz w:val="28"/>
+          <w:szCs w:val="28"/>
+        </w:rPr>
+        <w:t xml:space="preserve">, then </w:t>
+      </w:r>
+      <m:oMath>
+        <m:sSup>
+          <m:sSupPr>
+            <m:ctrlPr>
+              <w:rPr>
+                <w:rFonts w:ascii="Cambria Math" w:hAnsi="Cambria Math" w:cs="Times New Roman"/>
+                <w:b/>
+                <w:bCs/>
+                <w:sz w:val="28"/>
+                <w:szCs w:val="28"/>
+              </w:rPr>
+            </m:ctrlPr>
+          </m:sSupPr>
+          <m:e>
+            <m:r>
+              <m:rPr>
+                <m:sty m:val="bi"/>
+              </m:rPr>
+              <w:rPr>
+                <w:rFonts w:ascii="Cambria Math" w:hAnsi="Cambria Math" w:cs="Times New Roman"/>
+                <w:sz w:val="28"/>
+                <w:szCs w:val="28"/>
+              </w:rPr>
+              <m:t>2</m:t>
+            </m:r>
+          </m:e>
+          <m:sup>
+            <m:r>
+              <m:rPr>
+                <m:sty m:val="bi"/>
+              </m:rPr>
+              <w:rPr>
+                <w:rFonts w:ascii="Cambria Math" w:hAnsi="Cambria Math" w:cs="Times New Roman"/>
+                <w:sz w:val="28"/>
+                <w:szCs w:val="28"/>
+              </w:rPr>
+              <m:t>x</m:t>
+            </m:r>
+          </m:sup>
+        </m:sSup>
+      </m:oMath>
+      <w:r>
+        <w:rPr>
+          <w:rFonts w:ascii="Times New Roman" w:hAnsi="Times New Roman" w:cs="Times New Roman"/>
+          <w:b/>
+          <w:bCs/>
+          <w:sz w:val="28"/>
+          <w:szCs w:val="28"/>
+        </w:rPr>
+        <w:t xml:space="preserve">and </w:t>
+      </w:r>
+      <m:oMath>
+        <m:sSup>
+          <m:sSupPr>
+            <m:ctrlPr>
+              <w:rPr>
+                <w:rFonts w:ascii="Cambria Math" w:hAnsi="Cambria Math" w:cs="Times New Roman"/>
+                <w:b/>
+                <w:bCs/>
+                <w:sz w:val="28"/>
+                <w:szCs w:val="28"/>
+              </w:rPr>
+            </m:ctrlPr>
+          </m:sSupPr>
+          <m:e>
+            <m:r>
+              <m:rPr>
+                <m:sty m:val="bi"/>
+              </m:rPr>
+              <w:rPr>
+                <w:rFonts w:ascii="Cambria Math" w:hAnsi="Cambria Math" w:cs="Times New Roman"/>
+                <w:sz w:val="28"/>
+                <w:szCs w:val="28"/>
+              </w:rPr>
+              <m:t>x</m:t>
+            </m:r>
+          </m:e>
+          <m:sup>
+            <m:r>
+              <m:rPr>
+                <m:sty m:val="bi"/>
+              </m:rPr>
+              <w:rPr>
+                <w:rFonts w:ascii="Cambria Math" w:hAnsi="Cambria Math" w:cs="Times New Roman"/>
+                <w:sz w:val="28"/>
+                <w:szCs w:val="28"/>
+              </w:rPr>
+              <m:t>2</m:t>
+            </m:r>
+          </m:sup>
+        </m:sSup>
+      </m:oMath>
+      <w:r>
+        <w:rPr>
+          <w:rFonts w:ascii="Times New Roman" w:hAnsi="Times New Roman" w:cs="Times New Roman"/>
+          <w:b/>
+          <w:bCs/>
+          <w:sz w:val="28"/>
+          <w:szCs w:val="28"/>
+        </w:rPr>
+        <w:t xml:space="preserve">are both 16. Thus </w:t>
+      </w:r>
+      <m:oMath>
+        <m:sSup>
+          <m:sSupPr>
+            <m:ctrlPr>
+              <w:rPr>
+                <w:rFonts w:ascii="Cambria Math" w:hAnsi="Cambria Math" w:cs="Times New Roman"/>
+                <w:b/>
+                <w:bCs/>
+                <w:sz w:val="28"/>
+                <w:szCs w:val="28"/>
+              </w:rPr>
+            </m:ctrlPr>
+          </m:sSupPr>
+          <m:e>
+            <m:r>
+              <m:rPr>
+                <m:sty m:val="bi"/>
+              </m:rPr>
+              <w:rPr>
+                <w:rFonts w:ascii="Cambria Math" w:hAnsi="Cambria Math" w:cs="Times New Roman"/>
+                <w:sz w:val="28"/>
+                <w:szCs w:val="28"/>
+              </w:rPr>
+              <m:t>2</m:t>
+            </m:r>
+          </m:e>
+          <m:sup>
+            <m:r>
+              <m:rPr>
+                <m:sty m:val="bi"/>
+              </m:rPr>
+              <w:rPr>
+                <w:rFonts w:ascii="Cambria Math" w:hAnsi="Cambria Math" w:cs="Times New Roman"/>
+                <w:sz w:val="28"/>
+                <w:szCs w:val="28"/>
+              </w:rPr>
+              <m:t>4</m:t>
+            </m:r>
+          </m:sup>
+        </m:sSup>
+        <m:r>
+          <m:rPr>
+            <m:sty m:val="bi"/>
+          </m:rPr>
+          <w:rPr>
+            <w:rFonts w:ascii="Cambria Math" w:hAnsi="Cambria Math" w:cs="Times New Roman"/>
+            <w:sz w:val="28"/>
+            <w:szCs w:val="28"/>
+          </w:rPr>
+          <m:t>≥</m:t>
+        </m:r>
+        <m:sSup>
+          <m:sSupPr>
+            <m:ctrlPr>
+              <w:rPr>
+                <w:rFonts w:ascii="Cambria Math" w:hAnsi="Cambria Math" w:cs="Times New Roman"/>
+                <w:b/>
+                <w:bCs/>
+                <w:sz w:val="28"/>
+                <w:szCs w:val="28"/>
+              </w:rPr>
+            </m:ctrlPr>
+          </m:sSupPr>
+          <m:e>
+            <m:r>
+              <m:rPr>
+                <m:sty m:val="bi"/>
+              </m:rPr>
+              <w:rPr>
+                <w:rFonts w:ascii="Cambria Math" w:hAnsi="Cambria Math" w:cs="Times New Roman"/>
+                <w:sz w:val="28"/>
+                <w:szCs w:val="28"/>
+              </w:rPr>
+              <m:t>4</m:t>
+            </m:r>
+          </m:e>
+          <m:sup>
+            <m:r>
+              <m:rPr>
+                <m:sty m:val="bi"/>
+              </m:rPr>
+              <w:rPr>
+                <w:rFonts w:ascii="Cambria Math" w:hAnsi="Cambria Math" w:cs="Times New Roman"/>
+                <w:sz w:val="28"/>
+                <w:szCs w:val="28"/>
+              </w:rPr>
+              <m:t>2</m:t>
+            </m:r>
+          </m:sup>
+        </m:sSup>
+      </m:oMath>
+      <w:r>
+        <w:rPr>
+          <w:rFonts w:ascii="Times New Roman" w:hAnsi="Times New Roman" w:cs="Times New Roman"/>
+          <w:b/>
+          <w:bCs/>
+          <w:sz w:val="28"/>
+          <w:szCs w:val="28"/>
+        </w:rPr>
+        <w:t>holds.</w:t>
+      </w:r>
+    </w:p>
+    <w:p>
+      <w:pPr>
+        <w:spacing w:before="100" w:beforeAutospacing="1" w:after="100" w:afterAutospacing="1" w:line="240" w:lineRule="auto"/>
+        <w:jc w:val="both"/>
+        <w:outlineLvl w:val="2"/>
+        <w:rPr>
+          <w:rFonts w:ascii="Times New Roman" w:eastAsia="Times New Roman" w:hAnsi="Times New Roman" w:cs="Times New Roman"/>
+          <w:b/>
+          <w:bCs/>
+          <w:kern w:val="0"/>
+          <w:sz w:val="28"/>
+          <w:szCs w:val="28"/>
+          <w14:ligatures w14:val="none"/>
+        </w:rPr>
+      </w:pPr>
+      <w:r>
+        <w:rPr>
+          <w:rFonts w:ascii="Times New Roman" w:eastAsia="Times New Roman" w:hAnsi="Times New Roman" w:cs="Times New Roman"/>
+          <w:b/>
+          <w:bCs/>
+          <w:kern w:val="0"/>
+          <w:sz w:val="28"/>
+          <w:szCs w:val="28"/>
+          <w14:ligatures w14:val="none"/>
+        </w:rPr>
+        <w:t>Answer:</w:t>
+      </w:r>
+    </w:p>
+    <w:p>
+      <w:pPr>
+        <w:spacing w:before="100" w:beforeAutospacing="1" w:after="100" w:afterAutospacing="1" w:line="240" w:lineRule="auto"/>
+        <w:jc w:val="both"/>
+        <w:outlineLvl w:val="2"/>
+        <w:rPr>
+          <w:rFonts w:ascii="Times New Roman" w:eastAsia="Times New Roman" w:hAnsi="Times New Roman" w:cs="Times New Roman"/>
+          <w:b/>
+          <w:bCs/>
+          <w:kern w:val="0"/>
+          <w:sz w:val="28"/>
+          <w:szCs w:val="28"/>
+          <w14:ligatures w14:val="none"/>
+        </w:rPr>
+      </w:pPr>
+      <w:r>
+        <w:rPr>
+          <w:rFonts w:ascii="Times New Roman" w:eastAsia="Times New Roman" w:hAnsi="Times New Roman" w:cs="Times New Roman"/>
+          <w:b/>
+          <w:bCs/>
+          <w:kern w:val="0"/>
+          <w:sz w:val="28"/>
+          <w:szCs w:val="28"/>
+          <w14:ligatures w14:val="none"/>
+        </w:rPr>
+        <w:t>INDUCTION:</w:t>
+      </w:r>
+    </w:p>
+    <w:p>
+      <w:pPr>
+        <w:spacing w:before="100" w:beforeAutospacing="1" w:after="100" w:afterAutospacing="1" w:line="240" w:lineRule="auto"/>
+        <w:jc w:val="both"/>
+        <w:rPr>
+          <w:rFonts w:ascii="Times New Roman" w:eastAsia="Times New Roman" w:hAnsi="Times New Roman" w:cs="Times New Roman"/>
+          <w:kern w:val="0"/>
+          <w:sz w:val="28"/>
+          <w:szCs w:val="28"/>
+          <w14:ligatures w14:val="none"/>
+        </w:rPr>
+      </w:pPr>
+      <w:r>
+        <w:rPr>
+          <w:rFonts w:ascii="Times New Roman" w:eastAsia="Times New Roman" w:hAnsi="Times New Roman" w:cs="Times New Roman"/>
+          <w:kern w:val="0"/>
+          <w:sz w:val="28"/>
+          <w:szCs w:val="28"/>
+          <w14:ligatures w14:val="none"/>
+        </w:rPr>
+        <w:t xml:space="preserve">Assume that for some </w:t>
+      </w:r>
+      <m:oMath>
+        <m:r>
+          <w:rPr>
+            <w:rFonts w:ascii="Cambria Math" w:eastAsia="Times New Roman" w:hAnsi="Cambria Math" w:cs="Times New Roman"/>
+            <w:kern w:val="0"/>
+            <w:sz w:val="28"/>
+            <w:szCs w:val="28"/>
+            <w14:ligatures w14:val="none"/>
+          </w:rPr>
+          <m:t>x≥4</m:t>
+        </m:r>
+      </m:oMath>
+      <w:r>
+        <w:rPr>
+          <w:rFonts w:ascii="Times New Roman" w:eastAsia="Times New Roman" w:hAnsi="Times New Roman" w:cs="Times New Roman"/>
+          <w:kern w:val="0"/>
+          <w:sz w:val="28"/>
+          <w:szCs w:val="28"/>
+          <w14:ligatures w14:val="none"/>
+        </w:rPr>
+        <w:t>,</w:t>
+      </w:r>
+    </w:p>
+    <w:p>
+      <w:pPr>
+        <w:spacing w:after="0" w:line="240" w:lineRule="auto"/>
+        <w:jc w:val="both"/>
+        <w:rPr>
+          <w:rFonts w:ascii="Times New Roman" w:eastAsia="Times New Roman" w:hAnsi="Times New Roman" w:cs="Times New Roman"/>
+          <w:kern w:val="0"/>
+          <w:sz w:val="28"/>
+          <w:szCs w:val="28"/>
+          <w14:ligatures w14:val="none"/>
+        </w:rPr>
+      </w:pPr>
+      <m:oMathPara>
+        <m:oMath>
+          <m:sSup>
+            <m:sSupPr>
+              <m:ctrlPr>
+                <w:rPr>
+                  <w:rFonts w:ascii="Cambria Math" w:eastAsia="Times New Roman" w:hAnsi="Cambria Math" w:cs="Times New Roman"/>
+                  <w:kern w:val="0"/>
+                  <w:sz w:val="28"/>
+                  <w:szCs w:val="28"/>
+                  <w14:ligatures w14:val="none"/>
+                </w:rPr>
+              </m:ctrlPr>
+            </m:sSupPr>
+            <m:e>
+              <m:r>
+                <w:rPr>
+                  <w:rFonts w:ascii="Cambria Math" w:eastAsia="Times New Roman" w:hAnsi="Cambria Math" w:cs="Times New Roman"/>
+                  <w:kern w:val="0"/>
+                  <w:sz w:val="28"/>
+                  <w:szCs w:val="28"/>
+                  <w14:ligatures w14:val="none"/>
+                </w:rPr>
+                <m:t>2</m:t>
+              </m:r>
+            </m:e>
+            <m:sup>
+              <m:r>
+                <w:rPr>
+                  <w:rFonts w:ascii="Cambria Math" w:eastAsia="Times New Roman" w:hAnsi="Cambria Math" w:cs="Times New Roman"/>
+                  <w:kern w:val="0"/>
+                  <w:sz w:val="28"/>
+                  <w:szCs w:val="28"/>
+                  <w14:ligatures w14:val="none"/>
+                </w:rPr>
+                <m:t>x</m:t>
+              </m:r>
+            </m:sup>
+          </m:sSup>
+          <m:r>
+            <w:rPr>
+              <w:rFonts w:ascii="Cambria Math" w:eastAsia="Times New Roman" w:hAnsi="Cambria Math" w:cs="Times New Roman"/>
+              <w:kern w:val="0"/>
+              <w:sz w:val="28"/>
+              <w:szCs w:val="28"/>
+              <w14:ligatures w14:val="none"/>
+            </w:rPr>
+            <m:t>≥</m:t>
+          </m:r>
+          <m:sSup>
+            <m:sSupPr>
+              <m:ctrlPr>
+                <w:rPr>
+                  <w:rFonts w:ascii="Cambria Math" w:eastAsia="Times New Roman" w:hAnsi="Cambria Math" w:cs="Times New Roman"/>
+                  <w:kern w:val="0"/>
+                  <w:sz w:val="28"/>
+                  <w:szCs w:val="28"/>
+                  <w14:ligatures w14:val="none"/>
+                </w:rPr>
+              </m:ctrlPr>
+            </m:sSupPr>
+            <m:e>
+              <m:r>
+                <w:rPr>
+                  <w:rFonts w:ascii="Cambria Math" w:eastAsia="Times New Roman" w:hAnsi="Cambria Math" w:cs="Times New Roman"/>
+                  <w:kern w:val="0"/>
+                  <w:sz w:val="28"/>
+                  <w:szCs w:val="28"/>
+                  <w14:ligatures w14:val="none"/>
+                </w:rPr>
+                <m:t>x</m:t>
+              </m:r>
+            </m:e>
+            <m:sup>
+              <m:r>
+                <w:rPr>
+                  <w:rFonts w:ascii="Cambria Math" w:eastAsia="Times New Roman" w:hAnsi="Cambria Math" w:cs="Times New Roman"/>
+                  <w:kern w:val="0"/>
+                  <w:sz w:val="28"/>
+                  <w:szCs w:val="28"/>
+                  <w14:ligatures w14:val="none"/>
+                </w:rPr>
+                <m:t>2</m:t>
+              </m:r>
+            </m:sup>
+          </m:sSup>
+          <m:r>
+            <m:rPr>
+              <m:sty m:val="p"/>
+            </m:rPr>
+            <w:rPr>
+              <w:rFonts w:ascii="Cambria Math" w:eastAsia="Times New Roman" w:hAnsi="Cambria Math" w:cs="Times New Roman"/>
+              <w:kern w:val="0"/>
+              <w:sz w:val="28"/>
+              <w:szCs w:val="28"/>
+              <w14:ligatures w14:val="none"/>
+            </w:rPr>
+            <w:br/>
+          </m:r>
+        </m:oMath>
+      </m:oMathPara>
+    </w:p>
+    <w:p>
+      <w:pPr>
+        <w:spacing w:before="100" w:beforeAutospacing="1" w:after="100" w:afterAutospacing="1" w:line="240" w:lineRule="auto"/>
+        <w:jc w:val="both"/>
+        <w:rPr>
+          <w:rFonts w:ascii="Times New Roman" w:eastAsia="Times New Roman" w:hAnsi="Times New Roman" w:cs="Times New Roman"/>
+          <w:kern w:val="0"/>
+          <w:sz w:val="28"/>
+          <w:szCs w:val="28"/>
+          <w14:ligatures w14:val="none"/>
+        </w:rPr>
+      </w:pPr>
+      <w:r>
+        <w:rPr>
+          <w:rFonts w:ascii="Times New Roman" w:eastAsia="Times New Roman" w:hAnsi="Times New Roman" w:cs="Times New Roman"/>
+          <w:kern w:val="0"/>
+          <w:sz w:val="28"/>
+          <w:szCs w:val="28"/>
+          <w14:ligatures w14:val="none"/>
+        </w:rPr>
+        <w:t>We must prove:</w:t>
+      </w:r>
+    </w:p>
+    <w:p>
+      <w:pPr>
+        <w:spacing w:after="0" w:line="240" w:lineRule="auto"/>
+        <w:jc w:val="both"/>
+        <w:rPr>
+          <w:rFonts w:ascii="Times New Roman" w:eastAsia="Times New Roman" w:hAnsi="Times New Roman" w:cs="Times New Roman"/>
+          <w:kern w:val="0"/>
+          <w:sz w:val="28"/>
+          <w:szCs w:val="28"/>
+          <w14:ligatures w14:val="none"/>
+        </w:rPr>
+      </w:pPr>
+      <m:oMathPara>
+        <m:oMath>
+          <m:sSup>
+            <m:sSupPr>
+              <m:ctrlPr>
+                <w:rPr>
+                  <w:rFonts w:ascii="Cambria Math" w:eastAsia="Times New Roman" w:hAnsi="Cambria Math" w:cs="Times New Roman"/>
+                  <w:kern w:val="0"/>
+                  <w:sz w:val="28"/>
+                  <w:szCs w:val="28"/>
+                  <w14:ligatures w14:val="none"/>
+                </w:rPr>
+              </m:ctrlPr>
+            </m:sSupPr>
+            <m:e>
+              <m:r>
+                <w:rPr>
+                  <w:rFonts w:ascii="Cambria Math" w:eastAsia="Times New Roman" w:hAnsi="Cambria Math" w:cs="Times New Roman"/>
+                  <w:kern w:val="0"/>
+                  <w:sz w:val="28"/>
+                  <w:szCs w:val="28"/>
+                  <w14:ligatures w14:val="none"/>
+                </w:rPr>
+                <m:t>2</m:t>
+              </m:r>
+            </m:e>
+            <m:sup>
+              <m:r>
+                <w:rPr>
+                  <w:rFonts w:ascii="Cambria Math" w:eastAsia="Times New Roman" w:hAnsi="Cambria Math" w:cs="Times New Roman"/>
+                  <w:kern w:val="0"/>
+                  <w:sz w:val="28"/>
+                  <w:szCs w:val="28"/>
+                  <w14:ligatures w14:val="none"/>
+                </w:rPr>
+                <m:t>x+1</m:t>
+              </m:r>
+            </m:sup>
+          </m:sSup>
+          <m:r>
+            <w:rPr>
+              <w:rFonts w:ascii="Cambria Math" w:eastAsia="Times New Roman" w:hAnsi="Cambria Math" w:cs="Times New Roman"/>
+              <w:kern w:val="0"/>
+              <w:sz w:val="28"/>
+              <w:szCs w:val="28"/>
+              <w14:ligatures w14:val="none"/>
+            </w:rPr>
+            <m:t>≥</m:t>
+          </m:r>
+          <m:sSup>
+            <m:sSupPr>
+              <m:ctrlPr>
+                <w:rPr>
+                  <w:rFonts w:ascii="Cambria Math" w:eastAsia="Times New Roman" w:hAnsi="Cambria Math" w:cs="Times New Roman"/>
+                  <w:kern w:val="0"/>
+                  <w:sz w:val="28"/>
+                  <w:szCs w:val="28"/>
+                  <w14:ligatures w14:val="none"/>
+                </w:rPr>
+              </m:ctrlPr>
+            </m:sSupPr>
+            <m:e>
+              <m:d>
+                <m:dPr>
+                  <m:ctrlPr>
+                    <w:rPr>
+                      <w:rFonts w:ascii="Cambria Math" w:eastAsia="Times New Roman" w:hAnsi="Cambria Math" w:cs="Times New Roman"/>
+                      <w:kern w:val="0"/>
+                      <w:sz w:val="28"/>
+                      <w:szCs w:val="28"/>
+                      <w14:ligatures w14:val="none"/>
+                    </w:rPr>
+                  </m:ctrlPr>
+                </m:dPr>
+                <m:e>
+                  <m:r>
+                    <w:rPr>
+                      <w:rFonts w:ascii="Cambria Math" w:eastAsia="Times New Roman" w:hAnsi="Cambria Math" w:cs="Times New Roman"/>
+                      <w:kern w:val="0"/>
+                      <w:sz w:val="28"/>
+                      <w:szCs w:val="28"/>
+                      <w14:ligatures w14:val="none"/>
+                    </w:rPr>
+                    <m:t>x+1</m:t>
+                  </m:r>
+                </m:e>
+              </m:d>
+            </m:e>
+            <m:sup>
+              <m:r>
+                <w:rPr>
+                  <w:rFonts w:ascii="Cambria Math" w:eastAsia="Times New Roman" w:hAnsi="Cambria Math" w:cs="Times New Roman"/>
+                  <w:kern w:val="0"/>
+                  <w:sz w:val="28"/>
+                  <w:szCs w:val="28"/>
+                  <w14:ligatures w14:val="none"/>
+                </w:rPr>
+                <m:t>2</m:t>
+              </m:r>
+            </m:sup>
+          </m:sSup>
+          <m:r>
+            <m:rPr>
+              <m:sty m:val="p"/>
+            </m:rPr>
+            <w:rPr>
+              <w:rFonts w:ascii="Cambria Math" w:eastAsia="Times New Roman" w:hAnsi="Cambria Math" w:cs="Times New Roman"/>
+              <w:kern w:val="0"/>
+              <w:sz w:val="28"/>
+              <w:szCs w:val="28"/>
+              <w14:ligatures w14:val="none"/>
+            </w:rPr>
+            <w:br/>
+          </m:r>
+        </m:oMath>
+      </m:oMathPara>
+    </w:p>
+    <w:p>
+      <w:pPr>
+        <w:spacing w:before="100" w:beforeAutospacing="1" w:after="100" w:afterAutospacing="1" w:line="240" w:lineRule="auto"/>
+        <w:jc w:val="both"/>
+        <w:rPr>
+          <w:rFonts w:ascii="Times New Roman" w:eastAsia="Times New Roman" w:hAnsi="Times New Roman" w:cs="Times New Roman"/>
+          <w:kern w:val="0"/>
+          <w:sz w:val="28"/>
+          <w:szCs w:val="28"/>
+          <w14:ligatures w14:val="none"/>
+        </w:rPr>
+      </w:pPr>
+      <w:r>
+        <w:rPr>
+          <w:rFonts w:ascii="Times New Roman" w:eastAsia="Times New Roman" w:hAnsi="Times New Roman" w:cs="Times New Roman"/>
+          <w:kern w:val="0"/>
+          <w:sz w:val="28"/>
+          <w:szCs w:val="28"/>
+          <w14:ligatures w14:val="none"/>
+        </w:rPr>
+        <w:t>From the induction hypothesis,</w:t>
+      </w:r>
+    </w:p>
+    <w:p>
+      <w:pPr>
+        <w:spacing w:after="0" w:line="240" w:lineRule="auto"/>
+        <w:jc w:val="both"/>
+        <w:rPr>
+          <w:rFonts w:ascii="Times New Roman" w:eastAsia="Times New Roman" w:hAnsi="Times New Roman" w:cs="Times New Roman"/>
+          <w:kern w:val="0"/>
+          <w:sz w:val="28"/>
+          <w:szCs w:val="28"/>
+          <w14:ligatures w14:val="none"/>
+        </w:rPr>
+      </w:pPr>
+      <m:oMathPara>
+        <m:oMath>
+          <m:sSup>
+            <m:sSupPr>
+              <m:ctrlPr>
+                <w:rPr>
+                  <w:rFonts w:ascii="Cambria Math" w:eastAsia="Times New Roman" w:hAnsi="Cambria Math" w:cs="Times New Roman"/>
+                  <w:kern w:val="0"/>
+                  <w:sz w:val="28"/>
+                  <w:szCs w:val="28"/>
+                  <w14:ligatures w14:val="none"/>
+                </w:rPr>
+              </m:ctrlPr>
+            </m:sSupPr>
+            <m:e>
+              <m:r>
+                <w:rPr>
+                  <w:rFonts w:ascii="Cambria Math" w:eastAsia="Times New Roman" w:hAnsi="Cambria Math" w:cs="Times New Roman"/>
+                  <w:kern w:val="0"/>
+                  <w:sz w:val="28"/>
+                  <w:szCs w:val="28"/>
+                  <w14:ligatures w14:val="none"/>
+                </w:rPr>
+                <m:t>2</m:t>
+              </m:r>
+            </m:e>
+            <m:sup>
+              <m:r>
+                <w:rPr>
+                  <w:rFonts w:ascii="Cambria Math" w:eastAsia="Times New Roman" w:hAnsi="Cambria Math" w:cs="Times New Roman"/>
+                  <w:kern w:val="0"/>
+                  <w:sz w:val="28"/>
+                  <w:szCs w:val="28"/>
+                  <w14:ligatures w14:val="none"/>
+                </w:rPr>
+                <m:t>x</m:t>
+              </m:r>
+            </m:sup>
+          </m:sSup>
+          <m:r>
+            <w:rPr>
+              <w:rFonts w:ascii="Cambria Math" w:eastAsia="Times New Roman" w:hAnsi="Cambria Math" w:cs="Times New Roman"/>
+              <w:kern w:val="0"/>
+              <w:sz w:val="28"/>
+              <w:szCs w:val="28"/>
+              <w14:ligatures w14:val="none"/>
+            </w:rPr>
+            <m:t>≥</m:t>
+          </m:r>
+          <m:sSup>
+            <m:sSupPr>
+              <m:ctrlPr>
+                <w:rPr>
+                  <w:rFonts w:ascii="Cambria Math" w:eastAsia="Times New Roman" w:hAnsi="Cambria Math" w:cs="Times New Roman"/>
+                  <w:kern w:val="0"/>
+                  <w:sz w:val="28"/>
+                  <w:szCs w:val="28"/>
+                  <w14:ligatures w14:val="none"/>
+                </w:rPr>
+              </m:ctrlPr>
+            </m:sSupPr>
+            <m:e>
+              <m:r>
+                <w:rPr>
+                  <w:rFonts w:ascii="Cambria Math" w:eastAsia="Times New Roman" w:hAnsi="Cambria Math" w:cs="Times New Roman"/>
+                  <w:kern w:val="0"/>
+                  <w:sz w:val="28"/>
+                  <w:szCs w:val="28"/>
+                  <w14:ligatures w14:val="none"/>
+                </w:rPr>
+                <m:t>x</m:t>
+              </m:r>
+            </m:e>
+            <m:sup>
+              <m:r>
+                <w:rPr>
+                  <w:rFonts w:ascii="Cambria Math" w:eastAsia="Times New Roman" w:hAnsi="Cambria Math" w:cs="Times New Roman"/>
+                  <w:kern w:val="0"/>
+                  <w:sz w:val="28"/>
+                  <w:szCs w:val="28"/>
+                  <w14:ligatures w14:val="none"/>
+                </w:rPr>
+                <m:t>2</m:t>
+              </m:r>
+            </m:sup>
+          </m:sSup>
+          <m:r>
+            <m:rPr>
+              <m:sty m:val="p"/>
+            </m:rPr>
+            <w:rPr>
+              <w:rFonts w:ascii="Cambria Math" w:eastAsia="Times New Roman" w:hAnsi="Cambria Math" w:cs="Times New Roman"/>
+              <w:kern w:val="0"/>
+              <w:sz w:val="28"/>
+              <w:szCs w:val="28"/>
+              <w14:ligatures w14:val="none"/>
+            </w:rPr>
+            <w:br/>
+          </m:r>
+        </m:oMath>
+      </m:oMathPara>
+    </w:p>
+    <w:p>
+      <w:pPr>
+        <w:spacing w:before="100" w:beforeAutospacing="1" w:after="100" w:afterAutospacing="1" w:line="240" w:lineRule="auto"/>
+        <w:jc w:val="both"/>
+        <w:rPr>
+          <w:rFonts w:ascii="Times New Roman" w:eastAsia="Times New Roman" w:hAnsi="Times New Roman" w:cs="Times New Roman"/>
+          <w:kern w:val="0"/>
+          <w:sz w:val="28"/>
+          <w:szCs w:val="28"/>
+          <w14:ligatures w14:val="none"/>
+        </w:rPr>
+      </w:pPr>
+      <w:r>
+        <w:rPr>
+          <w:rFonts w:ascii="Times New Roman" w:eastAsia="Times New Roman" w:hAnsi="Times New Roman" w:cs="Times New Roman"/>
+          <w:kern w:val="0"/>
+          <w:sz w:val="28"/>
+          <w:szCs w:val="28"/>
+          <w14:ligatures w14:val="none"/>
+        </w:rPr>
+        <w:lastRenderedPageBreak/>
+        <w:t>Multiplying by 2:</w:t>
+      </w:r>
+    </w:p>
+    <w:p>
+      <w:pPr>
+        <w:spacing w:after="0" w:line="240" w:lineRule="auto"/>
+        <w:jc w:val="both"/>
+        <w:rPr>
+          <w:rFonts w:ascii="Times New Roman" w:eastAsia="Times New Roman" w:hAnsi="Times New Roman" w:cs="Times New Roman"/>
+          <w:kern w:val="0"/>
+          <w:sz w:val="28"/>
+          <w:szCs w:val="28"/>
+          <w14:ligatures w14:val="none"/>
+        </w:rPr>
+      </w:pPr>
+      <m:oMathPara>
+        <m:oMath>
+          <m:sSup>
+            <m:sSupPr>
+              <m:ctrlPr>
+                <w:rPr>
+                  <w:rFonts w:ascii="Cambria Math" w:eastAsia="Times New Roman" w:hAnsi="Cambria Math" w:cs="Times New Roman"/>
+                  <w:kern w:val="0"/>
+                  <w:sz w:val="28"/>
+                  <w:szCs w:val="28"/>
+                  <w14:ligatures w14:val="none"/>
+                </w:rPr>
+              </m:ctrlPr>
+            </m:sSupPr>
+            <m:e>
+              <m:r>
+                <w:rPr>
+                  <w:rFonts w:ascii="Cambria Math" w:eastAsia="Times New Roman" w:hAnsi="Cambria Math" w:cs="Times New Roman"/>
+                  <w:kern w:val="0"/>
+                  <w:sz w:val="28"/>
+                  <w:szCs w:val="28"/>
+                  <w14:ligatures w14:val="none"/>
+                </w:rPr>
+                <m:t>2</m:t>
+              </m:r>
+            </m:e>
+            <m:sup>
+              <m:r>
+                <w:rPr>
+                  <w:rFonts w:ascii="Cambria Math" w:eastAsia="Times New Roman" w:hAnsi="Cambria Math" w:cs="Times New Roman"/>
+                  <w:kern w:val="0"/>
+                  <w:sz w:val="28"/>
+                  <w:szCs w:val="28"/>
+                  <w14:ligatures w14:val="none"/>
+                </w:rPr>
+                <m:t>x+1</m:t>
+              </m:r>
+            </m:sup>
+          </m:sSup>
+          <m:r>
+            <w:rPr>
+              <w:rFonts w:ascii="Cambria Math" w:eastAsia="Times New Roman" w:hAnsi="Cambria Math" w:cs="Times New Roman"/>
+              <w:kern w:val="0"/>
+              <w:sz w:val="28"/>
+              <w:szCs w:val="28"/>
+              <w14:ligatures w14:val="none"/>
+            </w:rPr>
+            <m:t>≥2</m:t>
+          </m:r>
+          <m:sSup>
+            <m:sSupPr>
+              <m:ctrlPr>
+                <w:rPr>
+                  <w:rFonts w:ascii="Cambria Math" w:eastAsia="Times New Roman" w:hAnsi="Cambria Math" w:cs="Times New Roman"/>
+                  <w:kern w:val="0"/>
+                  <w:sz w:val="28"/>
+                  <w:szCs w:val="28"/>
+                  <w14:ligatures w14:val="none"/>
+                </w:rPr>
+              </m:ctrlPr>
+            </m:sSupPr>
+            <m:e>
+              <m:r>
+                <w:rPr>
+                  <w:rFonts w:ascii="Cambria Math" w:eastAsia="Times New Roman" w:hAnsi="Cambria Math" w:cs="Times New Roman"/>
+                  <w:kern w:val="0"/>
+                  <w:sz w:val="28"/>
+                  <w:szCs w:val="28"/>
+                  <w14:ligatures w14:val="none"/>
+                </w:rPr>
+                <m:t>x</m:t>
+              </m:r>
+            </m:e>
+            <m:sup>
+              <m:r>
+                <w:rPr>
+                  <w:rFonts w:ascii="Cambria Math" w:eastAsia="Times New Roman" w:hAnsi="Cambria Math" w:cs="Times New Roman"/>
+                  <w:kern w:val="0"/>
+                  <w:sz w:val="28"/>
+                  <w:szCs w:val="28"/>
+                  <w14:ligatures w14:val="none"/>
+                </w:rPr>
+                <m:t>2</m:t>
+              </m:r>
+            </m:sup>
+          </m:sSup>
+          <m:r>
+            <m:rPr>
+              <m:sty m:val="p"/>
+            </m:rPr>
+            <w:rPr>
+              <w:rFonts w:ascii="Cambria Math" w:eastAsia="Times New Roman" w:hAnsi="Cambria Math" w:cs="Times New Roman"/>
+              <w:kern w:val="0"/>
+              <w:sz w:val="28"/>
+              <w:szCs w:val="28"/>
+              <w14:ligatures w14:val="none"/>
+            </w:rPr>
+            <w:br/>
+          </m:r>
+        </m:oMath>
+      </m:oMathPara>
+    </w:p>
+    <w:p>
+      <w:pPr>
+        <w:spacing w:before="100" w:beforeAutospacing="1" w:after="100" w:afterAutospacing="1" w:line="240" w:lineRule="auto"/>
+        <w:jc w:val="both"/>
+        <w:rPr>
+          <w:rFonts w:ascii="Times New Roman" w:eastAsia="Times New Roman" w:hAnsi="Times New Roman" w:cs="Times New Roman"/>
+          <w:kern w:val="0"/>
+          <w:sz w:val="28"/>
+          <w:szCs w:val="28"/>
+          <w14:ligatures w14:val="none"/>
+        </w:rPr>
+      </w:pPr>
+      <w:r>
+        <w:rPr>
+          <w:rFonts w:ascii="Times New Roman" w:eastAsia="Times New Roman" w:hAnsi="Times New Roman" w:cs="Times New Roman"/>
+          <w:kern w:val="0"/>
+          <w:sz w:val="28"/>
+          <w:szCs w:val="28"/>
+          <w14:ligatures w14:val="none"/>
+        </w:rPr>
+        <w:t xml:space="preserve">For </w:t>
+      </w:r>
+      <m:oMath>
+        <m:r>
+          <w:rPr>
+            <w:rFonts w:ascii="Cambria Math" w:eastAsia="Times New Roman" w:hAnsi="Cambria Math" w:cs="Times New Roman"/>
+            <w:kern w:val="0"/>
+            <w:sz w:val="28"/>
+            <w:szCs w:val="28"/>
+            <w14:ligatures w14:val="none"/>
+          </w:rPr>
+          <m:t>x≥4</m:t>
+        </m:r>
+      </m:oMath>
+      <w:r>
+        <w:rPr>
+          <w:rFonts w:ascii="Times New Roman" w:eastAsia="Times New Roman" w:hAnsi="Times New Roman" w:cs="Times New Roman"/>
+          <w:kern w:val="0"/>
+          <w:sz w:val="28"/>
+          <w:szCs w:val="28"/>
+          <w14:ligatures w14:val="none"/>
+        </w:rPr>
+        <w:t>,</w:t>
+      </w:r>
+    </w:p>
+    <w:p>
+      <w:pPr>
+        <w:spacing w:after="0" w:line="240" w:lineRule="auto"/>
+        <w:jc w:val="both"/>
+        <w:rPr>
+          <w:rFonts w:ascii="Times New Roman" w:eastAsia="Times New Roman" w:hAnsi="Times New Roman" w:cs="Times New Roman"/>
+          <w:kern w:val="0"/>
+          <w:sz w:val="28"/>
+          <w:szCs w:val="28"/>
+          <w14:ligatures w14:val="none"/>
+        </w:rPr>
+      </w:pPr>
+      <m:oMathPara>
+        <m:oMath>
+          <m:r>
+            <w:rPr>
+              <w:rFonts w:ascii="Cambria Math" w:eastAsia="Times New Roman" w:hAnsi="Cambria Math" w:cs="Times New Roman"/>
+              <w:kern w:val="0"/>
+              <w:sz w:val="28"/>
+              <w:szCs w:val="28"/>
+              <w14:ligatures w14:val="none"/>
+            </w:rPr>
+            <m:t>2</m:t>
+          </m:r>
+          <m:sSup>
+            <m:sSupPr>
+              <m:ctrlPr>
+                <w:rPr>
+                  <w:rFonts w:ascii="Cambria Math" w:eastAsia="Times New Roman" w:hAnsi="Cambria Math" w:cs="Times New Roman"/>
+                  <w:kern w:val="0"/>
+                  <w:sz w:val="28"/>
+                  <w:szCs w:val="28"/>
+                  <w14:ligatures w14:val="none"/>
+                </w:rPr>
+              </m:ctrlPr>
+            </m:sSupPr>
+            <m:e>
+              <m:r>
+                <w:rPr>
+                  <w:rFonts w:ascii="Cambria Math" w:eastAsia="Times New Roman" w:hAnsi="Cambria Math" w:cs="Times New Roman"/>
+                  <w:kern w:val="0"/>
+                  <w:sz w:val="28"/>
+                  <w:szCs w:val="28"/>
+                  <w14:ligatures w14:val="none"/>
+                </w:rPr>
+                <m:t>x</m:t>
+              </m:r>
+            </m:e>
+            <m:sup>
+              <m:r>
+                <w:rPr>
+                  <w:rFonts w:ascii="Cambria Math" w:eastAsia="Times New Roman" w:hAnsi="Cambria Math" w:cs="Times New Roman"/>
+                  <w:kern w:val="0"/>
+                  <w:sz w:val="28"/>
+                  <w:szCs w:val="28"/>
+                  <w14:ligatures w14:val="none"/>
+                </w:rPr>
+                <m:t>2</m:t>
+              </m:r>
+            </m:sup>
+          </m:sSup>
+          <m:r>
+            <w:rPr>
+              <w:rFonts w:ascii="Cambria Math" w:eastAsia="Times New Roman" w:hAnsi="Cambria Math" w:cs="Times New Roman"/>
+              <w:kern w:val="0"/>
+              <w:sz w:val="28"/>
+              <w:szCs w:val="28"/>
+              <w14:ligatures w14:val="none"/>
+            </w:rPr>
+            <m:t>≥</m:t>
+          </m:r>
+          <m:sSup>
+            <m:sSupPr>
+              <m:ctrlPr>
+                <w:rPr>
+                  <w:rFonts w:ascii="Cambria Math" w:eastAsia="Times New Roman" w:hAnsi="Cambria Math" w:cs="Times New Roman"/>
+                  <w:kern w:val="0"/>
+                  <w:sz w:val="28"/>
+                  <w:szCs w:val="28"/>
+                  <w14:ligatures w14:val="none"/>
+                </w:rPr>
+              </m:ctrlPr>
+            </m:sSupPr>
+            <m:e>
+              <m:d>
+                <m:dPr>
+                  <m:ctrlPr>
+                    <w:rPr>
+                      <w:rFonts w:ascii="Cambria Math" w:eastAsia="Times New Roman" w:hAnsi="Cambria Math" w:cs="Times New Roman"/>
+                      <w:kern w:val="0"/>
+                      <w:sz w:val="28"/>
+                      <w:szCs w:val="28"/>
+                      <w14:ligatures w14:val="none"/>
+                    </w:rPr>
+                  </m:ctrlPr>
+                </m:dPr>
+                <m:e>
+                  <m:r>
+                    <w:rPr>
+                      <w:rFonts w:ascii="Cambria Math" w:eastAsia="Times New Roman" w:hAnsi="Cambria Math" w:cs="Times New Roman"/>
+                      <w:kern w:val="0"/>
+                      <w:sz w:val="28"/>
+                      <w:szCs w:val="28"/>
+                      <w14:ligatures w14:val="none"/>
+                    </w:rPr>
+                    <m:t>x+1</m:t>
+                  </m:r>
+                </m:e>
+              </m:d>
+            </m:e>
+            <m:sup>
+              <m:r>
+                <w:rPr>
+                  <w:rFonts w:ascii="Cambria Math" w:eastAsia="Times New Roman" w:hAnsi="Cambria Math" w:cs="Times New Roman"/>
+                  <w:kern w:val="0"/>
+                  <w:sz w:val="28"/>
+                  <w:szCs w:val="28"/>
+                  <w14:ligatures w14:val="none"/>
+                </w:rPr>
+                <m:t>2</m:t>
+              </m:r>
+            </m:sup>
+          </m:sSup>
+          <m:r>
+            <m:rPr>
+              <m:sty m:val="p"/>
+            </m:rPr>
+            <w:rPr>
+              <w:rFonts w:ascii="Cambria Math" w:eastAsia="Times New Roman" w:hAnsi="Cambria Math" w:cs="Times New Roman"/>
+              <w:kern w:val="0"/>
+              <w:sz w:val="28"/>
+              <w:szCs w:val="28"/>
+              <w14:ligatures w14:val="none"/>
+            </w:rPr>
+            <w:br/>
+          </m:r>
+        </m:oMath>
+      </m:oMathPara>
+    </w:p>
+    <w:p>
+      <w:pPr>
+        <w:spacing w:before="100" w:beforeAutospacing="1" w:after="100" w:afterAutospacing="1" w:line="240" w:lineRule="auto"/>
+        <w:jc w:val="both"/>
+        <w:rPr>
+          <w:rFonts w:ascii="Times New Roman" w:eastAsia="Times New Roman" w:hAnsi="Times New Roman" w:cs="Times New Roman"/>
+          <w:kern w:val="0"/>
+          <w:sz w:val="28"/>
+          <w:szCs w:val="28"/>
+          <w14:ligatures w14:val="none"/>
+        </w:rPr>
+      </w:pPr>
+      <w:r>
+        <w:rPr>
+          <w:rFonts w:ascii="Times New Roman" w:eastAsia="Times New Roman" w:hAnsi="Times New Roman" w:cs="Times New Roman"/>
+          <w:kern w:val="0"/>
+          <w:sz w:val="28"/>
+          <w:szCs w:val="28"/>
+          <w14:ligatures w14:val="none"/>
+        </w:rPr>
+        <w:t>because</w:t>
+      </w:r>
+    </w:p>
+    <w:p>
+      <w:pPr>
+        <w:spacing w:after="0" w:line="240" w:lineRule="auto"/>
+        <w:jc w:val="both"/>
+        <w:rPr>
+          <w:rFonts w:ascii="Times New Roman" w:eastAsia="Times New Roman" w:hAnsi="Times New Roman" w:cs="Times New Roman"/>
+          <w:kern w:val="0"/>
+          <w:sz w:val="28"/>
+          <w:szCs w:val="28"/>
+          <w14:ligatures w14:val="none"/>
+        </w:rPr>
+      </w:pPr>
+      <m:oMathPara>
+        <m:oMath>
+          <m:r>
+            <w:rPr>
+              <w:rFonts w:ascii="Cambria Math" w:eastAsia="Times New Roman" w:hAnsi="Cambria Math" w:cs="Times New Roman"/>
+              <w:kern w:val="0"/>
+              <w:sz w:val="28"/>
+              <w:szCs w:val="28"/>
+              <w14:ligatures w14:val="none"/>
+            </w:rPr>
+            <m:t>2</m:t>
+          </m:r>
+          <m:sSup>
+            <m:sSupPr>
+              <m:ctrlPr>
+                <w:rPr>
+                  <w:rFonts w:ascii="Cambria Math" w:eastAsia="Times New Roman" w:hAnsi="Cambria Math" w:cs="Times New Roman"/>
+                  <w:kern w:val="0"/>
+                  <w:sz w:val="28"/>
+                  <w:szCs w:val="28"/>
+                  <w14:ligatures w14:val="none"/>
+                </w:rPr>
+              </m:ctrlPr>
+            </m:sSupPr>
+            <m:e>
+              <m:r>
+                <w:rPr>
+                  <w:rFonts w:ascii="Cambria Math" w:eastAsia="Times New Roman" w:hAnsi="Cambria Math" w:cs="Times New Roman"/>
+                  <w:kern w:val="0"/>
+                  <w:sz w:val="28"/>
+                  <w:szCs w:val="28"/>
+                  <w14:ligatures w14:val="none"/>
+                </w:rPr>
+                <m:t>x</m:t>
+              </m:r>
+            </m:e>
+            <m:sup>
+              <m:r>
+                <w:rPr>
+                  <w:rFonts w:ascii="Cambria Math" w:eastAsia="Times New Roman" w:hAnsi="Cambria Math" w:cs="Times New Roman"/>
+                  <w:kern w:val="0"/>
+                  <w:sz w:val="28"/>
+                  <w:szCs w:val="28"/>
+                  <w14:ligatures w14:val="none"/>
+                </w:rPr>
+                <m:t>2</m:t>
+              </m:r>
+            </m:sup>
+          </m:sSup>
+          <m:r>
+            <w:rPr>
+              <w:rFonts w:ascii="Cambria Math" w:eastAsia="Times New Roman" w:hAnsi="Cambria Math" w:cs="Times New Roman"/>
+              <w:kern w:val="0"/>
+              <w:sz w:val="28"/>
+              <w:szCs w:val="28"/>
+              <w14:ligatures w14:val="none"/>
+            </w:rPr>
+            <m:t>-</m:t>
+          </m:r>
+          <m:sSup>
+            <m:sSupPr>
+              <m:ctrlPr>
+                <w:rPr>
+                  <w:rFonts w:ascii="Cambria Math" w:eastAsia="Times New Roman" w:hAnsi="Cambria Math" w:cs="Times New Roman"/>
+                  <w:kern w:val="0"/>
+                  <w:sz w:val="28"/>
+                  <w:szCs w:val="28"/>
+                  <w14:ligatures w14:val="none"/>
+                </w:rPr>
+              </m:ctrlPr>
+            </m:sSupPr>
+            <m:e>
+              <m:d>
+                <m:dPr>
+                  <m:ctrlPr>
+                    <w:rPr>
+                      <w:rFonts w:ascii="Cambria Math" w:eastAsia="Times New Roman" w:hAnsi="Cambria Math" w:cs="Times New Roman"/>
+                      <w:kern w:val="0"/>
+                      <w:sz w:val="28"/>
+                      <w:szCs w:val="28"/>
+                      <w14:ligatures w14:val="none"/>
+                    </w:rPr>
+                  </m:ctrlPr>
+                </m:dPr>
+                <m:e>
+                  <m:r>
+                    <w:rPr>
+                      <w:rFonts w:ascii="Cambria Math" w:eastAsia="Times New Roman" w:hAnsi="Cambria Math" w:cs="Times New Roman"/>
+                      <w:kern w:val="0"/>
+                      <w:sz w:val="28"/>
+                      <w:szCs w:val="28"/>
+                      <w14:ligatures w14:val="none"/>
+                    </w:rPr>
+                    <m:t>x+1</m:t>
+                  </m:r>
+                </m:e>
+              </m:d>
+            </m:e>
+            <m:sup>
+              <m:r>
+                <w:rPr>
+                  <w:rFonts w:ascii="Cambria Math" w:eastAsia="Times New Roman" w:hAnsi="Cambria Math" w:cs="Times New Roman"/>
+                  <w:kern w:val="0"/>
+                  <w:sz w:val="28"/>
+                  <w:szCs w:val="28"/>
+                  <w14:ligatures w14:val="none"/>
+                </w:rPr>
+                <m:t>2</m:t>
+              </m:r>
+            </m:sup>
+          </m:sSup>
+          <m:r>
+            <w:rPr>
+              <w:rFonts w:ascii="Cambria Math" w:eastAsia="Times New Roman" w:hAnsi="Cambria Math" w:cs="Times New Roman"/>
+              <w:kern w:val="0"/>
+              <w:sz w:val="28"/>
+              <w:szCs w:val="28"/>
+              <w14:ligatures w14:val="none"/>
+            </w:rPr>
+            <m:t>=</m:t>
+          </m:r>
+          <m:sSup>
+            <m:sSupPr>
+              <m:ctrlPr>
+                <w:rPr>
+                  <w:rFonts w:ascii="Cambria Math" w:eastAsia="Times New Roman" w:hAnsi="Cambria Math" w:cs="Times New Roman"/>
+                  <w:kern w:val="0"/>
+                  <w:sz w:val="28"/>
+                  <w:szCs w:val="28"/>
+                  <w14:ligatures w14:val="none"/>
+                </w:rPr>
+              </m:ctrlPr>
+            </m:sSupPr>
+            <m:e>
+              <m:r>
+                <w:rPr>
+                  <w:rFonts w:ascii="Cambria Math" w:eastAsia="Times New Roman" w:hAnsi="Cambria Math" w:cs="Times New Roman"/>
+                  <w:kern w:val="0"/>
+                  <w:sz w:val="28"/>
+                  <w:szCs w:val="28"/>
+                  <w14:ligatures w14:val="none"/>
+                </w:rPr>
+                <m:t>x</m:t>
+              </m:r>
+            </m:e>
+            <m:sup>
+              <m:r>
+                <w:rPr>
+                  <w:rFonts w:ascii="Cambria Math" w:eastAsia="Times New Roman" w:hAnsi="Cambria Math" w:cs="Times New Roman"/>
+                  <w:kern w:val="0"/>
+                  <w:sz w:val="28"/>
+                  <w:szCs w:val="28"/>
+                  <w14:ligatures w14:val="none"/>
+                </w:rPr>
+                <m:t>2</m:t>
+              </m:r>
+            </m:sup>
+          </m:sSup>
+          <m:r>
+            <w:rPr>
+              <w:rFonts w:ascii="Cambria Math" w:eastAsia="Times New Roman" w:hAnsi="Cambria Math" w:cs="Times New Roman"/>
+              <w:kern w:val="0"/>
+              <w:sz w:val="28"/>
+              <w:szCs w:val="28"/>
+              <w14:ligatures w14:val="none"/>
+            </w:rPr>
+            <m:t>-2x-1&gt;0</m:t>
+          </m:r>
+          <m:r>
+            <m:rPr>
+              <m:sty m:val="p"/>
+            </m:rPr>
+            <w:rPr>
+              <w:rFonts w:ascii="Cambria Math" w:eastAsia="Times New Roman" w:hAnsi="Cambria Math" w:cs="Times New Roman"/>
+              <w:kern w:val="0"/>
+              <w:sz w:val="28"/>
+              <w:szCs w:val="28"/>
+              <w14:ligatures w14:val="none"/>
+            </w:rPr>
+            <w:br/>
+          </m:r>
+        </m:oMath>
+      </m:oMathPara>
+    </w:p>
+    <w:p>
+      <w:pPr>
+        <w:spacing w:before="100" w:beforeAutospacing="1" w:after="100" w:afterAutospacing="1" w:line="240" w:lineRule="auto"/>
+        <w:jc w:val="both"/>
+        <w:rPr>
+          <w:rFonts w:ascii="Times New Roman" w:eastAsia="Times New Roman" w:hAnsi="Times New Roman" w:cs="Times New Roman"/>
+          <w:kern w:val="0"/>
+          <w:sz w:val="28"/>
+          <w:szCs w:val="28"/>
+          <w14:ligatures w14:val="none"/>
+        </w:rPr>
+      </w:pPr>
+      <w:r>
+        <w:rPr>
+          <w:rFonts w:ascii="Times New Roman" w:eastAsia="Times New Roman" w:hAnsi="Times New Roman" w:cs="Times New Roman"/>
+          <w:kern w:val="0"/>
+          <w:sz w:val="28"/>
+          <w:szCs w:val="28"/>
+          <w14:ligatures w14:val="none"/>
+        </w:rPr>
+        <w:t>Therefore,</w:t>
+      </w:r>
+    </w:p>
+    <w:p>
+      <w:pPr>
+        <w:spacing w:after="0" w:line="240" w:lineRule="auto"/>
+        <w:jc w:val="both"/>
+        <w:rPr>
+          <w:rFonts w:ascii="Times New Roman" w:eastAsia="Times New Roman" w:hAnsi="Times New Roman" w:cs="Times New Roman"/>
+          <w:kern w:val="0"/>
+          <w:sz w:val="28"/>
+          <w:szCs w:val="28"/>
+          <w14:ligatures w14:val="none"/>
+        </w:rPr>
+      </w:pPr>
+      <m:oMathPara>
+        <m:oMath>
+          <m:sSup>
+            <m:sSupPr>
+              <m:ctrlPr>
+                <w:rPr>
+                  <w:rFonts w:ascii="Cambria Math" w:eastAsia="Times New Roman" w:hAnsi="Cambria Math" w:cs="Times New Roman"/>
+                  <w:kern w:val="0"/>
+                  <w:sz w:val="28"/>
+                  <w:szCs w:val="28"/>
+                  <w14:ligatures w14:val="none"/>
+                </w:rPr>
+              </m:ctrlPr>
+            </m:sSupPr>
+            <m:e>
+              <m:r>
+                <w:rPr>
+                  <w:rFonts w:ascii="Cambria Math" w:eastAsia="Times New Roman" w:hAnsi="Cambria Math" w:cs="Times New Roman"/>
+                  <w:kern w:val="0"/>
+                  <w:sz w:val="28"/>
+                  <w:szCs w:val="28"/>
+                  <w14:ligatures w14:val="none"/>
+                </w:rPr>
+                <m:t>2</m:t>
+              </m:r>
+            </m:e>
+            <m:sup>
+              <m:r>
+                <w:rPr>
+                  <w:rFonts w:ascii="Cambria Math" w:eastAsia="Times New Roman" w:hAnsi="Cambria Math" w:cs="Times New Roman"/>
+                  <w:kern w:val="0"/>
+                  <w:sz w:val="28"/>
+                  <w:szCs w:val="28"/>
+                  <w14:ligatures w14:val="none"/>
+                </w:rPr>
+                <m:t>x+1</m:t>
+              </m:r>
+            </m:sup>
+          </m:sSup>
+          <m:r>
+            <w:rPr>
+              <w:rFonts w:ascii="Cambria Math" w:eastAsia="Times New Roman" w:hAnsi="Cambria Math" w:cs="Times New Roman"/>
+              <w:kern w:val="0"/>
+              <w:sz w:val="28"/>
+              <w:szCs w:val="28"/>
+              <w14:ligatures w14:val="none"/>
+            </w:rPr>
+            <m:t>≥2</m:t>
+          </m:r>
+          <m:sSup>
+            <m:sSupPr>
+              <m:ctrlPr>
+                <w:rPr>
+                  <w:rFonts w:ascii="Cambria Math" w:eastAsia="Times New Roman" w:hAnsi="Cambria Math" w:cs="Times New Roman"/>
+                  <w:kern w:val="0"/>
+                  <w:sz w:val="28"/>
+                  <w:szCs w:val="28"/>
+                  <w14:ligatures w14:val="none"/>
+                </w:rPr>
+              </m:ctrlPr>
+            </m:sSupPr>
+            <m:e>
+              <m:r>
+                <w:rPr>
+                  <w:rFonts w:ascii="Cambria Math" w:eastAsia="Times New Roman" w:hAnsi="Cambria Math" w:cs="Times New Roman"/>
+                  <w:kern w:val="0"/>
+                  <w:sz w:val="28"/>
+                  <w:szCs w:val="28"/>
+                  <w14:ligatures w14:val="none"/>
+                </w:rPr>
+                <m:t>x</m:t>
+              </m:r>
+            </m:e>
+            <m:sup>
+              <m:r>
+                <w:rPr>
+                  <w:rFonts w:ascii="Cambria Math" w:eastAsia="Times New Roman" w:hAnsi="Cambria Math" w:cs="Times New Roman"/>
+                  <w:kern w:val="0"/>
+                  <w:sz w:val="28"/>
+                  <w:szCs w:val="28"/>
+                  <w14:ligatures w14:val="none"/>
+                </w:rPr>
+                <m:t>2</m:t>
+              </m:r>
+            </m:sup>
+          </m:sSup>
+          <m:r>
+            <w:rPr>
+              <w:rFonts w:ascii="Cambria Math" w:eastAsia="Times New Roman" w:hAnsi="Cambria Math" w:cs="Times New Roman"/>
+              <w:kern w:val="0"/>
+              <w:sz w:val="28"/>
+              <w:szCs w:val="28"/>
+              <w14:ligatures w14:val="none"/>
+            </w:rPr>
+            <m:t>≥</m:t>
+          </m:r>
+          <m:sSup>
+            <m:sSupPr>
+              <m:ctrlPr>
+                <w:rPr>
+                  <w:rFonts w:ascii="Cambria Math" w:eastAsia="Times New Roman" w:hAnsi="Cambria Math" w:cs="Times New Roman"/>
+                  <w:kern w:val="0"/>
+                  <w:sz w:val="28"/>
+                  <w:szCs w:val="28"/>
+                  <w14:ligatures w14:val="none"/>
+                </w:rPr>
+              </m:ctrlPr>
+            </m:sSupPr>
+            <m:e>
+              <m:d>
+                <m:dPr>
+                  <m:ctrlPr>
+                    <w:rPr>
+                      <w:rFonts w:ascii="Cambria Math" w:eastAsia="Times New Roman" w:hAnsi="Cambria Math" w:cs="Times New Roman"/>
+                      <w:kern w:val="0"/>
+                      <w:sz w:val="28"/>
+                      <w:szCs w:val="28"/>
+                      <w14:ligatures w14:val="none"/>
+                    </w:rPr>
+                  </m:ctrlPr>
+                </m:dPr>
+                <m:e>
+                  <m:r>
+                    <w:rPr>
+                      <w:rFonts w:ascii="Cambria Math" w:eastAsia="Times New Roman" w:hAnsi="Cambria Math" w:cs="Times New Roman"/>
+                      <w:kern w:val="0"/>
+                      <w:sz w:val="28"/>
+                      <w:szCs w:val="28"/>
+                      <w14:ligatures w14:val="none"/>
+                    </w:rPr>
+                    <m:t>x+1</m:t>
+                  </m:r>
+                </m:e>
+              </m:d>
+            </m:e>
+            <m:sup>
+              <m:r>
+                <w:rPr>
+                  <w:rFonts w:ascii="Cambria Math" w:eastAsia="Times New Roman" w:hAnsi="Cambria Math" w:cs="Times New Roman"/>
+                  <w:kern w:val="0"/>
+                  <w:sz w:val="28"/>
+                  <w:szCs w:val="28"/>
+                  <w14:ligatures w14:val="none"/>
+                </w:rPr>
+                <m:t>2</m:t>
+              </m:r>
+            </m:sup>
+          </m:sSup>
+          <m:r>
+            <m:rPr>
+              <m:sty m:val="p"/>
+            </m:rPr>
+            <w:rPr>
+              <w:rFonts w:ascii="Cambria Math" w:eastAsia="Times New Roman" w:hAnsi="Cambria Math" w:cs="Times New Roman"/>
+              <w:kern w:val="0"/>
+              <w:sz w:val="28"/>
+              <w:szCs w:val="28"/>
+              <w14:ligatures w14:val="none"/>
+            </w:rPr>
+            <w:br/>
+          </m:r>
+        </m:oMath>
+      </m:oMathPara>
+    </w:p>
+    <w:p>
+      <w:pPr>
+        <w:spacing w:before="100" w:beforeAutospacing="1" w:after="100" w:afterAutospacing="1" w:line="240" w:lineRule="auto"/>
+        <w:jc w:val="both"/>
+        <w:rPr>
+          <w:rFonts w:ascii="Times New Roman" w:eastAsia="Times New Roman" w:hAnsi="Times New Roman" w:cs="Times New Roman"/>
+          <w:kern w:val="0"/>
+          <w:sz w:val="28"/>
+          <w:szCs w:val="28"/>
+          <w14:ligatures w14:val="none"/>
+        </w:rPr>
+      </w:pPr>
+      <w:r>
+        <w:rPr>
+          <w:rFonts w:ascii="Times New Roman" w:eastAsia="Times New Roman" w:hAnsi="Times New Roman" w:cs="Times New Roman"/>
+          <w:kern w:val="0"/>
+          <w:sz w:val="28"/>
+          <w:szCs w:val="28"/>
+          <w14:ligatures w14:val="none"/>
+        </w:rPr>
+        <w:t>Hence,</w:t>
+      </w:r>
+    </w:p>
+    <w:p>
+      <w:pPr>
+        <w:spacing w:before="100" w:beforeAutospacing="1" w:after="100" w:afterAutospacing="1" w:line="240" w:lineRule="auto"/>
+        <w:rPr>
+          <w:rFonts w:ascii="Times New Roman" w:eastAsia="Times New Roman" w:hAnsi="Times New Roman" w:cs="Times New Roman"/>
+          <w:kern w:val="0"/>
+          <w14:ligatures w14:val="none"/>
+        </w:rPr>
+      </w:pPr>
+      <m:oMathPara>
+        <m:oMath>
+          <m:borderBox>
+            <m:borderBoxPr>
+              <m:ctrlPr>
+                <w:rPr>
+                  <w:rFonts w:ascii="Cambria Math" w:eastAsia="Times New Roman" w:hAnsi="Cambria Math" w:cs="Times New Roman"/>
+                  <w:kern w:val="0"/>
+                  <w:sz w:val="28"/>
+                  <w:szCs w:val="28"/>
+                  <w14:ligatures w14:val="none"/>
+                </w:rPr>
+              </m:ctrlPr>
+            </m:borderBoxPr>
+            <m:e>
+              <m:sSup>
+                <m:sSupPr>
+                  <m:ctrlPr>
+                    <w:rPr>
+                      <w:rFonts w:ascii="Cambria Math" w:eastAsia="Times New Roman" w:hAnsi="Cambria Math" w:cs="Times New Roman"/>
+                      <w:kern w:val="0"/>
+                      <w:sz w:val="28"/>
+                      <w:szCs w:val="28"/>
+                      <w14:ligatures w14:val="none"/>
+                    </w:rPr>
+                  </m:ctrlPr>
+                </m:sSupPr>
+                <m:e>
+                  <m:r>
+                    <w:rPr>
+                      <w:rFonts w:ascii="Cambria Math" w:eastAsia="Times New Roman" w:hAnsi="Cambria Math" w:cs="Times New Roman"/>
+                      <w:kern w:val="0"/>
+                      <w:sz w:val="28"/>
+                      <w:szCs w:val="28"/>
+                      <w14:ligatures w14:val="none"/>
+                    </w:rPr>
+                    <m:t>2</m:t>
+                  </m:r>
+                </m:e>
+                <m:sup>
+                  <m:r>
+                    <w:rPr>
+                      <w:rFonts w:ascii="Cambria Math" w:eastAsia="Times New Roman" w:hAnsi="Cambria Math" w:cs="Times New Roman"/>
+                      <w:kern w:val="0"/>
+                      <w:sz w:val="28"/>
+                      <w:szCs w:val="28"/>
+                      <w14:ligatures w14:val="none"/>
+                    </w:rPr>
+                    <m:t>x</m:t>
+                  </m:r>
+                </m:sup>
+              </m:sSup>
+              <m:r>
+                <w:rPr>
+                  <w:rFonts w:ascii="Cambria Math" w:eastAsia="Times New Roman" w:hAnsi="Cambria Math" w:cs="Times New Roman"/>
+                  <w:kern w:val="0"/>
+                  <w:sz w:val="28"/>
+                  <w:szCs w:val="28"/>
+                  <w14:ligatures w14:val="none"/>
+                </w:rPr>
+                <m:t>≥</m:t>
+              </m:r>
+              <m:sSup>
+                <m:sSupPr>
+                  <m:ctrlPr>
+                    <w:rPr>
+                      <w:rFonts w:ascii="Cambria Math" w:eastAsia="Times New Roman" w:hAnsi="Cambria Math" w:cs="Times New Roman"/>
+                      <w:kern w:val="0"/>
+                      <w:sz w:val="28"/>
+                      <w:szCs w:val="28"/>
+                      <w14:ligatures w14:val="none"/>
+                    </w:rPr>
+                  </m:ctrlPr>
+                </m:sSupPr>
+                <m:e>
+                  <m:r>
+                    <w:rPr>
+                      <w:rFonts w:ascii="Cambria Math" w:eastAsia="Times New Roman" w:hAnsi="Cambria Math" w:cs="Times New Roman"/>
+                      <w:kern w:val="0"/>
+                      <w:sz w:val="28"/>
+                      <w:szCs w:val="28"/>
+                      <w14:ligatures w14:val="none"/>
+                    </w:rPr>
+                    <m:t>x</m:t>
+                  </m:r>
+                </m:e>
+                <m:sup>
+                  <m:r>
+                    <w:rPr>
+                      <w:rFonts w:ascii="Cambria Math" w:eastAsia="Times New Roman" w:hAnsi="Cambria Math" w:cs="Times New Roman"/>
+                      <w:kern w:val="0"/>
+                      <w:sz w:val="28"/>
+                      <w:szCs w:val="28"/>
+                      <w14:ligatures w14:val="none"/>
+                    </w:rPr>
+                    <m:t>2</m:t>
+                  </m:r>
+                </m:sup>
+              </m:sSup>
+              <m:r>
+                <m:rPr>
+                  <m:nor/>
+                </m:rPr>
+                <w:rPr>
+                  <w:rFonts w:ascii="Times New Roman" w:eastAsia="Times New Roman" w:hAnsi="Times New Roman" w:cs="Times New Roman"/>
+                  <w:kern w:val="0"/>
+                  <w:sz w:val="28"/>
+                  <w:szCs w:val="28"/>
+                  <w14:ligatures w14:val="none"/>
+                </w:rPr>
+                <m:t> for all </m:t>
+              </m:r>
+              <m:r>
+                <w:rPr>
+                  <w:rFonts w:ascii="Cambria Math" w:eastAsia="Times New Roman" w:hAnsi="Cambria Math" w:cs="Times New Roman"/>
+                  <w:kern w:val="0"/>
+                  <w:sz w:val="28"/>
+                  <w:szCs w:val="28"/>
+                  <w14:ligatures w14:val="none"/>
+                </w:rPr>
+                <m:t>x≥4</m:t>
+              </m:r>
+            </m:e>
+          </m:borderBox>
+        </m:oMath>
+      </m:oMathPara>
     </w:p>
     <w:sectPr>
       <w:pgSz w:w="12240" w:h="15840"/>
@@ -12183,6 +18776,119 @@
     </w:lvl>
   </w:abstractNum>
   <w:abstractNum w:abstractNumId="4" w15:restartNumberingAfterBreak="0">
+    <w:nsid w:val="143D0EB8"/>
+    <w:multiLevelType w:val="multilevel"/>
+    <w:tmpl w:val="D48A3CEE"/>
+    <w:lvl w:ilvl="0">
+      <w:start w:val="1"/>
+      <w:numFmt w:val="decimal"/>
+      <w:lvlText w:val="%1."/>
+      <w:lvlJc w:val="left"/>
+      <w:pPr>
+        <w:tabs>
+          <w:tab w:val="num" w:pos="360"/>
+        </w:tabs>
+        <w:ind w:left="360" w:hanging="360"/>
+      </w:pPr>
+    </w:lvl>
+    <w:lvl w:ilvl="1" w:tentative="1">
+      <w:start w:val="1"/>
+      <w:numFmt w:val="decimal"/>
+      <w:lvlText w:val="%2."/>
+      <w:lvlJc w:val="left"/>
+      <w:pPr>
+        <w:tabs>
+          <w:tab w:val="num" w:pos="1080"/>
+        </w:tabs>
+        <w:ind w:left="1080" w:hanging="360"/>
+      </w:pPr>
+    </w:lvl>
+    <w:lvl w:ilvl="2" w:tentative="1">
+      <w:start w:val="1"/>
+      <w:numFmt w:val="decimal"/>
+      <w:lvlText w:val="%3."/>
+      <w:lvlJc w:val="left"/>
+      <w:pPr>
+        <w:tabs>
+          <w:tab w:val="num" w:pos="1800"/>
+        </w:tabs>
+        <w:ind w:left="1800" w:hanging="360"/>
+      </w:pPr>
+    </w:lvl>
+    <w:lvl w:ilvl="3" w:tentative="1">
+      <w:start w:val="1"/>
+      <w:numFmt w:val="decimal"/>
+      <w:lvlText w:val="%4."/>
+      <w:lvlJc w:val="left"/>
+      <w:pPr>
+        <w:tabs>
+          <w:tab w:val="num" w:pos="2520"/>
+        </w:tabs>
+        <w:ind w:left="2520" w:hanging="360"/>
+      </w:pPr>
+    </w:lvl>
+    <w:lvl w:ilvl="4" w:tentative="1">
+      <w:start w:val="1"/>
+      <w:numFmt w:val="decimal"/>
+      <w:lvlText w:val="%5."/>
+      <w:lvlJc w:val="left"/>
+      <w:pPr>
+        <w:tabs>
+          <w:tab w:val="num" w:pos="3240"/>
+        </w:tabs>
+        <w:ind w:left="3240" w:hanging="360"/>
+      </w:pPr>
+    </w:lvl>
+    <w:lvl w:ilvl="5" w:tentative="1">
+      <w:start w:val="1"/>
+      <w:numFmt w:val="decimal"/>
+      <w:lvlText w:val="%6."/>
+      <w:lvlJc w:val="left"/>
+      <w:pPr>
+        <w:tabs>
+          <w:tab w:val="num" w:pos="3960"/>
+        </w:tabs>
+        <w:ind w:left="3960" w:hanging="360"/>
+      </w:pPr>
+    </w:lvl>
+    <w:lvl w:ilvl="6" w:tentative="1">
+      <w:start w:val="1"/>
+      <w:numFmt w:val="decimal"/>
+      <w:lvlText w:val="%7."/>
+      <w:lvlJc w:val="left"/>
+      <w:pPr>
+        <w:tabs>
+          <w:tab w:val="num" w:pos="4680"/>
+        </w:tabs>
+        <w:ind w:left="4680" w:hanging="360"/>
+      </w:pPr>
+    </w:lvl>
+    <w:lvl w:ilvl="7" w:tentative="1">
+      <w:start w:val="1"/>
+      <w:numFmt w:val="decimal"/>
+      <w:lvlText w:val="%8."/>
+      <w:lvlJc w:val="left"/>
+      <w:pPr>
+        <w:tabs>
+          <w:tab w:val="num" w:pos="5400"/>
+        </w:tabs>
+        <w:ind w:left="5400" w:hanging="360"/>
+      </w:pPr>
+    </w:lvl>
+    <w:lvl w:ilvl="8" w:tentative="1">
+      <w:start w:val="1"/>
+      <w:numFmt w:val="decimal"/>
+      <w:lvlText w:val="%9."/>
+      <w:lvlJc w:val="left"/>
+      <w:pPr>
+        <w:tabs>
+          <w:tab w:val="num" w:pos="6120"/>
+        </w:tabs>
+        <w:ind w:left="6120" w:hanging="360"/>
+      </w:pPr>
+    </w:lvl>
+  </w:abstractNum>
+  <w:abstractNum w:abstractNumId="5" w15:restartNumberingAfterBreak="0">
     <w:nsid w:val="19CB43BA"/>
     <w:multiLevelType w:val="multilevel"/>
     <w:tmpl w:val="EFB220B2"/>
@@ -12331,7 +19037,7 @@
       </w:rPr>
     </w:lvl>
   </w:abstractNum>
-  <w:abstractNum w:abstractNumId="5" w15:restartNumberingAfterBreak="0">
+  <w:abstractNum w:abstractNumId="6" w15:restartNumberingAfterBreak="0">
     <w:nsid w:val="2BB57A5A"/>
     <w:multiLevelType w:val="multilevel"/>
     <w:tmpl w:val="4B2C4AA8"/>
@@ -12444,10 +19150,10 @@
       </w:pPr>
     </w:lvl>
   </w:abstractNum>
-  <w:abstractNum w:abstractNumId="6" w15:restartNumberingAfterBreak="0">
-    <w:nsid w:val="3BA73849"/>
+  <w:abstractNum w:abstractNumId="7" w15:restartNumberingAfterBreak="0">
+    <w:nsid w:val="31B95461"/>
     <w:multiLevelType w:val="multilevel"/>
-    <w:tmpl w:val="2750953A"/>
+    <w:tmpl w:val="93EA1764"/>
     <w:lvl w:ilvl="0">
       <w:start w:val="1"/>
       <w:numFmt w:val="decimal"/>
@@ -12557,414 +19263,10 @@
       </w:pPr>
     </w:lvl>
   </w:abstractNum>
-  <w:abstractNum w:abstractNumId="7" w15:restartNumberingAfterBreak="0">
-    <w:nsid w:val="3CB23102"/>
+  <w:abstractNum w:abstractNumId="8" w15:restartNumberingAfterBreak="0">
+    <w:nsid w:val="342941FC"/>
     <w:multiLevelType w:val="multilevel"/>
-    <w:tmpl w:val="968AD44E"/>
-    <w:lvl w:ilvl="0">
-      <w:start w:val="1"/>
-      <w:numFmt w:val="decimal"/>
-      <w:lvlText w:val="%1."/>
-      <w:lvlJc w:val="left"/>
-      <w:pPr>
-        <w:tabs>
-          <w:tab w:val="num" w:pos="720"/>
-        </w:tabs>
-        <w:ind w:left="720" w:hanging="360"/>
-      </w:pPr>
-    </w:lvl>
-    <w:lvl w:ilvl="1" w:tentative="1">
-      <w:start w:val="1"/>
-      <w:numFmt w:val="decimal"/>
-      <w:lvlText w:val="%2."/>
-      <w:lvlJc w:val="left"/>
-      <w:pPr>
-        <w:tabs>
-          <w:tab w:val="num" w:pos="1440"/>
-        </w:tabs>
-        <w:ind w:left="1440" w:hanging="360"/>
-      </w:pPr>
-    </w:lvl>
-    <w:lvl w:ilvl="2" w:tentative="1">
-      <w:start w:val="1"/>
-      <w:numFmt w:val="decimal"/>
-      <w:lvlText w:val="%3."/>
-      <w:lvlJc w:val="left"/>
-      <w:pPr>
-        <w:tabs>
-          <w:tab w:val="num" w:pos="2160"/>
-        </w:tabs>
-        <w:ind w:left="2160" w:hanging="360"/>
-      </w:pPr>
-    </w:lvl>
-    <w:lvl w:ilvl="3" w:tentative="1">
-      <w:start w:val="1"/>
-      <w:numFmt w:val="decimal"/>
-      <w:lvlText w:val="%4."/>
-      <w:lvlJc w:val="left"/>
-      <w:pPr>
-        <w:tabs>
-          <w:tab w:val="num" w:pos="2880"/>
-        </w:tabs>
-        <w:ind w:left="2880" w:hanging="360"/>
-      </w:pPr>
-    </w:lvl>
-    <w:lvl w:ilvl="4" w:tentative="1">
-      <w:start w:val="1"/>
-      <w:numFmt w:val="decimal"/>
-      <w:lvlText w:val="%5."/>
-      <w:lvlJc w:val="left"/>
-      <w:pPr>
-        <w:tabs>
-          <w:tab w:val="num" w:pos="3600"/>
-        </w:tabs>
-        <w:ind w:left="3600" w:hanging="360"/>
-      </w:pPr>
-    </w:lvl>
-    <w:lvl w:ilvl="5" w:tentative="1">
-      <w:start w:val="1"/>
-      <w:numFmt w:val="decimal"/>
-      <w:lvlText w:val="%6."/>
-      <w:lvlJc w:val="left"/>
-      <w:pPr>
-        <w:tabs>
-          <w:tab w:val="num" w:pos="4320"/>
-        </w:tabs>
-        <w:ind w:left="4320" w:hanging="360"/>
-      </w:pPr>
-    </w:lvl>
-    <w:lvl w:ilvl="6" w:tentative="1">
-      <w:start w:val="1"/>
-      <w:numFmt w:val="decimal"/>
-      <w:lvlText w:val="%7."/>
-      <w:lvlJc w:val="left"/>
-      <w:pPr>
-        <w:tabs>
-          <w:tab w:val="num" w:pos="5040"/>
-        </w:tabs>
-        <w:ind w:left="5040" w:hanging="360"/>
-      </w:pPr>
-    </w:lvl>
-    <w:lvl w:ilvl="7" w:tentative="1">
-      <w:start w:val="1"/>
-      <w:numFmt w:val="decimal"/>
-      <w:lvlText w:val="%8."/>
-      <w:lvlJc w:val="left"/>
-      <w:pPr>
-        <w:tabs>
-          <w:tab w:val="num" w:pos="5760"/>
-        </w:tabs>
-        <w:ind w:left="5760" w:hanging="360"/>
-      </w:pPr>
-    </w:lvl>
-    <w:lvl w:ilvl="8" w:tentative="1">
-      <w:start w:val="1"/>
-      <w:numFmt w:val="decimal"/>
-      <w:lvlText w:val="%9."/>
-      <w:lvlJc w:val="left"/>
-      <w:pPr>
-        <w:tabs>
-          <w:tab w:val="num" w:pos="6480"/>
-        </w:tabs>
-        <w:ind w:left="6480" w:hanging="360"/>
-      </w:pPr>
-    </w:lvl>
-  </w:abstractNum>
-  <w:abstractNum w:abstractNumId="8" w15:restartNumberingAfterBreak="0">
-    <w:nsid w:val="3E4812AF"/>
-    <w:multiLevelType w:val="hybridMultilevel"/>
-    <w:tmpl w:val="6098161C"/>
-    <w:lvl w:ilvl="0" w:tplc="0409000F">
-      <w:start w:val="1"/>
-      <w:numFmt w:val="decimal"/>
-      <w:lvlText w:val="%1."/>
-      <w:lvlJc w:val="left"/>
-      <w:pPr>
-        <w:ind w:left="720" w:hanging="360"/>
-      </w:pPr>
-      <w:rPr>
-        <w:rFonts w:hint="default"/>
-      </w:rPr>
-    </w:lvl>
-    <w:lvl w:ilvl="1" w:tplc="04090019" w:tentative="1">
-      <w:start w:val="1"/>
-      <w:numFmt w:val="lowerLetter"/>
-      <w:lvlText w:val="%2."/>
-      <w:lvlJc w:val="left"/>
-      <w:pPr>
-        <w:ind w:left="1440" w:hanging="360"/>
-      </w:pPr>
-    </w:lvl>
-    <w:lvl w:ilvl="2" w:tplc="0409001B" w:tentative="1">
-      <w:start w:val="1"/>
-      <w:numFmt w:val="lowerRoman"/>
-      <w:lvlText w:val="%3."/>
-      <w:lvlJc w:val="right"/>
-      <w:pPr>
-        <w:ind w:left="2160" w:hanging="180"/>
-      </w:pPr>
-    </w:lvl>
-    <w:lvl w:ilvl="3" w:tplc="0409000F" w:tentative="1">
-      <w:start w:val="1"/>
-      <w:numFmt w:val="decimal"/>
-      <w:lvlText w:val="%4."/>
-      <w:lvlJc w:val="left"/>
-      <w:pPr>
-        <w:ind w:left="2880" w:hanging="360"/>
-      </w:pPr>
-    </w:lvl>
-    <w:lvl w:ilvl="4" w:tplc="04090019" w:tentative="1">
-      <w:start w:val="1"/>
-      <w:numFmt w:val="lowerLetter"/>
-      <w:lvlText w:val="%5."/>
-      <w:lvlJc w:val="left"/>
-      <w:pPr>
-        <w:ind w:left="3600" w:hanging="360"/>
-      </w:pPr>
-    </w:lvl>
-    <w:lvl w:ilvl="5" w:tplc="0409001B" w:tentative="1">
-      <w:start w:val="1"/>
-      <w:numFmt w:val="lowerRoman"/>
-      <w:lvlText w:val="%6."/>
-      <w:lvlJc w:val="right"/>
-      <w:pPr>
-        <w:ind w:left="4320" w:hanging="180"/>
-      </w:pPr>
-    </w:lvl>
-    <w:lvl w:ilvl="6" w:tplc="0409000F" w:tentative="1">
-      <w:start w:val="1"/>
-      <w:numFmt w:val="decimal"/>
-      <w:lvlText w:val="%7."/>
-      <w:lvlJc w:val="left"/>
-      <w:pPr>
-        <w:ind w:left="5040" w:hanging="360"/>
-      </w:pPr>
-    </w:lvl>
-    <w:lvl w:ilvl="7" w:tplc="04090019" w:tentative="1">
-      <w:start w:val="1"/>
-      <w:numFmt w:val="lowerLetter"/>
-      <w:lvlText w:val="%8."/>
-      <w:lvlJc w:val="left"/>
-      <w:pPr>
-        <w:ind w:left="5760" w:hanging="360"/>
-      </w:pPr>
-    </w:lvl>
-    <w:lvl w:ilvl="8" w:tplc="0409001B" w:tentative="1">
-      <w:start w:val="1"/>
-      <w:numFmt w:val="lowerRoman"/>
-      <w:lvlText w:val="%9."/>
-      <w:lvlJc w:val="right"/>
-      <w:pPr>
-        <w:ind w:left="6480" w:hanging="180"/>
-      </w:pPr>
-    </w:lvl>
-  </w:abstractNum>
-  <w:abstractNum w:abstractNumId="9" w15:restartNumberingAfterBreak="0">
-    <w:nsid w:val="3FC82E49"/>
-    <w:multiLevelType w:val="multilevel"/>
-    <w:tmpl w:val="A1E08E20"/>
-    <w:lvl w:ilvl="0">
-      <w:start w:val="1"/>
-      <w:numFmt w:val="decimal"/>
-      <w:lvlText w:val="%1."/>
-      <w:lvlJc w:val="left"/>
-      <w:pPr>
-        <w:tabs>
-          <w:tab w:val="num" w:pos="720"/>
-        </w:tabs>
-        <w:ind w:left="720" w:hanging="360"/>
-      </w:pPr>
-    </w:lvl>
-    <w:lvl w:ilvl="1" w:tentative="1">
-      <w:start w:val="1"/>
-      <w:numFmt w:val="decimal"/>
-      <w:lvlText w:val="%2."/>
-      <w:lvlJc w:val="left"/>
-      <w:pPr>
-        <w:tabs>
-          <w:tab w:val="num" w:pos="1440"/>
-        </w:tabs>
-        <w:ind w:left="1440" w:hanging="360"/>
-      </w:pPr>
-    </w:lvl>
-    <w:lvl w:ilvl="2" w:tentative="1">
-      <w:start w:val="1"/>
-      <w:numFmt w:val="decimal"/>
-      <w:lvlText w:val="%3."/>
-      <w:lvlJc w:val="left"/>
-      <w:pPr>
-        <w:tabs>
-          <w:tab w:val="num" w:pos="2160"/>
-        </w:tabs>
-        <w:ind w:left="2160" w:hanging="360"/>
-      </w:pPr>
-    </w:lvl>
-    <w:lvl w:ilvl="3" w:tentative="1">
-      <w:start w:val="1"/>
-      <w:numFmt w:val="decimal"/>
-      <w:lvlText w:val="%4."/>
-      <w:lvlJc w:val="left"/>
-      <w:pPr>
-        <w:tabs>
-          <w:tab w:val="num" w:pos="2880"/>
-        </w:tabs>
-        <w:ind w:left="2880" w:hanging="360"/>
-      </w:pPr>
-    </w:lvl>
-    <w:lvl w:ilvl="4" w:tentative="1">
-      <w:start w:val="1"/>
-      <w:numFmt w:val="decimal"/>
-      <w:lvlText w:val="%5."/>
-      <w:lvlJc w:val="left"/>
-      <w:pPr>
-        <w:tabs>
-          <w:tab w:val="num" w:pos="3600"/>
-        </w:tabs>
-        <w:ind w:left="3600" w:hanging="360"/>
-      </w:pPr>
-    </w:lvl>
-    <w:lvl w:ilvl="5" w:tentative="1">
-      <w:start w:val="1"/>
-      <w:numFmt w:val="decimal"/>
-      <w:lvlText w:val="%6."/>
-      <w:lvlJc w:val="left"/>
-      <w:pPr>
-        <w:tabs>
-          <w:tab w:val="num" w:pos="4320"/>
-        </w:tabs>
-        <w:ind w:left="4320" w:hanging="360"/>
-      </w:pPr>
-    </w:lvl>
-    <w:lvl w:ilvl="6" w:tentative="1">
-      <w:start w:val="1"/>
-      <w:numFmt w:val="decimal"/>
-      <w:lvlText w:val="%7."/>
-      <w:lvlJc w:val="left"/>
-      <w:pPr>
-        <w:tabs>
-          <w:tab w:val="num" w:pos="5040"/>
-        </w:tabs>
-        <w:ind w:left="5040" w:hanging="360"/>
-      </w:pPr>
-    </w:lvl>
-    <w:lvl w:ilvl="7" w:tentative="1">
-      <w:start w:val="1"/>
-      <w:numFmt w:val="decimal"/>
-      <w:lvlText w:val="%8."/>
-      <w:lvlJc w:val="left"/>
-      <w:pPr>
-        <w:tabs>
-          <w:tab w:val="num" w:pos="5760"/>
-        </w:tabs>
-        <w:ind w:left="5760" w:hanging="360"/>
-      </w:pPr>
-    </w:lvl>
-    <w:lvl w:ilvl="8" w:tentative="1">
-      <w:start w:val="1"/>
-      <w:numFmt w:val="decimal"/>
-      <w:lvlText w:val="%9."/>
-      <w:lvlJc w:val="left"/>
-      <w:pPr>
-        <w:tabs>
-          <w:tab w:val="num" w:pos="6480"/>
-        </w:tabs>
-        <w:ind w:left="6480" w:hanging="360"/>
-      </w:pPr>
-    </w:lvl>
-  </w:abstractNum>
-  <w:abstractNum w:abstractNumId="10" w15:restartNumberingAfterBreak="0">
-    <w:nsid w:val="48DC633D"/>
-    <w:multiLevelType w:val="hybridMultilevel"/>
-    <w:tmpl w:val="6098161C"/>
-    <w:lvl w:ilvl="0" w:tplc="FFFFFFFF">
-      <w:start w:val="1"/>
-      <w:numFmt w:val="decimal"/>
-      <w:lvlText w:val="%1."/>
-      <w:lvlJc w:val="left"/>
-      <w:pPr>
-        <w:ind w:left="720" w:hanging="360"/>
-      </w:pPr>
-      <w:rPr>
-        <w:rFonts w:hint="default"/>
-      </w:rPr>
-    </w:lvl>
-    <w:lvl w:ilvl="1" w:tplc="FFFFFFFF" w:tentative="1">
-      <w:start w:val="1"/>
-      <w:numFmt w:val="lowerLetter"/>
-      <w:lvlText w:val="%2."/>
-      <w:lvlJc w:val="left"/>
-      <w:pPr>
-        <w:ind w:left="1440" w:hanging="360"/>
-      </w:pPr>
-    </w:lvl>
-    <w:lvl w:ilvl="2" w:tplc="FFFFFFFF" w:tentative="1">
-      <w:start w:val="1"/>
-      <w:numFmt w:val="lowerRoman"/>
-      <w:lvlText w:val="%3."/>
-      <w:lvlJc w:val="right"/>
-      <w:pPr>
-        <w:ind w:left="2160" w:hanging="180"/>
-      </w:pPr>
-    </w:lvl>
-    <w:lvl w:ilvl="3" w:tplc="FFFFFFFF" w:tentative="1">
-      <w:start w:val="1"/>
-      <w:numFmt w:val="decimal"/>
-      <w:lvlText w:val="%4."/>
-      <w:lvlJc w:val="left"/>
-      <w:pPr>
-        <w:ind w:left="2880" w:hanging="360"/>
-      </w:pPr>
-    </w:lvl>
-    <w:lvl w:ilvl="4" w:tplc="FFFFFFFF" w:tentative="1">
-      <w:start w:val="1"/>
-      <w:numFmt w:val="lowerLetter"/>
-      <w:lvlText w:val="%5."/>
-      <w:lvlJc w:val="left"/>
-      <w:pPr>
-        <w:ind w:left="3600" w:hanging="360"/>
-      </w:pPr>
-    </w:lvl>
-    <w:lvl w:ilvl="5" w:tplc="FFFFFFFF" w:tentative="1">
-      <w:start w:val="1"/>
-      <w:numFmt w:val="lowerRoman"/>
-      <w:lvlText w:val="%6."/>
-      <w:lvlJc w:val="right"/>
-      <w:pPr>
-        <w:ind w:left="4320" w:hanging="180"/>
-      </w:pPr>
-    </w:lvl>
-    <w:lvl w:ilvl="6" w:tplc="FFFFFFFF" w:tentative="1">
-      <w:start w:val="1"/>
-      <w:numFmt w:val="decimal"/>
-      <w:lvlText w:val="%7."/>
-      <w:lvlJc w:val="left"/>
-      <w:pPr>
-        <w:ind w:left="5040" w:hanging="360"/>
-      </w:pPr>
-    </w:lvl>
-    <w:lvl w:ilvl="7" w:tplc="FFFFFFFF" w:tentative="1">
-      <w:start w:val="1"/>
-      <w:numFmt w:val="lowerLetter"/>
-      <w:lvlText w:val="%8."/>
-      <w:lvlJc w:val="left"/>
-      <w:pPr>
-        <w:ind w:left="5760" w:hanging="360"/>
-      </w:pPr>
-    </w:lvl>
-    <w:lvl w:ilvl="8" w:tplc="FFFFFFFF" w:tentative="1">
-      <w:start w:val="1"/>
-      <w:numFmt w:val="lowerRoman"/>
-      <w:lvlText w:val="%9."/>
-      <w:lvlJc w:val="right"/>
-      <w:pPr>
-        <w:ind w:left="6480" w:hanging="180"/>
-      </w:pPr>
-    </w:lvl>
-  </w:abstractNum>
-  <w:abstractNum w:abstractNumId="11" w15:restartNumberingAfterBreak="0">
-    <w:nsid w:val="5C69643C"/>
-    <w:multiLevelType w:val="multilevel"/>
-    <w:tmpl w:val="38C6573A"/>
+    <w:tmpl w:val="22B031AA"/>
     <w:lvl w:ilvl="0">
       <w:start w:val="1"/>
       <w:numFmt w:val="bullet"/>
@@ -13110,10 +19412,10 @@
       </w:rPr>
     </w:lvl>
   </w:abstractNum>
-  <w:abstractNum w:abstractNumId="12" w15:restartNumberingAfterBreak="0">
-    <w:nsid w:val="665F1904"/>
+  <w:abstractNum w:abstractNumId="9" w15:restartNumberingAfterBreak="0">
+    <w:nsid w:val="3BA73849"/>
     <w:multiLevelType w:val="multilevel"/>
-    <w:tmpl w:val="CC880A76"/>
+    <w:tmpl w:val="2750953A"/>
     <w:lvl w:ilvl="0">
       <w:start w:val="1"/>
       <w:numFmt w:val="decimal"/>
@@ -13223,10 +19525,10 @@
       </w:pPr>
     </w:lvl>
   </w:abstractNum>
-  <w:abstractNum w:abstractNumId="13" w15:restartNumberingAfterBreak="0">
-    <w:nsid w:val="6E980693"/>
+  <w:abstractNum w:abstractNumId="10" w15:restartNumberingAfterBreak="0">
+    <w:nsid w:val="3CB23102"/>
     <w:multiLevelType w:val="multilevel"/>
-    <w:tmpl w:val="A65C93D8"/>
+    <w:tmpl w:val="968AD44E"/>
     <w:lvl w:ilvl="0">
       <w:start w:val="1"/>
       <w:numFmt w:val="decimal"/>
@@ -13336,10 +19638,301 @@
       </w:pPr>
     </w:lvl>
   </w:abstractNum>
+  <w:abstractNum w:abstractNumId="11" w15:restartNumberingAfterBreak="0">
+    <w:nsid w:val="3E4812AF"/>
+    <w:multiLevelType w:val="hybridMultilevel"/>
+    <w:tmpl w:val="6098161C"/>
+    <w:lvl w:ilvl="0" w:tplc="0409000F">
+      <w:start w:val="1"/>
+      <w:numFmt w:val="decimal"/>
+      <w:lvlText w:val="%1."/>
+      <w:lvlJc w:val="left"/>
+      <w:pPr>
+        <w:ind w:left="720" w:hanging="360"/>
+      </w:pPr>
+      <w:rPr>
+        <w:rFonts w:hint="default"/>
+      </w:rPr>
+    </w:lvl>
+    <w:lvl w:ilvl="1" w:tplc="04090019" w:tentative="1">
+      <w:start w:val="1"/>
+      <w:numFmt w:val="lowerLetter"/>
+      <w:lvlText w:val="%2."/>
+      <w:lvlJc w:val="left"/>
+      <w:pPr>
+        <w:ind w:left="1440" w:hanging="360"/>
+      </w:pPr>
+    </w:lvl>
+    <w:lvl w:ilvl="2" w:tplc="0409001B" w:tentative="1">
+      <w:start w:val="1"/>
+      <w:numFmt w:val="lowerRoman"/>
+      <w:lvlText w:val="%3."/>
+      <w:lvlJc w:val="right"/>
+      <w:pPr>
+        <w:ind w:left="2160" w:hanging="180"/>
+      </w:pPr>
+    </w:lvl>
+    <w:lvl w:ilvl="3" w:tplc="0409000F" w:tentative="1">
+      <w:start w:val="1"/>
+      <w:numFmt w:val="decimal"/>
+      <w:lvlText w:val="%4."/>
+      <w:lvlJc w:val="left"/>
+      <w:pPr>
+        <w:ind w:left="2880" w:hanging="360"/>
+      </w:pPr>
+    </w:lvl>
+    <w:lvl w:ilvl="4" w:tplc="04090019" w:tentative="1">
+      <w:start w:val="1"/>
+      <w:numFmt w:val="lowerLetter"/>
+      <w:lvlText w:val="%5."/>
+      <w:lvlJc w:val="left"/>
+      <w:pPr>
+        <w:ind w:left="3600" w:hanging="360"/>
+      </w:pPr>
+    </w:lvl>
+    <w:lvl w:ilvl="5" w:tplc="0409001B" w:tentative="1">
+      <w:start w:val="1"/>
+      <w:numFmt w:val="lowerRoman"/>
+      <w:lvlText w:val="%6."/>
+      <w:lvlJc w:val="right"/>
+      <w:pPr>
+        <w:ind w:left="4320" w:hanging="180"/>
+      </w:pPr>
+    </w:lvl>
+    <w:lvl w:ilvl="6" w:tplc="0409000F" w:tentative="1">
+      <w:start w:val="1"/>
+      <w:numFmt w:val="decimal"/>
+      <w:lvlText w:val="%7."/>
+      <w:lvlJc w:val="left"/>
+      <w:pPr>
+        <w:ind w:left="5040" w:hanging="360"/>
+      </w:pPr>
+    </w:lvl>
+    <w:lvl w:ilvl="7" w:tplc="04090019" w:tentative="1">
+      <w:start w:val="1"/>
+      <w:numFmt w:val="lowerLetter"/>
+      <w:lvlText w:val="%8."/>
+      <w:lvlJc w:val="left"/>
+      <w:pPr>
+        <w:ind w:left="5760" w:hanging="360"/>
+      </w:pPr>
+    </w:lvl>
+    <w:lvl w:ilvl="8" w:tplc="0409001B" w:tentative="1">
+      <w:start w:val="1"/>
+      <w:numFmt w:val="lowerRoman"/>
+      <w:lvlText w:val="%9."/>
+      <w:lvlJc w:val="right"/>
+      <w:pPr>
+        <w:ind w:left="6480" w:hanging="180"/>
+      </w:pPr>
+    </w:lvl>
+  </w:abstractNum>
+  <w:abstractNum w:abstractNumId="12" w15:restartNumberingAfterBreak="0">
+    <w:nsid w:val="3FC82E49"/>
+    <w:multiLevelType w:val="multilevel"/>
+    <w:tmpl w:val="A1E08E20"/>
+    <w:lvl w:ilvl="0">
+      <w:start w:val="1"/>
+      <w:numFmt w:val="decimal"/>
+      <w:lvlText w:val="%1."/>
+      <w:lvlJc w:val="left"/>
+      <w:pPr>
+        <w:tabs>
+          <w:tab w:val="num" w:pos="720"/>
+        </w:tabs>
+        <w:ind w:left="720" w:hanging="360"/>
+      </w:pPr>
+    </w:lvl>
+    <w:lvl w:ilvl="1" w:tentative="1">
+      <w:start w:val="1"/>
+      <w:numFmt w:val="decimal"/>
+      <w:lvlText w:val="%2."/>
+      <w:lvlJc w:val="left"/>
+      <w:pPr>
+        <w:tabs>
+          <w:tab w:val="num" w:pos="1440"/>
+        </w:tabs>
+        <w:ind w:left="1440" w:hanging="360"/>
+      </w:pPr>
+    </w:lvl>
+    <w:lvl w:ilvl="2" w:tentative="1">
+      <w:start w:val="1"/>
+      <w:numFmt w:val="decimal"/>
+      <w:lvlText w:val="%3."/>
+      <w:lvlJc w:val="left"/>
+      <w:pPr>
+        <w:tabs>
+          <w:tab w:val="num" w:pos="2160"/>
+        </w:tabs>
+        <w:ind w:left="2160" w:hanging="360"/>
+      </w:pPr>
+    </w:lvl>
+    <w:lvl w:ilvl="3" w:tentative="1">
+      <w:start w:val="1"/>
+      <w:numFmt w:val="decimal"/>
+      <w:lvlText w:val="%4."/>
+      <w:lvlJc w:val="left"/>
+      <w:pPr>
+        <w:tabs>
+          <w:tab w:val="num" w:pos="2880"/>
+        </w:tabs>
+        <w:ind w:left="2880" w:hanging="360"/>
+      </w:pPr>
+    </w:lvl>
+    <w:lvl w:ilvl="4" w:tentative="1">
+      <w:start w:val="1"/>
+      <w:numFmt w:val="decimal"/>
+      <w:lvlText w:val="%5."/>
+      <w:lvlJc w:val="left"/>
+      <w:pPr>
+        <w:tabs>
+          <w:tab w:val="num" w:pos="3600"/>
+        </w:tabs>
+        <w:ind w:left="3600" w:hanging="360"/>
+      </w:pPr>
+    </w:lvl>
+    <w:lvl w:ilvl="5" w:tentative="1">
+      <w:start w:val="1"/>
+      <w:numFmt w:val="decimal"/>
+      <w:lvlText w:val="%6."/>
+      <w:lvlJc w:val="left"/>
+      <w:pPr>
+        <w:tabs>
+          <w:tab w:val="num" w:pos="4320"/>
+        </w:tabs>
+        <w:ind w:left="4320" w:hanging="360"/>
+      </w:pPr>
+    </w:lvl>
+    <w:lvl w:ilvl="6" w:tentative="1">
+      <w:start w:val="1"/>
+      <w:numFmt w:val="decimal"/>
+      <w:lvlText w:val="%7."/>
+      <w:lvlJc w:val="left"/>
+      <w:pPr>
+        <w:tabs>
+          <w:tab w:val="num" w:pos="5040"/>
+        </w:tabs>
+        <w:ind w:left="5040" w:hanging="360"/>
+      </w:pPr>
+    </w:lvl>
+    <w:lvl w:ilvl="7" w:tentative="1">
+      <w:start w:val="1"/>
+      <w:numFmt w:val="decimal"/>
+      <w:lvlText w:val="%8."/>
+      <w:lvlJc w:val="left"/>
+      <w:pPr>
+        <w:tabs>
+          <w:tab w:val="num" w:pos="5760"/>
+        </w:tabs>
+        <w:ind w:left="5760" w:hanging="360"/>
+      </w:pPr>
+    </w:lvl>
+    <w:lvl w:ilvl="8" w:tentative="1">
+      <w:start w:val="1"/>
+      <w:numFmt w:val="decimal"/>
+      <w:lvlText w:val="%9."/>
+      <w:lvlJc w:val="left"/>
+      <w:pPr>
+        <w:tabs>
+          <w:tab w:val="num" w:pos="6480"/>
+        </w:tabs>
+        <w:ind w:left="6480" w:hanging="360"/>
+      </w:pPr>
+    </w:lvl>
+  </w:abstractNum>
+  <w:abstractNum w:abstractNumId="13" w15:restartNumberingAfterBreak="0">
+    <w:nsid w:val="48DC633D"/>
+    <w:multiLevelType w:val="hybridMultilevel"/>
+    <w:tmpl w:val="6098161C"/>
+    <w:lvl w:ilvl="0" w:tplc="FFFFFFFF">
+      <w:start w:val="1"/>
+      <w:numFmt w:val="decimal"/>
+      <w:lvlText w:val="%1."/>
+      <w:lvlJc w:val="left"/>
+      <w:pPr>
+        <w:ind w:left="720" w:hanging="360"/>
+      </w:pPr>
+      <w:rPr>
+        <w:rFonts w:hint="default"/>
+      </w:rPr>
+    </w:lvl>
+    <w:lvl w:ilvl="1" w:tplc="FFFFFFFF" w:tentative="1">
+      <w:start w:val="1"/>
+      <w:numFmt w:val="lowerLetter"/>
+      <w:lvlText w:val="%2."/>
+      <w:lvlJc w:val="left"/>
+      <w:pPr>
+        <w:ind w:left="1440" w:hanging="360"/>
+      </w:pPr>
+    </w:lvl>
+    <w:lvl w:ilvl="2" w:tplc="FFFFFFFF" w:tentative="1">
+      <w:start w:val="1"/>
+      <w:numFmt w:val="lowerRoman"/>
+      <w:lvlText w:val="%3."/>
+      <w:lvlJc w:val="right"/>
+      <w:pPr>
+        <w:ind w:left="2160" w:hanging="180"/>
+      </w:pPr>
+    </w:lvl>
+    <w:lvl w:ilvl="3" w:tplc="FFFFFFFF" w:tentative="1">
+      <w:start w:val="1"/>
+      <w:numFmt w:val="decimal"/>
+      <w:lvlText w:val="%4."/>
+      <w:lvlJc w:val="left"/>
+      <w:pPr>
+        <w:ind w:left="2880" w:hanging="360"/>
+      </w:pPr>
+    </w:lvl>
+    <w:lvl w:ilvl="4" w:tplc="FFFFFFFF" w:tentative="1">
+      <w:start w:val="1"/>
+      <w:numFmt w:val="lowerLetter"/>
+      <w:lvlText w:val="%5."/>
+      <w:lvlJc w:val="left"/>
+      <w:pPr>
+        <w:ind w:left="3600" w:hanging="360"/>
+      </w:pPr>
+    </w:lvl>
+    <w:lvl w:ilvl="5" w:tplc="FFFFFFFF" w:tentative="1">
+      <w:start w:val="1"/>
+      <w:numFmt w:val="lowerRoman"/>
+      <w:lvlText w:val="%6."/>
+      <w:lvlJc w:val="right"/>
+      <w:pPr>
+        <w:ind w:left="4320" w:hanging="180"/>
+      </w:pPr>
+    </w:lvl>
+    <w:lvl w:ilvl="6" w:tplc="FFFFFFFF" w:tentative="1">
+      <w:start w:val="1"/>
+      <w:numFmt w:val="decimal"/>
+      <w:lvlText w:val="%7."/>
+      <w:lvlJc w:val="left"/>
+      <w:pPr>
+        <w:ind w:left="5040" w:hanging="360"/>
+      </w:pPr>
+    </w:lvl>
+    <w:lvl w:ilvl="7" w:tplc="FFFFFFFF" w:tentative="1">
+      <w:start w:val="1"/>
+      <w:numFmt w:val="lowerLetter"/>
+      <w:lvlText w:val="%8."/>
+      <w:lvlJc w:val="left"/>
+      <w:pPr>
+        <w:ind w:left="5760" w:hanging="360"/>
+      </w:pPr>
+    </w:lvl>
+    <w:lvl w:ilvl="8" w:tplc="FFFFFFFF" w:tentative="1">
+      <w:start w:val="1"/>
+      <w:numFmt w:val="lowerRoman"/>
+      <w:lvlText w:val="%9."/>
+      <w:lvlJc w:val="right"/>
+      <w:pPr>
+        <w:ind w:left="6480" w:hanging="180"/>
+      </w:pPr>
+    </w:lvl>
+  </w:abstractNum>
   <w:abstractNum w:abstractNumId="14" w15:restartNumberingAfterBreak="0">
-    <w:nsid w:val="6EE46C92"/>
+    <w:nsid w:val="5C69643C"/>
     <w:multiLevelType w:val="multilevel"/>
-    <w:tmpl w:val="CB88C1FE"/>
+    <w:tmpl w:val="38C6573A"/>
     <w:lvl w:ilvl="0">
       <w:start w:val="1"/>
       <w:numFmt w:val="bullet"/>
@@ -13486,9 +20079,9 @@
     </w:lvl>
   </w:abstractNum>
   <w:abstractNum w:abstractNumId="15" w15:restartNumberingAfterBreak="0">
-    <w:nsid w:val="704B40A4"/>
+    <w:nsid w:val="665F1904"/>
     <w:multiLevelType w:val="multilevel"/>
-    <w:tmpl w:val="17A0B4EE"/>
+    <w:tmpl w:val="CC880A76"/>
     <w:lvl w:ilvl="0">
       <w:start w:val="1"/>
       <w:numFmt w:val="decimal"/>
@@ -13599,9 +20192,9 @@
     </w:lvl>
   </w:abstractNum>
   <w:abstractNum w:abstractNumId="16" w15:restartNumberingAfterBreak="0">
-    <w:nsid w:val="7362476D"/>
+    <w:nsid w:val="6E980693"/>
     <w:multiLevelType w:val="multilevel"/>
-    <w:tmpl w:val="ADEE2968"/>
+    <w:tmpl w:val="A65C93D8"/>
     <w:lvl w:ilvl="0">
       <w:start w:val="1"/>
       <w:numFmt w:val="decimal"/>
@@ -13712,122 +20305,9 @@
     </w:lvl>
   </w:abstractNum>
   <w:abstractNum w:abstractNumId="17" w15:restartNumberingAfterBreak="0">
-    <w:nsid w:val="743D0EA8"/>
+    <w:nsid w:val="6EE46C92"/>
     <w:multiLevelType w:val="multilevel"/>
-    <w:tmpl w:val="E62E3A6A"/>
-    <w:lvl w:ilvl="0">
-      <w:start w:val="1"/>
-      <w:numFmt w:val="decimal"/>
-      <w:lvlText w:val="%1."/>
-      <w:lvlJc w:val="left"/>
-      <w:pPr>
-        <w:tabs>
-          <w:tab w:val="num" w:pos="720"/>
-        </w:tabs>
-        <w:ind w:left="720" w:hanging="360"/>
-      </w:pPr>
-    </w:lvl>
-    <w:lvl w:ilvl="1" w:tentative="1">
-      <w:start w:val="1"/>
-      <w:numFmt w:val="decimal"/>
-      <w:lvlText w:val="%2."/>
-      <w:lvlJc w:val="left"/>
-      <w:pPr>
-        <w:tabs>
-          <w:tab w:val="num" w:pos="1440"/>
-        </w:tabs>
-        <w:ind w:left="1440" w:hanging="360"/>
-      </w:pPr>
-    </w:lvl>
-    <w:lvl w:ilvl="2" w:tentative="1">
-      <w:start w:val="1"/>
-      <w:numFmt w:val="decimal"/>
-      <w:lvlText w:val="%3."/>
-      <w:lvlJc w:val="left"/>
-      <w:pPr>
-        <w:tabs>
-          <w:tab w:val="num" w:pos="2160"/>
-        </w:tabs>
-        <w:ind w:left="2160" w:hanging="360"/>
-      </w:pPr>
-    </w:lvl>
-    <w:lvl w:ilvl="3" w:tentative="1">
-      <w:start w:val="1"/>
-      <w:numFmt w:val="decimal"/>
-      <w:lvlText w:val="%4."/>
-      <w:lvlJc w:val="left"/>
-      <w:pPr>
-        <w:tabs>
-          <w:tab w:val="num" w:pos="2880"/>
-        </w:tabs>
-        <w:ind w:left="2880" w:hanging="360"/>
-      </w:pPr>
-    </w:lvl>
-    <w:lvl w:ilvl="4" w:tentative="1">
-      <w:start w:val="1"/>
-      <w:numFmt w:val="decimal"/>
-      <w:lvlText w:val="%5."/>
-      <w:lvlJc w:val="left"/>
-      <w:pPr>
-        <w:tabs>
-          <w:tab w:val="num" w:pos="3600"/>
-        </w:tabs>
-        <w:ind w:left="3600" w:hanging="360"/>
-      </w:pPr>
-    </w:lvl>
-    <w:lvl w:ilvl="5" w:tentative="1">
-      <w:start w:val="1"/>
-      <w:numFmt w:val="decimal"/>
-      <w:lvlText w:val="%6."/>
-      <w:lvlJc w:val="left"/>
-      <w:pPr>
-        <w:tabs>
-          <w:tab w:val="num" w:pos="4320"/>
-        </w:tabs>
-        <w:ind w:left="4320" w:hanging="360"/>
-      </w:pPr>
-    </w:lvl>
-    <w:lvl w:ilvl="6" w:tentative="1">
-      <w:start w:val="1"/>
-      <w:numFmt w:val="decimal"/>
-      <w:lvlText w:val="%7."/>
-      <w:lvlJc w:val="left"/>
-      <w:pPr>
-        <w:tabs>
-          <w:tab w:val="num" w:pos="5040"/>
-        </w:tabs>
-        <w:ind w:left="5040" w:hanging="360"/>
-      </w:pPr>
-    </w:lvl>
-    <w:lvl w:ilvl="7" w:tentative="1">
-      <w:start w:val="1"/>
-      <w:numFmt w:val="decimal"/>
-      <w:lvlText w:val="%8."/>
-      <w:lvlJc w:val="left"/>
-      <w:pPr>
-        <w:tabs>
-          <w:tab w:val="num" w:pos="5760"/>
-        </w:tabs>
-        <w:ind w:left="5760" w:hanging="360"/>
-      </w:pPr>
-    </w:lvl>
-    <w:lvl w:ilvl="8" w:tentative="1">
-      <w:start w:val="1"/>
-      <w:numFmt w:val="decimal"/>
-      <w:lvlText w:val="%9."/>
-      <w:lvlJc w:val="left"/>
-      <w:pPr>
-        <w:tabs>
-          <w:tab w:val="num" w:pos="6480"/>
-        </w:tabs>
-        <w:ind w:left="6480" w:hanging="360"/>
-      </w:pPr>
-    </w:lvl>
-  </w:abstractNum>
-  <w:abstractNum w:abstractNumId="18" w15:restartNumberingAfterBreak="0">
-    <w:nsid w:val="756A4382"/>
-    <w:multiLevelType w:val="multilevel"/>
-    <w:tmpl w:val="3FCE3E50"/>
+    <w:tmpl w:val="CB88C1FE"/>
     <w:lvl w:ilvl="0">
       <w:start w:val="1"/>
       <w:numFmt w:val="bullet"/>
@@ -13973,7 +20453,495 @@
       </w:rPr>
     </w:lvl>
   </w:abstractNum>
+  <w:abstractNum w:abstractNumId="18" w15:restartNumberingAfterBreak="0">
+    <w:nsid w:val="704B40A4"/>
+    <w:multiLevelType w:val="multilevel"/>
+    <w:tmpl w:val="17A0B4EE"/>
+    <w:lvl w:ilvl="0">
+      <w:start w:val="1"/>
+      <w:numFmt w:val="decimal"/>
+      <w:lvlText w:val="%1."/>
+      <w:lvlJc w:val="left"/>
+      <w:pPr>
+        <w:tabs>
+          <w:tab w:val="num" w:pos="720"/>
+        </w:tabs>
+        <w:ind w:left="720" w:hanging="360"/>
+      </w:pPr>
+    </w:lvl>
+    <w:lvl w:ilvl="1" w:tentative="1">
+      <w:start w:val="1"/>
+      <w:numFmt w:val="decimal"/>
+      <w:lvlText w:val="%2."/>
+      <w:lvlJc w:val="left"/>
+      <w:pPr>
+        <w:tabs>
+          <w:tab w:val="num" w:pos="1440"/>
+        </w:tabs>
+        <w:ind w:left="1440" w:hanging="360"/>
+      </w:pPr>
+    </w:lvl>
+    <w:lvl w:ilvl="2" w:tentative="1">
+      <w:start w:val="1"/>
+      <w:numFmt w:val="decimal"/>
+      <w:lvlText w:val="%3."/>
+      <w:lvlJc w:val="left"/>
+      <w:pPr>
+        <w:tabs>
+          <w:tab w:val="num" w:pos="2160"/>
+        </w:tabs>
+        <w:ind w:left="2160" w:hanging="360"/>
+      </w:pPr>
+    </w:lvl>
+    <w:lvl w:ilvl="3" w:tentative="1">
+      <w:start w:val="1"/>
+      <w:numFmt w:val="decimal"/>
+      <w:lvlText w:val="%4."/>
+      <w:lvlJc w:val="left"/>
+      <w:pPr>
+        <w:tabs>
+          <w:tab w:val="num" w:pos="2880"/>
+        </w:tabs>
+        <w:ind w:left="2880" w:hanging="360"/>
+      </w:pPr>
+    </w:lvl>
+    <w:lvl w:ilvl="4" w:tentative="1">
+      <w:start w:val="1"/>
+      <w:numFmt w:val="decimal"/>
+      <w:lvlText w:val="%5."/>
+      <w:lvlJc w:val="left"/>
+      <w:pPr>
+        <w:tabs>
+          <w:tab w:val="num" w:pos="3600"/>
+        </w:tabs>
+        <w:ind w:left="3600" w:hanging="360"/>
+      </w:pPr>
+    </w:lvl>
+    <w:lvl w:ilvl="5" w:tentative="1">
+      <w:start w:val="1"/>
+      <w:numFmt w:val="decimal"/>
+      <w:lvlText w:val="%6."/>
+      <w:lvlJc w:val="left"/>
+      <w:pPr>
+        <w:tabs>
+          <w:tab w:val="num" w:pos="4320"/>
+        </w:tabs>
+        <w:ind w:left="4320" w:hanging="360"/>
+      </w:pPr>
+    </w:lvl>
+    <w:lvl w:ilvl="6" w:tentative="1">
+      <w:start w:val="1"/>
+      <w:numFmt w:val="decimal"/>
+      <w:lvlText w:val="%7."/>
+      <w:lvlJc w:val="left"/>
+      <w:pPr>
+        <w:tabs>
+          <w:tab w:val="num" w:pos="5040"/>
+        </w:tabs>
+        <w:ind w:left="5040" w:hanging="360"/>
+      </w:pPr>
+    </w:lvl>
+    <w:lvl w:ilvl="7" w:tentative="1">
+      <w:start w:val="1"/>
+      <w:numFmt w:val="decimal"/>
+      <w:lvlText w:val="%8."/>
+      <w:lvlJc w:val="left"/>
+      <w:pPr>
+        <w:tabs>
+          <w:tab w:val="num" w:pos="5760"/>
+        </w:tabs>
+        <w:ind w:left="5760" w:hanging="360"/>
+      </w:pPr>
+    </w:lvl>
+    <w:lvl w:ilvl="8" w:tentative="1">
+      <w:start w:val="1"/>
+      <w:numFmt w:val="decimal"/>
+      <w:lvlText w:val="%9."/>
+      <w:lvlJc w:val="left"/>
+      <w:pPr>
+        <w:tabs>
+          <w:tab w:val="num" w:pos="6480"/>
+        </w:tabs>
+        <w:ind w:left="6480" w:hanging="360"/>
+      </w:pPr>
+    </w:lvl>
+  </w:abstractNum>
   <w:abstractNum w:abstractNumId="19" w15:restartNumberingAfterBreak="0">
+    <w:nsid w:val="7362476D"/>
+    <w:multiLevelType w:val="multilevel"/>
+    <w:tmpl w:val="ADEE2968"/>
+    <w:lvl w:ilvl="0">
+      <w:start w:val="1"/>
+      <w:numFmt w:val="decimal"/>
+      <w:lvlText w:val="%1."/>
+      <w:lvlJc w:val="left"/>
+      <w:pPr>
+        <w:tabs>
+          <w:tab w:val="num" w:pos="720"/>
+        </w:tabs>
+        <w:ind w:left="720" w:hanging="360"/>
+      </w:pPr>
+    </w:lvl>
+    <w:lvl w:ilvl="1" w:tentative="1">
+      <w:start w:val="1"/>
+      <w:numFmt w:val="decimal"/>
+      <w:lvlText w:val="%2."/>
+      <w:lvlJc w:val="left"/>
+      <w:pPr>
+        <w:tabs>
+          <w:tab w:val="num" w:pos="1440"/>
+        </w:tabs>
+        <w:ind w:left="1440" w:hanging="360"/>
+      </w:pPr>
+    </w:lvl>
+    <w:lvl w:ilvl="2" w:tentative="1">
+      <w:start w:val="1"/>
+      <w:numFmt w:val="decimal"/>
+      <w:lvlText w:val="%3."/>
+      <w:lvlJc w:val="left"/>
+      <w:pPr>
+        <w:tabs>
+          <w:tab w:val="num" w:pos="2160"/>
+        </w:tabs>
+        <w:ind w:left="2160" w:hanging="360"/>
+      </w:pPr>
+    </w:lvl>
+    <w:lvl w:ilvl="3" w:tentative="1">
+      <w:start w:val="1"/>
+      <w:numFmt w:val="decimal"/>
+      <w:lvlText w:val="%4."/>
+      <w:lvlJc w:val="left"/>
+      <w:pPr>
+        <w:tabs>
+          <w:tab w:val="num" w:pos="2880"/>
+        </w:tabs>
+        <w:ind w:left="2880" w:hanging="360"/>
+      </w:pPr>
+    </w:lvl>
+    <w:lvl w:ilvl="4" w:tentative="1">
+      <w:start w:val="1"/>
+      <w:numFmt w:val="decimal"/>
+      <w:lvlText w:val="%5."/>
+      <w:lvlJc w:val="left"/>
+      <w:pPr>
+        <w:tabs>
+          <w:tab w:val="num" w:pos="3600"/>
+        </w:tabs>
+        <w:ind w:left="3600" w:hanging="360"/>
+      </w:pPr>
+    </w:lvl>
+    <w:lvl w:ilvl="5" w:tentative="1">
+      <w:start w:val="1"/>
+      <w:numFmt w:val="decimal"/>
+      <w:lvlText w:val="%6."/>
+      <w:lvlJc w:val="left"/>
+      <w:pPr>
+        <w:tabs>
+          <w:tab w:val="num" w:pos="4320"/>
+        </w:tabs>
+        <w:ind w:left="4320" w:hanging="360"/>
+      </w:pPr>
+    </w:lvl>
+    <w:lvl w:ilvl="6" w:tentative="1">
+      <w:start w:val="1"/>
+      <w:numFmt w:val="decimal"/>
+      <w:lvlText w:val="%7."/>
+      <w:lvlJc w:val="left"/>
+      <w:pPr>
+        <w:tabs>
+          <w:tab w:val="num" w:pos="5040"/>
+        </w:tabs>
+        <w:ind w:left="5040" w:hanging="360"/>
+      </w:pPr>
+    </w:lvl>
+    <w:lvl w:ilvl="7" w:tentative="1">
+      <w:start w:val="1"/>
+      <w:numFmt w:val="decimal"/>
+      <w:lvlText w:val="%8."/>
+      <w:lvlJc w:val="left"/>
+      <w:pPr>
+        <w:tabs>
+          <w:tab w:val="num" w:pos="5760"/>
+        </w:tabs>
+        <w:ind w:left="5760" w:hanging="360"/>
+      </w:pPr>
+    </w:lvl>
+    <w:lvl w:ilvl="8" w:tentative="1">
+      <w:start w:val="1"/>
+      <w:numFmt w:val="decimal"/>
+      <w:lvlText w:val="%9."/>
+      <w:lvlJc w:val="left"/>
+      <w:pPr>
+        <w:tabs>
+          <w:tab w:val="num" w:pos="6480"/>
+        </w:tabs>
+        <w:ind w:left="6480" w:hanging="360"/>
+      </w:pPr>
+    </w:lvl>
+  </w:abstractNum>
+  <w:abstractNum w:abstractNumId="20" w15:restartNumberingAfterBreak="0">
+    <w:nsid w:val="743D0EA8"/>
+    <w:multiLevelType w:val="multilevel"/>
+    <w:tmpl w:val="E62E3A6A"/>
+    <w:lvl w:ilvl="0">
+      <w:start w:val="1"/>
+      <w:numFmt w:val="decimal"/>
+      <w:lvlText w:val="%1."/>
+      <w:lvlJc w:val="left"/>
+      <w:pPr>
+        <w:tabs>
+          <w:tab w:val="num" w:pos="720"/>
+        </w:tabs>
+        <w:ind w:left="720" w:hanging="360"/>
+      </w:pPr>
+    </w:lvl>
+    <w:lvl w:ilvl="1" w:tentative="1">
+      <w:start w:val="1"/>
+      <w:numFmt w:val="decimal"/>
+      <w:lvlText w:val="%2."/>
+      <w:lvlJc w:val="left"/>
+      <w:pPr>
+        <w:tabs>
+          <w:tab w:val="num" w:pos="1440"/>
+        </w:tabs>
+        <w:ind w:left="1440" w:hanging="360"/>
+      </w:pPr>
+    </w:lvl>
+    <w:lvl w:ilvl="2" w:tentative="1">
+      <w:start w:val="1"/>
+      <w:numFmt w:val="decimal"/>
+      <w:lvlText w:val="%3."/>
+      <w:lvlJc w:val="left"/>
+      <w:pPr>
+        <w:tabs>
+          <w:tab w:val="num" w:pos="2160"/>
+        </w:tabs>
+        <w:ind w:left="2160" w:hanging="360"/>
+      </w:pPr>
+    </w:lvl>
+    <w:lvl w:ilvl="3" w:tentative="1">
+      <w:start w:val="1"/>
+      <w:numFmt w:val="decimal"/>
+      <w:lvlText w:val="%4."/>
+      <w:lvlJc w:val="left"/>
+      <w:pPr>
+        <w:tabs>
+          <w:tab w:val="num" w:pos="2880"/>
+        </w:tabs>
+        <w:ind w:left="2880" w:hanging="360"/>
+      </w:pPr>
+    </w:lvl>
+    <w:lvl w:ilvl="4" w:tentative="1">
+      <w:start w:val="1"/>
+      <w:numFmt w:val="decimal"/>
+      <w:lvlText w:val="%5."/>
+      <w:lvlJc w:val="left"/>
+      <w:pPr>
+        <w:tabs>
+          <w:tab w:val="num" w:pos="3600"/>
+        </w:tabs>
+        <w:ind w:left="3600" w:hanging="360"/>
+      </w:pPr>
+    </w:lvl>
+    <w:lvl w:ilvl="5" w:tentative="1">
+      <w:start w:val="1"/>
+      <w:numFmt w:val="decimal"/>
+      <w:lvlText w:val="%6."/>
+      <w:lvlJc w:val="left"/>
+      <w:pPr>
+        <w:tabs>
+          <w:tab w:val="num" w:pos="4320"/>
+        </w:tabs>
+        <w:ind w:left="4320" w:hanging="360"/>
+      </w:pPr>
+    </w:lvl>
+    <w:lvl w:ilvl="6" w:tentative="1">
+      <w:start w:val="1"/>
+      <w:numFmt w:val="decimal"/>
+      <w:lvlText w:val="%7."/>
+      <w:lvlJc w:val="left"/>
+      <w:pPr>
+        <w:tabs>
+          <w:tab w:val="num" w:pos="5040"/>
+        </w:tabs>
+        <w:ind w:left="5040" w:hanging="360"/>
+      </w:pPr>
+    </w:lvl>
+    <w:lvl w:ilvl="7" w:tentative="1">
+      <w:start w:val="1"/>
+      <w:numFmt w:val="decimal"/>
+      <w:lvlText w:val="%8."/>
+      <w:lvlJc w:val="left"/>
+      <w:pPr>
+        <w:tabs>
+          <w:tab w:val="num" w:pos="5760"/>
+        </w:tabs>
+        <w:ind w:left="5760" w:hanging="360"/>
+      </w:pPr>
+    </w:lvl>
+    <w:lvl w:ilvl="8" w:tentative="1">
+      <w:start w:val="1"/>
+      <w:numFmt w:val="decimal"/>
+      <w:lvlText w:val="%9."/>
+      <w:lvlJc w:val="left"/>
+      <w:pPr>
+        <w:tabs>
+          <w:tab w:val="num" w:pos="6480"/>
+        </w:tabs>
+        <w:ind w:left="6480" w:hanging="360"/>
+      </w:pPr>
+    </w:lvl>
+  </w:abstractNum>
+  <w:abstractNum w:abstractNumId="21" w15:restartNumberingAfterBreak="0">
+    <w:nsid w:val="756A4382"/>
+    <w:multiLevelType w:val="multilevel"/>
+    <w:tmpl w:val="3FCE3E50"/>
+    <w:lvl w:ilvl="0">
+      <w:start w:val="1"/>
+      <w:numFmt w:val="bullet"/>
+      <w:lvlText w:val=""/>
+      <w:lvlJc w:val="left"/>
+      <w:pPr>
+        <w:tabs>
+          <w:tab w:val="num" w:pos="720"/>
+        </w:tabs>
+        <w:ind w:left="720" w:hanging="360"/>
+      </w:pPr>
+      <w:rPr>
+        <w:rFonts w:ascii="Symbol" w:hAnsi="Symbol" w:hint="default"/>
+        <w:sz w:val="20"/>
+      </w:rPr>
+    </w:lvl>
+    <w:lvl w:ilvl="1" w:tentative="1">
+      <w:start w:val="1"/>
+      <w:numFmt w:val="bullet"/>
+      <w:lvlText w:val="o"/>
+      <w:lvlJc w:val="left"/>
+      <w:pPr>
+        <w:tabs>
+          <w:tab w:val="num" w:pos="1440"/>
+        </w:tabs>
+        <w:ind w:left="1440" w:hanging="360"/>
+      </w:pPr>
+      <w:rPr>
+        <w:rFonts w:ascii="Courier New" w:hAnsi="Courier New" w:hint="default"/>
+        <w:sz w:val="20"/>
+      </w:rPr>
+    </w:lvl>
+    <w:lvl w:ilvl="2" w:tentative="1">
+      <w:start w:val="1"/>
+      <w:numFmt w:val="bullet"/>
+      <w:lvlText w:val=""/>
+      <w:lvlJc w:val="left"/>
+      <w:pPr>
+        <w:tabs>
+          <w:tab w:val="num" w:pos="2160"/>
+        </w:tabs>
+        <w:ind w:left="2160" w:hanging="360"/>
+      </w:pPr>
+      <w:rPr>
+        <w:rFonts w:ascii="Wingdings" w:hAnsi="Wingdings" w:hint="default"/>
+        <w:sz w:val="20"/>
+      </w:rPr>
+    </w:lvl>
+    <w:lvl w:ilvl="3" w:tentative="1">
+      <w:start w:val="1"/>
+      <w:numFmt w:val="bullet"/>
+      <w:lvlText w:val=""/>
+      <w:lvlJc w:val="left"/>
+      <w:pPr>
+        <w:tabs>
+          <w:tab w:val="num" w:pos="2880"/>
+        </w:tabs>
+        <w:ind w:left="2880" w:hanging="360"/>
+      </w:pPr>
+      <w:rPr>
+        <w:rFonts w:ascii="Wingdings" w:hAnsi="Wingdings" w:hint="default"/>
+        <w:sz w:val="20"/>
+      </w:rPr>
+    </w:lvl>
+    <w:lvl w:ilvl="4" w:tentative="1">
+      <w:start w:val="1"/>
+      <w:numFmt w:val="bullet"/>
+      <w:lvlText w:val=""/>
+      <w:lvlJc w:val="left"/>
+      <w:pPr>
+        <w:tabs>
+          <w:tab w:val="num" w:pos="3600"/>
+        </w:tabs>
+        <w:ind w:left="3600" w:hanging="360"/>
+      </w:pPr>
+      <w:rPr>
+        <w:rFonts w:ascii="Wingdings" w:hAnsi="Wingdings" w:hint="default"/>
+        <w:sz w:val="20"/>
+      </w:rPr>
+    </w:lvl>
+    <w:lvl w:ilvl="5" w:tentative="1">
+      <w:start w:val="1"/>
+      <w:numFmt w:val="bullet"/>
+      <w:lvlText w:val=""/>
+      <w:lvlJc w:val="left"/>
+      <w:pPr>
+        <w:tabs>
+          <w:tab w:val="num" w:pos="4320"/>
+        </w:tabs>
+        <w:ind w:left="4320" w:hanging="360"/>
+      </w:pPr>
+      <w:rPr>
+        <w:rFonts w:ascii="Wingdings" w:hAnsi="Wingdings" w:hint="default"/>
+        <w:sz w:val="20"/>
+      </w:rPr>
+    </w:lvl>
+    <w:lvl w:ilvl="6" w:tentative="1">
+      <w:start w:val="1"/>
+      <w:numFmt w:val="bullet"/>
+      <w:lvlText w:val=""/>
+      <w:lvlJc w:val="left"/>
+      <w:pPr>
+        <w:tabs>
+          <w:tab w:val="num" w:pos="5040"/>
+        </w:tabs>
+        <w:ind w:left="5040" w:hanging="360"/>
+      </w:pPr>
+      <w:rPr>
+        <w:rFonts w:ascii="Wingdings" w:hAnsi="Wingdings" w:hint="default"/>
+        <w:sz w:val="20"/>
+      </w:rPr>
+    </w:lvl>
+    <w:lvl w:ilvl="7" w:tentative="1">
+      <w:start w:val="1"/>
+      <w:numFmt w:val="bullet"/>
+      <w:lvlText w:val=""/>
+      <w:lvlJc w:val="left"/>
+      <w:pPr>
+        <w:tabs>
+          <w:tab w:val="num" w:pos="5760"/>
+        </w:tabs>
+        <w:ind w:left="5760" w:hanging="360"/>
+      </w:pPr>
+      <w:rPr>
+        <w:rFonts w:ascii="Wingdings" w:hAnsi="Wingdings" w:hint="default"/>
+        <w:sz w:val="20"/>
+      </w:rPr>
+    </w:lvl>
+    <w:lvl w:ilvl="8" w:tentative="1">
+      <w:start w:val="1"/>
+      <w:numFmt w:val="bullet"/>
+      <w:lvlText w:val=""/>
+      <w:lvlJc w:val="left"/>
+      <w:pPr>
+        <w:tabs>
+          <w:tab w:val="num" w:pos="6480"/>
+        </w:tabs>
+        <w:ind w:left="6480" w:hanging="360"/>
+      </w:pPr>
+      <w:rPr>
+        <w:rFonts w:ascii="Wingdings" w:hAnsi="Wingdings" w:hint="default"/>
+        <w:sz w:val="20"/>
+      </w:rPr>
+    </w:lvl>
+  </w:abstractNum>
+  <w:abstractNum w:abstractNumId="22" w15:restartNumberingAfterBreak="0">
     <w:nsid w:val="7B814DDA"/>
     <w:multiLevelType w:val="multilevel"/>
     <w:tmpl w:val="E22A1320"/>
@@ -14087,64 +21055,73 @@
     </w:lvl>
   </w:abstractNum>
   <w:num w:numId="1" w16cid:durableId="1562865485">
-    <w:abstractNumId w:val="8"/>
+    <w:abstractNumId w:val="11"/>
   </w:num>
   <w:num w:numId="2" w16cid:durableId="1795296281">
-    <w:abstractNumId w:val="11"/>
+    <w:abstractNumId w:val="14"/>
   </w:num>
   <w:num w:numId="3" w16cid:durableId="1718554324">
-    <w:abstractNumId w:val="10"/>
+    <w:abstractNumId w:val="13"/>
   </w:num>
   <w:num w:numId="4" w16cid:durableId="133257112">
-    <w:abstractNumId w:val="18"/>
+    <w:abstractNumId w:val="21"/>
   </w:num>
   <w:num w:numId="5" w16cid:durableId="1119762194">
-    <w:abstractNumId w:val="17"/>
+    <w:abstractNumId w:val="20"/>
   </w:num>
   <w:num w:numId="6" w16cid:durableId="468787800">
-    <w:abstractNumId w:val="13"/>
+    <w:abstractNumId w:val="16"/>
   </w:num>
   <w:num w:numId="7" w16cid:durableId="1142305875">
     <w:abstractNumId w:val="2"/>
   </w:num>
   <w:num w:numId="8" w16cid:durableId="1619950869">
-    <w:abstractNumId w:val="16"/>
+    <w:abstractNumId w:val="19"/>
   </w:num>
   <w:num w:numId="9" w16cid:durableId="1388337306">
-    <w:abstractNumId w:val="15"/>
+    <w:abstractNumId w:val="18"/>
   </w:num>
   <w:num w:numId="10" w16cid:durableId="1713456455">
-    <w:abstractNumId w:val="12"/>
+    <w:abstractNumId w:val="15"/>
   </w:num>
   <w:num w:numId="11" w16cid:durableId="729813877">
     <w:abstractNumId w:val="0"/>
   </w:num>
   <w:num w:numId="12" w16cid:durableId="1333289680">
-    <w:abstractNumId w:val="4"/>
+    <w:abstractNumId w:val="5"/>
   </w:num>
   <w:num w:numId="13" w16cid:durableId="251864300">
     <w:abstractNumId w:val="1"/>
   </w:num>
   <w:num w:numId="14" w16cid:durableId="1926257874">
-    <w:abstractNumId w:val="9"/>
+    <w:abstractNumId w:val="12"/>
   </w:num>
   <w:num w:numId="15" w16cid:durableId="472792594">
-    <w:abstractNumId w:val="7"/>
+    <w:abstractNumId w:val="10"/>
   </w:num>
   <w:num w:numId="16" w16cid:durableId="1883787463">
-    <w:abstractNumId w:val="14"/>
+    <w:abstractNumId w:val="17"/>
   </w:num>
   <w:num w:numId="17" w16cid:durableId="1034118174">
-    <w:abstractNumId w:val="5"/>
+    <w:abstractNumId w:val="6"/>
   </w:num>
   <w:num w:numId="18" w16cid:durableId="1206328588">
     <w:abstractNumId w:val="3"/>
   </w:num>
   <w:num w:numId="19" w16cid:durableId="397092142">
-    <w:abstractNumId w:val="19"/>
+    <w:abstractNumId w:val="22"/>
   </w:num>
   <w:num w:numId="20" w16cid:durableId="951325934">
-    <w:abstractNumId w:val="6"/>
+    <w:abstractNumId w:val="9"/>
+  </w:num>
+  <w:num w:numId="21" w16cid:durableId="1543320203">
+    <w:abstractNumId w:val="8"/>
+  </w:num>
+  <w:num w:numId="22" w16cid:durableId="1437872363">
+    <w:abstractNumId w:val="7"/>
+  </w:num>
+  <w:num w:numId="23" w16cid:durableId="43069575">
+    <w:abstractNumId w:val="4"/>
   </w:num>
 </w:numbering>
 </file>

--- a/7th Semester/CIT-411_Compiler Design & Automata Theory/Compiler mid.docx
+++ b/7th Semester/CIT-411_Compiler Design & Automata Theory/Compiler mid.docx
@@ -2345,21 +2345,7 @@
           <w:szCs w:val="48"/>
           <w14:ligatures w14:val="none"/>
         </w:rPr>
-        <w:t>Chapter 2: A Simp</w:t>
-      </w:r>
-      <w:bookmarkStart w:id="0" w:name="_GoBack"/>
-      <w:bookmarkEnd w:id="0"/>
-      <w:r>
-        <w:rPr>
-          <w:rFonts w:ascii="Times New Roman" w:hAnsi="Times New Roman" w:eastAsia="Times New Roman" w:cs="Times New Roman"/>
-          <w:b/>
-          <w:bCs/>
-          <w:kern w:val="36"/>
-          <w:sz w:val="48"/>
-          <w:szCs w:val="48"/>
-          <w14:ligatures w14:val="none"/>
-        </w:rPr>
-        <w:t>le Syntax-Directed Translator</w:t>
+        <w:t>Chapter 2: A Simple Syntax-Directed Translator</w:t>
       </w:r>
     </w:p>
     <w:p>
@@ -5674,6 +5660,8 @@
         </w:rPr>
         <w:t xml:space="preserve">. </w:t>
       </w:r>
+      <w:bookmarkStart w:id="0" w:name="_GoBack"/>
+      <w:bookmarkEnd w:id="0"/>
     </w:p>
     <w:p>
       <w:pPr>
@@ -5694,7 +5682,24 @@
           <w:kern w:val="0"/>
           <w14:ligatures w14:val="none"/>
         </w:rPr>
-        <w:t xml:space="preserve">One procedure is associated with each nonterminal. </w:t>
+        <w:t xml:space="preserve">One procedure is associated with each </w:t>
+      </w:r>
+      <w:r>
+        <w:rPr>
+          <w:rFonts w:ascii="Times New Roman" w:hAnsi="Times New Roman" w:eastAsia="Times New Roman" w:cs="Times New Roman"/>
+          <w:kern w:val="0"/>
+          <w:lang w:val="en-US"/>
+          <w14:ligatures w14:val="none"/>
+        </w:rPr>
+        <w:t>non-terminal</w:t>
+      </w:r>
+      <w:r>
+        <w:rPr>
+          <w:rFonts w:ascii="Times New Roman" w:hAnsi="Times New Roman" w:eastAsia="Times New Roman" w:cs="Times New Roman"/>
+          <w:kern w:val="0"/>
+          <w14:ligatures w14:val="none"/>
+        </w:rPr>
+        <w:t xml:space="preserve">. </w:t>
       </w:r>
     </w:p>
     <w:p>
@@ -15960,6 +15965,8 @@
                 </m:rPr>
                 <w:rPr>
                   <w:rFonts w:ascii="Times New Roman" w:hAnsi="Times New Roman" w:eastAsia="Times New Roman" w:cs="Times New Roman"/>
+                  <w:b w:val="0"/>
+                  <w:i w:val="0"/>
                   <w:kern w:val="0"/>
                   <w:sz w:val="28"/>
                   <w:szCs w:val="28"/>
@@ -16818,19 +16825,6 @@
               </m:ctrlPr>
             </m:sup>
           </m:sSup>
-          <m:r>
-            <m:rPr>
-              <m:sty m:val="p"/>
-            </m:rPr>
-            <w:rPr>
-              <w:rFonts w:ascii="Cambria Math" w:hAnsi="Cambria Math" w:eastAsia="Times New Roman" w:cs="Times New Roman"/>
-              <w:kern w:val="0"/>
-              <w:sz w:val="28"/>
-              <w:szCs w:val="28"/>
-              <w14:ligatures w14:val="none"/>
-            </w:rPr>
-            <w:br w:type="textWrapping"/>
-          </m:r>
         </m:oMath>
       </m:oMathPara>
     </w:p>
@@ -17020,19 +17014,6 @@
               </m:ctrlPr>
             </m:sup>
           </m:sSup>
-          <m:r>
-            <m:rPr>
-              <m:sty m:val="p"/>
-            </m:rPr>
-            <w:rPr>
-              <w:rFonts w:ascii="Cambria Math" w:hAnsi="Cambria Math" w:eastAsia="Times New Roman" w:cs="Times New Roman"/>
-              <w:kern w:val="0"/>
-              <w:sz w:val="28"/>
-              <w:szCs w:val="28"/>
-              <w14:ligatures w14:val="none"/>
-            </w:rPr>
-            <w:br w:type="textWrapping"/>
-          </m:r>
         </m:oMath>
       </m:oMathPara>
     </w:p>
@@ -17376,19 +17357,6 @@
               </m:ctrlPr>
             </m:sup>
           </m:sSup>
-          <m:r>
-            <m:rPr>
-              <m:sty m:val="p"/>
-            </m:rPr>
-            <w:rPr>
-              <w:rFonts w:ascii="Cambria Math" w:hAnsi="Cambria Math" w:eastAsia="Times New Roman" w:cs="Times New Roman"/>
-              <w:kern w:val="0"/>
-              <w:sz w:val="28"/>
-              <w:szCs w:val="28"/>
-              <w14:ligatures w14:val="none"/>
-            </w:rPr>
-            <w:br w:type="textWrapping"/>
-          </m:r>
         </m:oMath>
       </m:oMathPara>
     </w:p>
@@ -17612,19 +17580,6 @@
               </m:ctrlPr>
             </m:sup>
           </m:sSup>
-          <m:r>
-            <m:rPr>
-              <m:sty m:val="p"/>
-            </m:rPr>
-            <w:rPr>
-              <w:rFonts w:ascii="Cambria Math" w:hAnsi="Cambria Math" w:eastAsia="Times New Roman" w:cs="Times New Roman"/>
-              <w:kern w:val="0"/>
-              <w:sz w:val="28"/>
-              <w:szCs w:val="28"/>
-              <w14:ligatures w14:val="none"/>
-            </w:rPr>
-            <w:br w:type="textWrapping"/>
-          </m:r>
         </m:oMath>
       </m:oMathPara>
     </w:p>
@@ -17904,19 +17859,6 @@
             </w:rPr>
             <m:t>−2x−1&gt;0</m:t>
           </m:r>
-          <m:r>
-            <m:rPr>
-              <m:sty m:val="p"/>
-            </m:rPr>
-            <w:rPr>
-              <w:rFonts w:ascii="Cambria Math" w:hAnsi="Cambria Math" w:eastAsia="Times New Roman" w:cs="Times New Roman"/>
-              <w:kern w:val="0"/>
-              <w:sz w:val="28"/>
-              <w:szCs w:val="28"/>
-              <w14:ligatures w14:val="none"/>
-            </w:rPr>
-            <w:br w:type="textWrapping"/>
-          </m:r>
         </m:oMath>
       </m:oMathPara>
     </w:p>
@@ -18369,6 +18311,8 @@
                 </m:rPr>
                 <w:rPr>
                   <w:rFonts w:ascii="Times New Roman" w:hAnsi="Times New Roman" w:eastAsia="Times New Roman" w:cs="Times New Roman"/>
+                  <w:b w:val="0"/>
+                  <w:i w:val="0"/>
                   <w:kern w:val="0"/>
                   <w:sz w:val="28"/>
                   <w:szCs w:val="28"/>
